--- a/Mi proyecto de tesis.docx
+++ b/Mi proyecto de tesis.docx
@@ -3691,6 +3691,7 @@
             <w:docPart w:val="71B1873006894B24A084EB9B51A54F33"/>
           </w:placeholder>
         </w:sdtPr>
+        <w:sdtEndPr/>
         <w:sdtContent>
           <w:r>
             <w:rPr>
@@ -3708,15 +3709,7 @@
           <w:color w:val="000000"/>
           <w:lang w:eastAsia="es-PE"/>
         </w:rPr>
-        <w:t xml:space="preserve"> realizaron un estudio de caracterización morfológica y agronómica</w:t>
-      </w:r>
-      <w:r>
-        <w:rPr>
-          <w:rFonts w:cs="Times New Roman"/>
-          <w:color w:val="000000"/>
-          <w:lang w:eastAsia="es-PE"/>
-        </w:rPr>
-        <w:t xml:space="preserve"> en Lonya Chico</w:t>
+        <w:t xml:space="preserve"> realizaron un estudio de caracterización morfológica y agronómica en Lonya Chico</w:t>
       </w:r>
       <w:r>
         <w:rPr>
@@ -4011,6 +4004,15 @@
           <w:lang w:eastAsia="es-PE"/>
         </w:rPr>
       </w:pPr>
+    </w:p>
+    <w:p>
+      <w:pPr>
+        <w:rPr>
+          <w:rFonts w:cs="Times New Roman"/>
+          <w:color w:val="000000"/>
+          <w:lang w:eastAsia="es-PE"/>
+        </w:rPr>
+      </w:pPr>
       <w:r>
         <w:rPr>
           <w:rFonts w:cs="Times New Roman"/>
@@ -4081,16 +4083,7 @@
           <w:color w:val="000000"/>
           <w:lang w:eastAsia="es-PE"/>
         </w:rPr>
-        <w:t xml:space="preserve"> se cultiva en altitudes </w:t>
-      </w:r>
-      <w:r>
-        <w:rPr>
-          <w:rFonts w:cs="Times New Roman"/>
-          <w:color w:val="000000"/>
-          <w:lang w:eastAsia="es-PE"/>
-        </w:rPr>
-        <w:lastRenderedPageBreak/>
-        <w:t xml:space="preserve">de 2000 </w:t>
+        <w:t xml:space="preserve"> se cultiva en altitudes de 2000 </w:t>
       </w:r>
       <w:r>
         <w:rPr>
@@ -4194,25 +4187,7 @@
           <w:color w:val="000000"/>
           <w:lang w:eastAsia="es-PE"/>
         </w:rPr>
-        <w:t xml:space="preserve">se cultiva en el </w:t>
-      </w:r>
-      <w:proofErr w:type="gramStart"/>
-      <w:r>
-        <w:rPr>
-          <w:rFonts w:cs="Times New Roman"/>
-          <w:color w:val="000000"/>
-          <w:lang w:eastAsia="es-PE"/>
-        </w:rPr>
-        <w:t>sur  y</w:t>
-      </w:r>
-      <w:proofErr w:type="gramEnd"/>
-      <w:r>
-        <w:rPr>
-          <w:rFonts w:cs="Times New Roman"/>
-          <w:color w:val="000000"/>
-          <w:lang w:eastAsia="es-PE"/>
-        </w:rPr>
-        <w:t xml:space="preserve"> centro de Chile en zonas de baja altitud </w:t>
+        <w:t xml:space="preserve">se cultiva en el sur  y centro de Chile en zonas de baja altitud </w:t>
       </w:r>
       <w:sdt>
         <w:sdtPr>
@@ -4490,7 +4465,16 @@
           <w:color w:val="000000"/>
           <w:lang w:eastAsia="es-PE"/>
         </w:rPr>
-        <w:t xml:space="preserve">la colección central mundial de quinua de la Universidad Estatal de Washington, usaron 360 accesiones se hizo un DBCA con cuatro réplicas en dos invernaderos en Pullman, encontraron relaciones entre el rendimiento, el peso de mil semillas y el área de semilla, al </w:t>
+        <w:t xml:space="preserve">la colección central mundial de quinua de la Universidad Estatal de Washington, usaron 360 accesiones se hizo un DBCA con cuatro réplicas en dos invernaderos en Pullman, encontraron relaciones entre </w:t>
+      </w:r>
+      <w:r>
+        <w:rPr>
+          <w:rFonts w:cs="Times New Roman"/>
+          <w:color w:val="000000"/>
+          <w:lang w:eastAsia="es-PE"/>
+        </w:rPr>
+        <w:lastRenderedPageBreak/>
+        <w:t xml:space="preserve">el rendimiento, el peso de mil semillas y el área de semilla, al </w:t>
       </w:r>
       <w:r>
         <w:rPr>
@@ -4845,16 +4829,7 @@
           <w:color w:val="000000"/>
           <w:lang w:eastAsia="es-PE"/>
         </w:rPr>
-        <w:t xml:space="preserve"> a campo </w:t>
-      </w:r>
-      <w:r>
-        <w:rPr>
-          <w:rFonts w:cs="Times New Roman"/>
-          <w:color w:val="000000"/>
-          <w:lang w:eastAsia="es-PE"/>
-        </w:rPr>
-        <w:lastRenderedPageBreak/>
-        <w:t>abierto durante dos temporadas (2027 – 2018 y 2018 – 2019, de noviembre a abril), us</w:t>
+        <w:t xml:space="preserve"> a campo abierto durante dos temporadas (2027 – 2018 y 2018 – 2019, de noviembre a abril), us</w:t>
       </w:r>
       <w:r>
         <w:rPr>
@@ -5276,7 +5251,16 @@
           <w:color w:val="000000"/>
           <w:lang w:eastAsia="es-PE"/>
         </w:rPr>
-        <w:t xml:space="preserve"> y verde (10%), panojas de color verde (54%), púrpura (37%) y rojo (9%), y cuando estas alcanzaron la madures </w:t>
+        <w:t xml:space="preserve"> y verde (10%), panojas de color verde (54%), </w:t>
+      </w:r>
+      <w:r>
+        <w:rPr>
+          <w:rFonts w:cs="Times New Roman"/>
+          <w:color w:val="000000"/>
+          <w:lang w:eastAsia="es-PE"/>
+        </w:rPr>
+        <w:lastRenderedPageBreak/>
+        <w:t xml:space="preserve">púrpura (37%) y rojo (9%), y cuando estas alcanzaron la madures </w:t>
       </w:r>
       <w:r>
         <w:rPr>
@@ -5514,350 +5498,304 @@
       <w:pPr>
         <w:rPr>
           <w:rFonts w:cs="Times New Roman"/>
-          <w:color w:val="000000"/>
-          <w:lang w:eastAsia="es-PE"/>
-        </w:rPr>
-      </w:pPr>
-      <w:r>
-        <w:rPr>
-          <w:rFonts w:cs="Times New Roman"/>
-          <w:color w:val="000000"/>
-          <w:lang w:eastAsia="es-PE"/>
-        </w:rPr>
-        <w:t xml:space="preserve">En el Centro de Investigación </w:t>
-      </w:r>
-      <w:proofErr w:type="spellStart"/>
-      <w:r>
-        <w:rPr>
-          <w:rFonts w:cs="Times New Roman"/>
-          <w:color w:val="000000"/>
-          <w:lang w:eastAsia="es-PE"/>
-        </w:rPr>
-        <w:t>Kiphakiphani</w:t>
-      </w:r>
-      <w:proofErr w:type="spellEnd"/>
-      <w:r>
-        <w:rPr>
-          <w:rFonts w:cs="Times New Roman"/>
-          <w:color w:val="000000"/>
-          <w:lang w:eastAsia="es-PE"/>
-        </w:rPr>
-        <w:t xml:space="preserve"> (Bolivia) evaluaron las características fenológicas y agronómicas de la quinua silvestre, emplearon </w:t>
-      </w:r>
-      <w:r>
-        <w:rPr>
-          <w:rFonts w:cs="Times New Roman"/>
-          <w:color w:val="000000"/>
-          <w:lang w:eastAsia="es-PE"/>
-        </w:rPr>
-        <w:t xml:space="preserve">11 variedades silvestres (Jacha Grano, </w:t>
-      </w:r>
-      <w:r>
-        <w:rPr>
-          <w:rFonts w:cs="Times New Roman"/>
           <w:i/>
           <w:iCs/>
           <w:color w:val="000000"/>
-          <w:lang w:eastAsia="es-PE"/>
-        </w:rPr>
-        <w:t xml:space="preserve">Chenopodium </w:t>
-      </w:r>
-      <w:r>
-        <w:rPr>
-          <w:rFonts w:cs="Times New Roman"/>
-          <w:color w:val="000000"/>
-          <w:lang w:eastAsia="es-PE"/>
-        </w:rPr>
-        <w:t xml:space="preserve">spp, Escape 28-06-18, Ajara </w:t>
-      </w:r>
-      <w:proofErr w:type="spellStart"/>
-      <w:r>
-        <w:rPr>
-          <w:rFonts w:cs="Times New Roman"/>
-          <w:color w:val="000000"/>
-          <w:lang w:eastAsia="es-PE"/>
-        </w:rPr>
-        <w:t>Tarachullpa</w:t>
-      </w:r>
-      <w:proofErr w:type="spellEnd"/>
-      <w:r>
-        <w:rPr>
-          <w:rFonts w:cs="Times New Roman"/>
-          <w:color w:val="000000"/>
-          <w:lang w:eastAsia="es-PE"/>
-        </w:rPr>
-        <w:t xml:space="preserve"> rojo, Ajara 36 </w:t>
-      </w:r>
-      <w:proofErr w:type="spellStart"/>
-      <w:r>
-        <w:rPr>
-          <w:rFonts w:cs="Times New Roman"/>
-          <w:color w:val="000000"/>
-          <w:lang w:eastAsia="es-PE"/>
-        </w:rPr>
-        <w:t>Tarachullpa</w:t>
-      </w:r>
-      <w:proofErr w:type="spellEnd"/>
-      <w:r>
-        <w:rPr>
-          <w:rFonts w:cs="Times New Roman"/>
-          <w:color w:val="000000"/>
-          <w:lang w:eastAsia="es-PE"/>
-        </w:rPr>
-        <w:t xml:space="preserve"> </w:t>
-      </w:r>
-      <w:proofErr w:type="spellStart"/>
-      <w:r>
-        <w:rPr>
-          <w:rFonts w:cs="Times New Roman"/>
-          <w:color w:val="000000"/>
-          <w:lang w:eastAsia="es-PE"/>
-        </w:rPr>
-        <w:t>Orinoca</w:t>
-      </w:r>
-      <w:proofErr w:type="spellEnd"/>
-      <w:r>
-        <w:rPr>
-          <w:rFonts w:cs="Times New Roman"/>
-          <w:color w:val="000000"/>
-          <w:lang w:eastAsia="es-PE"/>
-        </w:rPr>
-        <w:t xml:space="preserve"> 2018</w:t>
-      </w:r>
-      <w:r>
-        <w:rPr>
-          <w:rFonts w:cs="Times New Roman"/>
-          <w:color w:val="000000"/>
-          <w:lang w:eastAsia="es-PE"/>
-        </w:rPr>
-        <w:t xml:space="preserve">, </w:t>
-      </w:r>
-      <w:r>
-        <w:rPr>
-          <w:rFonts w:cs="Times New Roman"/>
-          <w:color w:val="000000"/>
-          <w:lang w:eastAsia="es-PE"/>
-        </w:rPr>
-        <w:t xml:space="preserve">Ajara 12 </w:t>
-      </w:r>
-      <w:proofErr w:type="spellStart"/>
-      <w:r>
-        <w:rPr>
-          <w:rFonts w:cs="Times New Roman"/>
-          <w:color w:val="000000"/>
-          <w:lang w:eastAsia="es-PE"/>
-        </w:rPr>
-        <w:t>Lloco</w:t>
-      </w:r>
-      <w:proofErr w:type="spellEnd"/>
-      <w:r>
-        <w:rPr>
-          <w:rFonts w:cs="Times New Roman"/>
-          <w:color w:val="000000"/>
-          <w:lang w:eastAsia="es-PE"/>
-        </w:rPr>
-        <w:t xml:space="preserve"> púrpura 2018</w:t>
-      </w:r>
-      <w:r>
-        <w:rPr>
-          <w:rFonts w:cs="Times New Roman"/>
-          <w:color w:val="000000"/>
-          <w:lang w:eastAsia="es-PE"/>
-        </w:rPr>
-        <w:t xml:space="preserve">, </w:t>
-      </w:r>
-      <w:r>
-        <w:rPr>
-          <w:rFonts w:cs="Times New Roman"/>
-          <w:color w:val="000000"/>
-          <w:lang w:eastAsia="es-PE"/>
-        </w:rPr>
-        <w:t xml:space="preserve">Ajara 13 </w:t>
-      </w:r>
-      <w:proofErr w:type="spellStart"/>
-      <w:r>
-        <w:rPr>
-          <w:rFonts w:cs="Times New Roman"/>
-          <w:color w:val="000000"/>
-          <w:lang w:eastAsia="es-PE"/>
-        </w:rPr>
-        <w:t>Lloco</w:t>
-      </w:r>
-      <w:proofErr w:type="spellEnd"/>
-      <w:r>
-        <w:rPr>
-          <w:rFonts w:cs="Times New Roman"/>
-          <w:color w:val="000000"/>
-          <w:lang w:eastAsia="es-PE"/>
-        </w:rPr>
-        <w:t xml:space="preserve"> verde 201</w:t>
-      </w:r>
-      <w:r>
-        <w:rPr>
-          <w:rFonts w:cs="Times New Roman"/>
-          <w:color w:val="000000"/>
-          <w:lang w:eastAsia="es-PE"/>
-        </w:rPr>
-        <w:t xml:space="preserve">8, </w:t>
-      </w:r>
-      <w:r>
-        <w:rPr>
-          <w:rFonts w:cs="Times New Roman"/>
-          <w:color w:val="000000"/>
-          <w:lang w:eastAsia="es-PE"/>
-        </w:rPr>
-        <w:t xml:space="preserve">Ajara </w:t>
-      </w:r>
-      <w:proofErr w:type="spellStart"/>
-      <w:r>
-        <w:rPr>
-          <w:rFonts w:cs="Times New Roman"/>
-          <w:color w:val="000000"/>
-          <w:lang w:eastAsia="es-PE"/>
-        </w:rPr>
-        <w:t>Tarachullpa</w:t>
-      </w:r>
-      <w:proofErr w:type="spellEnd"/>
-      <w:r>
-        <w:rPr>
-          <w:rFonts w:cs="Times New Roman"/>
-          <w:color w:val="000000"/>
-          <w:lang w:eastAsia="es-PE"/>
-        </w:rPr>
-        <w:t xml:space="preserve"> verde 2018</w:t>
-      </w:r>
-      <w:r>
-        <w:rPr>
-          <w:rFonts w:cs="Times New Roman"/>
-          <w:color w:val="000000"/>
-          <w:lang w:eastAsia="es-PE"/>
-        </w:rPr>
-        <w:t xml:space="preserve">, </w:t>
-      </w:r>
-      <w:r>
-        <w:rPr>
-          <w:rFonts w:cs="Times New Roman"/>
-          <w:color w:val="000000"/>
-          <w:lang w:eastAsia="es-PE"/>
-        </w:rPr>
-        <w:t xml:space="preserve">Ajara </w:t>
-      </w:r>
-      <w:proofErr w:type="spellStart"/>
-      <w:r>
-        <w:rPr>
-          <w:rFonts w:cs="Times New Roman"/>
-          <w:color w:val="000000"/>
-          <w:lang w:eastAsia="es-PE"/>
-        </w:rPr>
-        <w:t>Ayamaya</w:t>
-      </w:r>
-      <w:proofErr w:type="spellEnd"/>
-      <w:r>
-        <w:rPr>
-          <w:rFonts w:cs="Times New Roman"/>
-          <w:color w:val="000000"/>
-          <w:lang w:eastAsia="es-PE"/>
-        </w:rPr>
-        <w:t xml:space="preserve"> 1</w:t>
-      </w:r>
-      <w:r>
-        <w:rPr>
-          <w:rFonts w:cs="Times New Roman"/>
-          <w:color w:val="000000"/>
-          <w:lang w:eastAsia="es-PE"/>
-        </w:rPr>
-        <w:t xml:space="preserve">, </w:t>
-      </w:r>
-      <w:r>
-        <w:rPr>
-          <w:rFonts w:cs="Times New Roman"/>
-          <w:color w:val="000000"/>
-          <w:lang w:eastAsia="es-PE"/>
-        </w:rPr>
-        <w:t xml:space="preserve">Ajara </w:t>
-      </w:r>
-      <w:proofErr w:type="spellStart"/>
-      <w:r>
-        <w:rPr>
-          <w:rFonts w:cs="Times New Roman"/>
-          <w:color w:val="000000"/>
-          <w:lang w:eastAsia="es-PE"/>
-        </w:rPr>
-        <w:t>Ayamaya</w:t>
-      </w:r>
-      <w:proofErr w:type="spellEnd"/>
-      <w:r>
-        <w:rPr>
-          <w:rFonts w:cs="Times New Roman"/>
-          <w:color w:val="000000"/>
-          <w:lang w:eastAsia="es-PE"/>
-        </w:rPr>
-        <w:t xml:space="preserve"> 2</w:t>
-      </w:r>
-      <w:r>
-        <w:rPr>
-          <w:rFonts w:cs="Times New Roman"/>
-          <w:color w:val="000000"/>
-          <w:lang w:eastAsia="es-PE"/>
-        </w:rPr>
-        <w:t xml:space="preserve"> y </w:t>
-      </w:r>
-      <w:proofErr w:type="spellStart"/>
-      <w:r>
-        <w:rPr>
-          <w:rFonts w:cs="Times New Roman"/>
-          <w:color w:val="000000"/>
-          <w:lang w:eastAsia="es-PE"/>
-        </w:rPr>
-        <w:t>Orinoca</w:t>
-      </w:r>
-      <w:proofErr w:type="spellEnd"/>
-      <w:r>
-        <w:rPr>
-          <w:rFonts w:cs="Times New Roman"/>
-          <w:color w:val="000000"/>
-          <w:lang w:eastAsia="es-PE"/>
-        </w:rPr>
-        <w:t xml:space="preserve"> 28 de junio 2018</w:t>
-      </w:r>
-      <w:r>
-        <w:rPr>
-          <w:rFonts w:cs="Times New Roman"/>
-          <w:color w:val="000000"/>
-          <w:lang w:eastAsia="es-PE"/>
-        </w:rPr>
-        <w:t>), el arreglo fue un DCBA con cuatro repeticiones</w:t>
-      </w:r>
-      <w:r>
-        <w:rPr>
-          <w:rFonts w:cs="Times New Roman"/>
-          <w:color w:val="000000"/>
-          <w:lang w:eastAsia="es-PE"/>
-        </w:rPr>
-        <w:t xml:space="preserve">. La variedad con mayor ciclo productivo y mayor altura fue de </w:t>
-      </w:r>
+          <w:u w:val="single"/>
+          <w:lang w:eastAsia="es-PE"/>
+        </w:rPr>
+      </w:pPr>
       <w:r>
         <w:rPr>
           <w:rFonts w:cs="Times New Roman"/>
           <w:i/>
           <w:iCs/>
           <w:color w:val="000000"/>
-          <w:lang w:eastAsia="es-PE"/>
-        </w:rPr>
-        <w:t xml:space="preserve">Chenopodium </w:t>
-      </w:r>
-      <w:r>
-        <w:rPr>
-          <w:rFonts w:cs="Times New Roman"/>
-          <w:color w:val="000000"/>
-          <w:lang w:eastAsia="es-PE"/>
-        </w:rPr>
-        <w:t xml:space="preserve">spp de 67,05 cm, mayor longitud de panoja </w:t>
-      </w:r>
-      <w:r>
-        <w:rPr>
-          <w:rFonts w:cs="Times New Roman"/>
-          <w:color w:val="000000"/>
+          <w:u w:val="single"/>
+          <w:lang w:eastAsia="es-PE"/>
+        </w:rPr>
+        <w:t xml:space="preserve">En el Centro de Investigación </w:t>
+      </w:r>
+      <w:proofErr w:type="spellStart"/>
+      <w:r>
+        <w:rPr>
+          <w:rFonts w:cs="Times New Roman"/>
+          <w:i/>
+          <w:iCs/>
+          <w:color w:val="000000"/>
+          <w:u w:val="single"/>
+          <w:lang w:eastAsia="es-PE"/>
+        </w:rPr>
+        <w:t>Kiphakiphani</w:t>
+      </w:r>
+      <w:proofErr w:type="spellEnd"/>
+      <w:r>
+        <w:rPr>
+          <w:rFonts w:cs="Times New Roman"/>
+          <w:i/>
+          <w:iCs/>
+          <w:color w:val="000000"/>
+          <w:u w:val="single"/>
+          <w:lang w:eastAsia="es-PE"/>
+        </w:rPr>
+        <w:t xml:space="preserve"> (Bolivia) evaluaron las características fenológicas y agronómicas de la quinua silvestre, emplearon </w:t>
+      </w:r>
+      <w:r>
+        <w:rPr>
+          <w:rFonts w:cs="Times New Roman"/>
+          <w:i/>
+          <w:iCs/>
+          <w:color w:val="000000"/>
+          <w:u w:val="single"/>
+          <w:lang w:eastAsia="es-PE"/>
+        </w:rPr>
+        <w:t xml:space="preserve">11 variedades silvestres (Jacha Grano, Chenopodium spp, Escape 28-06-18, Ajara </w:t>
+      </w:r>
+      <w:proofErr w:type="spellStart"/>
+      <w:r>
+        <w:rPr>
+          <w:rFonts w:cs="Times New Roman"/>
+          <w:i/>
+          <w:iCs/>
+          <w:color w:val="000000"/>
+          <w:u w:val="single"/>
+          <w:lang w:eastAsia="es-PE"/>
+        </w:rPr>
+        <w:t>Tarachullpa</w:t>
+      </w:r>
+      <w:proofErr w:type="spellEnd"/>
+      <w:r>
+        <w:rPr>
+          <w:rFonts w:cs="Times New Roman"/>
+          <w:i/>
+          <w:iCs/>
+          <w:color w:val="000000"/>
+          <w:u w:val="single"/>
+          <w:lang w:eastAsia="es-PE"/>
+        </w:rPr>
+        <w:t xml:space="preserve"> rojo, Ajara 36 </w:t>
+      </w:r>
+      <w:proofErr w:type="spellStart"/>
+      <w:r>
+        <w:rPr>
+          <w:rFonts w:cs="Times New Roman"/>
+          <w:i/>
+          <w:iCs/>
+          <w:color w:val="000000"/>
+          <w:u w:val="single"/>
+          <w:lang w:eastAsia="es-PE"/>
+        </w:rPr>
+        <w:t>Tarachullpa</w:t>
+      </w:r>
+      <w:proofErr w:type="spellEnd"/>
+      <w:r>
+        <w:rPr>
+          <w:rFonts w:cs="Times New Roman"/>
+          <w:i/>
+          <w:iCs/>
+          <w:color w:val="000000"/>
+          <w:u w:val="single"/>
+          <w:lang w:eastAsia="es-PE"/>
+        </w:rPr>
+        <w:t xml:space="preserve"> </w:t>
+      </w:r>
+      <w:proofErr w:type="spellStart"/>
+      <w:r>
+        <w:rPr>
+          <w:rFonts w:cs="Times New Roman"/>
+          <w:i/>
+          <w:iCs/>
+          <w:color w:val="000000"/>
+          <w:u w:val="single"/>
+          <w:lang w:eastAsia="es-PE"/>
+        </w:rPr>
+        <w:t>Orinoca</w:t>
+      </w:r>
+      <w:proofErr w:type="spellEnd"/>
+      <w:r>
+        <w:rPr>
+          <w:rFonts w:cs="Times New Roman"/>
+          <w:i/>
+          <w:iCs/>
+          <w:color w:val="000000"/>
+          <w:u w:val="single"/>
+          <w:lang w:eastAsia="es-PE"/>
+        </w:rPr>
+        <w:t xml:space="preserve"> 2018, Ajara 12 </w:t>
+      </w:r>
+      <w:proofErr w:type="spellStart"/>
+      <w:r>
+        <w:rPr>
+          <w:rFonts w:cs="Times New Roman"/>
+          <w:i/>
+          <w:iCs/>
+          <w:color w:val="000000"/>
+          <w:u w:val="single"/>
+          <w:lang w:eastAsia="es-PE"/>
+        </w:rPr>
+        <w:t>Lloco</w:t>
+      </w:r>
+      <w:proofErr w:type="spellEnd"/>
+      <w:r>
+        <w:rPr>
+          <w:rFonts w:cs="Times New Roman"/>
+          <w:i/>
+          <w:iCs/>
+          <w:color w:val="000000"/>
+          <w:u w:val="single"/>
+          <w:lang w:eastAsia="es-PE"/>
+        </w:rPr>
+        <w:t xml:space="preserve"> púrpura 2018, Ajara 13 </w:t>
+      </w:r>
+      <w:proofErr w:type="spellStart"/>
+      <w:r>
+        <w:rPr>
+          <w:rFonts w:cs="Times New Roman"/>
+          <w:i/>
+          <w:iCs/>
+          <w:color w:val="000000"/>
+          <w:u w:val="single"/>
+          <w:lang w:eastAsia="es-PE"/>
+        </w:rPr>
+        <w:t>Lloco</w:t>
+      </w:r>
+      <w:proofErr w:type="spellEnd"/>
+      <w:r>
+        <w:rPr>
+          <w:rFonts w:cs="Times New Roman"/>
+          <w:i/>
+          <w:iCs/>
+          <w:color w:val="000000"/>
+          <w:u w:val="single"/>
+          <w:lang w:eastAsia="es-PE"/>
+        </w:rPr>
+        <w:t xml:space="preserve"> verde 2018, Ajara </w:t>
+      </w:r>
+      <w:proofErr w:type="spellStart"/>
+      <w:r>
+        <w:rPr>
+          <w:rFonts w:cs="Times New Roman"/>
+          <w:i/>
+          <w:iCs/>
+          <w:color w:val="000000"/>
+          <w:u w:val="single"/>
+          <w:lang w:eastAsia="es-PE"/>
+        </w:rPr>
+        <w:t>Tarachullpa</w:t>
+      </w:r>
+      <w:proofErr w:type="spellEnd"/>
+      <w:r>
+        <w:rPr>
+          <w:rFonts w:cs="Times New Roman"/>
+          <w:i/>
+          <w:iCs/>
+          <w:color w:val="000000"/>
+          <w:u w:val="single"/>
+          <w:lang w:eastAsia="es-PE"/>
+        </w:rPr>
+        <w:t xml:space="preserve"> verde 2018, Ajara </w:t>
+      </w:r>
+      <w:proofErr w:type="spellStart"/>
+      <w:r>
+        <w:rPr>
+          <w:rFonts w:cs="Times New Roman"/>
+          <w:i/>
+          <w:iCs/>
+          <w:color w:val="000000"/>
+          <w:u w:val="single"/>
+          <w:lang w:eastAsia="es-PE"/>
+        </w:rPr>
+        <w:t>Ayamaya</w:t>
+      </w:r>
+      <w:proofErr w:type="spellEnd"/>
+      <w:r>
+        <w:rPr>
+          <w:rFonts w:cs="Times New Roman"/>
+          <w:i/>
+          <w:iCs/>
+          <w:color w:val="000000"/>
+          <w:u w:val="single"/>
+          <w:lang w:eastAsia="es-PE"/>
+        </w:rPr>
+        <w:t xml:space="preserve"> 1, Ajara </w:t>
+      </w:r>
+      <w:proofErr w:type="spellStart"/>
+      <w:r>
+        <w:rPr>
+          <w:rFonts w:cs="Times New Roman"/>
+          <w:i/>
+          <w:iCs/>
+          <w:color w:val="000000"/>
+          <w:u w:val="single"/>
+          <w:lang w:eastAsia="es-PE"/>
+        </w:rPr>
+        <w:t>Ayamaya</w:t>
+      </w:r>
+      <w:proofErr w:type="spellEnd"/>
+      <w:r>
+        <w:rPr>
+          <w:rFonts w:cs="Times New Roman"/>
+          <w:i/>
+          <w:iCs/>
+          <w:color w:val="000000"/>
+          <w:u w:val="single"/>
+          <w:lang w:eastAsia="es-PE"/>
+        </w:rPr>
+        <w:t xml:space="preserve"> 2 y </w:t>
+      </w:r>
+      <w:proofErr w:type="spellStart"/>
+      <w:r>
+        <w:rPr>
+          <w:rFonts w:cs="Times New Roman"/>
+          <w:i/>
+          <w:iCs/>
+          <w:color w:val="000000"/>
+          <w:u w:val="single"/>
+          <w:lang w:eastAsia="es-PE"/>
+        </w:rPr>
+        <w:t>Orinoca</w:t>
+      </w:r>
+      <w:proofErr w:type="spellEnd"/>
+      <w:r>
+        <w:rPr>
+          <w:rFonts w:cs="Times New Roman"/>
+          <w:i/>
+          <w:iCs/>
+          <w:color w:val="000000"/>
+          <w:u w:val="single"/>
+          <w:lang w:eastAsia="es-PE"/>
+        </w:rPr>
+        <w:t xml:space="preserve"> 28 de junio 2018), el arreglo fue un DCBA con cuatro repeticiones</w:t>
+      </w:r>
+      <w:r>
+        <w:rPr>
+          <w:rFonts w:cs="Times New Roman"/>
+          <w:i/>
+          <w:iCs/>
+          <w:color w:val="000000"/>
+          <w:u w:val="single"/>
+          <w:lang w:eastAsia="es-PE"/>
+        </w:rPr>
+        <w:t xml:space="preserve">. La variedad con mayor ciclo productivo y mayor altura fue de </w:t>
+      </w:r>
+      <w:r>
+        <w:rPr>
+          <w:rFonts w:cs="Times New Roman"/>
+          <w:i/>
+          <w:iCs/>
+          <w:color w:val="000000"/>
+          <w:u w:val="single"/>
+          <w:lang w:eastAsia="es-PE"/>
+        </w:rPr>
+        <w:t xml:space="preserve">Chenopodium spp de 67,05 cm, mayor longitud de panoja </w:t>
+      </w:r>
+      <w:r>
+        <w:rPr>
+          <w:rFonts w:cs="Times New Roman"/>
+          <w:i/>
+          <w:iCs/>
+          <w:color w:val="000000"/>
+          <w:u w:val="single"/>
           <w:lang w:eastAsia="es-PE"/>
         </w:rPr>
         <w:t>en la variedad</w:t>
@@ -5865,120 +5803,117 @@
       <w:r>
         <w:rPr>
           <w:rFonts w:cs="Times New Roman"/>
-          <w:color w:val="000000"/>
+          <w:i/>
+          <w:iCs/>
+          <w:color w:val="000000"/>
+          <w:u w:val="single"/>
+          <w:lang w:eastAsia="es-PE"/>
+        </w:rPr>
+        <w:t xml:space="preserve"> Ajara 12 </w:t>
+      </w:r>
+      <w:proofErr w:type="spellStart"/>
+      <w:r>
+        <w:rPr>
+          <w:rFonts w:cs="Times New Roman"/>
+          <w:i/>
+          <w:iCs/>
+          <w:color w:val="000000"/>
+          <w:u w:val="single"/>
+          <w:lang w:eastAsia="es-PE"/>
+        </w:rPr>
+        <w:t>Lloco</w:t>
+      </w:r>
+      <w:proofErr w:type="spellEnd"/>
+      <w:r>
+        <w:rPr>
+          <w:rFonts w:cs="Times New Roman"/>
+          <w:i/>
+          <w:iCs/>
+          <w:color w:val="000000"/>
+          <w:u w:val="single"/>
+          <w:lang w:eastAsia="es-PE"/>
+        </w:rPr>
+        <w:t xml:space="preserve"> púrpura 2018 con 19.6 cm, mayor dehiscencia en la variedad Ajara </w:t>
+      </w:r>
+      <w:proofErr w:type="spellStart"/>
+      <w:r>
+        <w:rPr>
+          <w:rFonts w:cs="Times New Roman"/>
+          <w:i/>
+          <w:iCs/>
+          <w:color w:val="000000"/>
+          <w:u w:val="single"/>
+          <w:lang w:eastAsia="es-PE"/>
+        </w:rPr>
+        <w:t>Ayamaya</w:t>
+      </w:r>
+      <w:proofErr w:type="spellEnd"/>
+      <w:r>
+        <w:rPr>
+          <w:rFonts w:cs="Times New Roman"/>
+          <w:i/>
+          <w:iCs/>
+          <w:color w:val="000000"/>
+          <w:u w:val="single"/>
+          <w:lang w:eastAsia="es-PE"/>
+        </w:rPr>
+        <w:t xml:space="preserve"> 2 y precocidad en la variedad </w:t>
+      </w:r>
+      <w:r>
+        <w:rPr>
+          <w:rFonts w:cs="Times New Roman"/>
+          <w:i/>
+          <w:iCs/>
+          <w:color w:val="000000"/>
+          <w:u w:val="single"/>
+          <w:lang w:eastAsia="es-PE"/>
+        </w:rPr>
+        <w:t xml:space="preserve">Ajara 36 </w:t>
+      </w:r>
+      <w:proofErr w:type="spellStart"/>
+      <w:r>
+        <w:rPr>
+          <w:rFonts w:cs="Times New Roman"/>
+          <w:i/>
+          <w:iCs/>
+          <w:color w:val="000000"/>
+          <w:u w:val="single"/>
+          <w:lang w:eastAsia="es-PE"/>
+        </w:rPr>
+        <w:t>Tarachullpa</w:t>
+      </w:r>
+      <w:proofErr w:type="spellEnd"/>
+      <w:r>
+        <w:rPr>
+          <w:rFonts w:cs="Times New Roman"/>
+          <w:i/>
+          <w:iCs/>
+          <w:color w:val="000000"/>
+          <w:u w:val="single"/>
           <w:lang w:eastAsia="es-PE"/>
         </w:rPr>
         <w:t xml:space="preserve"> </w:t>
       </w:r>
-      <w:r>
-        <w:rPr>
-          <w:rFonts w:cs="Times New Roman"/>
-          <w:color w:val="000000"/>
-          <w:lang w:eastAsia="es-PE"/>
-        </w:rPr>
-        <w:t xml:space="preserve">Ajara 12 </w:t>
-      </w:r>
       <w:proofErr w:type="spellStart"/>
       <w:r>
         <w:rPr>
           <w:rFonts w:cs="Times New Roman"/>
-          <w:color w:val="000000"/>
-          <w:lang w:eastAsia="es-PE"/>
-        </w:rPr>
-        <w:t>Lloco</w:t>
+          <w:i/>
+          <w:iCs/>
+          <w:color w:val="000000"/>
+          <w:u w:val="single"/>
+          <w:lang w:eastAsia="es-PE"/>
+        </w:rPr>
+        <w:t>Orinoca</w:t>
       </w:r>
       <w:proofErr w:type="spellEnd"/>
       <w:r>
         <w:rPr>
           <w:rFonts w:cs="Times New Roman"/>
-          <w:color w:val="000000"/>
-          <w:lang w:eastAsia="es-PE"/>
-        </w:rPr>
-        <w:t xml:space="preserve"> púrpura 2018</w:t>
-      </w:r>
-      <w:r>
-        <w:rPr>
-          <w:rFonts w:cs="Times New Roman"/>
-          <w:color w:val="000000"/>
-          <w:lang w:eastAsia="es-PE"/>
-        </w:rPr>
-        <w:t xml:space="preserve"> con 19.6 cm, mayor dehiscencia en la variedad </w:t>
-      </w:r>
-      <w:r>
-        <w:rPr>
-          <w:rFonts w:cs="Times New Roman"/>
-          <w:color w:val="000000"/>
-          <w:lang w:eastAsia="es-PE"/>
-        </w:rPr>
-        <w:t xml:space="preserve">Ajara </w:t>
-      </w:r>
-      <w:proofErr w:type="spellStart"/>
-      <w:r>
-        <w:rPr>
-          <w:rFonts w:cs="Times New Roman"/>
-          <w:color w:val="000000"/>
-          <w:lang w:eastAsia="es-PE"/>
-        </w:rPr>
-        <w:t>Ayamaya</w:t>
-      </w:r>
-      <w:proofErr w:type="spellEnd"/>
-      <w:r>
-        <w:rPr>
-          <w:rFonts w:cs="Times New Roman"/>
-          <w:color w:val="000000"/>
-          <w:lang w:eastAsia="es-PE"/>
-        </w:rPr>
-        <w:t xml:space="preserve"> 2 y </w:t>
-      </w:r>
-      <w:r>
-        <w:rPr>
-          <w:rFonts w:cs="Times New Roman"/>
-          <w:color w:val="000000"/>
-          <w:lang w:eastAsia="es-PE"/>
-        </w:rPr>
-        <w:lastRenderedPageBreak/>
-        <w:t xml:space="preserve">precocidad en la variedad </w:t>
-      </w:r>
-      <w:r>
-        <w:rPr>
-          <w:rFonts w:cs="Times New Roman"/>
-          <w:color w:val="000000"/>
-          <w:lang w:eastAsia="es-PE"/>
-        </w:rPr>
-        <w:t xml:space="preserve">Ajara 36 </w:t>
-      </w:r>
-      <w:proofErr w:type="spellStart"/>
-      <w:r>
-        <w:rPr>
-          <w:rFonts w:cs="Times New Roman"/>
-          <w:color w:val="000000"/>
-          <w:lang w:eastAsia="es-PE"/>
-        </w:rPr>
-        <w:t>Tarachullpa</w:t>
-      </w:r>
-      <w:proofErr w:type="spellEnd"/>
-      <w:r>
-        <w:rPr>
-          <w:rFonts w:cs="Times New Roman"/>
-          <w:color w:val="000000"/>
-          <w:lang w:eastAsia="es-PE"/>
-        </w:rPr>
-        <w:t xml:space="preserve"> </w:t>
-      </w:r>
-      <w:proofErr w:type="spellStart"/>
-      <w:r>
-        <w:rPr>
-          <w:rFonts w:cs="Times New Roman"/>
-          <w:color w:val="000000"/>
-          <w:lang w:eastAsia="es-PE"/>
-        </w:rPr>
-        <w:t>Orinoca</w:t>
-      </w:r>
-      <w:proofErr w:type="spellEnd"/>
-      <w:r>
-        <w:rPr>
-          <w:rFonts w:cs="Times New Roman"/>
-          <w:color w:val="000000"/>
+          <w:i/>
+          <w:iCs/>
+          <w:color w:val="000000"/>
+          <w:u w:val="single"/>
           <w:lang w:eastAsia="es-PE"/>
         </w:rPr>
         <w:t xml:space="preserve"> 2018</w:t>
@@ -5986,7 +5921,10 @@
       <w:r>
         <w:rPr>
           <w:rFonts w:cs="Times New Roman"/>
-          <w:color w:val="000000"/>
+          <w:i/>
+          <w:iCs/>
+          <w:color w:val="000000"/>
+          <w:u w:val="single"/>
           <w:lang w:eastAsia="es-PE"/>
         </w:rPr>
         <w:t xml:space="preserve"> con un ciclo productivo de 138</w:t>
@@ -5994,7 +5932,10 @@
       <w:r>
         <w:rPr>
           <w:rFonts w:cs="Times New Roman"/>
-          <w:color w:val="000000"/>
+          <w:i/>
+          <w:iCs/>
+          <w:color w:val="000000"/>
+          <w:u w:val="single"/>
           <w:lang w:eastAsia="es-PE"/>
         </w:rPr>
         <w:t xml:space="preserve"> días hasta la madures fisiológica</w:t>
@@ -6002,7 +5943,10 @@
       <w:r>
         <w:rPr>
           <w:rFonts w:cs="Times New Roman"/>
-          <w:color w:val="000000"/>
+          <w:i/>
+          <w:iCs/>
+          <w:color w:val="000000"/>
+          <w:u w:val="single"/>
           <w:lang w:eastAsia="es-PE"/>
         </w:rPr>
         <w:t xml:space="preserve"> </w:t>
@@ -6011,7 +5955,10 @@
         <w:sdtPr>
           <w:rPr>
             <w:rFonts w:cs="Times New Roman"/>
+            <w:i/>
+            <w:iCs/>
             <w:color w:val="000000"/>
+            <w:u w:val="single"/>
             <w:lang w:eastAsia="es-PE"/>
           </w:rPr>
           <w:tag w:val="MENDELEY_CITATION_v3_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"/>
@@ -6025,7 +5972,10 @@
           <w:r>
             <w:rPr>
               <w:rFonts w:eastAsia="Times New Roman" w:cs="Times New Roman"/>
-              <w:color w:val="000000"/>
+              <w:i/>
+              <w:iCs/>
+              <w:color w:val="000000"/>
+              <w:u w:val="single"/>
             </w:rPr>
             <w:t>(Onofre Quenta &amp; Bonifacio Flores, 2021)</w:t>
           </w:r>
@@ -6034,7 +5984,10 @@
       <w:r>
         <w:rPr>
           <w:rFonts w:cs="Times New Roman"/>
-          <w:color w:val="000000"/>
+          <w:i/>
+          <w:iCs/>
+          <w:color w:val="000000"/>
+          <w:u w:val="single"/>
           <w:lang w:eastAsia="es-PE"/>
         </w:rPr>
         <w:t>.</w:t>
@@ -6235,7 +6188,16 @@
           <w:color w:val="000000"/>
           <w:lang w:eastAsia="es-PE"/>
         </w:rPr>
-        <w:t xml:space="preserve">) y varió en 55.7% para el peso de semilla producida por 10 plantas </w:t>
+        <w:t xml:space="preserve">) y varió en 55.7% para el peso de semilla producida por 10 </w:t>
+      </w:r>
+      <w:r>
+        <w:rPr>
+          <w:rFonts w:cs="Times New Roman"/>
+          <w:color w:val="000000"/>
+          <w:lang w:eastAsia="es-PE"/>
+        </w:rPr>
+        <w:lastRenderedPageBreak/>
+        <w:t xml:space="preserve">plantas </w:t>
       </w:r>
       <w:sdt>
         <w:sdtPr>
@@ -6469,17 +6431,7 @@
           <w:color w:val="000000"/>
           <w:lang w:eastAsia="es-PE"/>
         </w:rPr>
-        <w:t xml:space="preserve">resenta una herramienta para identificar genotipos que muestren mejor desempeño productivo, adaptación y tolerancia a enfermedades. Por lo tanto, realizar este tipo de estudio contribuye </w:t>
-      </w:r>
-      <w:r>
-        <w:rPr>
-          <w:rFonts w:cs="Times New Roman"/>
-          <w:iCs/>
-          <w:color w:val="000000"/>
-          <w:lang w:eastAsia="es-PE"/>
-        </w:rPr>
-        <w:lastRenderedPageBreak/>
-        <w:t xml:space="preserve">al conocimiento de la diversidad del cultivo, permite identificar accesiones con potencial productivo y proporcionan </w:t>
+        <w:t xml:space="preserve">resenta una herramienta para identificar genotipos que muestren mejor desempeño productivo, adaptación y tolerancia a enfermedades. Por lo tanto, realizar este tipo de estudio contribuye al conocimiento de la diversidad del cultivo, permite identificar accesiones con potencial productivo y proporcionan </w:t>
       </w:r>
       <w:r>
         <w:rPr>
@@ -6630,6 +6582,7 @@
         <w:rPr>
           <w:lang w:eastAsia="es-PE"/>
         </w:rPr>
+        <w:lastRenderedPageBreak/>
         <w:t>Identificar las accesiones de quinua superiores según sus características morfológicas y agronómicas en las condiciones locales del distrito de Lamud, provincia de Luya, departamento Amazonas.</w:t>
       </w:r>
     </w:p>
@@ -6721,7 +6674,6 @@
         <w:rPr>
           <w:lang w:eastAsia="es-PE"/>
         </w:rPr>
-        <w:lastRenderedPageBreak/>
         <w:t>Variables</w:t>
       </w:r>
       <w:bookmarkEnd w:id="28"/>
@@ -7025,6 +6977,7 @@
         </w:numPr>
       </w:pPr>
       <w:r>
+        <w:lastRenderedPageBreak/>
         <w:t>Color de la panoja al 50% madurez fisiológica</w:t>
       </w:r>
     </w:p>
@@ -7195,7 +7148,6 @@
         <w:pStyle w:val="Heading3"/>
       </w:pPr>
       <w:r>
-        <w:lastRenderedPageBreak/>
         <w:t>Operacionalización de las variables</w:t>
       </w:r>
     </w:p>
@@ -7209,7 +7161,10 @@
         </w:sectPr>
       </w:pPr>
       <w:r>
-        <w:t xml:space="preserve">Se trata de </w:t>
+        <w:t>S</w:t>
+      </w:r>
+      <w:r>
+        <w:t xml:space="preserve">e trata de </w:t>
       </w:r>
       <w:r>
         <w:t>una serie de aislamiento de cada variable y el análisis de sus componentes que son necesarios para medirlos, asignándole características de estudio</w:t>
@@ -15086,7 +15041,6 @@
             <w:rPr>
               <w:rFonts w:eastAsia="Times New Roman" w:cs="Times New Roman"/>
               <w:color w:val="000000"/>
-              <w:lang w:val="en-US"/>
             </w:rPr>
             <w:t xml:space="preserve">Laura Sucasaca, R. (2023). </w:t>
           </w:r>
@@ -24285,6 +24239,8 @@
     <w:rsid w:val="000A697A"/>
     <w:rsid w:val="000A6FFF"/>
     <w:rsid w:val="000D0B50"/>
+    <w:rsid w:val="00111574"/>
+    <w:rsid w:val="001224C8"/>
     <w:rsid w:val="0015420B"/>
     <w:rsid w:val="0016229C"/>
     <w:rsid w:val="001C31ED"/>
@@ -24805,10 +24761,6 @@
     <w:name w:val="701EE7AE64DB4F0DA3A81DFF3D5C9912"/>
     <w:rsid w:val="00A40313"/>
   </w:style>
-  <w:style w:type="paragraph" w:customStyle="1" w:styleId="3BDD1093EBB849C5ADC208347D959D79">
-    <w:name w:val="3BDD1093EBB849C5ADC208347D959D79"/>
-    <w:rsid w:val="00631A7D"/>
-  </w:style>
   <w:style w:type="paragraph" w:customStyle="1" w:styleId="9FC3112DB5B7403491B355C310BA29E4">
     <w:name w:val="9FC3112DB5B7403491B355C310BA29E4"/>
     <w:rsid w:val="00631A7D"/>
@@ -24820,10 +24772,6 @@
   <w:style w:type="paragraph" w:customStyle="1" w:styleId="21B93D6D316949BCB866D36234BAC65A">
     <w:name w:val="21B93D6D316949BCB866D36234BAC65A"/>
     <w:rsid w:val="0025023C"/>
-  </w:style>
-  <w:style w:type="paragraph" w:customStyle="1" w:styleId="141D7F496EBF4E48A1F325593E3A68D3">
-    <w:name w:val="141D7F496EBF4E48A1F325593E3A68D3"/>
-    <w:rsid w:val="004343EA"/>
   </w:style>
   <w:style w:type="paragraph" w:customStyle="1" w:styleId="71B1873006894B24A084EB9B51A54F33">
     <w:name w:val="71B1873006894B24A084EB9B51A54F33"/>

--- a/Mi proyecto de tesis.docx
+++ b/Mi proyecto de tesis.docx
@@ -4004,30 +4004,52 @@
           <w:lang w:eastAsia="es-PE"/>
         </w:rPr>
       </w:pPr>
-    </w:p>
-    <w:p>
-      <w:pPr>
-        <w:rPr>
-          <w:rFonts w:cs="Times New Roman"/>
-          <w:color w:val="000000"/>
-          <w:lang w:eastAsia="es-PE"/>
-        </w:rPr>
-      </w:pPr>
-      <w:r>
-        <w:rPr>
-          <w:rFonts w:cs="Times New Roman"/>
-          <w:color w:val="000000"/>
-          <w:lang w:eastAsia="es-PE"/>
-        </w:rPr>
-        <w:t xml:space="preserve">De la quinua se conocen 6000 accesiones cultivadas en todo el mundo, y se clasifican en 5 ecotipos principales: </w:t>
-      </w:r>
-      <w:r>
-        <w:rPr>
-          <w:rFonts w:cs="Times New Roman"/>
-          <w:color w:val="000000"/>
-          <w:lang w:eastAsia="es-PE"/>
-        </w:rPr>
-        <w:t>ecotipo altoandino o de tierras altas</w:t>
+      <w:r>
+        <w:rPr>
+          <w:lang w:eastAsia="es-PE"/>
+        </w:rPr>
+        <w:t xml:space="preserve">La quinua como cultivo tiene gran diversidad genética y fenotípica, permitiéndole adaptarse a diversas condiciones agroecológicas. Se conocen </w:t>
+      </w:r>
+      <w:r>
+        <w:rPr>
+          <w:rFonts w:cs="Times New Roman"/>
+          <w:color w:val="000000"/>
+          <w:lang w:eastAsia="es-PE"/>
+        </w:rPr>
+        <w:t xml:space="preserve">6000 accesiones cultivadas en todo el mundo, </w:t>
+      </w:r>
+      <w:r>
+        <w:rPr>
+          <w:rFonts w:cs="Times New Roman"/>
+          <w:color w:val="000000"/>
+          <w:lang w:eastAsia="es-PE"/>
+        </w:rPr>
+        <w:t xml:space="preserve">las cuales se </w:t>
+      </w:r>
+      <w:r>
+        <w:rPr>
+          <w:rFonts w:cs="Times New Roman"/>
+          <w:color w:val="000000"/>
+          <w:lang w:eastAsia="es-PE"/>
+        </w:rPr>
+        <w:t xml:space="preserve">clasifican en 5 ecotipos principales: </w:t>
+      </w:r>
+      <w:r>
+        <w:rPr>
+          <w:rFonts w:cs="Times New Roman"/>
+          <w:color w:val="000000"/>
+          <w:lang w:eastAsia="es-PE"/>
+        </w:rPr>
+        <w:t xml:space="preserve">ecotipo altoandino o de tierras </w:t>
+      </w:r>
+      <w:r>
+        <w:rPr>
+          <w:rFonts w:cs="Times New Roman"/>
+          <w:color w:val="000000"/>
+          <w:lang w:eastAsia="es-PE"/>
+        </w:rPr>
+        <w:lastRenderedPageBreak/>
+        <w:t>altas</w:t>
       </w:r>
       <w:r>
         <w:rPr>
@@ -4043,14 +4065,6 @@
           <w:color w:val="000000"/>
           <w:lang w:eastAsia="es-PE"/>
         </w:rPr>
-        <w:t xml:space="preserve"> se cultiva desde los 3500 msnm a más en los alrededores del lago Titicaca;</w:t>
-      </w:r>
-      <w:r>
-        <w:rPr>
-          <w:rFonts w:cs="Times New Roman"/>
-          <w:color w:val="000000"/>
-          <w:lang w:eastAsia="es-PE"/>
-        </w:rPr>
         <w:t xml:space="preserve"> </w:t>
       </w:r>
       <w:r>
@@ -4083,30 +4097,6 @@
           <w:color w:val="000000"/>
           <w:lang w:eastAsia="es-PE"/>
         </w:rPr>
-        <w:t xml:space="preserve"> se cultiva en altitudes de 2000 </w:t>
-      </w:r>
-      <w:r>
-        <w:rPr>
-          <w:rFonts w:cs="Times New Roman"/>
-          <w:color w:val="000000"/>
-          <w:lang w:eastAsia="es-PE"/>
-        </w:rPr>
-        <w:t>a</w:t>
-      </w:r>
-      <w:r>
-        <w:rPr>
-          <w:rFonts w:cs="Times New Roman"/>
-          <w:color w:val="000000"/>
-          <w:lang w:eastAsia="es-PE"/>
-        </w:rPr>
-        <w:t xml:space="preserve"> 3500 msnm en Colombia, Ecuador, Perú y Bolivia;</w:t>
-      </w:r>
-      <w:r>
-        <w:rPr>
-          <w:rFonts w:cs="Times New Roman"/>
-          <w:color w:val="000000"/>
-          <w:lang w:eastAsia="es-PE"/>
-        </w:rPr>
         <w:t xml:space="preserve"> </w:t>
       </w:r>
       <w:r>
@@ -4131,15 +4121,15 @@
           <w:color w:val="000000"/>
           <w:lang w:eastAsia="es-PE"/>
         </w:rPr>
-        <w:t>, se cultiva en los salares de Bolivia y Chile</w:t>
-      </w:r>
-      <w:r>
-        <w:rPr>
-          <w:rFonts w:cs="Times New Roman"/>
-          <w:color w:val="000000"/>
-          <w:lang w:eastAsia="es-PE"/>
-        </w:rPr>
-        <w:t xml:space="preserve"> por su tolerancia a los altos niveles de sal; ecotipo subtropical o de </w:t>
+        <w:t xml:space="preserve">, </w:t>
+      </w:r>
+      <w:r>
+        <w:rPr>
+          <w:rFonts w:cs="Times New Roman"/>
+          <w:color w:val="000000"/>
+          <w:lang w:eastAsia="es-PE"/>
+        </w:rPr>
+        <w:t xml:space="preserve">ecotipo subtropical o de </w:t>
       </w:r>
       <w:r>
         <w:rPr>
@@ -4155,23 +4145,39 @@
           <w:color w:val="000000"/>
           <w:lang w:eastAsia="es-PE"/>
         </w:rPr>
-        <w:t xml:space="preserve">, se cultiva en valles húmedos de baja altitud de Bolivia; ecotipo del nivel del mar o de </w:t>
-      </w:r>
-      <w:r>
-        <w:rPr>
-          <w:rFonts w:cs="Times New Roman"/>
-          <w:color w:val="000000"/>
-          <w:lang w:eastAsia="es-PE"/>
-        </w:rPr>
-        <w:t>tierras bajas costeras</w:t>
-      </w:r>
-      <w:r>
-        <w:rPr>
-          <w:rFonts w:cs="Times New Roman"/>
-          <w:color w:val="000000"/>
-          <w:lang w:eastAsia="es-PE"/>
-        </w:rPr>
-        <w:t>,</w:t>
+        <w:t xml:space="preserve"> y</w:t>
+      </w:r>
+      <w:r>
+        <w:rPr>
+          <w:rFonts w:cs="Times New Roman"/>
+          <w:color w:val="000000"/>
+          <w:lang w:eastAsia="es-PE"/>
+        </w:rPr>
+        <w:t xml:space="preserve"> ecotipo del nivel del mar o de </w:t>
+      </w:r>
+      <w:r>
+        <w:rPr>
+          <w:rFonts w:cs="Times New Roman"/>
+          <w:color w:val="000000"/>
+          <w:lang w:eastAsia="es-PE"/>
+        </w:rPr>
+        <w:t>tierras bajas costera</w:t>
+      </w:r>
+      <w:r>
+        <w:rPr>
+          <w:rFonts w:cs="Times New Roman"/>
+          <w:color w:val="000000"/>
+          <w:lang w:eastAsia="es-PE"/>
+        </w:rPr>
+        <w:t>s</w:t>
+      </w:r>
+      <w:r>
+        <w:rPr>
+          <w:rFonts w:cs="Times New Roman"/>
+          <w:color w:val="000000"/>
+          <w:lang w:eastAsia="es-PE"/>
+        </w:rPr>
+        <w:t>, que están distribuidos en los diferentes pisos altitudinales de América del Sur</w:t>
       </w:r>
       <w:r>
         <w:rPr>
@@ -4180,14 +4186,6 @@
           <w:lang w:eastAsia="es-PE"/>
         </w:rPr>
         <w:t xml:space="preserve"> </w:t>
-      </w:r>
-      <w:r>
-        <w:rPr>
-          <w:rFonts w:cs="Times New Roman"/>
-          <w:color w:val="000000"/>
-          <w:lang w:eastAsia="es-PE"/>
-        </w:rPr>
-        <w:t xml:space="preserve">se cultiva en el sur  y centro de Chile en zonas de baja altitud </w:t>
       </w:r>
       <w:sdt>
         <w:sdtPr>
@@ -4240,90 +4238,133 @@
         </w:rPr>
         <w:t>.</w:t>
       </w:r>
-    </w:p>
-    <w:p>
-      <w:pPr>
-        <w:rPr>
-          <w:rFonts w:cs="Times New Roman"/>
-          <w:color w:val="000000"/>
-          <w:lang w:eastAsia="es-PE"/>
-        </w:rPr>
-      </w:pPr>
-      <w:r>
-        <w:rPr>
-          <w:rFonts w:cs="Times New Roman"/>
-          <w:color w:val="000000"/>
-          <w:lang w:eastAsia="es-PE"/>
-        </w:rPr>
-        <w:t xml:space="preserve">Existen 59 bancos de germoplasma en 30 países que conservan </w:t>
-      </w:r>
-      <w:r>
-        <w:rPr>
-          <w:rFonts w:cs="Times New Roman"/>
-          <w:i/>
-          <w:iCs/>
-          <w:color w:val="000000"/>
-          <w:lang w:eastAsia="es-PE"/>
-        </w:rPr>
-        <w:t>ex situ</w:t>
-      </w:r>
-      <w:r>
-        <w:rPr>
-          <w:rFonts w:cs="Times New Roman"/>
-          <w:color w:val="000000"/>
-          <w:lang w:eastAsia="es-PE"/>
-        </w:rPr>
-        <w:t xml:space="preserve"> a </w:t>
-      </w:r>
-      <w:r>
-        <w:rPr>
-          <w:rFonts w:cs="Times New Roman"/>
-          <w:i/>
-          <w:iCs/>
-          <w:color w:val="000000"/>
-          <w:lang w:eastAsia="es-PE"/>
-        </w:rPr>
-        <w:t>C. quinoa</w:t>
-      </w:r>
-      <w:r>
-        <w:rPr>
-          <w:rFonts w:cs="Times New Roman"/>
-          <w:color w:val="000000"/>
-          <w:lang w:eastAsia="es-PE"/>
-        </w:rPr>
-        <w:t xml:space="preserve">, </w:t>
-      </w:r>
-      <w:r>
-        <w:rPr>
-          <w:rFonts w:cs="Times New Roman"/>
-          <w:color w:val="000000"/>
-          <w:lang w:eastAsia="es-PE"/>
-        </w:rPr>
-        <w:t xml:space="preserve">y han descrito que </w:t>
-      </w:r>
-      <w:r>
-        <w:rPr>
-          <w:rFonts w:cs="Times New Roman"/>
-          <w:color w:val="000000"/>
-          <w:lang w:eastAsia="es-PE"/>
-        </w:rPr>
-        <w:t xml:space="preserve">la planta puede alcanzar 1.5 m de alto, numerosas ramas y hoja de buen tamaño, sistema radicular pivotante ramificado, semillas redondas y planas que van de 1,5 </w:t>
-      </w:r>
-      <w:r>
-        <w:rPr>
-          <w:rFonts w:cs="Times New Roman"/>
-          <w:color w:val="000000"/>
-          <w:lang w:eastAsia="es-PE"/>
-        </w:rPr>
-        <w:t>a</w:t>
-      </w:r>
-      <w:r>
-        <w:rPr>
-          <w:rFonts w:cs="Times New Roman"/>
-          <w:color w:val="000000"/>
-          <w:lang w:eastAsia="es-PE"/>
-        </w:rPr>
-        <w:t xml:space="preserve"> 4 mm de diámetro, variación de color que cambia del blanco al gris y negro con tonos amarillos, rosado, rojo púrpura y violeta, la forma de la panícula también no es uniforme en todas las accesiones descubiertas </w:t>
+      <w:r>
+        <w:rPr>
+          <w:rFonts w:cs="Times New Roman"/>
+          <w:color w:val="000000"/>
+          <w:lang w:eastAsia="es-PE"/>
+        </w:rPr>
+        <w:t xml:space="preserve"> Dicha diversidad se conserva en</w:t>
+      </w:r>
+      <w:r>
+        <w:rPr>
+          <w:rFonts w:cs="Times New Roman"/>
+          <w:color w:val="000000"/>
+          <w:lang w:eastAsia="es-PE"/>
+        </w:rPr>
+        <w:t xml:space="preserve"> 59 bancos de germoplasma en 30 países</w:t>
+      </w:r>
+      <w:r>
+        <w:rPr>
+          <w:rFonts w:cs="Times New Roman"/>
+          <w:color w:val="000000"/>
+          <w:lang w:eastAsia="es-PE"/>
+        </w:rPr>
+        <w:t xml:space="preserve">, que </w:t>
+      </w:r>
+      <w:r>
+        <w:rPr>
+          <w:rFonts w:cs="Times New Roman"/>
+          <w:color w:val="000000"/>
+          <w:lang w:eastAsia="es-PE"/>
+        </w:rPr>
+        <w:t>han descrito</w:t>
+      </w:r>
+      <w:r>
+        <w:rPr>
+          <w:rFonts w:cs="Times New Roman"/>
+          <w:color w:val="000000"/>
+          <w:lang w:eastAsia="es-PE"/>
+        </w:rPr>
+        <w:t xml:space="preserve"> sus características morfológicas de la quinua como</w:t>
+      </w:r>
+      <w:r>
+        <w:rPr>
+          <w:rFonts w:cs="Times New Roman"/>
+          <w:color w:val="000000"/>
+          <w:lang w:eastAsia="es-PE"/>
+        </w:rPr>
+        <w:t xml:space="preserve"> </w:t>
+      </w:r>
+      <w:r>
+        <w:rPr>
+          <w:rFonts w:cs="Times New Roman"/>
+          <w:color w:val="000000"/>
+          <w:lang w:eastAsia="es-PE"/>
+        </w:rPr>
+        <w:t>altura de planta</w:t>
+      </w:r>
+      <w:r>
+        <w:rPr>
+          <w:rFonts w:cs="Times New Roman"/>
+          <w:color w:val="000000"/>
+          <w:lang w:eastAsia="es-PE"/>
+        </w:rPr>
+        <w:t>, numer</w:t>
+      </w:r>
+      <w:r>
+        <w:rPr>
+          <w:rFonts w:cs="Times New Roman"/>
+          <w:color w:val="000000"/>
+          <w:lang w:eastAsia="es-PE"/>
+        </w:rPr>
+        <w:t>o de</w:t>
+      </w:r>
+      <w:r>
+        <w:rPr>
+          <w:rFonts w:cs="Times New Roman"/>
+          <w:color w:val="000000"/>
+          <w:lang w:eastAsia="es-PE"/>
+        </w:rPr>
+        <w:t xml:space="preserve"> ramas y hoja</w:t>
+      </w:r>
+      <w:r>
+        <w:rPr>
+          <w:rFonts w:cs="Times New Roman"/>
+          <w:color w:val="000000"/>
+          <w:lang w:eastAsia="es-PE"/>
+        </w:rPr>
+        <w:t>s, forma de la panícula</w:t>
+      </w:r>
+      <w:r>
+        <w:rPr>
+          <w:rFonts w:cs="Times New Roman"/>
+          <w:color w:val="000000"/>
+          <w:lang w:eastAsia="es-PE"/>
+        </w:rPr>
+        <w:t>,</w:t>
+      </w:r>
+      <w:r>
+        <w:rPr>
+          <w:rFonts w:cs="Times New Roman"/>
+          <w:color w:val="000000"/>
+          <w:lang w:eastAsia="es-PE"/>
+        </w:rPr>
+        <w:t xml:space="preserve"> forma y color de las</w:t>
+      </w:r>
+      <w:r>
+        <w:rPr>
+          <w:rFonts w:cs="Times New Roman"/>
+          <w:color w:val="000000"/>
+          <w:lang w:eastAsia="es-PE"/>
+        </w:rPr>
+        <w:t xml:space="preserve"> semillas</w:t>
+      </w:r>
+      <w:r>
+        <w:rPr>
+          <w:rFonts w:cs="Times New Roman"/>
+          <w:color w:val="000000"/>
+          <w:lang w:eastAsia="es-PE"/>
+        </w:rPr>
+        <w:t xml:space="preserve"> y estructura radicular</w:t>
+      </w:r>
+      <w:r>
+        <w:rPr>
+          <w:rFonts w:cs="Times New Roman"/>
+          <w:color w:val="000000"/>
+          <w:lang w:eastAsia="es-PE"/>
+        </w:rPr>
+        <w:t xml:space="preserve"> </w:t>
       </w:r>
       <w:sdt>
         <w:sdtPr>
@@ -4356,7 +4397,23 @@
           <w:color w:val="000000"/>
           <w:lang w:eastAsia="es-PE"/>
         </w:rPr>
-        <w:t xml:space="preserve">. La gran diversidad genética de la quinua permite seleccionar líneas con características agronómicas que mejor se adapten a una zona geográfica </w:t>
+        <w:t xml:space="preserve">. La gran diversidad genética de la quinua permite seleccionar líneas con características agronómicas </w:t>
+      </w:r>
+      <w:r>
+        <w:rPr>
+          <w:rFonts w:cs="Times New Roman"/>
+          <w:color w:val="000000"/>
+          <w:lang w:eastAsia="es-PE"/>
+        </w:rPr>
+        <w:t>adaptadas a condiciones específicas</w:t>
+      </w:r>
+      <w:r>
+        <w:rPr>
+          <w:rFonts w:cs="Times New Roman"/>
+          <w:color w:val="000000"/>
+          <w:lang w:eastAsia="es-PE"/>
+        </w:rPr>
+        <w:t xml:space="preserve"> </w:t>
       </w:r>
       <w:sdt>
         <w:sdtPr>
@@ -4418,30 +4475,6 @@
           <w:lang w:eastAsia="es-PE"/>
         </w:rPr>
       </w:pPr>
-      <w:r>
-        <w:rPr>
-          <w:rFonts w:cs="Times New Roman"/>
-          <w:color w:val="000000"/>
-          <w:lang w:eastAsia="es-PE"/>
-        </w:rPr>
-        <w:t xml:space="preserve">Desde 2013 que la quinua tiene una creciente importancia </w:t>
-      </w:r>
-      <w:r>
-        <w:rPr>
-          <w:rFonts w:cs="Times New Roman"/>
-          <w:color w:val="000000"/>
-          <w:lang w:eastAsia="es-PE"/>
-        </w:rPr>
-        <w:t xml:space="preserve">y con ello </w:t>
-      </w:r>
-      <w:r>
-        <w:rPr>
-          <w:rFonts w:cs="Times New Roman"/>
-          <w:color w:val="000000"/>
-          <w:lang w:eastAsia="es-PE"/>
-        </w:rPr>
-        <w:t xml:space="preserve">se han realizado diferentes investigaciones en todo el mundo. </w:t>
-      </w:r>
     </w:p>
     <w:p>
       <w:pPr>
@@ -4457,6 +4490,39 @@
           <w:color w:val="000000"/>
           <w:lang w:eastAsia="es-PE"/>
         </w:rPr>
+        <w:t xml:space="preserve">Desde 2013 que la quinua tiene una creciente importancia </w:t>
+      </w:r>
+      <w:r>
+        <w:rPr>
+          <w:rFonts w:cs="Times New Roman"/>
+          <w:color w:val="000000"/>
+          <w:lang w:eastAsia="es-PE"/>
+        </w:rPr>
+        <w:t xml:space="preserve">y con ello </w:t>
+      </w:r>
+      <w:r>
+        <w:rPr>
+          <w:rFonts w:cs="Times New Roman"/>
+          <w:color w:val="000000"/>
+          <w:lang w:eastAsia="es-PE"/>
+        </w:rPr>
+        <w:t xml:space="preserve">se han realizado diferentes investigaciones en todo el mundo. </w:t>
+      </w:r>
+    </w:p>
+    <w:p>
+      <w:pPr>
+        <w:rPr>
+          <w:rFonts w:cs="Times New Roman"/>
+          <w:color w:val="000000"/>
+          <w:lang w:eastAsia="es-PE"/>
+        </w:rPr>
+      </w:pPr>
+      <w:r>
+        <w:rPr>
+          <w:rFonts w:cs="Times New Roman"/>
+          <w:color w:val="000000"/>
+          <w:lang w:eastAsia="es-PE"/>
+        </w:rPr>
         <w:t xml:space="preserve">El estudio de caracterización fenotípica agronómica realizado en </w:t>
       </w:r>
       <w:r>
@@ -4465,16 +4531,7 @@
           <w:color w:val="000000"/>
           <w:lang w:eastAsia="es-PE"/>
         </w:rPr>
-        <w:t xml:space="preserve">la colección central mundial de quinua de la Universidad Estatal de Washington, usaron 360 accesiones se hizo un DBCA con cuatro réplicas en dos invernaderos en Pullman, encontraron relaciones entre </w:t>
-      </w:r>
-      <w:r>
-        <w:rPr>
-          <w:rFonts w:cs="Times New Roman"/>
-          <w:color w:val="000000"/>
-          <w:lang w:eastAsia="es-PE"/>
-        </w:rPr>
-        <w:lastRenderedPageBreak/>
-        <w:t xml:space="preserve">el rendimiento, el peso de mil semillas y el área de semilla, al </w:t>
+        <w:t xml:space="preserve">la colección central mundial de quinua de la Universidad Estatal de Washington, usaron 360 accesiones se hizo un DBCA con cuatro réplicas en dos invernaderos en Pullman, encontraron relaciones entre el rendimiento, el peso de mil semillas y el área de semilla, al </w:t>
       </w:r>
       <w:r>
         <w:rPr>
@@ -4604,41 +4661,15 @@
           <w:color w:val="000000"/>
           <w:lang w:eastAsia="es-PE"/>
         </w:rPr>
-        <w:t xml:space="preserve"> (</w:t>
-      </w:r>
-      <w:proofErr w:type="spellStart"/>
-      <w:r>
-        <w:rPr>
-          <w:rFonts w:cs="Times New Roman"/>
-          <w:color w:val="000000"/>
-          <w:lang w:eastAsia="es-PE"/>
-        </w:rPr>
-        <w:t>Brightest</w:t>
-      </w:r>
-      <w:proofErr w:type="spellEnd"/>
-      <w:r>
-        <w:rPr>
-          <w:rFonts w:cs="Times New Roman"/>
-          <w:color w:val="000000"/>
-          <w:lang w:eastAsia="es-PE"/>
-        </w:rPr>
-        <w:t xml:space="preserve"> Brilliant, Red Faro y Cherry Vanilla de EE. UU. (USA 1–3); Titicaca (KY1) de Dinamarca; Regalo (KY2), un cultivar seleccionado por el Centro de Investigación de Semillas Baer para el sur de Chile; así como Q1–Q5, cultivares de los Emiratos Árabes Unidos de diversos orígenes ecológicos y geográficos</w:t>
-      </w:r>
-      <w:r>
-        <w:rPr>
-          <w:rFonts w:cs="Times New Roman"/>
-          <w:color w:val="000000"/>
-          <w:lang w:eastAsia="es-PE"/>
-        </w:rPr>
-        <w:t>)</w:t>
-      </w:r>
-      <w:r>
-        <w:rPr>
-          <w:rFonts w:cs="Times New Roman"/>
-          <w:color w:val="000000"/>
-          <w:lang w:eastAsia="es-PE"/>
-        </w:rPr>
-        <w:t xml:space="preserve"> como cultivo multipropósito, los genotipos de quinua fueron sembrados</w:t>
+        <w:t xml:space="preserve">, </w:t>
+      </w:r>
+      <w:r>
+        <w:rPr>
+          <w:rFonts w:cs="Times New Roman"/>
+          <w:color w:val="000000"/>
+          <w:lang w:eastAsia="es-PE"/>
+        </w:rPr>
+        <w:t>como cultivo multipropósito, los genotipos de quinua fueron sembrados</w:t>
       </w:r>
       <w:r>
         <w:rPr>
@@ -4779,57 +4810,7 @@
           <w:color w:val="000000"/>
           <w:lang w:eastAsia="es-PE"/>
         </w:rPr>
-        <w:t xml:space="preserve"> de siete genotipos de quinua</w:t>
-      </w:r>
-      <w:r>
-        <w:rPr>
-          <w:rFonts w:cs="Times New Roman"/>
-          <w:color w:val="000000"/>
-          <w:lang w:eastAsia="es-PE"/>
-        </w:rPr>
-        <w:t xml:space="preserve"> (</w:t>
-      </w:r>
-      <w:r>
-        <w:rPr>
-          <w:rFonts w:cs="Times New Roman"/>
-          <w:color w:val="000000"/>
-          <w:lang w:eastAsia="es-PE"/>
-        </w:rPr>
-        <w:t xml:space="preserve">Giza1, Sajama, Santa </w:t>
-      </w:r>
-      <w:proofErr w:type="spellStart"/>
-      <w:r>
-        <w:rPr>
-          <w:rFonts w:cs="Times New Roman"/>
-          <w:color w:val="000000"/>
-          <w:lang w:eastAsia="es-PE"/>
-        </w:rPr>
-        <w:t>Maria</w:t>
-      </w:r>
-      <w:proofErr w:type="spellEnd"/>
-      <w:r>
-        <w:rPr>
-          <w:rFonts w:cs="Times New Roman"/>
-          <w:color w:val="000000"/>
-          <w:lang w:eastAsia="es-PE"/>
-        </w:rPr>
-        <w:t>, Q102, Q29, Q27 y Q18</w:t>
-      </w:r>
-      <w:r>
-        <w:rPr>
-          <w:rFonts w:cs="Times New Roman"/>
-          <w:color w:val="000000"/>
-          <w:lang w:eastAsia="es-PE"/>
-        </w:rPr>
-        <w:t>)</w:t>
-      </w:r>
-      <w:r>
-        <w:rPr>
-          <w:rFonts w:cs="Times New Roman"/>
-          <w:color w:val="000000"/>
-          <w:lang w:eastAsia="es-PE"/>
-        </w:rPr>
-        <w:t xml:space="preserve"> a campo abierto durante dos temporadas (2027 – 2018 y 2018 – 2019, de noviembre a abril), us</w:t>
+        <w:t xml:space="preserve"> de siete genotipos de quinua, us</w:t>
       </w:r>
       <w:r>
         <w:rPr>
@@ -5121,7 +5102,16 @@
           <w:color w:val="000000"/>
           <w:lang w:eastAsia="es-PE"/>
         </w:rPr>
-        <w:t xml:space="preserve"> glomerular o amorfa, con longitudes de 21 cm y diámetros de 13 – 80 cm, rendimiento por</w:t>
+        <w:t xml:space="preserve"> glomerular o amorfa, con </w:t>
+      </w:r>
+      <w:r>
+        <w:rPr>
+          <w:rFonts w:cs="Times New Roman"/>
+          <w:color w:val="000000"/>
+          <w:lang w:eastAsia="es-PE"/>
+        </w:rPr>
+        <w:lastRenderedPageBreak/>
+        <w:t>longitudes de 21 cm y diámetros de 13 – 80 cm, rendimiento por</w:t>
       </w:r>
       <w:r>
         <w:rPr>
@@ -5251,16 +5241,7 @@
           <w:color w:val="000000"/>
           <w:lang w:eastAsia="es-PE"/>
         </w:rPr>
-        <w:t xml:space="preserve"> y verde (10%), panojas de color verde (54%), </w:t>
-      </w:r>
-      <w:r>
-        <w:rPr>
-          <w:rFonts w:cs="Times New Roman"/>
-          <w:color w:val="000000"/>
-          <w:lang w:eastAsia="es-PE"/>
-        </w:rPr>
-        <w:lastRenderedPageBreak/>
-        <w:t xml:space="preserve">púrpura (37%) y rojo (9%), y cuando estas alcanzaron la madures </w:t>
+        <w:t xml:space="preserve"> y verde (10%), panojas de color verde (54%), púrpura (37%) y rojo (9%), y cuando estas alcanzaron la madures </w:t>
       </w:r>
       <w:r>
         <w:rPr>
@@ -5498,505 +5479,6 @@
       <w:pPr>
         <w:rPr>
           <w:rFonts w:cs="Times New Roman"/>
-          <w:i/>
-          <w:iCs/>
-          <w:color w:val="000000"/>
-          <w:u w:val="single"/>
-          <w:lang w:eastAsia="es-PE"/>
-        </w:rPr>
-      </w:pPr>
-      <w:r>
-        <w:rPr>
-          <w:rFonts w:cs="Times New Roman"/>
-          <w:i/>
-          <w:iCs/>
-          <w:color w:val="000000"/>
-          <w:u w:val="single"/>
-          <w:lang w:eastAsia="es-PE"/>
-        </w:rPr>
-        <w:t xml:space="preserve">En el Centro de Investigación </w:t>
-      </w:r>
-      <w:proofErr w:type="spellStart"/>
-      <w:r>
-        <w:rPr>
-          <w:rFonts w:cs="Times New Roman"/>
-          <w:i/>
-          <w:iCs/>
-          <w:color w:val="000000"/>
-          <w:u w:val="single"/>
-          <w:lang w:eastAsia="es-PE"/>
-        </w:rPr>
-        <w:t>Kiphakiphani</w:t>
-      </w:r>
-      <w:proofErr w:type="spellEnd"/>
-      <w:r>
-        <w:rPr>
-          <w:rFonts w:cs="Times New Roman"/>
-          <w:i/>
-          <w:iCs/>
-          <w:color w:val="000000"/>
-          <w:u w:val="single"/>
-          <w:lang w:eastAsia="es-PE"/>
-        </w:rPr>
-        <w:t xml:space="preserve"> (Bolivia) evaluaron las características fenológicas y agronómicas de la quinua silvestre, emplearon </w:t>
-      </w:r>
-      <w:r>
-        <w:rPr>
-          <w:rFonts w:cs="Times New Roman"/>
-          <w:i/>
-          <w:iCs/>
-          <w:color w:val="000000"/>
-          <w:u w:val="single"/>
-          <w:lang w:eastAsia="es-PE"/>
-        </w:rPr>
-        <w:t xml:space="preserve">11 variedades silvestres (Jacha Grano, Chenopodium spp, Escape 28-06-18, Ajara </w:t>
-      </w:r>
-      <w:proofErr w:type="spellStart"/>
-      <w:r>
-        <w:rPr>
-          <w:rFonts w:cs="Times New Roman"/>
-          <w:i/>
-          <w:iCs/>
-          <w:color w:val="000000"/>
-          <w:u w:val="single"/>
-          <w:lang w:eastAsia="es-PE"/>
-        </w:rPr>
-        <w:t>Tarachullpa</w:t>
-      </w:r>
-      <w:proofErr w:type="spellEnd"/>
-      <w:r>
-        <w:rPr>
-          <w:rFonts w:cs="Times New Roman"/>
-          <w:i/>
-          <w:iCs/>
-          <w:color w:val="000000"/>
-          <w:u w:val="single"/>
-          <w:lang w:eastAsia="es-PE"/>
-        </w:rPr>
-        <w:t xml:space="preserve"> rojo, Ajara 36 </w:t>
-      </w:r>
-      <w:proofErr w:type="spellStart"/>
-      <w:r>
-        <w:rPr>
-          <w:rFonts w:cs="Times New Roman"/>
-          <w:i/>
-          <w:iCs/>
-          <w:color w:val="000000"/>
-          <w:u w:val="single"/>
-          <w:lang w:eastAsia="es-PE"/>
-        </w:rPr>
-        <w:t>Tarachullpa</w:t>
-      </w:r>
-      <w:proofErr w:type="spellEnd"/>
-      <w:r>
-        <w:rPr>
-          <w:rFonts w:cs="Times New Roman"/>
-          <w:i/>
-          <w:iCs/>
-          <w:color w:val="000000"/>
-          <w:u w:val="single"/>
-          <w:lang w:eastAsia="es-PE"/>
-        </w:rPr>
-        <w:t xml:space="preserve"> </w:t>
-      </w:r>
-      <w:proofErr w:type="spellStart"/>
-      <w:r>
-        <w:rPr>
-          <w:rFonts w:cs="Times New Roman"/>
-          <w:i/>
-          <w:iCs/>
-          <w:color w:val="000000"/>
-          <w:u w:val="single"/>
-          <w:lang w:eastAsia="es-PE"/>
-        </w:rPr>
-        <w:t>Orinoca</w:t>
-      </w:r>
-      <w:proofErr w:type="spellEnd"/>
-      <w:r>
-        <w:rPr>
-          <w:rFonts w:cs="Times New Roman"/>
-          <w:i/>
-          <w:iCs/>
-          <w:color w:val="000000"/>
-          <w:u w:val="single"/>
-          <w:lang w:eastAsia="es-PE"/>
-        </w:rPr>
-        <w:t xml:space="preserve"> 2018, Ajara 12 </w:t>
-      </w:r>
-      <w:proofErr w:type="spellStart"/>
-      <w:r>
-        <w:rPr>
-          <w:rFonts w:cs="Times New Roman"/>
-          <w:i/>
-          <w:iCs/>
-          <w:color w:val="000000"/>
-          <w:u w:val="single"/>
-          <w:lang w:eastAsia="es-PE"/>
-        </w:rPr>
-        <w:t>Lloco</w:t>
-      </w:r>
-      <w:proofErr w:type="spellEnd"/>
-      <w:r>
-        <w:rPr>
-          <w:rFonts w:cs="Times New Roman"/>
-          <w:i/>
-          <w:iCs/>
-          <w:color w:val="000000"/>
-          <w:u w:val="single"/>
-          <w:lang w:eastAsia="es-PE"/>
-        </w:rPr>
-        <w:t xml:space="preserve"> púrpura 2018, Ajara 13 </w:t>
-      </w:r>
-      <w:proofErr w:type="spellStart"/>
-      <w:r>
-        <w:rPr>
-          <w:rFonts w:cs="Times New Roman"/>
-          <w:i/>
-          <w:iCs/>
-          <w:color w:val="000000"/>
-          <w:u w:val="single"/>
-          <w:lang w:eastAsia="es-PE"/>
-        </w:rPr>
-        <w:t>Lloco</w:t>
-      </w:r>
-      <w:proofErr w:type="spellEnd"/>
-      <w:r>
-        <w:rPr>
-          <w:rFonts w:cs="Times New Roman"/>
-          <w:i/>
-          <w:iCs/>
-          <w:color w:val="000000"/>
-          <w:u w:val="single"/>
-          <w:lang w:eastAsia="es-PE"/>
-        </w:rPr>
-        <w:t xml:space="preserve"> verde 2018, Ajara </w:t>
-      </w:r>
-      <w:proofErr w:type="spellStart"/>
-      <w:r>
-        <w:rPr>
-          <w:rFonts w:cs="Times New Roman"/>
-          <w:i/>
-          <w:iCs/>
-          <w:color w:val="000000"/>
-          <w:u w:val="single"/>
-          <w:lang w:eastAsia="es-PE"/>
-        </w:rPr>
-        <w:t>Tarachullpa</w:t>
-      </w:r>
-      <w:proofErr w:type="spellEnd"/>
-      <w:r>
-        <w:rPr>
-          <w:rFonts w:cs="Times New Roman"/>
-          <w:i/>
-          <w:iCs/>
-          <w:color w:val="000000"/>
-          <w:u w:val="single"/>
-          <w:lang w:eastAsia="es-PE"/>
-        </w:rPr>
-        <w:t xml:space="preserve"> verde 2018, Ajara </w:t>
-      </w:r>
-      <w:proofErr w:type="spellStart"/>
-      <w:r>
-        <w:rPr>
-          <w:rFonts w:cs="Times New Roman"/>
-          <w:i/>
-          <w:iCs/>
-          <w:color w:val="000000"/>
-          <w:u w:val="single"/>
-          <w:lang w:eastAsia="es-PE"/>
-        </w:rPr>
-        <w:t>Ayamaya</w:t>
-      </w:r>
-      <w:proofErr w:type="spellEnd"/>
-      <w:r>
-        <w:rPr>
-          <w:rFonts w:cs="Times New Roman"/>
-          <w:i/>
-          <w:iCs/>
-          <w:color w:val="000000"/>
-          <w:u w:val="single"/>
-          <w:lang w:eastAsia="es-PE"/>
-        </w:rPr>
-        <w:t xml:space="preserve"> 1, Ajara </w:t>
-      </w:r>
-      <w:proofErr w:type="spellStart"/>
-      <w:r>
-        <w:rPr>
-          <w:rFonts w:cs="Times New Roman"/>
-          <w:i/>
-          <w:iCs/>
-          <w:color w:val="000000"/>
-          <w:u w:val="single"/>
-          <w:lang w:eastAsia="es-PE"/>
-        </w:rPr>
-        <w:t>Ayamaya</w:t>
-      </w:r>
-      <w:proofErr w:type="spellEnd"/>
-      <w:r>
-        <w:rPr>
-          <w:rFonts w:cs="Times New Roman"/>
-          <w:i/>
-          <w:iCs/>
-          <w:color w:val="000000"/>
-          <w:u w:val="single"/>
-          <w:lang w:eastAsia="es-PE"/>
-        </w:rPr>
-        <w:t xml:space="preserve"> 2 y </w:t>
-      </w:r>
-      <w:proofErr w:type="spellStart"/>
-      <w:r>
-        <w:rPr>
-          <w:rFonts w:cs="Times New Roman"/>
-          <w:i/>
-          <w:iCs/>
-          <w:color w:val="000000"/>
-          <w:u w:val="single"/>
-          <w:lang w:eastAsia="es-PE"/>
-        </w:rPr>
-        <w:t>Orinoca</w:t>
-      </w:r>
-      <w:proofErr w:type="spellEnd"/>
-      <w:r>
-        <w:rPr>
-          <w:rFonts w:cs="Times New Roman"/>
-          <w:i/>
-          <w:iCs/>
-          <w:color w:val="000000"/>
-          <w:u w:val="single"/>
-          <w:lang w:eastAsia="es-PE"/>
-        </w:rPr>
-        <w:t xml:space="preserve"> 28 de junio 2018), el arreglo fue un DCBA con cuatro repeticiones</w:t>
-      </w:r>
-      <w:r>
-        <w:rPr>
-          <w:rFonts w:cs="Times New Roman"/>
-          <w:i/>
-          <w:iCs/>
-          <w:color w:val="000000"/>
-          <w:u w:val="single"/>
-          <w:lang w:eastAsia="es-PE"/>
-        </w:rPr>
-        <w:t xml:space="preserve">. La variedad con mayor ciclo productivo y mayor altura fue de </w:t>
-      </w:r>
-      <w:r>
-        <w:rPr>
-          <w:rFonts w:cs="Times New Roman"/>
-          <w:i/>
-          <w:iCs/>
-          <w:color w:val="000000"/>
-          <w:u w:val="single"/>
-          <w:lang w:eastAsia="es-PE"/>
-        </w:rPr>
-        <w:t xml:space="preserve">Chenopodium spp de 67,05 cm, mayor longitud de panoja </w:t>
-      </w:r>
-      <w:r>
-        <w:rPr>
-          <w:rFonts w:cs="Times New Roman"/>
-          <w:i/>
-          <w:iCs/>
-          <w:color w:val="000000"/>
-          <w:u w:val="single"/>
-          <w:lang w:eastAsia="es-PE"/>
-        </w:rPr>
-        <w:t>en la variedad</w:t>
-      </w:r>
-      <w:r>
-        <w:rPr>
-          <w:rFonts w:cs="Times New Roman"/>
-          <w:i/>
-          <w:iCs/>
-          <w:color w:val="000000"/>
-          <w:u w:val="single"/>
-          <w:lang w:eastAsia="es-PE"/>
-        </w:rPr>
-        <w:t xml:space="preserve"> Ajara 12 </w:t>
-      </w:r>
-      <w:proofErr w:type="spellStart"/>
-      <w:r>
-        <w:rPr>
-          <w:rFonts w:cs="Times New Roman"/>
-          <w:i/>
-          <w:iCs/>
-          <w:color w:val="000000"/>
-          <w:u w:val="single"/>
-          <w:lang w:eastAsia="es-PE"/>
-        </w:rPr>
-        <w:t>Lloco</w:t>
-      </w:r>
-      <w:proofErr w:type="spellEnd"/>
-      <w:r>
-        <w:rPr>
-          <w:rFonts w:cs="Times New Roman"/>
-          <w:i/>
-          <w:iCs/>
-          <w:color w:val="000000"/>
-          <w:u w:val="single"/>
-          <w:lang w:eastAsia="es-PE"/>
-        </w:rPr>
-        <w:t xml:space="preserve"> púrpura 2018 con 19.6 cm, mayor dehiscencia en la variedad Ajara </w:t>
-      </w:r>
-      <w:proofErr w:type="spellStart"/>
-      <w:r>
-        <w:rPr>
-          <w:rFonts w:cs="Times New Roman"/>
-          <w:i/>
-          <w:iCs/>
-          <w:color w:val="000000"/>
-          <w:u w:val="single"/>
-          <w:lang w:eastAsia="es-PE"/>
-        </w:rPr>
-        <w:t>Ayamaya</w:t>
-      </w:r>
-      <w:proofErr w:type="spellEnd"/>
-      <w:r>
-        <w:rPr>
-          <w:rFonts w:cs="Times New Roman"/>
-          <w:i/>
-          <w:iCs/>
-          <w:color w:val="000000"/>
-          <w:u w:val="single"/>
-          <w:lang w:eastAsia="es-PE"/>
-        </w:rPr>
-        <w:t xml:space="preserve"> 2 y precocidad en la variedad </w:t>
-      </w:r>
-      <w:r>
-        <w:rPr>
-          <w:rFonts w:cs="Times New Roman"/>
-          <w:i/>
-          <w:iCs/>
-          <w:color w:val="000000"/>
-          <w:u w:val="single"/>
-          <w:lang w:eastAsia="es-PE"/>
-        </w:rPr>
-        <w:t xml:space="preserve">Ajara 36 </w:t>
-      </w:r>
-      <w:proofErr w:type="spellStart"/>
-      <w:r>
-        <w:rPr>
-          <w:rFonts w:cs="Times New Roman"/>
-          <w:i/>
-          <w:iCs/>
-          <w:color w:val="000000"/>
-          <w:u w:val="single"/>
-          <w:lang w:eastAsia="es-PE"/>
-        </w:rPr>
-        <w:t>Tarachullpa</w:t>
-      </w:r>
-      <w:proofErr w:type="spellEnd"/>
-      <w:r>
-        <w:rPr>
-          <w:rFonts w:cs="Times New Roman"/>
-          <w:i/>
-          <w:iCs/>
-          <w:color w:val="000000"/>
-          <w:u w:val="single"/>
-          <w:lang w:eastAsia="es-PE"/>
-        </w:rPr>
-        <w:t xml:space="preserve"> </w:t>
-      </w:r>
-      <w:proofErr w:type="spellStart"/>
-      <w:r>
-        <w:rPr>
-          <w:rFonts w:cs="Times New Roman"/>
-          <w:i/>
-          <w:iCs/>
-          <w:color w:val="000000"/>
-          <w:u w:val="single"/>
-          <w:lang w:eastAsia="es-PE"/>
-        </w:rPr>
-        <w:t>Orinoca</w:t>
-      </w:r>
-      <w:proofErr w:type="spellEnd"/>
-      <w:r>
-        <w:rPr>
-          <w:rFonts w:cs="Times New Roman"/>
-          <w:i/>
-          <w:iCs/>
-          <w:color w:val="000000"/>
-          <w:u w:val="single"/>
-          <w:lang w:eastAsia="es-PE"/>
-        </w:rPr>
-        <w:t xml:space="preserve"> 2018</w:t>
-      </w:r>
-      <w:r>
-        <w:rPr>
-          <w:rFonts w:cs="Times New Roman"/>
-          <w:i/>
-          <w:iCs/>
-          <w:color w:val="000000"/>
-          <w:u w:val="single"/>
-          <w:lang w:eastAsia="es-PE"/>
-        </w:rPr>
-        <w:t xml:space="preserve"> con un ciclo productivo de 138</w:t>
-      </w:r>
-      <w:r>
-        <w:rPr>
-          <w:rFonts w:cs="Times New Roman"/>
-          <w:i/>
-          <w:iCs/>
-          <w:color w:val="000000"/>
-          <w:u w:val="single"/>
-          <w:lang w:eastAsia="es-PE"/>
-        </w:rPr>
-        <w:t xml:space="preserve"> días hasta la madures fisiológica</w:t>
-      </w:r>
-      <w:r>
-        <w:rPr>
-          <w:rFonts w:cs="Times New Roman"/>
-          <w:i/>
-          <w:iCs/>
-          <w:color w:val="000000"/>
-          <w:u w:val="single"/>
-          <w:lang w:eastAsia="es-PE"/>
-        </w:rPr>
-        <w:t xml:space="preserve"> </w:t>
-      </w:r>
-      <w:sdt>
-        <w:sdtPr>
-          <w:rPr>
-            <w:rFonts w:cs="Times New Roman"/>
-            <w:i/>
-            <w:iCs/>
-            <w:color w:val="000000"/>
-            <w:u w:val="single"/>
-            <w:lang w:eastAsia="es-PE"/>
-          </w:rPr>
-          <w:tag w:val="MENDELEY_CITATION_v3_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"/>
-          <w:id w:val="980198510"/>
-          <w:placeholder>
-            <w:docPart w:val="DefaultPlaceholder_-1854013440"/>
-          </w:placeholder>
-        </w:sdtPr>
-        <w:sdtEndPr/>
-        <w:sdtContent>
-          <w:r>
-            <w:rPr>
-              <w:rFonts w:eastAsia="Times New Roman" w:cs="Times New Roman"/>
-              <w:i/>
-              <w:iCs/>
-              <w:color w:val="000000"/>
-              <w:u w:val="single"/>
-            </w:rPr>
-            <w:t>(Onofre Quenta &amp; Bonifacio Flores, 2021)</w:t>
-          </w:r>
-        </w:sdtContent>
-      </w:sdt>
-      <w:r>
-        <w:rPr>
-          <w:rFonts w:cs="Times New Roman"/>
-          <w:i/>
-          <w:iCs/>
-          <w:color w:val="000000"/>
-          <w:u w:val="single"/>
-          <w:lang w:eastAsia="es-PE"/>
-        </w:rPr>
-        <w:t>.</w:t>
-      </w:r>
-    </w:p>
-    <w:p>
-      <w:pPr>
-        <w:rPr>
-          <w:rFonts w:cs="Times New Roman"/>
           <w:color w:val="000000"/>
           <w:lang w:eastAsia="es-PE"/>
         </w:rPr>
@@ -6172,32 +5654,7 @@
           <w:color w:val="000000"/>
           <w:lang w:eastAsia="es-PE"/>
         </w:rPr>
-        <w:t>se evaluó 158 accesiones de quinua en Lonya Chico, se empleó un diseño aumentado para encontrar variabilidad entre las accesiones, reportaron heterogeneidad de índice de Nei entre 0,21 y 0.76 e índice Shannon y Weaver que varió de 0,40 a 1,79 en el hábito de crecimiento, morfología de la panícula, color del tallo y tolerancia al mildiú. Además, el rendimiento fue sobresaliente en 7 accesiones (</w:t>
-      </w:r>
-      <w:r>
-        <w:rPr>
-          <w:rFonts w:cs="Times New Roman"/>
-          <w:color w:val="000000"/>
-          <w:lang w:eastAsia="es-PE"/>
-        </w:rPr>
-        <w:t>UNTRM-367-1149, UNTRM-367-1107, UNTRM-367-1078, UNTRM-367-1079, UNTRM-367-1081, UNTRM-367-1095 y UNTRM-367-1104</w:t>
-      </w:r>
-      <w:r>
-        <w:rPr>
-          <w:rFonts w:cs="Times New Roman"/>
-          <w:color w:val="000000"/>
-          <w:lang w:eastAsia="es-PE"/>
-        </w:rPr>
-        <w:t xml:space="preserve">) y varió en 55.7% para el peso de semilla producida por 10 </w:t>
-      </w:r>
-      <w:r>
-        <w:rPr>
-          <w:rFonts w:cs="Times New Roman"/>
-          <w:color w:val="000000"/>
-          <w:lang w:eastAsia="es-PE"/>
-        </w:rPr>
-        <w:lastRenderedPageBreak/>
-        <w:t xml:space="preserve">plantas </w:t>
+        <w:t xml:space="preserve">se evaluó 158 accesiones de quinua en Lonya Chico, se empleó un diseño aumentado para encontrar variabilidad entre las accesiones, reportaron heterogeneidad de índice de Nei entre 0,21 y 0.76 e índice Shannon y Weaver que varió de 0,40 a 1,79 en el hábito de crecimiento, morfología de la panícula, color del tallo y tolerancia al mildiú. Además, el rendimiento fue sobresaliente en 7 accesiones y varió en 55.7% para el peso de semilla producida por 10 plantas </w:t>
       </w:r>
       <w:sdt>
         <w:sdtPr>
@@ -6245,6 +5702,7 @@
         <w:rPr>
           <w:lang w:eastAsia="es-PE"/>
         </w:rPr>
+        <w:lastRenderedPageBreak/>
         <w:t>Justificación</w:t>
       </w:r>
       <w:bookmarkEnd w:id="22"/>
@@ -6582,7 +6040,6 @@
         <w:rPr>
           <w:lang w:eastAsia="es-PE"/>
         </w:rPr>
-        <w:lastRenderedPageBreak/>
         <w:t>Identificar las accesiones de quinua superiores según sus características morfológicas y agronómicas en las condiciones locales del distrito de Lamud, provincia de Luya, departamento Amazonas.</w:t>
       </w:r>
     </w:p>
@@ -6598,6 +6055,7 @@
         <w:rPr>
           <w:lang w:eastAsia="es-PE"/>
         </w:rPr>
+        <w:lastRenderedPageBreak/>
         <w:t>Formulación del problema</w:t>
       </w:r>
       <w:bookmarkEnd w:id="26"/>
@@ -6977,7 +6435,6 @@
         </w:numPr>
       </w:pPr>
       <w:r>
-        <w:lastRenderedPageBreak/>
         <w:t>Color de la panoja al 50% madurez fisiológica</w:t>
       </w:r>
     </w:p>
@@ -7029,6 +6486,7 @@
         </w:numPr>
       </w:pPr>
       <w:r>
+        <w:lastRenderedPageBreak/>
         <w:t>Acame</w:t>
       </w:r>
     </w:p>
@@ -24239,7 +23697,6 @@
     <w:rsid w:val="000A697A"/>
     <w:rsid w:val="000A6FFF"/>
     <w:rsid w:val="000D0B50"/>
-    <w:rsid w:val="00111574"/>
     <w:rsid w:val="001224C8"/>
     <w:rsid w:val="0015420B"/>
     <w:rsid w:val="0016229C"/>
@@ -24269,6 +23726,7 @@
     <w:rsid w:val="0074271C"/>
     <w:rsid w:val="00760BB8"/>
     <w:rsid w:val="0076502A"/>
+    <w:rsid w:val="007869AA"/>
     <w:rsid w:val="007D3001"/>
     <w:rsid w:val="007F6CD3"/>
     <w:rsid w:val="008755F0"/>
@@ -24280,7 +23738,9 @@
     <w:rsid w:val="00A119FB"/>
     <w:rsid w:val="00A40313"/>
     <w:rsid w:val="00A43C2E"/>
+    <w:rsid w:val="00A93D7E"/>
     <w:rsid w:val="00AD32DE"/>
+    <w:rsid w:val="00B03BCD"/>
     <w:rsid w:val="00B3415E"/>
     <w:rsid w:val="00C507A9"/>
     <w:rsid w:val="00C53E3F"/>

--- a/Mi proyecto de tesis.docx
+++ b/Mi proyecto de tesis.docx
@@ -3349,7 +3349,7 @@
             <w:color w:val="000000"/>
             <w:lang w:eastAsia="es-PE"/>
           </w:rPr>
-          <w:tag w:val="MENDELEY_CITATION_v3_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"/>
+          <w:tag w:val="MENDELEY_CITATION_v3_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"/>
           <w:id w:val="1873806055"/>
           <w:placeholder>
             <w:docPart w:val="DefaultPlaceholder_-1854013440"/>
@@ -3864,15 +3864,15 @@
           <w:color w:val="000000"/>
           <w:lang w:eastAsia="es-PE"/>
         </w:rPr>
-        <w:t xml:space="preserve">su </w:t>
-      </w:r>
-      <w:r>
-        <w:rPr>
-          <w:rFonts w:cs="Times New Roman"/>
-          <w:color w:val="000000"/>
-          <w:lang w:eastAsia="es-PE"/>
-        </w:rPr>
-        <w:t>alto valor alimenticio e industrial</w:t>
+        <w:t>su</w:t>
+      </w:r>
+      <w:r>
+        <w:rPr>
+          <w:rFonts w:cs="Times New Roman"/>
+          <w:color w:val="000000"/>
+          <w:lang w:eastAsia="es-PE"/>
+        </w:rPr>
+        <w:t xml:space="preserve"> valor alimenticio e industrial</w:t>
       </w:r>
       <w:r>
         <w:rPr>
@@ -3937,51 +3937,76 @@
           <w:color w:val="000000"/>
           <w:lang w:eastAsia="es-PE"/>
         </w:rPr>
-        <w:t xml:space="preserve"> aún no </w:t>
-      </w:r>
-      <w:r>
-        <w:rPr>
-          <w:rFonts w:cs="Times New Roman"/>
-          <w:color w:val="000000"/>
-          <w:lang w:eastAsia="es-PE"/>
-        </w:rPr>
-        <w:t xml:space="preserve">se </w:t>
-      </w:r>
-      <w:r>
-        <w:rPr>
-          <w:rFonts w:cs="Times New Roman"/>
-          <w:color w:val="000000"/>
-          <w:lang w:eastAsia="es-PE"/>
-        </w:rPr>
-        <w:t>ha evaluado germoplasma similar en</w:t>
-      </w:r>
-      <w:r>
-        <w:rPr>
-          <w:rFonts w:cs="Times New Roman"/>
-          <w:color w:val="000000"/>
-          <w:lang w:eastAsia="es-PE"/>
-        </w:rPr>
-        <w:t xml:space="preserve"> el distrito de</w:t>
-      </w:r>
-      <w:r>
-        <w:rPr>
-          <w:rFonts w:cs="Times New Roman"/>
-          <w:color w:val="000000"/>
-          <w:lang w:eastAsia="es-PE"/>
-        </w:rPr>
-        <w:t xml:space="preserve"> Lamud</w:t>
-      </w:r>
-      <w:r>
-        <w:rPr>
-          <w:rFonts w:cs="Times New Roman"/>
-          <w:color w:val="000000"/>
-          <w:lang w:eastAsia="es-PE"/>
-        </w:rPr>
-        <w:t>, lo que genera un vacío de información sobre este cultivo en la zona.</w:t>
+        <w:t xml:space="preserve"> </w:t>
+      </w:r>
+      <w:r>
+        <w:rPr>
+          <w:rFonts w:cs="Times New Roman"/>
+          <w:color w:val="000000"/>
+          <w:lang w:eastAsia="es-PE"/>
+        </w:rPr>
+        <w:t xml:space="preserve">a pesar de </w:t>
+      </w:r>
+      <w:r>
+        <w:rPr>
+          <w:rFonts w:cs="Times New Roman"/>
+          <w:color w:val="000000"/>
+          <w:lang w:eastAsia="es-PE"/>
+        </w:rPr>
+        <w:t>su</w:t>
+      </w:r>
+      <w:r>
+        <w:rPr>
+          <w:rFonts w:cs="Times New Roman"/>
+          <w:color w:val="000000"/>
+          <w:lang w:eastAsia="es-PE"/>
+        </w:rPr>
+        <w:t xml:space="preserve"> importancia</w:t>
+      </w:r>
+      <w:r>
+        <w:rPr>
+          <w:rFonts w:cs="Times New Roman"/>
+          <w:color w:val="000000"/>
+          <w:lang w:eastAsia="es-PE"/>
+        </w:rPr>
+        <w:t xml:space="preserve">, estos </w:t>
+      </w:r>
+      <w:r>
+        <w:rPr>
+          <w:rFonts w:cs="Times New Roman"/>
+          <w:color w:val="000000"/>
+          <w:lang w:eastAsia="es-PE"/>
+        </w:rPr>
+        <w:t>estudios</w:t>
+      </w:r>
+      <w:r>
+        <w:rPr>
+          <w:rFonts w:cs="Times New Roman"/>
+          <w:color w:val="000000"/>
+          <w:lang w:eastAsia="es-PE"/>
+        </w:rPr>
+        <w:t xml:space="preserve"> son limitados a nivel local, lo que restringe la generación de información clave para la toma de decisiones en sistemas productivos.</w:t>
       </w:r>
     </w:p>
     <w:p>
       <w:pPr>
+        <w:rPr>
+          <w:rFonts w:cs="Times New Roman"/>
+          <w:color w:val="000000"/>
+          <w:lang w:eastAsia="es-PE"/>
+        </w:rPr>
+      </w:pPr>
+      <w:r>
+        <w:rPr>
+          <w:rFonts w:cs="Times New Roman"/>
+          <w:color w:val="000000"/>
+          <w:lang w:eastAsia="es-PE"/>
+        </w:rPr>
+        <w:t>En el distrito de Lamud, no se han realizado estudios de caracterización morfológica y agronómica del germoplasma de quinua, lo que evidencia un vacío de conocimiento que limita la identificación de genotipos adaptados, el aprovechamiento de su potencial productivo y la implementación de estrategias de manejo adecuadas para esta zona.</w:t>
+      </w:r>
+    </w:p>
+    <w:p>
+      <w:pPr>
         <w:pStyle w:val="Heading3"/>
         <w:rPr>
           <w:lang w:eastAsia="es-PE"/>
@@ -3992,6 +4017,7 @@
         <w:rPr>
           <w:lang w:eastAsia="es-PE"/>
         </w:rPr>
+        <w:lastRenderedPageBreak/>
         <w:t>Antecedentes</w:t>
       </w:r>
       <w:bookmarkEnd w:id="21"/>
@@ -4008,48 +4034,147 @@
         <w:rPr>
           <w:lang w:eastAsia="es-PE"/>
         </w:rPr>
-        <w:t xml:space="preserve">La quinua como cultivo tiene gran diversidad genética y fenotípica, permitiéndole adaptarse a diversas condiciones agroecológicas. Se conocen </w:t>
-      </w:r>
-      <w:r>
-        <w:rPr>
-          <w:rFonts w:cs="Times New Roman"/>
-          <w:color w:val="000000"/>
-          <w:lang w:eastAsia="es-PE"/>
-        </w:rPr>
-        <w:t xml:space="preserve">6000 accesiones cultivadas en todo el mundo, </w:t>
-      </w:r>
-      <w:r>
-        <w:rPr>
-          <w:rFonts w:cs="Times New Roman"/>
-          <w:color w:val="000000"/>
-          <w:lang w:eastAsia="es-PE"/>
-        </w:rPr>
-        <w:t xml:space="preserve">las cuales se </w:t>
-      </w:r>
-      <w:r>
-        <w:rPr>
-          <w:rFonts w:cs="Times New Roman"/>
-          <w:color w:val="000000"/>
-          <w:lang w:eastAsia="es-PE"/>
-        </w:rPr>
-        <w:t xml:space="preserve">clasifican en 5 ecotipos principales: </w:t>
-      </w:r>
-      <w:r>
-        <w:rPr>
-          <w:rFonts w:cs="Times New Roman"/>
-          <w:color w:val="000000"/>
-          <w:lang w:eastAsia="es-PE"/>
-        </w:rPr>
-        <w:t xml:space="preserve">ecotipo altoandino o de tierras </w:t>
-      </w:r>
-      <w:r>
-        <w:rPr>
-          <w:rFonts w:cs="Times New Roman"/>
-          <w:color w:val="000000"/>
-          <w:lang w:eastAsia="es-PE"/>
-        </w:rPr>
-        <w:lastRenderedPageBreak/>
-        <w:t>altas</w:t>
+        <w:t xml:space="preserve">La quinua </w:t>
+      </w:r>
+      <w:r>
+        <w:rPr>
+          <w:lang w:eastAsia="es-PE"/>
+        </w:rPr>
+        <w:t>(</w:t>
+      </w:r>
+      <w:r>
+        <w:rPr>
+          <w:i/>
+          <w:iCs/>
+          <w:lang w:eastAsia="es-PE"/>
+        </w:rPr>
+        <w:t xml:space="preserve">Chenopodium </w:t>
+      </w:r>
+      <w:proofErr w:type="gramStart"/>
+      <w:r>
+        <w:rPr>
+          <w:i/>
+          <w:iCs/>
+          <w:lang w:eastAsia="es-PE"/>
+        </w:rPr>
+        <w:t>quinoa</w:t>
+      </w:r>
+      <w:proofErr w:type="gramEnd"/>
+      <w:r>
+        <w:rPr>
+          <w:lang w:eastAsia="es-PE"/>
+        </w:rPr>
+        <w:t xml:space="preserve">) </w:t>
+      </w:r>
+      <w:r>
+        <w:rPr>
+          <w:lang w:eastAsia="es-PE"/>
+        </w:rPr>
+        <w:t>tiene</w:t>
+      </w:r>
+      <w:r>
+        <w:rPr>
+          <w:lang w:eastAsia="es-PE"/>
+        </w:rPr>
+        <w:t xml:space="preserve"> gran diversidad genética y fenotípica, </w:t>
+      </w:r>
+      <w:r>
+        <w:rPr>
+          <w:lang w:eastAsia="es-PE"/>
+        </w:rPr>
+        <w:t>lo que le permite</w:t>
+      </w:r>
+      <w:r>
+        <w:rPr>
+          <w:lang w:eastAsia="es-PE"/>
+        </w:rPr>
+        <w:t xml:space="preserve"> adaptarse a diversas condiciones agroecológicas. Se conocen </w:t>
+      </w:r>
+      <w:r>
+        <w:rPr>
+          <w:lang w:eastAsia="es-PE"/>
+        </w:rPr>
+        <w:t xml:space="preserve">aproximadamente </w:t>
+      </w:r>
+      <w:r>
+        <w:rPr>
+          <w:rFonts w:cs="Times New Roman"/>
+          <w:color w:val="000000"/>
+          <w:lang w:eastAsia="es-PE"/>
+        </w:rPr>
+        <w:t xml:space="preserve">6000 accesiones cultivadas </w:t>
+      </w:r>
+      <w:r>
+        <w:rPr>
+          <w:rFonts w:cs="Times New Roman"/>
+          <w:color w:val="000000"/>
+          <w:lang w:eastAsia="es-PE"/>
+        </w:rPr>
+        <w:t>a nivel mundial</w:t>
+      </w:r>
+      <w:r>
+        <w:rPr>
+          <w:rFonts w:cs="Times New Roman"/>
+          <w:color w:val="000000"/>
+          <w:lang w:eastAsia="es-PE"/>
+        </w:rPr>
+        <w:t xml:space="preserve">, </w:t>
+      </w:r>
+      <w:r>
+        <w:rPr>
+          <w:rFonts w:cs="Times New Roman"/>
+          <w:color w:val="000000"/>
+          <w:lang w:eastAsia="es-PE"/>
+        </w:rPr>
+        <w:t>l</w:t>
+      </w:r>
+      <w:r>
+        <w:rPr>
+          <w:rFonts w:cs="Times New Roman"/>
+          <w:color w:val="000000"/>
+          <w:lang w:eastAsia="es-PE"/>
+        </w:rPr>
+        <w:t>a</w:t>
+      </w:r>
+      <w:r>
+        <w:rPr>
+          <w:rFonts w:cs="Times New Roman"/>
+          <w:color w:val="000000"/>
+          <w:lang w:eastAsia="es-PE"/>
+        </w:rPr>
+        <w:t xml:space="preserve">s cuales se </w:t>
+      </w:r>
+      <w:r>
+        <w:rPr>
+          <w:rFonts w:cs="Times New Roman"/>
+          <w:color w:val="000000"/>
+          <w:lang w:eastAsia="es-PE"/>
+        </w:rPr>
+        <w:t xml:space="preserve">clasifican en </w:t>
+      </w:r>
+      <w:r>
+        <w:rPr>
+          <w:rFonts w:cs="Times New Roman"/>
+          <w:color w:val="000000"/>
+          <w:lang w:eastAsia="es-PE"/>
+        </w:rPr>
+        <w:t>cinco</w:t>
+      </w:r>
+      <w:r>
+        <w:rPr>
+          <w:rFonts w:cs="Times New Roman"/>
+          <w:color w:val="000000"/>
+          <w:lang w:eastAsia="es-PE"/>
+        </w:rPr>
+        <w:t xml:space="preserve"> ecotipos principales: </w:t>
+      </w:r>
+      <w:r>
+        <w:rPr>
+          <w:rFonts w:cs="Times New Roman"/>
+          <w:color w:val="000000"/>
+          <w:lang w:eastAsia="es-PE"/>
+        </w:rPr>
+        <w:t>ecotipo altoandino o de tierras altas</w:t>
       </w:r>
       <w:r>
         <w:rPr>
@@ -4177,7 +4302,23 @@
           <w:color w:val="000000"/>
           <w:lang w:eastAsia="es-PE"/>
         </w:rPr>
-        <w:t>, que están distribuidos en los diferentes pisos altitudinales de América del Sur</w:t>
+        <w:t xml:space="preserve">, </w:t>
+      </w:r>
+      <w:r>
+        <w:rPr>
+          <w:rFonts w:cs="Times New Roman"/>
+          <w:color w:val="000000"/>
+          <w:lang w:eastAsia="es-PE"/>
+        </w:rPr>
+        <w:t>distribuidos</w:t>
+      </w:r>
+      <w:r>
+        <w:rPr>
+          <w:rFonts w:cs="Times New Roman"/>
+          <w:color w:val="000000"/>
+          <w:lang w:eastAsia="es-PE"/>
+        </w:rPr>
+        <w:t xml:space="preserve"> en los diferentes pisos altitudinales de América del Sur</w:t>
       </w:r>
       <w:r>
         <w:rPr>
@@ -4244,7 +4385,23 @@
           <w:color w:val="000000"/>
           <w:lang w:eastAsia="es-PE"/>
         </w:rPr>
-        <w:t xml:space="preserve"> Dicha diversidad se conserva en</w:t>
+        <w:t xml:space="preserve"> </w:t>
+      </w:r>
+      <w:r>
+        <w:rPr>
+          <w:rFonts w:cs="Times New Roman"/>
+          <w:color w:val="000000"/>
+          <w:lang w:eastAsia="es-PE"/>
+        </w:rPr>
+        <w:t>Esta</w:t>
+      </w:r>
+      <w:r>
+        <w:rPr>
+          <w:rFonts w:cs="Times New Roman"/>
+          <w:color w:val="000000"/>
+          <w:lang w:eastAsia="es-PE"/>
+        </w:rPr>
+        <w:t xml:space="preserve"> diversidad se conserva en</w:t>
       </w:r>
       <w:r>
         <w:rPr>
@@ -4260,7 +4417,23 @@
           <w:color w:val="000000"/>
           <w:lang w:eastAsia="es-PE"/>
         </w:rPr>
-        <w:t xml:space="preserve">, que </w:t>
+        <w:t xml:space="preserve">, </w:t>
+      </w:r>
+      <w:r>
+        <w:rPr>
+          <w:rFonts w:cs="Times New Roman"/>
+          <w:color w:val="000000"/>
+          <w:lang w:eastAsia="es-PE"/>
+        </w:rPr>
+        <w:t>donde se</w:t>
+      </w:r>
+      <w:r>
+        <w:rPr>
+          <w:rFonts w:cs="Times New Roman"/>
+          <w:color w:val="000000"/>
+          <w:lang w:eastAsia="es-PE"/>
+        </w:rPr>
+        <w:t xml:space="preserve"> </w:t>
       </w:r>
       <w:r>
         <w:rPr>
@@ -4276,7 +4449,7 @@
           <w:color w:val="000000"/>
           <w:lang w:eastAsia="es-PE"/>
         </w:rPr>
-        <w:t xml:space="preserve"> sus características morfológicas de la quinua como</w:t>
+        <w:t xml:space="preserve"> características morfológicas de la quinua como</w:t>
       </w:r>
       <w:r>
         <w:rPr>
@@ -4300,7 +4473,23 @@
           <w:color w:val="000000"/>
           <w:lang w:eastAsia="es-PE"/>
         </w:rPr>
-        <w:t>, numer</w:t>
+        <w:t>, n</w:t>
+      </w:r>
+      <w:r>
+        <w:rPr>
+          <w:rFonts w:cs="Times New Roman"/>
+          <w:color w:val="000000"/>
+          <w:lang w:eastAsia="es-PE"/>
+        </w:rPr>
+        <w:t>ú</w:t>
+      </w:r>
+      <w:r>
+        <w:rPr>
+          <w:rFonts w:cs="Times New Roman"/>
+          <w:color w:val="000000"/>
+          <w:lang w:eastAsia="es-PE"/>
+        </w:rPr>
+        <w:t>mer</w:t>
       </w:r>
       <w:r>
         <w:rPr>
@@ -4340,7 +4529,39 @@
           <w:color w:val="000000"/>
           <w:lang w:eastAsia="es-PE"/>
         </w:rPr>
-        <w:t xml:space="preserve"> forma y color de las</w:t>
+        <w:t xml:space="preserve"> así como</w:t>
+      </w:r>
+      <w:r>
+        <w:rPr>
+          <w:rFonts w:cs="Times New Roman"/>
+          <w:color w:val="000000"/>
+          <w:lang w:eastAsia="es-PE"/>
+        </w:rPr>
+        <w:t xml:space="preserve"> la</w:t>
+      </w:r>
+      <w:r>
+        <w:rPr>
+          <w:rFonts w:cs="Times New Roman"/>
+          <w:color w:val="000000"/>
+          <w:lang w:eastAsia="es-PE"/>
+        </w:rPr>
+        <w:t xml:space="preserve"> forma y </w:t>
+      </w:r>
+      <w:r>
+        <w:rPr>
+          <w:rFonts w:cs="Times New Roman"/>
+          <w:color w:val="000000"/>
+          <w:lang w:eastAsia="es-PE"/>
+        </w:rPr>
+        <w:t xml:space="preserve">el </w:t>
+      </w:r>
+      <w:r>
+        <w:rPr>
+          <w:rFonts w:cs="Times New Roman"/>
+          <w:color w:val="000000"/>
+          <w:lang w:eastAsia="es-PE"/>
+        </w:rPr>
+        <w:t>color de las</w:t>
       </w:r>
       <w:r>
         <w:rPr>
@@ -4356,7 +4577,23 @@
           <w:color w:val="000000"/>
           <w:lang w:eastAsia="es-PE"/>
         </w:rPr>
-        <w:t xml:space="preserve"> y estructura radicular</w:t>
+        <w:t xml:space="preserve"> y </w:t>
+      </w:r>
+      <w:r>
+        <w:rPr>
+          <w:rFonts w:cs="Times New Roman"/>
+          <w:color w:val="000000"/>
+          <w:lang w:eastAsia="es-PE"/>
+        </w:rPr>
+        <w:t xml:space="preserve">la </w:t>
+      </w:r>
+      <w:r>
+        <w:rPr>
+          <w:rFonts w:cs="Times New Roman"/>
+          <w:color w:val="000000"/>
+          <w:lang w:eastAsia="es-PE"/>
+        </w:rPr>
+        <w:t>estructura radicular</w:t>
       </w:r>
       <w:r>
         <w:rPr>
@@ -4397,7 +4634,23 @@
           <w:color w:val="000000"/>
           <w:lang w:eastAsia="es-PE"/>
         </w:rPr>
-        <w:t xml:space="preserve">. La gran diversidad genética de la quinua permite seleccionar líneas con características agronómicas </w:t>
+        <w:t xml:space="preserve">. </w:t>
+      </w:r>
+      <w:r>
+        <w:rPr>
+          <w:rFonts w:cs="Times New Roman"/>
+          <w:color w:val="000000"/>
+          <w:lang w:eastAsia="es-PE"/>
+        </w:rPr>
+        <w:t>Asimismo, esta variabilidad</w:t>
+      </w:r>
+      <w:r>
+        <w:rPr>
+          <w:rFonts w:cs="Times New Roman"/>
+          <w:color w:val="000000"/>
+          <w:lang w:eastAsia="es-PE"/>
+        </w:rPr>
+        <w:t xml:space="preserve"> permite seleccionar líneas con características agronómicas </w:t>
       </w:r>
       <w:r>
         <w:rPr>
@@ -4422,7 +4675,7 @@
             <w:color w:val="000000"/>
             <w:lang w:eastAsia="es-PE"/>
           </w:rPr>
-          <w:tag w:val="MENDELEY_CITATION_v3_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"/>
+          <w:tag w:val="MENDELEY_CITATION_v3_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"/>
           <w:id w:val="1055357426"/>
           <w:placeholder>
             <w:docPart w:val="9FC3112DB5B7403491B355C310BA29E4"/>
@@ -4454,7 +4707,7 @@
               <w:color w:val="000000"/>
               <w:lang w:eastAsia="es-PE"/>
             </w:rPr>
-            <w:t xml:space="preserve"> et al., 2022)</w:t>
+            <w:t xml:space="preserve"> et al., 2022a)</w:t>
           </w:r>
         </w:sdtContent>
       </w:sdt>
@@ -4475,87 +4728,29 @@
           <w:lang w:eastAsia="es-PE"/>
         </w:rPr>
       </w:pPr>
-    </w:p>
-    <w:p>
-      <w:pPr>
-        <w:rPr>
-          <w:rFonts w:cs="Times New Roman"/>
-          <w:color w:val="000000"/>
-          <w:lang w:eastAsia="es-PE"/>
-        </w:rPr>
-      </w:pPr>
-      <w:r>
-        <w:rPr>
-          <w:rFonts w:cs="Times New Roman"/>
-          <w:color w:val="000000"/>
-          <w:lang w:eastAsia="es-PE"/>
-        </w:rPr>
-        <w:t xml:space="preserve">Desde 2013 que la quinua tiene una creciente importancia </w:t>
-      </w:r>
-      <w:r>
-        <w:rPr>
-          <w:rFonts w:cs="Times New Roman"/>
-          <w:color w:val="000000"/>
-          <w:lang w:eastAsia="es-PE"/>
-        </w:rPr>
-        <w:t xml:space="preserve">y con ello </w:t>
-      </w:r>
-      <w:r>
-        <w:rPr>
-          <w:rFonts w:cs="Times New Roman"/>
-          <w:color w:val="000000"/>
-          <w:lang w:eastAsia="es-PE"/>
-        </w:rPr>
-        <w:t xml:space="preserve">se han realizado diferentes investigaciones en todo el mundo. </w:t>
-      </w:r>
-    </w:p>
-    <w:p>
-      <w:pPr>
-        <w:rPr>
-          <w:rFonts w:cs="Times New Roman"/>
-          <w:color w:val="000000"/>
-          <w:lang w:eastAsia="es-PE"/>
-        </w:rPr>
-      </w:pPr>
-      <w:r>
-        <w:rPr>
-          <w:rFonts w:cs="Times New Roman"/>
-          <w:color w:val="000000"/>
-          <w:lang w:eastAsia="es-PE"/>
-        </w:rPr>
-        <w:t xml:space="preserve">El estudio de caracterización fenotípica agronómica realizado en </w:t>
-      </w:r>
-      <w:r>
-        <w:rPr>
-          <w:rFonts w:cs="Times New Roman"/>
-          <w:color w:val="000000"/>
-          <w:lang w:eastAsia="es-PE"/>
-        </w:rPr>
-        <w:t xml:space="preserve">la colección central mundial de quinua de la Universidad Estatal de Washington, usaron 360 accesiones se hizo un DBCA con cuatro réplicas en dos invernaderos en Pullman, encontraron relaciones entre el rendimiento, el peso de mil semillas y el área de semilla, al </w:t>
-      </w:r>
-      <w:r>
-        <w:rPr>
-          <w:rFonts w:cs="Times New Roman"/>
-          <w:color w:val="000000"/>
-          <w:lang w:eastAsia="es-PE"/>
-        </w:rPr>
-        <w:t xml:space="preserve">realizar el </w:t>
-      </w:r>
-      <w:r>
-        <w:rPr>
-          <w:rFonts w:cs="Times New Roman"/>
-          <w:color w:val="000000"/>
-          <w:lang w:eastAsia="es-PE"/>
-        </w:rPr>
-        <w:t>an</w:t>
-      </w:r>
-      <w:r>
-        <w:rPr>
-          <w:rFonts w:cs="Times New Roman"/>
-          <w:color w:val="000000"/>
-          <w:lang w:eastAsia="es-PE"/>
-        </w:rPr>
-        <w:t>álisis</w:t>
+      <w:r>
+        <w:rPr>
+          <w:rFonts w:cs="Times New Roman"/>
+          <w:color w:val="000000"/>
+          <w:lang w:eastAsia="es-PE"/>
+        </w:rPr>
+        <w:t xml:space="preserve">En los últimos años, el interés por el cultivo de quinua ha </w:t>
+      </w:r>
+      <w:r>
+        <w:rPr>
+          <w:rFonts w:cs="Times New Roman"/>
+          <w:color w:val="000000"/>
+          <w:lang w:eastAsia="es-PE"/>
+        </w:rPr>
+        <w:t>impulsado</w:t>
+      </w:r>
+      <w:r>
+        <w:rPr>
+          <w:rFonts w:cs="Times New Roman"/>
+          <w:color w:val="000000"/>
+          <w:lang w:eastAsia="es-PE"/>
+        </w:rPr>
+        <w:t xml:space="preserve"> investigaciones</w:t>
       </w:r>
       <w:r>
         <w:rPr>
@@ -4571,7 +4766,143 @@
           <w:color w:val="000000"/>
           <w:lang w:eastAsia="es-PE"/>
         </w:rPr>
-        <w:t>de conglomerados</w:t>
+        <w:t>orienta</w:t>
+      </w:r>
+      <w:r>
+        <w:rPr>
+          <w:rFonts w:cs="Times New Roman"/>
+          <w:color w:val="000000"/>
+          <w:lang w:eastAsia="es-PE"/>
+        </w:rPr>
+        <w:t>das</w:t>
+      </w:r>
+      <w:r>
+        <w:rPr>
+          <w:rFonts w:cs="Times New Roman"/>
+          <w:color w:val="000000"/>
+          <w:lang w:eastAsia="es-PE"/>
+        </w:rPr>
+        <w:t xml:space="preserve"> a la caracterización morfo-agronómica de diferentes accesiones. </w:t>
+      </w:r>
+      <w:r>
+        <w:rPr>
+          <w:rFonts w:cs="Times New Roman"/>
+          <w:color w:val="000000"/>
+          <w:lang w:eastAsia="es-PE"/>
+        </w:rPr>
+        <w:t>E</w:t>
+      </w:r>
+      <w:r>
+        <w:rPr>
+          <w:rFonts w:cs="Times New Roman"/>
+          <w:color w:val="000000"/>
+          <w:lang w:eastAsia="es-PE"/>
+        </w:rPr>
+        <w:t xml:space="preserve">n </w:t>
+      </w:r>
+      <w:r>
+        <w:rPr>
+          <w:rFonts w:cs="Times New Roman"/>
+          <w:color w:val="000000"/>
+          <w:lang w:eastAsia="es-PE"/>
+        </w:rPr>
+        <w:t xml:space="preserve">la colección central mundial de quinua de la Universidad Estatal de Washington, </w:t>
+      </w:r>
+      <w:r>
+        <w:rPr>
+          <w:rFonts w:cs="Times New Roman"/>
+          <w:color w:val="000000"/>
+          <w:lang w:eastAsia="es-PE"/>
+        </w:rPr>
+        <w:t xml:space="preserve">se </w:t>
+      </w:r>
+      <w:r>
+        <w:rPr>
+          <w:rFonts w:cs="Times New Roman"/>
+          <w:color w:val="000000"/>
+          <w:lang w:eastAsia="es-PE"/>
+        </w:rPr>
+        <w:t>evaluaron</w:t>
+      </w:r>
+      <w:r>
+        <w:rPr>
+          <w:rFonts w:cs="Times New Roman"/>
+          <w:color w:val="000000"/>
+          <w:lang w:eastAsia="es-PE"/>
+        </w:rPr>
+        <w:t xml:space="preserve"> 360 accesiones</w:t>
+      </w:r>
+      <w:r>
+        <w:rPr>
+          <w:rFonts w:cs="Times New Roman"/>
+          <w:color w:val="000000"/>
+          <w:lang w:eastAsia="es-PE"/>
+        </w:rPr>
+        <w:t xml:space="preserve">, </w:t>
+      </w:r>
+      <w:r>
+        <w:rPr>
+          <w:rFonts w:cs="Times New Roman"/>
+          <w:color w:val="000000"/>
+          <w:lang w:eastAsia="es-PE"/>
+        </w:rPr>
+        <w:t>donde se identificaron</w:t>
+      </w:r>
+      <w:r>
+        <w:rPr>
+          <w:rFonts w:cs="Times New Roman"/>
+          <w:color w:val="000000"/>
+          <w:lang w:eastAsia="es-PE"/>
+        </w:rPr>
+        <w:t xml:space="preserve"> relaciones entre el rendimiento</w:t>
+      </w:r>
+      <w:r>
+        <w:rPr>
+          <w:rFonts w:cs="Times New Roman"/>
+          <w:color w:val="000000"/>
+          <w:lang w:eastAsia="es-PE"/>
+        </w:rPr>
+        <w:t xml:space="preserve"> y características como</w:t>
+      </w:r>
+      <w:r>
+        <w:rPr>
+          <w:rFonts w:cs="Times New Roman"/>
+          <w:color w:val="000000"/>
+          <w:lang w:eastAsia="es-PE"/>
+        </w:rPr>
+        <w:t xml:space="preserve"> el peso de mil semillas</w:t>
+      </w:r>
+      <w:r>
+        <w:rPr>
+          <w:rFonts w:cs="Times New Roman"/>
+          <w:color w:val="000000"/>
+          <w:lang w:eastAsia="es-PE"/>
+        </w:rPr>
+        <w:t>, además de la</w:t>
+      </w:r>
+      <w:r>
+        <w:rPr>
+          <w:rFonts w:cs="Times New Roman"/>
+          <w:color w:val="000000"/>
+          <w:lang w:eastAsia="es-PE"/>
+        </w:rPr>
+        <w:t xml:space="preserve"> formación de grupos con </w:t>
+      </w:r>
+      <w:r>
+        <w:rPr>
+          <w:rFonts w:cs="Times New Roman"/>
+          <w:color w:val="000000"/>
+          <w:lang w:eastAsia="es-PE"/>
+        </w:rPr>
+        <w:t>variabilidad</w:t>
+      </w:r>
+      <w:r>
+        <w:rPr>
+          <w:rFonts w:cs="Times New Roman"/>
+          <w:color w:val="000000"/>
+          <w:lang w:eastAsia="es-PE"/>
+        </w:rPr>
+        <w:t xml:space="preserve"> diferenciada</w:t>
       </w:r>
       <w:r>
         <w:rPr>
@@ -4580,30 +4911,6 @@
           <w:lang w:eastAsia="es-PE"/>
         </w:rPr>
         <w:t xml:space="preserve"> </w:t>
-      </w:r>
-      <w:r>
-        <w:rPr>
-          <w:rFonts w:cs="Times New Roman"/>
-          <w:color w:val="000000"/>
-          <w:lang w:eastAsia="es-PE"/>
-        </w:rPr>
-        <w:t>descubrieron</w:t>
-      </w:r>
-      <w:r>
-        <w:rPr>
-          <w:rFonts w:cs="Times New Roman"/>
-          <w:color w:val="000000"/>
-          <w:lang w:eastAsia="es-PE"/>
-        </w:rPr>
-        <w:t xml:space="preserve"> 4 </w:t>
-      </w:r>
-      <w:r>
-        <w:rPr>
-          <w:rFonts w:cs="Times New Roman"/>
-          <w:color w:val="000000"/>
-          <w:lang w:eastAsia="es-PE"/>
-        </w:rPr>
-        <w:t xml:space="preserve">grupos con variabilidad única, de los cuales el Grupo 1 se caracterizó por menos días hasta la cosecha, menos altura en la cosecha y mayor rendimiento </w:t>
       </w:r>
       <w:sdt>
         <w:sdtPr>
@@ -4653,65 +4960,151 @@
           <w:color w:val="000000"/>
           <w:lang w:eastAsia="es-PE"/>
         </w:rPr>
-        <w:t>En Rusia se llevó a cabo un estudio de diversidad de las características biológicas en 10 cultivares de quinua</w:t>
-      </w:r>
-      <w:r>
-        <w:rPr>
-          <w:rFonts w:cs="Times New Roman"/>
-          <w:color w:val="000000"/>
-          <w:lang w:eastAsia="es-PE"/>
-        </w:rPr>
-        <w:t xml:space="preserve">, </w:t>
-      </w:r>
-      <w:r>
-        <w:rPr>
-          <w:rFonts w:cs="Times New Roman"/>
-          <w:color w:val="000000"/>
-          <w:lang w:eastAsia="es-PE"/>
-        </w:rPr>
-        <w:t>como cultivo multipropósito, los genotipos de quinua fueron sembrados</w:t>
-      </w:r>
-      <w:r>
-        <w:rPr>
-          <w:rFonts w:cs="Times New Roman"/>
-          <w:color w:val="000000"/>
-          <w:lang w:eastAsia="es-PE"/>
-        </w:rPr>
-        <w:t xml:space="preserve"> en suelos de baja fertilidad</w:t>
-      </w:r>
-      <w:r>
-        <w:rPr>
-          <w:rFonts w:cs="Times New Roman"/>
-          <w:color w:val="000000"/>
-          <w:lang w:eastAsia="es-PE"/>
-        </w:rPr>
-        <w:t>. R</w:t>
-      </w:r>
-      <w:r>
-        <w:rPr>
-          <w:rFonts w:cs="Times New Roman"/>
-          <w:color w:val="000000"/>
-          <w:lang w:eastAsia="es-PE"/>
-        </w:rPr>
-        <w:t xml:space="preserve">eportaron que la accesión Blanca de Jericó Tuta 2 mostró la mayor longitud de panícula (72.4 cm), pero la accesión </w:t>
-      </w:r>
-      <w:proofErr w:type="gramStart"/>
-      <w:r>
-        <w:rPr>
-          <w:rFonts w:cs="Times New Roman"/>
-          <w:color w:val="000000"/>
-          <w:lang w:eastAsia="es-PE"/>
-        </w:rPr>
-        <w:t>Quinoa</w:t>
-      </w:r>
-      <w:proofErr w:type="gramEnd"/>
-      <w:r>
-        <w:rPr>
-          <w:rFonts w:cs="Times New Roman"/>
-          <w:color w:val="000000"/>
-          <w:lang w:eastAsia="es-PE"/>
-        </w:rPr>
-        <w:t xml:space="preserve"> Peruana con una panícula más corta (39 cm) obtuvo mayor rendimiento el cual fue de 62.02 g/panícula, y que las líneas Q14, Q15 y Q4 fueron de menor altura</w:t>
+        <w:t xml:space="preserve">De manera </w:t>
+      </w:r>
+      <w:r>
+        <w:rPr>
+          <w:rFonts w:cs="Times New Roman"/>
+          <w:color w:val="000000"/>
+          <w:lang w:eastAsia="es-PE"/>
+        </w:rPr>
+        <w:t>similar</w:t>
+      </w:r>
+      <w:r>
+        <w:rPr>
+          <w:rFonts w:cs="Times New Roman"/>
+          <w:color w:val="000000"/>
+          <w:lang w:eastAsia="es-PE"/>
+        </w:rPr>
+        <w:t>, estudios realizados en diferentes países han evidenciado variabilidad en las características agronómicas como rendimiento, altura de planta</w:t>
+      </w:r>
+      <w:r>
+        <w:rPr>
+          <w:rFonts w:cs="Times New Roman"/>
+          <w:color w:val="000000"/>
+          <w:lang w:eastAsia="es-PE"/>
+        </w:rPr>
+        <w:t>,</w:t>
+      </w:r>
+      <w:r>
+        <w:rPr>
+          <w:rFonts w:cs="Times New Roman"/>
+          <w:color w:val="000000"/>
+          <w:lang w:eastAsia="es-PE"/>
+        </w:rPr>
+        <w:t xml:space="preserve"> longitud de panícula</w:t>
+      </w:r>
+      <w:r>
+        <w:rPr>
+          <w:rFonts w:cs="Times New Roman"/>
+          <w:color w:val="000000"/>
+          <w:lang w:eastAsia="es-PE"/>
+        </w:rPr>
+        <w:t xml:space="preserve"> y resistencia a enfermedades</w:t>
+      </w:r>
+      <w:r>
+        <w:rPr>
+          <w:rFonts w:cs="Times New Roman"/>
+          <w:color w:val="000000"/>
+          <w:lang w:eastAsia="es-PE"/>
+        </w:rPr>
+        <w:t>,</w:t>
+      </w:r>
+      <w:r>
+        <w:rPr>
+          <w:rFonts w:cs="Times New Roman"/>
+          <w:color w:val="000000"/>
+          <w:lang w:eastAsia="es-PE"/>
+        </w:rPr>
+        <w:t xml:space="preserve"> </w:t>
+      </w:r>
+      <w:r>
+        <w:rPr>
+          <w:rFonts w:cs="Times New Roman"/>
+          <w:color w:val="000000"/>
+          <w:lang w:eastAsia="es-PE"/>
+        </w:rPr>
+        <w:t>las cuales</w:t>
+      </w:r>
+      <w:r>
+        <w:rPr>
+          <w:rFonts w:cs="Times New Roman"/>
+          <w:color w:val="000000"/>
+          <w:lang w:eastAsia="es-PE"/>
+        </w:rPr>
+        <w:t xml:space="preserve"> </w:t>
+      </w:r>
+      <w:r>
+        <w:rPr>
+          <w:rFonts w:cs="Times New Roman"/>
+          <w:color w:val="000000"/>
+          <w:lang w:eastAsia="es-PE"/>
+        </w:rPr>
+        <w:t>dependen del</w:t>
+      </w:r>
+      <w:r>
+        <w:rPr>
+          <w:rFonts w:cs="Times New Roman"/>
+          <w:color w:val="000000"/>
+          <w:lang w:eastAsia="es-PE"/>
+        </w:rPr>
+        <w:t xml:space="preserve"> genotipo</w:t>
+      </w:r>
+      <w:r>
+        <w:rPr>
+          <w:rFonts w:cs="Times New Roman"/>
+          <w:color w:val="000000"/>
+          <w:lang w:eastAsia="es-PE"/>
+        </w:rPr>
+        <w:t xml:space="preserve"> y </w:t>
+      </w:r>
+      <w:r>
+        <w:rPr>
+          <w:rFonts w:cs="Times New Roman"/>
+          <w:color w:val="000000"/>
+          <w:lang w:eastAsia="es-PE"/>
+        </w:rPr>
+        <w:t>de</w:t>
+      </w:r>
+      <w:r>
+        <w:rPr>
+          <w:rFonts w:cs="Times New Roman"/>
+          <w:color w:val="000000"/>
+          <w:lang w:eastAsia="es-PE"/>
+        </w:rPr>
+        <w:t xml:space="preserve"> las condiciones ambientales y </w:t>
+      </w:r>
+      <w:r>
+        <w:rPr>
+          <w:rFonts w:cs="Times New Roman"/>
+          <w:color w:val="000000"/>
+          <w:lang w:eastAsia="es-PE"/>
+        </w:rPr>
+        <w:t>edáficas</w:t>
+      </w:r>
+      <w:r>
+        <w:rPr>
+          <w:rFonts w:cs="Times New Roman"/>
+          <w:color w:val="000000"/>
+          <w:lang w:eastAsia="es-PE"/>
+        </w:rPr>
+        <w:t xml:space="preserve"> a </w:t>
+      </w:r>
+      <w:r>
+        <w:rPr>
+          <w:rFonts w:cs="Times New Roman"/>
+          <w:color w:val="000000"/>
+          <w:lang w:eastAsia="es-PE"/>
+        </w:rPr>
+        <w:t>las que se expone</w:t>
+      </w:r>
+      <w:r>
+        <w:rPr>
+          <w:rFonts w:cs="Times New Roman"/>
+          <w:color w:val="000000"/>
+          <w:lang w:eastAsia="es-PE"/>
+        </w:rPr>
+        <w:t xml:space="preserve"> el cultivo</w:t>
       </w:r>
       <w:r>
         <w:rPr>
@@ -4728,8 +5121,8 @@
             <w:color w:val="000000"/>
             <w:lang w:eastAsia="es-PE"/>
           </w:rPr>
-          <w:tag w:val="MENDELEY_CITATION_v3_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"/>
-          <w:id w:val="-267693322"/>
+          <w:tag w:val="MENDELEY_CITATION_v3_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"/>
+          <w:id w:val="1362934854"/>
           <w:placeholder>
             <w:docPart w:val="DefaultPlaceholder_-1854013440"/>
           </w:placeholder>
@@ -4742,7 +5135,25 @@
               <w:color w:val="000000"/>
               <w:lang w:eastAsia="es-PE"/>
             </w:rPr>
-            <w:t>(Voronov et al., 2023)</w:t>
+            <w:t>(</w:t>
+          </w:r>
+          <w:proofErr w:type="spellStart"/>
+          <w:r>
+            <w:rPr>
+              <w:rFonts w:cs="Times New Roman"/>
+              <w:color w:val="000000"/>
+              <w:lang w:eastAsia="es-PE"/>
+            </w:rPr>
+            <w:t>Oustani</w:t>
+          </w:r>
+          <w:proofErr w:type="spellEnd"/>
+          <w:r>
+            <w:rPr>
+              <w:rFonts w:cs="Times New Roman"/>
+              <w:color w:val="000000"/>
+              <w:lang w:eastAsia="es-PE"/>
+            </w:rPr>
+            <w:t xml:space="preserve"> et al., 2023; Voronov et al., 2023)</w:t>
           </w:r>
         </w:sdtContent>
       </w:sdt>
@@ -4752,17 +5163,176 @@
           <w:color w:val="000000"/>
           <w:lang w:eastAsia="es-PE"/>
         </w:rPr>
-        <w:t>.</w:t>
-      </w:r>
-    </w:p>
-    <w:p>
-      <w:pPr>
-        <w:rPr>
-          <w:rFonts w:cs="Times New Roman"/>
-          <w:color w:val="000000"/>
-          <w:lang w:eastAsia="es-PE"/>
-        </w:rPr>
-      </w:pPr>
+        <w:t xml:space="preserve">. </w:t>
+      </w:r>
+      <w:r>
+        <w:rPr>
+          <w:rFonts w:cs="Times New Roman"/>
+          <w:color w:val="000000"/>
+          <w:lang w:eastAsia="es-PE"/>
+        </w:rPr>
+        <w:t xml:space="preserve">Asimismo, </w:t>
+      </w:r>
+      <w:r>
+        <w:rPr>
+          <w:rFonts w:cs="Times New Roman"/>
+          <w:color w:val="000000"/>
+          <w:lang w:eastAsia="es-PE"/>
+        </w:rPr>
+        <w:t xml:space="preserve">investigaciones </w:t>
+      </w:r>
+      <w:r>
+        <w:rPr>
+          <w:rFonts w:cs="Times New Roman"/>
+          <w:color w:val="000000"/>
+          <w:lang w:eastAsia="es-PE"/>
+        </w:rPr>
+        <w:t xml:space="preserve">en el ecotipo Chimborazo </w:t>
+      </w:r>
+      <w:r>
+        <w:rPr>
+          <w:rFonts w:cs="Times New Roman"/>
+          <w:color w:val="000000"/>
+          <w:lang w:eastAsia="es-PE"/>
+        </w:rPr>
+        <w:t xml:space="preserve">han reportado variabilidad </w:t>
+      </w:r>
+      <w:r>
+        <w:rPr>
+          <w:rFonts w:cs="Times New Roman"/>
+          <w:color w:val="000000"/>
+          <w:lang w:eastAsia="es-PE"/>
+        </w:rPr>
+        <w:t>en la</w:t>
+      </w:r>
+      <w:r>
+        <w:rPr>
+          <w:rFonts w:cs="Times New Roman"/>
+          <w:color w:val="000000"/>
+          <w:lang w:eastAsia="es-PE"/>
+        </w:rPr>
+        <w:t>s características</w:t>
+      </w:r>
+      <w:r>
+        <w:rPr>
+          <w:rFonts w:cs="Times New Roman"/>
+          <w:color w:val="000000"/>
+          <w:lang w:eastAsia="es-PE"/>
+        </w:rPr>
+        <w:t xml:space="preserve"> morfol</w:t>
+      </w:r>
+      <w:r>
+        <w:rPr>
+          <w:rFonts w:cs="Times New Roman"/>
+          <w:color w:val="000000"/>
+          <w:lang w:eastAsia="es-PE"/>
+        </w:rPr>
+        <w:t>ógicas</w:t>
+      </w:r>
+      <w:r>
+        <w:rPr>
+          <w:rFonts w:cs="Times New Roman"/>
+          <w:color w:val="000000"/>
+          <w:lang w:eastAsia="es-PE"/>
+        </w:rPr>
+        <w:t xml:space="preserve"> como </w:t>
+      </w:r>
+      <w:r>
+        <w:rPr>
+          <w:rFonts w:cs="Times New Roman"/>
+          <w:color w:val="000000"/>
+          <w:lang w:eastAsia="es-PE"/>
+        </w:rPr>
+        <w:t xml:space="preserve">el </w:t>
+      </w:r>
+      <w:r>
+        <w:rPr>
+          <w:rFonts w:cs="Times New Roman"/>
+          <w:color w:val="000000"/>
+          <w:lang w:eastAsia="es-PE"/>
+        </w:rPr>
+        <w:t>color</w:t>
+      </w:r>
+      <w:r>
+        <w:rPr>
+          <w:rFonts w:cs="Times New Roman"/>
+          <w:color w:val="000000"/>
+          <w:lang w:eastAsia="es-PE"/>
+        </w:rPr>
+        <w:t xml:space="preserve"> y</w:t>
+      </w:r>
+      <w:r>
+        <w:rPr>
+          <w:rFonts w:cs="Times New Roman"/>
+          <w:color w:val="000000"/>
+          <w:lang w:eastAsia="es-PE"/>
+        </w:rPr>
+        <w:t xml:space="preserve"> la</w:t>
+      </w:r>
+      <w:r>
+        <w:rPr>
+          <w:rFonts w:cs="Times New Roman"/>
+          <w:color w:val="000000"/>
+          <w:lang w:eastAsia="es-PE"/>
+        </w:rPr>
+        <w:t xml:space="preserve"> forma de la panícula</w:t>
+      </w:r>
+      <w:r>
+        <w:rPr>
+          <w:rFonts w:cs="Times New Roman"/>
+          <w:color w:val="000000"/>
+          <w:lang w:eastAsia="es-PE"/>
+        </w:rPr>
+        <w:t xml:space="preserve">, así como </w:t>
+      </w:r>
+      <w:r>
+        <w:rPr>
+          <w:rFonts w:cs="Times New Roman"/>
+          <w:color w:val="000000"/>
+          <w:lang w:eastAsia="es-PE"/>
+        </w:rPr>
+        <w:t xml:space="preserve">en </w:t>
+      </w:r>
+      <w:r>
+        <w:rPr>
+          <w:rFonts w:cs="Times New Roman"/>
+          <w:color w:val="000000"/>
+          <w:lang w:eastAsia="es-PE"/>
+        </w:rPr>
+        <w:t xml:space="preserve">el </w:t>
+      </w:r>
+      <w:r>
+        <w:rPr>
+          <w:rFonts w:cs="Times New Roman"/>
+          <w:color w:val="000000"/>
+          <w:lang w:eastAsia="es-PE"/>
+        </w:rPr>
+        <w:t>rendimiento por planta, confirma</w:t>
+      </w:r>
+      <w:r>
+        <w:rPr>
+          <w:rFonts w:cs="Times New Roman"/>
+          <w:color w:val="000000"/>
+          <w:lang w:eastAsia="es-PE"/>
+        </w:rPr>
+        <w:t>ndo</w:t>
+      </w:r>
+      <w:r>
+        <w:rPr>
+          <w:rFonts w:cs="Times New Roman"/>
+          <w:color w:val="000000"/>
+          <w:lang w:eastAsia="es-PE"/>
+        </w:rPr>
+        <w:t xml:space="preserve"> la heterogeneidad fenotípica de la quinua</w:t>
+      </w:r>
+      <w:r>
+        <w:rPr>
+          <w:rFonts w:cs="Times New Roman"/>
+          <w:color w:val="000000"/>
+          <w:lang w:eastAsia="es-PE"/>
+        </w:rPr>
+        <w:t xml:space="preserve"> </w:t>
+      </w:r>
       <w:sdt>
         <w:sdtPr>
           <w:rPr>
@@ -4770,8 +5340,8 @@
             <w:color w:val="000000"/>
             <w:lang w:eastAsia="es-PE"/>
           </w:rPr>
-          <w:tag w:val="MENDELEY_CITATION_v3_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"/>
-          <w:id w:val="-1296443118"/>
+          <w:tag w:val="MENDELEY_CITATION_v3_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"/>
+          <w:id w:val="-2125298874"/>
           <w:placeholder>
             <w:docPart w:val="DefaultPlaceholder_-1854013440"/>
           </w:placeholder>
@@ -4784,7 +5354,7 @@
               <w:color w:val="000000"/>
               <w:lang w:eastAsia="es-PE"/>
             </w:rPr>
-            <w:t>Oustani et al. (2023)</w:t>
+            <w:t>(Arguello-Hernández et al., 2024; Castro-Albán et al., 2023)</w:t>
           </w:r>
         </w:sdtContent>
       </w:sdt>
@@ -4794,169 +5364,7 @@
           <w:color w:val="000000"/>
           <w:lang w:eastAsia="es-PE"/>
         </w:rPr>
-        <w:t xml:space="preserve"> evaluaron el </w:t>
-      </w:r>
-      <w:r>
-        <w:rPr>
-          <w:rFonts w:cs="Times New Roman"/>
-          <w:color w:val="000000"/>
-          <w:lang w:eastAsia="es-PE"/>
-        </w:rPr>
-        <w:t>desarrollo, rendimiento de grano y calidad de grano</w:t>
-      </w:r>
-      <w:r>
-        <w:rPr>
-          <w:rFonts w:cs="Times New Roman"/>
-          <w:color w:val="000000"/>
-          <w:lang w:eastAsia="es-PE"/>
-        </w:rPr>
-        <w:t xml:space="preserve"> de siete genotipos de quinua, us</w:t>
-      </w:r>
-      <w:r>
-        <w:rPr>
-          <w:rFonts w:cs="Times New Roman"/>
-          <w:color w:val="000000"/>
-          <w:lang w:eastAsia="es-PE"/>
-        </w:rPr>
-        <w:t>and</w:t>
-      </w:r>
-      <w:r>
-        <w:rPr>
-          <w:rFonts w:cs="Times New Roman"/>
-          <w:color w:val="000000"/>
-          <w:lang w:eastAsia="es-PE"/>
-        </w:rPr>
-        <w:t xml:space="preserve">o un DBCA de 4 bloques; los resultados que obtuvieron son: el rendimiento mayor </w:t>
-      </w:r>
-      <w:r>
-        <w:rPr>
-          <w:rFonts w:cs="Times New Roman"/>
-          <w:color w:val="000000"/>
-          <w:lang w:eastAsia="es-PE"/>
-        </w:rPr>
-        <w:t>en el</w:t>
-      </w:r>
-      <w:r>
-        <w:rPr>
-          <w:rFonts w:cs="Times New Roman"/>
-          <w:color w:val="000000"/>
-          <w:lang w:eastAsia="es-PE"/>
-        </w:rPr>
-        <w:t xml:space="preserve"> genotipo Q102 de 2.81 t/</w:t>
-      </w:r>
-      <w:proofErr w:type="spellStart"/>
-      <w:r>
-        <w:rPr>
-          <w:rFonts w:cs="Times New Roman"/>
-          <w:color w:val="000000"/>
-          <w:lang w:eastAsia="es-PE"/>
-        </w:rPr>
-        <w:t>ha</w:t>
-      </w:r>
-      <w:proofErr w:type="spellEnd"/>
-      <w:r>
-        <w:rPr>
-          <w:rFonts w:cs="Times New Roman"/>
-          <w:color w:val="000000"/>
-          <w:lang w:eastAsia="es-PE"/>
-        </w:rPr>
-        <w:t xml:space="preserve"> </w:t>
-      </w:r>
-      <w:r>
-        <w:rPr>
-          <w:rFonts w:cs="Times New Roman"/>
-          <w:color w:val="000000"/>
-          <w:lang w:eastAsia="es-PE"/>
-        </w:rPr>
-        <w:t>en un periodo de</w:t>
-      </w:r>
-      <w:r>
-        <w:rPr>
-          <w:rFonts w:cs="Times New Roman"/>
-          <w:color w:val="000000"/>
-          <w:lang w:eastAsia="es-PE"/>
-        </w:rPr>
-        <w:t xml:space="preserve"> 149 días, la variedad Santa María obtuvo el mayor peso de 1000 granos (2.68 g) </w:t>
-      </w:r>
-      <w:r>
-        <w:rPr>
-          <w:rFonts w:cs="Times New Roman"/>
-          <w:color w:val="000000"/>
-          <w:lang w:eastAsia="es-PE"/>
-        </w:rPr>
-        <w:t xml:space="preserve">y </w:t>
-      </w:r>
-      <w:r>
-        <w:rPr>
-          <w:rFonts w:cs="Times New Roman"/>
-          <w:color w:val="000000"/>
-          <w:lang w:eastAsia="es-PE"/>
-        </w:rPr>
-        <w:t xml:space="preserve">su ciclo </w:t>
-      </w:r>
-      <w:r>
-        <w:rPr>
-          <w:rFonts w:cs="Times New Roman"/>
-          <w:color w:val="000000"/>
-          <w:lang w:eastAsia="es-PE"/>
-        </w:rPr>
-        <w:t>productivo fue</w:t>
-      </w:r>
-      <w:r>
-        <w:rPr>
-          <w:rFonts w:cs="Times New Roman"/>
-          <w:color w:val="000000"/>
-          <w:lang w:eastAsia="es-PE"/>
-        </w:rPr>
-        <w:t xml:space="preserve"> de 164 días. </w:t>
-      </w:r>
-      <w:r>
-        <w:rPr>
-          <w:rFonts w:cs="Times New Roman"/>
-          <w:color w:val="000000"/>
-          <w:lang w:eastAsia="es-PE"/>
-        </w:rPr>
-        <w:t>Además,</w:t>
-      </w:r>
-      <w:r>
-        <w:rPr>
-          <w:rFonts w:cs="Times New Roman"/>
-          <w:color w:val="000000"/>
-          <w:lang w:eastAsia="es-PE"/>
-        </w:rPr>
-        <w:t xml:space="preserve"> el genotipo Giza1 mostró </w:t>
-      </w:r>
-      <w:r>
-        <w:rPr>
-          <w:rFonts w:cs="Times New Roman"/>
-          <w:color w:val="000000"/>
-          <w:lang w:eastAsia="es-PE"/>
-        </w:rPr>
-        <w:t xml:space="preserve">un </w:t>
-      </w:r>
-      <w:r>
-        <w:rPr>
-          <w:rFonts w:cs="Times New Roman"/>
-          <w:color w:val="000000"/>
-          <w:lang w:eastAsia="es-PE"/>
-        </w:rPr>
-        <w:t xml:space="preserve">rendimiento de grano más bajo y fue de los que obtuvo valores inferiores en la mayoría de </w:t>
-      </w:r>
-      <w:r>
-        <w:rPr>
-          <w:rFonts w:cs="Times New Roman"/>
-          <w:color w:val="000000"/>
-          <w:lang w:eastAsia="es-PE"/>
-        </w:rPr>
-        <w:t>los parámetros</w:t>
-      </w:r>
-      <w:r>
-        <w:rPr>
-          <w:rFonts w:cs="Times New Roman"/>
-          <w:color w:val="000000"/>
-          <w:lang w:eastAsia="es-PE"/>
-        </w:rPr>
-        <w:t xml:space="preserve"> evaluados.</w:t>
+        <w:t>.</w:t>
       </w:r>
     </w:p>
     <w:p>
@@ -4967,6 +5375,38 @@
           <w:lang w:eastAsia="es-PE"/>
         </w:rPr>
       </w:pPr>
+      <w:r>
+        <w:rPr>
+          <w:rFonts w:cs="Times New Roman"/>
+          <w:color w:val="000000"/>
+          <w:lang w:eastAsia="es-PE"/>
+        </w:rPr>
+        <w:t xml:space="preserve">La influencia del ambiente </w:t>
+      </w:r>
+      <w:r>
+        <w:rPr>
+          <w:rFonts w:cs="Times New Roman"/>
+          <w:color w:val="000000"/>
+          <w:lang w:eastAsia="es-PE"/>
+        </w:rPr>
+        <w:t xml:space="preserve">en </w:t>
+      </w:r>
+      <w:r>
+        <w:rPr>
+          <w:rFonts w:cs="Times New Roman"/>
+          <w:color w:val="000000"/>
+          <w:lang w:eastAsia="es-PE"/>
+        </w:rPr>
+        <w:t xml:space="preserve">el desarrollo del cultivo de quinua </w:t>
+      </w:r>
+      <w:r>
+        <w:rPr>
+          <w:rFonts w:cs="Times New Roman"/>
+          <w:color w:val="000000"/>
+          <w:lang w:eastAsia="es-PE"/>
+        </w:rPr>
+        <w:t xml:space="preserve">también ha sido evidenciada. En este sentido, </w:t>
+      </w:r>
       <w:sdt>
         <w:sdtPr>
           <w:rPr>
@@ -4974,21 +5414,31 @@
             <w:color w:val="000000"/>
             <w:lang w:eastAsia="es-PE"/>
           </w:rPr>
-          <w:tag w:val="MENDELEY_CITATION_v3_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"/>
-          <w:id w:val="-1089545091"/>
+          <w:tag w:val="MENDELEY_CITATION_v3_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"/>
+          <w:id w:val="-1642956736"/>
           <w:placeholder>
-            <w:docPart w:val="5C4CFA31F5BF4DABB805CBDA8875911A"/>
+            <w:docPart w:val="DefaultPlaceholder_-1854013440"/>
           </w:placeholder>
         </w:sdtPr>
         <w:sdtEndPr/>
         <w:sdtContent>
+          <w:proofErr w:type="spellStart"/>
           <w:r>
             <w:rPr>
               <w:rFonts w:cs="Times New Roman"/>
               <w:color w:val="000000"/>
               <w:lang w:eastAsia="es-PE"/>
             </w:rPr>
-            <w:t>Arguello-Hernández et al. (2024)</w:t>
+            <w:t>Pizo</w:t>
+          </w:r>
+          <w:proofErr w:type="spellEnd"/>
+          <w:r>
+            <w:rPr>
+              <w:rFonts w:cs="Times New Roman"/>
+              <w:color w:val="000000"/>
+              <w:lang w:eastAsia="es-PE"/>
+            </w:rPr>
+            <w:t xml:space="preserve"> Ossa et al. (2024)</w:t>
           </w:r>
         </w:sdtContent>
       </w:sdt>
@@ -4998,111 +5448,88 @@
           <w:color w:val="000000"/>
           <w:lang w:eastAsia="es-PE"/>
         </w:rPr>
-        <w:t xml:space="preserve"> mencionan que el ecotipo de quinua Chimborazo cultivado a en un rango de altitud de 2780 – 3500 msnm, tiene un ciclo </w:t>
-      </w:r>
-      <w:r>
-        <w:rPr>
-          <w:rFonts w:cs="Times New Roman"/>
-          <w:color w:val="000000"/>
-          <w:lang w:eastAsia="es-PE"/>
-        </w:rPr>
-        <w:t xml:space="preserve">productivo </w:t>
-      </w:r>
-      <w:r>
-        <w:rPr>
-          <w:rFonts w:cs="Times New Roman"/>
-          <w:color w:val="000000"/>
-          <w:lang w:eastAsia="es-PE"/>
-        </w:rPr>
-        <w:t>largo</w:t>
-      </w:r>
-      <w:r>
-        <w:rPr>
-          <w:rFonts w:cs="Times New Roman"/>
-          <w:color w:val="000000"/>
-          <w:lang w:eastAsia="es-PE"/>
-        </w:rPr>
-        <w:t xml:space="preserve">, color </w:t>
-      </w:r>
-      <w:r>
-        <w:rPr>
-          <w:rFonts w:cs="Times New Roman"/>
-          <w:color w:val="000000"/>
-          <w:lang w:eastAsia="es-PE"/>
-        </w:rPr>
-        <w:t xml:space="preserve">de panícula </w:t>
-      </w:r>
-      <w:r>
-        <w:rPr>
-          <w:rFonts w:cs="Times New Roman"/>
-          <w:color w:val="000000"/>
-          <w:lang w:eastAsia="es-PE"/>
-        </w:rPr>
-        <w:t xml:space="preserve">cambia </w:t>
-      </w:r>
-      <w:r>
-        <w:rPr>
-          <w:rFonts w:cs="Times New Roman"/>
-          <w:color w:val="000000"/>
-          <w:lang w:eastAsia="es-PE"/>
-        </w:rPr>
-        <w:t xml:space="preserve">verde </w:t>
-      </w:r>
-      <w:r>
-        <w:rPr>
-          <w:rFonts w:cs="Times New Roman"/>
-          <w:color w:val="000000"/>
-          <w:lang w:eastAsia="es-PE"/>
-        </w:rPr>
-        <w:t>a</w:t>
-      </w:r>
-      <w:r>
-        <w:rPr>
-          <w:rFonts w:cs="Times New Roman"/>
-          <w:color w:val="000000"/>
-          <w:lang w:eastAsia="es-PE"/>
-        </w:rPr>
-        <w:t xml:space="preserve"> púrp</w:t>
-      </w:r>
-      <w:r>
-        <w:rPr>
-          <w:rFonts w:cs="Times New Roman"/>
-          <w:color w:val="000000"/>
-          <w:lang w:eastAsia="es-PE"/>
-        </w:rPr>
-        <w:t>ura, y que a medida que madura los colores cambian a púrpura, rosa y amarillo</w:t>
-      </w:r>
-      <w:r>
-        <w:rPr>
-          <w:rFonts w:cs="Times New Roman"/>
-          <w:color w:val="000000"/>
-          <w:lang w:eastAsia="es-PE"/>
-        </w:rPr>
-        <w:t>. Asimismo</w:t>
-      </w:r>
-      <w:r>
-        <w:rPr>
-          <w:rFonts w:cs="Times New Roman"/>
-          <w:color w:val="000000"/>
-          <w:lang w:eastAsia="es-PE"/>
-        </w:rPr>
-        <w:t xml:space="preserve">, la forma de la panícula cambia </w:t>
-      </w:r>
-      <w:r>
-        <w:rPr>
-          <w:rFonts w:cs="Times New Roman"/>
-          <w:color w:val="000000"/>
-          <w:lang w:eastAsia="es-PE"/>
-        </w:rPr>
-        <w:t>de</w:t>
-      </w:r>
-      <w:r>
-        <w:rPr>
-          <w:rFonts w:cs="Times New Roman"/>
-          <w:color w:val="000000"/>
-          <w:lang w:eastAsia="es-PE"/>
-        </w:rPr>
-        <w:t xml:space="preserve"> glomerular o amorfa, con </w:t>
+        <w:t xml:space="preserve"> </w:t>
+      </w:r>
+      <w:r>
+        <w:rPr>
+          <w:rFonts w:cs="Times New Roman"/>
+          <w:color w:val="000000"/>
+          <w:lang w:eastAsia="es-PE"/>
+        </w:rPr>
+        <w:t>reportar</w:t>
+      </w:r>
+      <w:r>
+        <w:rPr>
+          <w:rFonts w:cs="Times New Roman"/>
+          <w:color w:val="000000"/>
+          <w:lang w:eastAsia="es-PE"/>
+        </w:rPr>
+        <w:t xml:space="preserve">on diferencias en el ciclo productivo y </w:t>
+      </w:r>
+      <w:r>
+        <w:rPr>
+          <w:rFonts w:cs="Times New Roman"/>
+          <w:color w:val="000000"/>
+          <w:lang w:eastAsia="es-PE"/>
+        </w:rPr>
+        <w:t xml:space="preserve">en las </w:t>
+      </w:r>
+      <w:r>
+        <w:rPr>
+          <w:rFonts w:cs="Times New Roman"/>
+          <w:color w:val="000000"/>
+          <w:lang w:eastAsia="es-PE"/>
+        </w:rPr>
+        <w:t xml:space="preserve">características reproductivas entre genotipos </w:t>
+      </w:r>
+      <w:r>
+        <w:rPr>
+          <w:rFonts w:cs="Times New Roman"/>
+          <w:color w:val="000000"/>
+          <w:lang w:eastAsia="es-PE"/>
+        </w:rPr>
+        <w:t>evaluados</w:t>
+      </w:r>
+      <w:r>
+        <w:rPr>
+          <w:rFonts w:cs="Times New Roman"/>
+          <w:color w:val="000000"/>
+          <w:lang w:eastAsia="es-PE"/>
+        </w:rPr>
+        <w:t xml:space="preserve"> en di</w:t>
+      </w:r>
+      <w:r>
+        <w:rPr>
+          <w:rFonts w:cs="Times New Roman"/>
+          <w:color w:val="000000"/>
+          <w:lang w:eastAsia="es-PE"/>
+        </w:rPr>
+        <w:t>stinta</w:t>
+      </w:r>
+      <w:r>
+        <w:rPr>
+          <w:rFonts w:cs="Times New Roman"/>
+          <w:color w:val="000000"/>
+          <w:lang w:eastAsia="es-PE"/>
+        </w:rPr>
+        <w:t>s localidades de Cauca, Colombia.</w:t>
+      </w:r>
+    </w:p>
+    <w:p>
+      <w:pPr>
+        <w:rPr>
+          <w:rFonts w:cs="Times New Roman"/>
+          <w:color w:val="000000"/>
+          <w:lang w:eastAsia="es-PE"/>
+        </w:rPr>
+      </w:pPr>
+      <w:r>
+        <w:rPr>
+          <w:rFonts w:cs="Times New Roman"/>
+          <w:color w:val="000000"/>
+          <w:lang w:eastAsia="es-PE"/>
+        </w:rPr>
+        <w:t xml:space="preserve">En Perú, se ha evaluado la variabilidad agronómica y morfológica de la quinua en distintas regiones. En las estaciones experimentales del INIA ubicadas en Cusco, Puno, Ayacucho y </w:t>
       </w:r>
       <w:r>
         <w:rPr>
@@ -5111,39 +5538,7 @@
           <w:lang w:eastAsia="es-PE"/>
         </w:rPr>
         <w:lastRenderedPageBreak/>
-        <w:t>longitudes de 21 cm y diámetros de 13 – 80 cm, rendimiento por</w:t>
-      </w:r>
-      <w:r>
-        <w:rPr>
-          <w:rFonts w:cs="Times New Roman"/>
-          <w:color w:val="000000"/>
-          <w:lang w:eastAsia="es-PE"/>
-        </w:rPr>
-        <w:t xml:space="preserve"> </w:t>
-      </w:r>
-      <w:r>
-        <w:rPr>
-          <w:rFonts w:cs="Times New Roman"/>
-          <w:color w:val="000000"/>
-          <w:lang w:eastAsia="es-PE"/>
-        </w:rPr>
-        <w:t xml:space="preserve">planta variable (0.6 – 14 g), diámetro de semillas que están entre 1,5 </w:t>
-      </w:r>
-      <w:r>
-        <w:rPr>
-          <w:rFonts w:cs="Times New Roman"/>
-          <w:color w:val="000000"/>
-          <w:lang w:eastAsia="es-PE"/>
-        </w:rPr>
-        <w:t>y</w:t>
-      </w:r>
-      <w:r>
-        <w:rPr>
-          <w:rFonts w:cs="Times New Roman"/>
-          <w:color w:val="000000"/>
-          <w:lang w:eastAsia="es-PE"/>
-        </w:rPr>
-        <w:t xml:space="preserve"> 2,3 mm y el peso de 1000 granos varía de 3 – 3,3 g. Esta descripción concuerda con la investigación realizada por </w:t>
+        <w:t xml:space="preserve">Junín, se reportaron diferencias en el rendimiento, altura de planta y características de la panícula entre genotipos </w:t>
       </w:r>
       <w:sdt>
         <w:sdtPr>
@@ -5152,10 +5547,10 @@
             <w:color w:val="000000"/>
             <w:lang w:eastAsia="es-PE"/>
           </w:rPr>
-          <w:tag w:val="MENDELEY_CITATION_v3_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"/>
-          <w:id w:val="382608660"/>
+          <w:tag w:val="MENDELEY_CITATION_v3_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"/>
+          <w:id w:val="1239207203"/>
           <w:placeholder>
-            <w:docPart w:val="3E673F3CBE574350B1D33C136B80DBA3"/>
+            <w:docPart w:val="DefaultPlaceholder_-1854013440"/>
           </w:placeholder>
         </w:sdtPr>
         <w:sdtEndPr/>
@@ -5166,7 +5561,25 @@
               <w:color w:val="000000"/>
               <w:lang w:eastAsia="es-PE"/>
             </w:rPr>
-            <w:t>Castro-Albán et al. (2023)</w:t>
+            <w:t>(Estrada-</w:t>
+          </w:r>
+          <w:proofErr w:type="spellStart"/>
+          <w:r>
+            <w:rPr>
+              <w:rFonts w:cs="Times New Roman"/>
+              <w:color w:val="000000"/>
+              <w:lang w:eastAsia="es-PE"/>
+            </w:rPr>
+            <w:t>Zúniga</w:t>
+          </w:r>
+          <w:proofErr w:type="spellEnd"/>
+          <w:r>
+            <w:rPr>
+              <w:rFonts w:cs="Times New Roman"/>
+              <w:color w:val="000000"/>
+              <w:lang w:eastAsia="es-PE"/>
+            </w:rPr>
+            <w:t xml:space="preserve"> et al., 2022b)</w:t>
           </w:r>
         </w:sdtContent>
       </w:sdt>
@@ -5176,252 +5589,39 @@
           <w:color w:val="000000"/>
           <w:lang w:eastAsia="es-PE"/>
         </w:rPr>
-        <w:t>, en el cual sembraron el ecotipo Chimborazo a una altitud de 3200 msnm, en una densidad de 12 kg/ha en un área de 640 m</w:t>
-      </w:r>
-      <w:r>
-        <w:rPr>
-          <w:rFonts w:cs="Times New Roman"/>
-          <w:color w:val="000000"/>
-          <w:vertAlign w:val="superscript"/>
-          <w:lang w:eastAsia="es-PE"/>
-        </w:rPr>
-        <w:t>2</w:t>
-      </w:r>
-      <w:r>
-        <w:rPr>
-          <w:rFonts w:cs="Times New Roman"/>
-          <w:color w:val="000000"/>
-          <w:lang w:eastAsia="es-PE"/>
-        </w:rPr>
-        <w:t xml:space="preserve"> (10 240 plantas en total), seleccionaron 100 plantas y de estas se registró rasgos cuantitativos y cualitativos</w:t>
-      </w:r>
-      <w:r>
-        <w:rPr>
-          <w:rFonts w:cs="Times New Roman"/>
-          <w:color w:val="000000"/>
-          <w:lang w:eastAsia="es-PE"/>
-        </w:rPr>
-        <w:t>. L</w:t>
-      </w:r>
-      <w:r>
-        <w:rPr>
-          <w:rFonts w:cs="Times New Roman"/>
-          <w:color w:val="000000"/>
-          <w:lang w:eastAsia="es-PE"/>
-        </w:rPr>
-        <w:t>os rasgos cualitativo</w:t>
-      </w:r>
-      <w:r>
-        <w:rPr>
-          <w:rFonts w:cs="Times New Roman"/>
-          <w:color w:val="000000"/>
-          <w:lang w:eastAsia="es-PE"/>
-        </w:rPr>
-        <w:t>s encontrados fueron:</w:t>
-      </w:r>
-      <w:r>
-        <w:rPr>
-          <w:rFonts w:cs="Times New Roman"/>
-          <w:color w:val="000000"/>
-          <w:lang w:eastAsia="es-PE"/>
-        </w:rPr>
-        <w:t xml:space="preserve"> crecimiento ramificado (52%) y simple (48%), colores de los tallos amarillo (43%), rojo (35%), púrpura (12%</w:t>
-      </w:r>
-      <w:r>
-        <w:rPr>
-          <w:rFonts w:cs="Times New Roman"/>
-          <w:color w:val="000000"/>
-          <w:lang w:eastAsia="es-PE"/>
-        </w:rPr>
-        <w:t>)</w:t>
-      </w:r>
-      <w:r>
-        <w:rPr>
-          <w:rFonts w:cs="Times New Roman"/>
-          <w:color w:val="000000"/>
-          <w:lang w:eastAsia="es-PE"/>
-        </w:rPr>
-        <w:t xml:space="preserve"> y verde (10%), panojas de color verde (54%), púrpura (37%) y rojo (9%), y cuando estas alcanzaron la madures </w:t>
-      </w:r>
-      <w:r>
-        <w:rPr>
-          <w:rFonts w:cs="Times New Roman"/>
-          <w:color w:val="000000"/>
-          <w:lang w:eastAsia="es-PE"/>
-        </w:rPr>
-        <w:t xml:space="preserve">fisiológica el color cambió entre los </w:t>
-      </w:r>
-      <w:r>
-        <w:rPr>
-          <w:rFonts w:cs="Times New Roman"/>
-          <w:color w:val="000000"/>
-          <w:lang w:eastAsia="es-PE"/>
-        </w:rPr>
-        <w:t xml:space="preserve">colores púrpura (62%), blanco (22%), rojo (11%), amarillo (3%) y rosado (2%).  </w:t>
-      </w:r>
-      <w:r>
-        <w:rPr>
-          <w:rFonts w:cs="Times New Roman"/>
-          <w:color w:val="000000"/>
-          <w:lang w:eastAsia="es-PE"/>
-        </w:rPr>
-        <w:t>Mientras que el rasgo cuantitativo fue</w:t>
-      </w:r>
-      <w:r>
-        <w:rPr>
-          <w:rFonts w:cs="Times New Roman"/>
-          <w:color w:val="000000"/>
-          <w:lang w:eastAsia="es-PE"/>
-        </w:rPr>
-        <w:t xml:space="preserve"> rendimiento por planta </w:t>
-      </w:r>
-      <w:r>
-        <w:rPr>
-          <w:rFonts w:cs="Times New Roman"/>
-          <w:color w:val="000000"/>
-          <w:lang w:eastAsia="es-PE"/>
-        </w:rPr>
-        <w:t xml:space="preserve">y este varío </w:t>
-      </w:r>
-      <w:r>
-        <w:rPr>
-          <w:rFonts w:cs="Times New Roman"/>
-          <w:color w:val="000000"/>
-          <w:lang w:eastAsia="es-PE"/>
-        </w:rPr>
-        <w:t xml:space="preserve">de 3,7 </w:t>
-      </w:r>
-      <w:r>
-        <w:rPr>
-          <w:rFonts w:cs="Times New Roman"/>
-          <w:color w:val="000000"/>
-          <w:lang w:eastAsia="es-PE"/>
-        </w:rPr>
-        <w:t>a</w:t>
-      </w:r>
-      <w:r>
-        <w:rPr>
-          <w:rFonts w:cs="Times New Roman"/>
-          <w:color w:val="000000"/>
-          <w:lang w:eastAsia="es-PE"/>
-        </w:rPr>
-        <w:t xml:space="preserve"> 5,3 g</w:t>
-      </w:r>
-      <w:r>
-        <w:rPr>
-          <w:rFonts w:cs="Times New Roman"/>
-          <w:color w:val="000000"/>
-          <w:lang w:eastAsia="es-PE"/>
-        </w:rPr>
-        <w:t>.</w:t>
-      </w:r>
-      <w:r>
-        <w:rPr>
-          <w:rFonts w:cs="Times New Roman"/>
-          <w:color w:val="000000"/>
-          <w:lang w:eastAsia="es-PE"/>
-        </w:rPr>
-        <w:t xml:space="preserve"> </w:t>
-      </w:r>
-    </w:p>
-    <w:p>
-      <w:pPr>
-        <w:rPr>
-          <w:rFonts w:cs="Times New Roman"/>
-          <w:color w:val="000000"/>
-          <w:lang w:eastAsia="es-PE"/>
-        </w:rPr>
-      </w:pPr>
-      <w:r>
-        <w:rPr>
-          <w:rFonts w:cs="Times New Roman"/>
-          <w:color w:val="000000"/>
-          <w:u w:val="single"/>
-          <w:lang w:eastAsia="es-PE"/>
-        </w:rPr>
-        <w:t>En Colombia se evaluaron 17 genotipo</w:t>
-      </w:r>
-      <w:r>
-        <w:rPr>
-          <w:rFonts w:cs="Times New Roman"/>
-          <w:color w:val="000000"/>
-          <w:u w:val="single"/>
-          <w:lang w:eastAsia="es-PE"/>
-        </w:rPr>
-        <w:t>s</w:t>
-      </w:r>
-      <w:r>
-        <w:rPr>
-          <w:rFonts w:cs="Times New Roman"/>
-          <w:color w:val="000000"/>
-          <w:u w:val="single"/>
-          <w:lang w:eastAsia="es-PE"/>
-        </w:rPr>
-        <w:t xml:space="preserve"> de quinua en tres localidades en </w:t>
-      </w:r>
-      <w:r>
-        <w:rPr>
-          <w:rFonts w:cs="Times New Roman"/>
-          <w:color w:val="000000"/>
-          <w:u w:val="single"/>
-          <w:lang w:eastAsia="es-PE"/>
-        </w:rPr>
-        <w:t>y</w:t>
-      </w:r>
-      <w:r>
-        <w:rPr>
-          <w:rFonts w:cs="Times New Roman"/>
-          <w:color w:val="000000"/>
-          <w:u w:val="single"/>
-          <w:lang w:eastAsia="es-PE"/>
-        </w:rPr>
-        <w:t xml:space="preserve"> se evidenció diferencias en las etapas reproductivas, debido a que uno de los genotipos fue más precoz (Flia27) y el genotipo Silvia duró más tiempo (1</w:t>
-      </w:r>
-      <w:r>
-        <w:rPr>
-          <w:rFonts w:cs="Times New Roman"/>
-          <w:color w:val="000000"/>
-          <w:u w:val="single"/>
-          <w:lang w:eastAsia="es-PE"/>
-        </w:rPr>
-        <w:t>90</w:t>
-      </w:r>
-      <w:r>
-        <w:rPr>
-          <w:rFonts w:cs="Times New Roman"/>
-          <w:color w:val="000000"/>
-          <w:u w:val="single"/>
-          <w:lang w:eastAsia="es-PE"/>
-        </w:rPr>
-        <w:t xml:space="preserve"> días); en el color de la panoja </w:t>
-      </w:r>
-      <w:proofErr w:type="spellStart"/>
-      <w:r>
-        <w:rPr>
-          <w:rFonts w:cs="Times New Roman"/>
-          <w:color w:val="000000"/>
-          <w:u w:val="single"/>
-          <w:lang w:eastAsia="es-PE"/>
-        </w:rPr>
-        <w:t>Tunkahuan</w:t>
-      </w:r>
-      <w:proofErr w:type="spellEnd"/>
-      <w:r>
-        <w:rPr>
-          <w:rFonts w:cs="Times New Roman"/>
-          <w:color w:val="000000"/>
-          <w:u w:val="single"/>
-          <w:lang w:eastAsia="es-PE"/>
-        </w:rPr>
-        <w:t xml:space="preserve"> fue el único genotipo con color púrpura</w:t>
-      </w:r>
-      <w:r>
-        <w:rPr>
-          <w:rFonts w:cs="Times New Roman"/>
-          <w:color w:val="000000"/>
-          <w:lang w:eastAsia="es-PE"/>
-        </w:rPr>
-        <w:t xml:space="preserve"> </w:t>
+        <w:t xml:space="preserve">. </w:t>
+      </w:r>
+      <w:r>
+        <w:rPr>
+          <w:rFonts w:cs="Times New Roman"/>
+          <w:color w:val="000000"/>
+          <w:lang w:eastAsia="es-PE"/>
+        </w:rPr>
+        <w:t>De manera similar</w:t>
+      </w:r>
+      <w:r>
+        <w:rPr>
+          <w:rFonts w:cs="Times New Roman"/>
+          <w:color w:val="000000"/>
+          <w:lang w:eastAsia="es-PE"/>
+        </w:rPr>
+        <w:t xml:space="preserve">, en Arequipa se evidenció variabilidad en </w:t>
+      </w:r>
+      <w:r>
+        <w:rPr>
+          <w:rFonts w:cs="Times New Roman"/>
+          <w:color w:val="000000"/>
+          <w:lang w:eastAsia="es-PE"/>
+        </w:rPr>
+        <w:t xml:space="preserve">la </w:t>
+      </w:r>
+      <w:r>
+        <w:rPr>
+          <w:rFonts w:cs="Times New Roman"/>
+          <w:color w:val="000000"/>
+          <w:lang w:eastAsia="es-PE"/>
+        </w:rPr>
+        <w:t xml:space="preserve">altura de planta, dimensiones de la panícula y duración del ciclo productivo </w:t>
       </w:r>
       <w:sdt>
         <w:sdtPr>
@@ -5430,100 +5630,8 @@
             <w:color w:val="000000"/>
             <w:lang w:eastAsia="es-PE"/>
           </w:rPr>
-          <w:tag w:val="MENDELEY_CITATION_v3_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"/>
-          <w:id w:val="-473303620"/>
-          <w:placeholder>
-            <w:docPart w:val="3E673F3CBE574350B1D33C136B80DBA3"/>
-          </w:placeholder>
-        </w:sdtPr>
-        <w:sdtEndPr/>
-        <w:sdtContent>
-          <w:r>
-            <w:rPr>
-              <w:rFonts w:cs="Times New Roman"/>
-              <w:color w:val="000000"/>
-              <w:lang w:eastAsia="es-PE"/>
-            </w:rPr>
-            <w:t>(</w:t>
-          </w:r>
-          <w:proofErr w:type="spellStart"/>
-          <w:r>
-            <w:rPr>
-              <w:rFonts w:cs="Times New Roman"/>
-              <w:color w:val="000000"/>
-              <w:lang w:eastAsia="es-PE"/>
-            </w:rPr>
-            <w:t>Pizo</w:t>
-          </w:r>
-          <w:proofErr w:type="spellEnd"/>
-          <w:r>
-            <w:rPr>
-              <w:rFonts w:cs="Times New Roman"/>
-              <w:color w:val="000000"/>
-              <w:lang w:eastAsia="es-PE"/>
-            </w:rPr>
-            <w:t xml:space="preserve"> Ossa et al., 2024)</w:t>
-          </w:r>
-        </w:sdtContent>
-      </w:sdt>
-      <w:r>
-        <w:rPr>
-          <w:rFonts w:cs="Times New Roman"/>
-          <w:color w:val="000000"/>
-          <w:lang w:eastAsia="es-PE"/>
-        </w:rPr>
-        <w:t>.</w:t>
-      </w:r>
-    </w:p>
-    <w:p>
-      <w:pPr>
-        <w:rPr>
-          <w:rFonts w:cs="Times New Roman"/>
-          <w:color w:val="000000"/>
-          <w:lang w:eastAsia="es-PE"/>
-        </w:rPr>
-      </w:pPr>
-      <w:r>
-        <w:rPr>
-          <w:rFonts w:cs="Times New Roman"/>
-          <w:color w:val="000000"/>
-          <w:lang w:eastAsia="es-PE"/>
-        </w:rPr>
-        <w:t>En las estaciones de</w:t>
-      </w:r>
-      <w:r>
-        <w:rPr>
-          <w:rFonts w:cs="Times New Roman"/>
-          <w:color w:val="000000"/>
-          <w:lang w:eastAsia="es-PE"/>
-        </w:rPr>
-        <w:t>l</w:t>
-      </w:r>
-      <w:r>
-        <w:rPr>
-          <w:rFonts w:cs="Times New Roman"/>
-          <w:color w:val="000000"/>
-          <w:lang w:eastAsia="es-PE"/>
-        </w:rPr>
-        <w:t xml:space="preserve"> INIA ubicadas en el Cusco, Puno, Ayacucho y Junín</w:t>
-      </w:r>
-      <w:r>
-        <w:rPr>
-          <w:rFonts w:cs="Times New Roman"/>
-          <w:color w:val="000000"/>
-          <w:lang w:eastAsia="es-PE"/>
-        </w:rPr>
-        <w:t xml:space="preserve">, se sembró 81 genotipos de quinua en arreglo DBCA con tres repeticiones, durante dos temporadas (2017 y 2018). Reportaron que los genotipos sembrados en Puno y Cusco fueron mejores en rendimiento (2,75 y 1,89 t/ha respectivamente) y altura de planta, la mayor longitud de la panoja fue en Cusco (40,58 cm), y diámetro de panoja mayor se observó en Junín con 8,62 cm </w:t>
-      </w:r>
-      <w:sdt>
-        <w:sdtPr>
-          <w:rPr>
-            <w:rFonts w:cs="Times New Roman"/>
-            <w:color w:val="000000"/>
-            <w:lang w:eastAsia="es-PE"/>
-          </w:rPr>
-          <w:tag w:val="MENDELEY_CITATION_v3_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"/>
-          <w:id w:val="30543409"/>
+          <w:tag w:val="MENDELEY_CITATION_v3_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"/>
+          <w:id w:val="980806376"/>
           <w:placeholder>
             <w:docPart w:val="DefaultPlaceholder_-1854013440"/>
           </w:placeholder>
@@ -5536,25 +5644,7 @@
               <w:color w:val="000000"/>
               <w:lang w:eastAsia="es-PE"/>
             </w:rPr>
-            <w:t>(Estrada-</w:t>
-          </w:r>
-          <w:proofErr w:type="spellStart"/>
-          <w:r>
-            <w:rPr>
-              <w:rFonts w:cs="Times New Roman"/>
-              <w:color w:val="000000"/>
-              <w:lang w:eastAsia="es-PE"/>
-            </w:rPr>
-            <w:t>Zúniga</w:t>
-          </w:r>
-          <w:proofErr w:type="spellEnd"/>
-          <w:r>
-            <w:rPr>
-              <w:rFonts w:cs="Times New Roman"/>
-              <w:color w:val="000000"/>
-              <w:lang w:eastAsia="es-PE"/>
-            </w:rPr>
-            <w:t xml:space="preserve"> et al., 2022)</w:t>
+            <w:t>(Alania-Choque et al., 2024)</w:t>
           </w:r>
         </w:sdtContent>
       </w:sdt>
@@ -5566,71 +5656,6 @@
         </w:rPr>
         <w:t>.</w:t>
       </w:r>
-      <w:r>
-        <w:rPr>
-          <w:rFonts w:cs="Times New Roman"/>
-          <w:color w:val="000000"/>
-          <w:lang w:eastAsia="es-PE"/>
-        </w:rPr>
-        <w:t xml:space="preserve"> </w:t>
-      </w:r>
-      <w:sdt>
-        <w:sdtPr>
-          <w:rPr>
-            <w:rFonts w:cs="Times New Roman"/>
-            <w:color w:val="000000"/>
-            <w:lang w:eastAsia="es-PE"/>
-          </w:rPr>
-          <w:tag w:val="MENDELEY_CITATION_v3_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"/>
-          <w:id w:val="183336251"/>
-          <w:placeholder>
-            <w:docPart w:val="DefaultPlaceholder_-1854013440"/>
-          </w:placeholder>
-        </w:sdtPr>
-        <w:sdtEndPr/>
-        <w:sdtContent>
-          <w:r>
-            <w:rPr>
-              <w:rFonts w:cs="Times New Roman"/>
-              <w:color w:val="000000"/>
-              <w:lang w:eastAsia="es-PE"/>
-            </w:rPr>
-            <w:t>Alania-Choque et al. (2024)</w:t>
-          </w:r>
-        </w:sdtContent>
-      </w:sdt>
-      <w:r>
-        <w:rPr>
-          <w:rFonts w:cs="Times New Roman"/>
-          <w:color w:val="000000"/>
-          <w:lang w:eastAsia="es-PE"/>
-        </w:rPr>
-        <w:t xml:space="preserve"> evaluaron 25 accesiones de quinua en Arequipa</w:t>
-      </w:r>
-      <w:r>
-        <w:rPr>
-          <w:rFonts w:cs="Times New Roman"/>
-          <w:color w:val="000000"/>
-          <w:lang w:eastAsia="es-PE"/>
-        </w:rPr>
-        <w:t>, encontraron que la altura de la planta al momento de la madurez fisiológica varió 14,24%, la longitud de la panícula varió 23.68% (80,72 cm en promedio), el diámetro de la panícula varió 39,67% y la madurez fisiológica varió 7.68</w:t>
-      </w:r>
-      <w:r>
-        <w:rPr>
-          <w:rFonts w:cs="Times New Roman"/>
-          <w:color w:val="000000"/>
-          <w:lang w:eastAsia="es-PE"/>
-        </w:rPr>
-        <w:t>% teniendo</w:t>
-      </w:r>
-      <w:r>
-        <w:rPr>
-          <w:rFonts w:cs="Times New Roman"/>
-          <w:color w:val="000000"/>
-          <w:lang w:eastAsia="es-PE"/>
-        </w:rPr>
-        <w:t xml:space="preserve"> un mínimo de 124 días y un máximo de 167 días de duración de días del ciclo del cultivo.</w:t>
-      </w:r>
     </w:p>
     <w:p>
       <w:pPr>
@@ -5646,15 +5671,39 @@
           <w:color w:val="000000"/>
           <w:lang w:eastAsia="es-PE"/>
         </w:rPr>
-        <w:t xml:space="preserve">En Amazonas, </w:t>
-      </w:r>
-      <w:r>
-        <w:rPr>
-          <w:rFonts w:cs="Times New Roman"/>
-          <w:color w:val="000000"/>
-          <w:lang w:eastAsia="es-PE"/>
-        </w:rPr>
-        <w:t xml:space="preserve">se evaluó 158 accesiones de quinua en Lonya Chico, se empleó un diseño aumentado para encontrar variabilidad entre las accesiones, reportaron heterogeneidad de índice de Nei entre 0,21 y 0.76 e índice Shannon y Weaver que varió de 0,40 a 1,79 en el hábito de crecimiento, morfología de la panícula, color del tallo y tolerancia al mildiú. Además, el rendimiento fue sobresaliente en 7 accesiones y varió en 55.7% para el peso de semilla producida por 10 plantas </w:t>
+        <w:t xml:space="preserve">En </w:t>
+      </w:r>
+      <w:r>
+        <w:rPr>
+          <w:rFonts w:cs="Times New Roman"/>
+          <w:color w:val="000000"/>
+          <w:lang w:eastAsia="es-PE"/>
+        </w:rPr>
+        <w:t>el departamento</w:t>
+      </w:r>
+      <w:r>
+        <w:rPr>
+          <w:rFonts w:cs="Times New Roman"/>
+          <w:color w:val="000000"/>
+          <w:lang w:eastAsia="es-PE"/>
+        </w:rPr>
+        <w:t xml:space="preserve"> de Amazonas, específicamente en Lonya Chico, se evaluaron 158 accesiones de quinua, reportándose una alta variabilidad genética y morfológica, así como diferencias en el rendimiento, identific</w:t>
+      </w:r>
+      <w:r>
+        <w:rPr>
+          <w:rFonts w:cs="Times New Roman"/>
+          <w:color w:val="000000"/>
+          <w:lang w:eastAsia="es-PE"/>
+        </w:rPr>
+        <w:t xml:space="preserve">ándose </w:t>
+      </w:r>
+      <w:r>
+        <w:rPr>
+          <w:rFonts w:cs="Times New Roman"/>
+          <w:color w:val="000000"/>
+          <w:lang w:eastAsia="es-PE"/>
+        </w:rPr>
+        <w:t xml:space="preserve">accesiones con potencial productivo </w:t>
       </w:r>
       <w:sdt>
         <w:sdtPr>
@@ -5687,9 +5736,207 @@
           <w:color w:val="000000"/>
           <w:lang w:eastAsia="es-PE"/>
         </w:rPr>
-        <w:t>. Hasta el momento es el único estudio realizado en el departamento de Amazonas sobre caracterización morfológica y agronómica de quinua.</w:t>
+        <w:t xml:space="preserve">. </w:t>
+      </w:r>
+      <w:r>
+        <w:rPr>
+          <w:rFonts w:cs="Times New Roman"/>
+          <w:color w:val="000000"/>
+          <w:lang w:eastAsia="es-PE"/>
+        </w:rPr>
+        <w:t xml:space="preserve">Sin embargo, </w:t>
+      </w:r>
+      <w:r>
+        <w:rPr>
+          <w:rFonts w:cs="Times New Roman"/>
+          <w:color w:val="000000"/>
+          <w:lang w:eastAsia="es-PE"/>
+        </w:rPr>
+        <w:t>es</w:t>
+      </w:r>
+      <w:r>
+        <w:rPr>
+          <w:rFonts w:cs="Times New Roman"/>
+          <w:color w:val="000000"/>
+          <w:lang w:eastAsia="es-PE"/>
+        </w:rPr>
+        <w:t>te</w:t>
+      </w:r>
+      <w:r>
+        <w:rPr>
+          <w:rFonts w:cs="Times New Roman"/>
+          <w:color w:val="000000"/>
+          <w:lang w:eastAsia="es-PE"/>
+        </w:rPr>
+        <w:t xml:space="preserve"> </w:t>
+      </w:r>
+      <w:r>
+        <w:rPr>
+          <w:rFonts w:cs="Times New Roman"/>
+          <w:color w:val="000000"/>
+          <w:lang w:eastAsia="es-PE"/>
+        </w:rPr>
+        <w:t xml:space="preserve">constituye el único </w:t>
+      </w:r>
+      <w:r>
+        <w:rPr>
+          <w:rFonts w:cs="Times New Roman"/>
+          <w:color w:val="000000"/>
+          <w:lang w:eastAsia="es-PE"/>
+        </w:rPr>
+        <w:t xml:space="preserve">estudio </w:t>
+      </w:r>
+      <w:r>
+        <w:rPr>
+          <w:rFonts w:cs="Times New Roman"/>
+          <w:color w:val="000000"/>
+          <w:lang w:eastAsia="es-PE"/>
+        </w:rPr>
+        <w:t xml:space="preserve">realizado en </w:t>
+      </w:r>
+      <w:r>
+        <w:rPr>
+          <w:rFonts w:cs="Times New Roman"/>
+          <w:color w:val="000000"/>
+          <w:lang w:eastAsia="es-PE"/>
+        </w:rPr>
+        <w:t>la región</w:t>
+      </w:r>
+      <w:r>
+        <w:rPr>
+          <w:rFonts w:cs="Times New Roman"/>
+          <w:color w:val="000000"/>
+          <w:lang w:eastAsia="es-PE"/>
+        </w:rPr>
+        <w:t xml:space="preserve"> sobre caracterización morfológica y agronómica de </w:t>
+      </w:r>
+      <w:r>
+        <w:rPr>
+          <w:rFonts w:cs="Times New Roman"/>
+          <w:color w:val="000000"/>
+          <w:lang w:eastAsia="es-PE"/>
+        </w:rPr>
+        <w:t xml:space="preserve">la </w:t>
+      </w:r>
+      <w:r>
+        <w:rPr>
+          <w:rFonts w:cs="Times New Roman"/>
+          <w:color w:val="000000"/>
+          <w:lang w:eastAsia="es-PE"/>
+        </w:rPr>
+        <w:t>quinua</w:t>
+      </w:r>
+      <w:r>
+        <w:rPr>
+          <w:rFonts w:cs="Times New Roman"/>
+          <w:color w:val="000000"/>
+          <w:lang w:eastAsia="es-PE"/>
+        </w:rPr>
+        <w:t>, evidenciando la limitada información disponible a nivel local y la necesidad de desarrollar investigaciones en otras zonas como el distrito de Lamud.</w:t>
       </w:r>
     </w:p>
+    <w:sdt>
+      <w:sdtPr>
+        <w:rPr>
+          <w:rFonts w:cs="Times New Roman"/>
+          <w:color w:val="000000"/>
+          <w:lang w:eastAsia="es-PE"/>
+        </w:rPr>
+        <w:tag w:val="MENDELEY_CITATION_v3_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"/>
+        <w:id w:val="1146546137"/>
+        <w:placeholder>
+          <w:docPart w:val="DefaultPlaceholder_-1854013440"/>
+        </w:placeholder>
+      </w:sdtPr>
+      <w:sdtContent>
+        <w:p>
+          <w:pPr>
+            <w:rPr>
+              <w:rFonts w:cs="Times New Roman"/>
+              <w:color w:val="000000"/>
+              <w:lang w:eastAsia="es-PE"/>
+            </w:rPr>
+          </w:pPr>
+          <w:r>
+            <w:rPr>
+              <w:rFonts w:cs="Times New Roman"/>
+              <w:color w:val="000000"/>
+              <w:lang w:eastAsia="es-PE"/>
+            </w:rPr>
+            <w:t>(Estrada-</w:t>
+          </w:r>
+          <w:proofErr w:type="spellStart"/>
+          <w:r>
+            <w:rPr>
+              <w:rFonts w:cs="Times New Roman"/>
+              <w:color w:val="000000"/>
+              <w:lang w:eastAsia="es-PE"/>
+            </w:rPr>
+            <w:t>Zúniga</w:t>
+          </w:r>
+          <w:proofErr w:type="spellEnd"/>
+          <w:r>
+            <w:rPr>
+              <w:rFonts w:cs="Times New Roman"/>
+              <w:color w:val="000000"/>
+              <w:lang w:eastAsia="es-PE"/>
+            </w:rPr>
+            <w:t>, Apaza-Mamani, et al., 2022)</w:t>
+          </w:r>
+        </w:p>
+      </w:sdtContent>
+    </w:sdt>
+    <w:sdt>
+      <w:sdtPr>
+        <w:rPr>
+          <w:rFonts w:cs="Times New Roman"/>
+          <w:color w:val="000000"/>
+          <w:lang w:eastAsia="es-PE"/>
+        </w:rPr>
+        <w:tag w:val="MENDELEY_CITATION_v3_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"/>
+        <w:id w:val="-134105623"/>
+        <w:placeholder>
+          <w:docPart w:val="DefaultPlaceholder_-1854013440"/>
+        </w:placeholder>
+      </w:sdtPr>
+      <w:sdtContent>
+        <w:p>
+          <w:pPr>
+            <w:rPr>
+              <w:rFonts w:cs="Times New Roman"/>
+              <w:color w:val="000000"/>
+              <w:lang w:eastAsia="es-PE"/>
+            </w:rPr>
+          </w:pPr>
+          <w:r>
+            <w:rPr>
+              <w:rFonts w:cs="Times New Roman"/>
+              <w:color w:val="000000"/>
+              <w:lang w:eastAsia="es-PE"/>
+            </w:rPr>
+            <w:t>(Estrada-</w:t>
+          </w:r>
+          <w:proofErr w:type="spellStart"/>
+          <w:r>
+            <w:rPr>
+              <w:rFonts w:cs="Times New Roman"/>
+              <w:color w:val="000000"/>
+              <w:lang w:eastAsia="es-PE"/>
+            </w:rPr>
+            <w:t>Zúniga</w:t>
+          </w:r>
+          <w:proofErr w:type="spellEnd"/>
+          <w:r>
+            <w:rPr>
+              <w:rFonts w:cs="Times New Roman"/>
+              <w:color w:val="000000"/>
+              <w:lang w:eastAsia="es-PE"/>
+            </w:rPr>
+            <w:t>, Bobadilla, et al., 2022)</w:t>
+          </w:r>
+        </w:p>
+      </w:sdtContent>
+    </w:sdt>
     <w:p>
       <w:pPr>
         <w:pStyle w:val="Heading3"/>
@@ -5702,7 +5949,6 @@
         <w:rPr>
           <w:lang w:eastAsia="es-PE"/>
         </w:rPr>
-        <w:lastRenderedPageBreak/>
         <w:t>Justificación</w:t>
       </w:r>
       <w:bookmarkEnd w:id="22"/>
@@ -5913,6 +6159,7 @@
         <w:rPr>
           <w:lang w:eastAsia="es-PE"/>
         </w:rPr>
+        <w:lastRenderedPageBreak/>
         <w:t>Objetivos</w:t>
       </w:r>
       <w:bookmarkEnd w:id="23"/>
@@ -6055,7 +6302,6 @@
         <w:rPr>
           <w:lang w:eastAsia="es-PE"/>
         </w:rPr>
-        <w:lastRenderedPageBreak/>
         <w:t>Formulación del problema</w:t>
       </w:r>
       <w:bookmarkEnd w:id="26"/>
@@ -6215,6 +6461,7 @@
         <w:rPr>
           <w:lang w:eastAsia="es-PE"/>
         </w:rPr>
+        <w:lastRenderedPageBreak/>
         <w:t>Variable dependiente</w:t>
       </w:r>
     </w:p>
@@ -6486,7 +6733,6 @@
         </w:numPr>
       </w:pPr>
       <w:r>
-        <w:lastRenderedPageBreak/>
         <w:t>Acame</w:t>
       </w:r>
     </w:p>
@@ -6654,7 +6900,11 @@
         </w:sdtContent>
       </w:sdt>
       <w:r>
-        <w:t>. Las variables de este estudio serán la variable independiente son las “Accesiones de quinua” y la variable dependiente es “Diversidad morfológica y agronómica”, en la Tabla 2 se muestra la operacionalización de estas.</w:t>
+        <w:t xml:space="preserve">. Las variables de este estudio serán la variable independiente son las “Accesiones de quinua” </w:t>
+      </w:r>
+      <w:r>
+        <w:lastRenderedPageBreak/>
+        <w:t>y la variable dependiente es “Diversidad morfológica y agronómica”, en la Tabla 2 se muestra la operacionalización de estas.</w:t>
       </w:r>
     </w:p>
     <w:p>
@@ -6972,7 +7222,7 @@
                   <w:iCs/>
                   <w:color w:val="000000"/>
                 </w:rPr>
-                <w:tag w:val="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"/>
+                <w:tag w:val="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"/>
                 <w:id w:val="-1418238783"/>
                 <w:placeholder>
                   <w:docPart w:val="DefaultPlaceholder_-1854013440"/>
@@ -6987,7 +7237,7 @@
                     <w:iCs/>
                     <w:color w:val="000000"/>
                   </w:rPr>
-                  <w:t xml:space="preserve">(Ain et al., 2023; Estrada </w:t>
+                  <w:t>(Ain et al., 2023; Estrada-</w:t>
                 </w:r>
                 <w:proofErr w:type="spellStart"/>
                 <w:r>
@@ -7007,7 +7257,7 @@
                     <w:iCs/>
                     <w:color w:val="000000"/>
                   </w:rPr>
-                  <w:t xml:space="preserve"> et al., 2022)</w:t>
+                  <w:t>, Bobadilla, et al., 2022)</w:t>
                 </w:r>
               </w:sdtContent>
             </w:sdt>
@@ -8955,7 +9205,6 @@
                 <w:i w:val="0"/>
                 <w:iCs/>
               </w:rPr>
-              <w:lastRenderedPageBreak/>
               <w:t>Variables</w:t>
             </w:r>
           </w:p>
@@ -12558,19 +12807,18 @@
           <w:lang w:eastAsia="es-PE"/>
         </w:rPr>
         <w:tag w:val="MENDELEY_BIBLIOGRAPHY"/>
-        <w:id w:val="-1982757122"/>
+        <w:id w:val="-1481921328"/>
         <w:placeholder>
           <w:docPart w:val="DefaultPlaceholder_-1854013440"/>
         </w:placeholder>
       </w:sdtPr>
-      <w:sdtEndPr/>
       <w:sdtContent>
         <w:p>
           <w:pPr>
             <w:autoSpaceDE w:val="0"/>
             <w:autoSpaceDN w:val="0"/>
             <w:ind w:hanging="480"/>
-            <w:divId w:val="1788625302"/>
+            <w:divId w:val="1788887865"/>
             <w:rPr>
               <w:rFonts w:eastAsia="Times New Roman" w:cs="Times New Roman"/>
               <w:color w:val="000000"/>
@@ -12626,7 +12874,7 @@
             <w:autoSpaceDE w:val="0"/>
             <w:autoSpaceDN w:val="0"/>
             <w:ind w:hanging="480"/>
-            <w:divId w:val="2089762658"/>
+            <w:divId w:val="273103241"/>
             <w:rPr>
               <w:rFonts w:eastAsia="Times New Roman" w:cs="Times New Roman"/>
               <w:color w:val="000000"/>
@@ -12740,7 +12988,7 @@
             <w:autoSpaceDE w:val="0"/>
             <w:autoSpaceDN w:val="0"/>
             <w:ind w:hanging="480"/>
-            <w:divId w:val="637614321"/>
+            <w:divId w:val="999772564"/>
             <w:rPr>
               <w:rFonts w:eastAsia="Times New Roman" w:cs="Times New Roman"/>
               <w:color w:val="000000"/>
@@ -12850,7 +13098,7 @@
             <w:autoSpaceDE w:val="0"/>
             <w:autoSpaceDN w:val="0"/>
             <w:ind w:hanging="480"/>
-            <w:divId w:val="903837930"/>
+            <w:divId w:val="153838036"/>
             <w:rPr>
               <w:rFonts w:eastAsia="Times New Roman" w:cs="Times New Roman"/>
               <w:color w:val="000000"/>
@@ -12911,7 +13159,7 @@
             <w:autoSpaceDE w:val="0"/>
             <w:autoSpaceDN w:val="0"/>
             <w:ind w:hanging="480"/>
-            <w:divId w:val="1096025735"/>
+            <w:divId w:val="1715619917"/>
             <w:rPr>
               <w:rFonts w:eastAsia="Times New Roman" w:cs="Times New Roman"/>
               <w:color w:val="000000"/>
@@ -12962,7 +13210,7 @@
             <w:autoSpaceDE w:val="0"/>
             <w:autoSpaceDN w:val="0"/>
             <w:ind w:hanging="480"/>
-            <w:divId w:val="370690472"/>
+            <w:divId w:val="1965116230"/>
             <w:rPr>
               <w:rFonts w:eastAsia="Times New Roman" w:cs="Times New Roman"/>
               <w:color w:val="000000"/>
@@ -12976,23 +13224,13 @@
             </w:rPr>
             <w:t xml:space="preserve">Baldera-Chapoñan, V.-H., De la Cruz, G., Oliva-Cruz, S., &amp; Lozano-Isla, F. (2025). </w:t>
           </w:r>
-          <w:proofErr w:type="spellStart"/>
           <w:r>
             <w:rPr>
               <w:rFonts w:eastAsia="Times New Roman" w:cs="Times New Roman"/>
               <w:color w:val="000000"/>
               <w:lang w:val="en-US"/>
             </w:rPr>
-            <w:t>Agromorphological</w:t>
-          </w:r>
-          <w:proofErr w:type="spellEnd"/>
-          <w:r>
-            <w:rPr>
-              <w:rFonts w:eastAsia="Times New Roman" w:cs="Times New Roman"/>
-              <w:color w:val="000000"/>
-              <w:lang w:val="en-US"/>
-            </w:rPr>
-            <w:t xml:space="preserve"> Characterization of Quinoa (</w:t>
+            <w:t>Agromorphological Characterization of Quinoa (</w:t>
           </w:r>
           <w:r>
             <w:rPr>
@@ -13054,29 +13292,19 @@
             <w:autoSpaceDE w:val="0"/>
             <w:autoSpaceDN w:val="0"/>
             <w:ind w:hanging="480"/>
-            <w:divId w:val="286937109"/>
+            <w:divId w:val="750783977"/>
             <w:rPr>
               <w:rFonts w:eastAsia="Times New Roman" w:cs="Times New Roman"/>
               <w:color w:val="000000"/>
             </w:rPr>
           </w:pPr>
-          <w:proofErr w:type="spellStart"/>
           <w:r>
             <w:rPr>
               <w:rFonts w:eastAsia="Times New Roman" w:cs="Times New Roman"/>
               <w:color w:val="000000"/>
               <w:lang w:val="en-US"/>
             </w:rPr>
-            <w:t>Bioversity</w:t>
-          </w:r>
-          <w:proofErr w:type="spellEnd"/>
-          <w:r>
-            <w:rPr>
-              <w:rFonts w:eastAsia="Times New Roman" w:cs="Times New Roman"/>
-              <w:color w:val="000000"/>
-              <w:lang w:val="en-US"/>
-            </w:rPr>
-            <w:t xml:space="preserve"> International, FAO, PROINPA, INIAF, &amp; FIDA. </w:t>
+            <w:t xml:space="preserve">Bioversity International, FAO, PROINPA, INIAF, &amp; FIDA. </w:t>
           </w:r>
           <w:r>
             <w:rPr>
@@ -13148,7 +13376,7 @@
             <w:autoSpaceDE w:val="0"/>
             <w:autoSpaceDN w:val="0"/>
             <w:ind w:hanging="480"/>
-            <w:divId w:val="449208584"/>
+            <w:divId w:val="671252"/>
             <w:rPr>
               <w:rFonts w:eastAsia="Times New Roman" w:cs="Times New Roman"/>
               <w:color w:val="000000"/>
@@ -13234,7 +13462,7 @@
             <w:autoSpaceDE w:val="0"/>
             <w:autoSpaceDN w:val="0"/>
             <w:ind w:hanging="480"/>
-            <w:divId w:val="1654868367"/>
+            <w:divId w:val="70277625"/>
             <w:rPr>
               <w:rFonts w:eastAsia="Times New Roman" w:cs="Times New Roman"/>
               <w:color w:val="000000"/>
@@ -13302,7 +13530,7 @@
             <w:autoSpaceDE w:val="0"/>
             <w:autoSpaceDN w:val="0"/>
             <w:ind w:hanging="480"/>
-            <w:divId w:val="1640189348"/>
+            <w:divId w:val="452868261"/>
             <w:rPr>
               <w:rFonts w:eastAsia="Times New Roman" w:cs="Times New Roman"/>
               <w:color w:val="000000"/>
@@ -13364,7 +13592,7 @@
             <w:autoSpaceDE w:val="0"/>
             <w:autoSpaceDN w:val="0"/>
             <w:ind w:hanging="480"/>
-            <w:divId w:val="1865242929"/>
+            <w:divId w:val="1291013654"/>
             <w:rPr>
               <w:rFonts w:eastAsia="Times New Roman" w:cs="Times New Roman"/>
               <w:color w:val="000000"/>
@@ -13446,7 +13674,7 @@
             <w:autoSpaceDE w:val="0"/>
             <w:autoSpaceDN w:val="0"/>
             <w:ind w:hanging="480"/>
-            <w:divId w:val="1339039404"/>
+            <w:divId w:val="185871831"/>
             <w:rPr>
               <w:rFonts w:eastAsia="Times New Roman" w:cs="Times New Roman"/>
               <w:color w:val="000000"/>
@@ -13521,7 +13749,7 @@
             <w:autoSpaceDE w:val="0"/>
             <w:autoSpaceDN w:val="0"/>
             <w:ind w:hanging="480"/>
-            <w:divId w:val="1583024094"/>
+            <w:divId w:val="366101940"/>
             <w:rPr>
               <w:rFonts w:eastAsia="Times New Roman" w:cs="Times New Roman"/>
               <w:color w:val="000000"/>
@@ -13533,25 +13761,7 @@
               <w:color w:val="000000"/>
               <w:lang w:val="en-US"/>
             </w:rPr>
-            <w:t xml:space="preserve">Cotes, J. M., &amp; </w:t>
-          </w:r>
-          <w:proofErr w:type="spellStart"/>
-          <w:r>
-            <w:rPr>
-              <w:rFonts w:eastAsia="Times New Roman" w:cs="Times New Roman"/>
-              <w:color w:val="000000"/>
-              <w:lang w:val="en-US"/>
-            </w:rPr>
-            <w:t>Ñústez</w:t>
-          </w:r>
-          <w:proofErr w:type="spellEnd"/>
-          <w:r>
-            <w:rPr>
-              <w:rFonts w:eastAsia="Times New Roman" w:cs="Times New Roman"/>
-              <w:color w:val="000000"/>
-              <w:lang w:val="en-US"/>
-            </w:rPr>
-            <w:t xml:space="preserve">, C. E. (2001). </w:t>
+            <w:t xml:space="preserve">Cotes, J. M., &amp; Ñústez, C. E. (2001). </w:t>
           </w:r>
           <w:r>
             <w:rPr>
@@ -13575,7 +13785,7 @@
             <w:autoSpaceDE w:val="0"/>
             <w:autoSpaceDN w:val="0"/>
             <w:ind w:hanging="480"/>
-            <w:divId w:val="1360156602"/>
+            <w:divId w:val="2131170985"/>
             <w:rPr>
               <w:rFonts w:eastAsia="Times New Roman" w:cs="Times New Roman"/>
               <w:color w:val="000000"/>
@@ -13588,25 +13798,7 @@
               <w:color w:val="000000"/>
               <w:lang w:val="en-US"/>
             </w:rPr>
-            <w:t xml:space="preserve">Craine, E. B., Davies, A., Packer, D., Miller, N. D., </w:t>
-          </w:r>
-          <w:proofErr w:type="spellStart"/>
-          <w:r>
-            <w:rPr>
-              <w:rFonts w:eastAsia="Times New Roman" w:cs="Times New Roman"/>
-              <w:color w:val="000000"/>
-              <w:lang w:val="en-US"/>
-            </w:rPr>
-            <w:t>Schmöckel</w:t>
-          </w:r>
-          <w:proofErr w:type="spellEnd"/>
-          <w:r>
-            <w:rPr>
-              <w:rFonts w:eastAsia="Times New Roman" w:cs="Times New Roman"/>
-              <w:color w:val="000000"/>
-              <w:lang w:val="en-US"/>
-            </w:rPr>
-            <w:t xml:space="preserve">, S. M., Spalding, E. P., Tester, M., &amp; Murphy, K. M. (2023). A comprehensive characterization of agronomic and end-use quality phenotypes across a quinoa world core collection. </w:t>
+            <w:t xml:space="preserve">Craine, E. B., Davies, A., Packer, D., Miller, N. D., Schmöckel, S. M., Spalding, E. P., Tester, M., &amp; Murphy, K. M. (2023). A comprehensive characterization of agronomic and end-use quality phenotypes across a quinoa world core collection. </w:t>
           </w:r>
           <w:r>
             <w:rPr>
@@ -13650,129 +13842,19 @@
             <w:autoSpaceDE w:val="0"/>
             <w:autoSpaceDN w:val="0"/>
             <w:ind w:hanging="480"/>
-            <w:divId w:val="1358966944"/>
+            <w:divId w:val="935865548"/>
             <w:rPr>
               <w:rFonts w:eastAsia="Times New Roman" w:cs="Times New Roman"/>
               <w:color w:val="000000"/>
             </w:rPr>
           </w:pPr>
-          <w:proofErr w:type="spellStart"/>
           <w:r>
             <w:rPr>
               <w:rFonts w:eastAsia="Times New Roman" w:cs="Times New Roman"/>
               <w:color w:val="000000"/>
               <w:lang w:val="en-US"/>
             </w:rPr>
-            <w:t>Dehghanian</w:t>
-          </w:r>
-          <w:proofErr w:type="spellEnd"/>
-          <w:r>
-            <w:rPr>
-              <w:rFonts w:eastAsia="Times New Roman" w:cs="Times New Roman"/>
-              <w:color w:val="000000"/>
-              <w:lang w:val="en-US"/>
-            </w:rPr>
-            <w:t xml:space="preserve">, Z., </w:t>
-          </w:r>
-          <w:proofErr w:type="spellStart"/>
-          <w:r>
-            <w:rPr>
-              <w:rFonts w:eastAsia="Times New Roman" w:cs="Times New Roman"/>
-              <w:color w:val="000000"/>
-              <w:lang w:val="en-US"/>
-            </w:rPr>
-            <w:t>Ahmadabadi</w:t>
-          </w:r>
-          <w:proofErr w:type="spellEnd"/>
-          <w:r>
-            <w:rPr>
-              <w:rFonts w:eastAsia="Times New Roman" w:cs="Times New Roman"/>
-              <w:color w:val="000000"/>
-              <w:lang w:val="en-US"/>
-            </w:rPr>
-            <w:t xml:space="preserve">, M., Asgari Lajayer, B., </w:t>
-          </w:r>
-          <w:proofErr w:type="spellStart"/>
-          <w:r>
-            <w:rPr>
-              <w:rFonts w:eastAsia="Times New Roman" w:cs="Times New Roman"/>
-              <w:color w:val="000000"/>
-              <w:lang w:val="en-US"/>
-            </w:rPr>
-            <w:t>Gougerdchi</w:t>
-          </w:r>
-          <w:proofErr w:type="spellEnd"/>
-          <w:r>
-            <w:rPr>
-              <w:rFonts w:eastAsia="Times New Roman" w:cs="Times New Roman"/>
-              <w:color w:val="000000"/>
-              <w:lang w:val="en-US"/>
-            </w:rPr>
-            <w:t xml:space="preserve">, V., </w:t>
-          </w:r>
-          <w:proofErr w:type="spellStart"/>
-          <w:r>
-            <w:rPr>
-              <w:rFonts w:eastAsia="Times New Roman" w:cs="Times New Roman"/>
-              <w:color w:val="000000"/>
-              <w:lang w:val="en-US"/>
-            </w:rPr>
-            <w:t>Hamedpour</w:t>
-          </w:r>
-          <w:proofErr w:type="spellEnd"/>
-          <w:r>
-            <w:rPr>
-              <w:rFonts w:eastAsia="Times New Roman" w:cs="Times New Roman"/>
-              <w:color w:val="000000"/>
-              <w:lang w:val="en-US"/>
-            </w:rPr>
-            <w:t xml:space="preserve">-Darabi, M., Bagheri, N., Sharma, R., </w:t>
-          </w:r>
-          <w:proofErr w:type="spellStart"/>
-          <w:r>
-            <w:rPr>
-              <w:rFonts w:eastAsia="Times New Roman" w:cs="Times New Roman"/>
-              <w:color w:val="000000"/>
-              <w:lang w:val="en-US"/>
-            </w:rPr>
-            <w:t>Vetukuri</w:t>
-          </w:r>
-          <w:proofErr w:type="spellEnd"/>
-          <w:proofErr w:type="gramStart"/>
-          <w:r>
-            <w:rPr>
-              <w:rFonts w:eastAsia="Times New Roman" w:cs="Times New Roman"/>
-              <w:color w:val="000000"/>
-              <w:lang w:val="en-US"/>
-            </w:rPr>
-            <w:t>, R.</w:t>
-          </w:r>
-          <w:proofErr w:type="gramEnd"/>
-          <w:r>
-            <w:rPr>
-              <w:rFonts w:eastAsia="Times New Roman" w:cs="Times New Roman"/>
-              <w:color w:val="000000"/>
-              <w:lang w:val="en-US"/>
-            </w:rPr>
-            <w:t xml:space="preserve"> R., </w:t>
-          </w:r>
-          <w:proofErr w:type="spellStart"/>
-          <w:r>
-            <w:rPr>
-              <w:rFonts w:eastAsia="Times New Roman" w:cs="Times New Roman"/>
-              <w:color w:val="000000"/>
-              <w:lang w:val="en-US"/>
-            </w:rPr>
-            <w:t>Astatkie</w:t>
-          </w:r>
-          <w:proofErr w:type="spellEnd"/>
-          <w:r>
-            <w:rPr>
-              <w:rFonts w:eastAsia="Times New Roman" w:cs="Times New Roman"/>
-              <w:color w:val="000000"/>
-              <w:lang w:val="en-US"/>
-            </w:rPr>
-            <w:t xml:space="preserve">, T., &amp; Dell, B. (2024). Quinoa: A Promising Crop for Resolving the Bottleneck of Cultivation in Soils Affected by Multiple Environmental Abiotic Stresses. </w:t>
+            <w:t xml:space="preserve">Dehghanian, Z., Ahmadabadi, M., Asgari Lajayer, B., Gougerdchi, V., Hamedpour-Darabi, M., Bagheri, N., Sharma, R., Vetukuri, R. R., Astatkie, T., &amp; Dell, B. (2024). Quinoa: A Promising Crop for Resolving the Bottleneck of Cultivation in Soils Affected by Multiple Environmental Abiotic Stresses. </w:t>
           </w:r>
           <w:r>
             <w:rPr>
@@ -13812,7 +13894,7 @@
             <w:autoSpaceDE w:val="0"/>
             <w:autoSpaceDN w:val="0"/>
             <w:ind w:hanging="480"/>
-            <w:divId w:val="1312906402"/>
+            <w:divId w:val="1096554839"/>
             <w:rPr>
               <w:rFonts w:eastAsia="Times New Roman" w:cs="Times New Roman"/>
               <w:color w:val="000000"/>
@@ -13823,7 +13905,7 @@
               <w:rFonts w:eastAsia="Times New Roman" w:cs="Times New Roman"/>
               <w:color w:val="000000"/>
             </w:rPr>
-            <w:t xml:space="preserve">Estrada </w:t>
+            <w:t>Estrada-</w:t>
           </w:r>
           <w:proofErr w:type="spellStart"/>
           <w:r>
@@ -13839,7 +13921,7 @@
               <w:rFonts w:eastAsia="Times New Roman" w:cs="Times New Roman"/>
               <w:color w:val="000000"/>
             </w:rPr>
-            <w:t xml:space="preserve">, R., Bobadilla, L. G., </w:t>
+            <w:t xml:space="preserve">, R., Apaza-Mamani, V., Pérez-Ávila, A., Altamirano-Pérez, A., &amp; </w:t>
           </w:r>
           <w:proofErr w:type="spellStart"/>
           <w:r>
@@ -13855,55 +13937,7 @@
               <w:rFonts w:eastAsia="Times New Roman" w:cs="Times New Roman"/>
               <w:color w:val="000000"/>
             </w:rPr>
-            <w:t xml:space="preserve"> Valdez, E., </w:t>
-          </w:r>
-          <w:proofErr w:type="spellStart"/>
-          <w:r>
-            <w:rPr>
-              <w:rFonts w:eastAsia="Times New Roman" w:cs="Times New Roman"/>
-              <w:color w:val="000000"/>
-            </w:rPr>
-            <w:t>Manotupa</w:t>
-          </w:r>
-          <w:proofErr w:type="spellEnd"/>
-          <w:r>
-            <w:rPr>
-              <w:rFonts w:eastAsia="Times New Roman" w:cs="Times New Roman"/>
-              <w:color w:val="000000"/>
-            </w:rPr>
-            <w:t xml:space="preserve"> Tupa, M. B., Álvarez Caceres, A., &amp; </w:t>
-          </w:r>
-          <w:proofErr w:type="spellStart"/>
-          <w:r>
-            <w:rPr>
-              <w:rFonts w:eastAsia="Times New Roman" w:cs="Times New Roman"/>
-              <w:color w:val="000000"/>
-            </w:rPr>
-            <w:t>Céspedes</w:t>
-          </w:r>
-          <w:proofErr w:type="spellEnd"/>
-          <w:r>
-            <w:rPr>
-              <w:rFonts w:eastAsia="Times New Roman" w:cs="Times New Roman"/>
-              <w:color w:val="000000"/>
-            </w:rPr>
-            <w:t xml:space="preserve"> </w:t>
-          </w:r>
-          <w:proofErr w:type="spellStart"/>
-          <w:r>
-            <w:rPr>
-              <w:rFonts w:eastAsia="Times New Roman" w:cs="Times New Roman"/>
-              <w:color w:val="000000"/>
-            </w:rPr>
-            <w:t>Florez</w:t>
-          </w:r>
-          <w:proofErr w:type="spellEnd"/>
-          <w:r>
-            <w:rPr>
-              <w:rFonts w:eastAsia="Times New Roman" w:cs="Times New Roman"/>
-              <w:color w:val="000000"/>
-            </w:rPr>
-            <w:t>, E. (2022). Evaluación morfoagronómica de 100 accesiones de quinua (</w:t>
+            <w:t>-Valdez, E. (2022). Comportamiento agronómico de 81 genotipos de quinua (</w:t>
           </w:r>
           <w:r>
             <w:rPr>
@@ -13930,9 +13964,8 @@
               <w:rFonts w:eastAsia="Times New Roman" w:cs="Times New Roman"/>
               <w:color w:val="000000"/>
             </w:rPr>
-            <w:t xml:space="preserve"> Willd.) por su respuesta a mildiu (</w:t>
-          </w:r>
-          <w:proofErr w:type="spellStart"/>
+            <w:t xml:space="preserve"> Willd) en el Perú. </w:t>
+          </w:r>
           <w:r>
             <w:rPr>
               <w:rFonts w:eastAsia="Times New Roman" w:cs="Times New Roman"/>
@@ -13940,9 +13973,15 @@
               <w:iCs/>
               <w:color w:val="000000"/>
             </w:rPr>
-            <w:t>Peronospora</w:t>
-          </w:r>
-          <w:proofErr w:type="spellEnd"/>
+            <w:t>Ecosistemas y Recursos Agropecuarios</w:t>
+          </w:r>
+          <w:r>
+            <w:rPr>
+              <w:rFonts w:eastAsia="Times New Roman" w:cs="Times New Roman"/>
+              <w:color w:val="000000"/>
+            </w:rPr>
+            <w:t xml:space="preserve">, </w:t>
+          </w:r>
           <w:r>
             <w:rPr>
               <w:rFonts w:eastAsia="Times New Roman" w:cs="Times New Roman"/>
@@ -13950,73 +13989,14 @@
               <w:iCs/>
               <w:color w:val="000000"/>
             </w:rPr>
-            <w:t xml:space="preserve"> </w:t>
-          </w:r>
-          <w:proofErr w:type="spellStart"/>
-          <w:r>
-            <w:rPr>
-              <w:rFonts w:eastAsia="Times New Roman" w:cs="Times New Roman"/>
-              <w:i/>
-              <w:iCs/>
-              <w:color w:val="000000"/>
-            </w:rPr>
-            <w:t>variabilis</w:t>
-          </w:r>
-          <w:proofErr w:type="spellEnd"/>
-          <w:r>
-            <w:rPr>
-              <w:rFonts w:eastAsia="Times New Roman" w:cs="Times New Roman"/>
-              <w:color w:val="000000"/>
-            </w:rPr>
-            <w:t xml:space="preserve"> </w:t>
-          </w:r>
-          <w:proofErr w:type="spellStart"/>
-          <w:r>
-            <w:rPr>
-              <w:rFonts w:eastAsia="Times New Roman" w:cs="Times New Roman"/>
-              <w:color w:val="000000"/>
-            </w:rPr>
-            <w:t>Gäum</w:t>
-          </w:r>
-          <w:proofErr w:type="spellEnd"/>
-          <w:r>
-            <w:rPr>
-              <w:rFonts w:eastAsia="Times New Roman" w:cs="Times New Roman"/>
-              <w:color w:val="000000"/>
-            </w:rPr>
-            <w:t xml:space="preserve">), rendimiento y contenido de saponina en Cusco, Perú. </w:t>
-          </w:r>
-          <w:r>
-            <w:rPr>
-              <w:rFonts w:eastAsia="Times New Roman" w:cs="Times New Roman"/>
-              <w:i/>
-              <w:iCs/>
-              <w:color w:val="000000"/>
-            </w:rPr>
-            <w:t>Avances En Investigación Agropecuaria</w:t>
-          </w:r>
-          <w:r>
-            <w:rPr>
-              <w:rFonts w:eastAsia="Times New Roman" w:cs="Times New Roman"/>
-              <w:color w:val="000000"/>
-            </w:rPr>
-            <w:t xml:space="preserve">, </w:t>
-          </w:r>
-          <w:r>
-            <w:rPr>
-              <w:rFonts w:eastAsia="Times New Roman" w:cs="Times New Roman"/>
-              <w:i/>
-              <w:iCs/>
-              <w:color w:val="000000"/>
-            </w:rPr>
-            <w:t>26</w:t>
-          </w:r>
-          <w:r>
-            <w:rPr>
-              <w:rFonts w:eastAsia="Times New Roman" w:cs="Times New Roman"/>
-              <w:color w:val="000000"/>
-            </w:rPr>
-            <w:t>(1), 47–61. https://doi.org/10.53897/RevAIA.22.26.04</w:t>
+            <w:t>9</w:t>
+          </w:r>
+          <w:r>
+            <w:rPr>
+              <w:rFonts w:eastAsia="Times New Roman" w:cs="Times New Roman"/>
+              <w:color w:val="000000"/>
+            </w:rPr>
+            <w:t>(1). https://doi.org/10.19136/era.a9n1.3134</w:t>
           </w:r>
         </w:p>
         <w:p>
@@ -14024,7 +14004,7 @@
             <w:autoSpaceDE w:val="0"/>
             <w:autoSpaceDN w:val="0"/>
             <w:ind w:hanging="480"/>
-            <w:divId w:val="1146162203"/>
+            <w:divId w:val="285893728"/>
             <w:rPr>
               <w:rFonts w:eastAsia="Times New Roman" w:cs="Times New Roman"/>
               <w:color w:val="000000"/>
@@ -14051,7 +14031,7 @@
               <w:rFonts w:eastAsia="Times New Roman" w:cs="Times New Roman"/>
               <w:color w:val="000000"/>
             </w:rPr>
-            <w:t xml:space="preserve">, R., Apaza-Mamani, V., Pérez-Ávila, A., Altamirano-Pérez, A., &amp; </w:t>
+            <w:t xml:space="preserve">, R., Bobadilla, L. G., </w:t>
           </w:r>
           <w:proofErr w:type="spellStart"/>
           <w:r>
@@ -14067,15 +14047,55 @@
               <w:rFonts w:eastAsia="Times New Roman" w:cs="Times New Roman"/>
               <w:color w:val="000000"/>
             </w:rPr>
-            <w:t xml:space="preserve">-Valdez, E. (2022). Comportamiento agronómico de 81 genotipos de quinua </w:t>
-          </w:r>
-          <w:r>
-            <w:rPr>
-              <w:rFonts w:eastAsia="Times New Roman" w:cs="Times New Roman"/>
-              <w:color w:val="000000"/>
-            </w:rPr>
-            <w:lastRenderedPageBreak/>
-            <w:t>(</w:t>
+            <w:t xml:space="preserve"> Valdez, E., </w:t>
+          </w:r>
+          <w:proofErr w:type="spellStart"/>
+          <w:r>
+            <w:rPr>
+              <w:rFonts w:eastAsia="Times New Roman" w:cs="Times New Roman"/>
+              <w:color w:val="000000"/>
+            </w:rPr>
+            <w:t>Manotupa</w:t>
+          </w:r>
+          <w:proofErr w:type="spellEnd"/>
+          <w:r>
+            <w:rPr>
+              <w:rFonts w:eastAsia="Times New Roman" w:cs="Times New Roman"/>
+              <w:color w:val="000000"/>
+            </w:rPr>
+            <w:t xml:space="preserve"> Tupa, M. B., Álvarez Caceres, A., &amp; </w:t>
+          </w:r>
+          <w:proofErr w:type="spellStart"/>
+          <w:r>
+            <w:rPr>
+              <w:rFonts w:eastAsia="Times New Roman" w:cs="Times New Roman"/>
+              <w:color w:val="000000"/>
+            </w:rPr>
+            <w:t>Céspedes</w:t>
+          </w:r>
+          <w:proofErr w:type="spellEnd"/>
+          <w:r>
+            <w:rPr>
+              <w:rFonts w:eastAsia="Times New Roman" w:cs="Times New Roman"/>
+              <w:color w:val="000000"/>
+            </w:rPr>
+            <w:t xml:space="preserve"> </w:t>
+          </w:r>
+          <w:proofErr w:type="spellStart"/>
+          <w:r>
+            <w:rPr>
+              <w:rFonts w:eastAsia="Times New Roman" w:cs="Times New Roman"/>
+              <w:color w:val="000000"/>
+            </w:rPr>
+            <w:t>Florez</w:t>
+          </w:r>
+          <w:proofErr w:type="spellEnd"/>
+          <w:r>
+            <w:rPr>
+              <w:rFonts w:eastAsia="Times New Roman" w:cs="Times New Roman"/>
+              <w:color w:val="000000"/>
+            </w:rPr>
+            <w:t>, E. (2022). Evaluación morfoagronómica de 100 accesiones de quinua (</w:t>
           </w:r>
           <w:r>
             <w:rPr>
@@ -14102,8 +14122,9 @@
               <w:rFonts w:eastAsia="Times New Roman" w:cs="Times New Roman"/>
               <w:color w:val="000000"/>
             </w:rPr>
-            <w:t xml:space="preserve"> Willd) en el Perú. </w:t>
-          </w:r>
+            <w:t xml:space="preserve"> Willd.) por su respuesta a mildiu (</w:t>
+          </w:r>
+          <w:proofErr w:type="spellStart"/>
           <w:r>
             <w:rPr>
               <w:rFonts w:eastAsia="Times New Roman" w:cs="Times New Roman"/>
@@ -14111,15 +14132,9 @@
               <w:iCs/>
               <w:color w:val="000000"/>
             </w:rPr>
-            <w:t>Ecosistemas y Recursos Agropecuarios</w:t>
-          </w:r>
-          <w:r>
-            <w:rPr>
-              <w:rFonts w:eastAsia="Times New Roman" w:cs="Times New Roman"/>
-              <w:color w:val="000000"/>
-            </w:rPr>
-            <w:t xml:space="preserve">, </w:t>
-          </w:r>
+            <w:t>Peronospora</w:t>
+          </w:r>
+          <w:proofErr w:type="spellEnd"/>
           <w:r>
             <w:rPr>
               <w:rFonts w:eastAsia="Times New Roman" w:cs="Times New Roman"/>
@@ -14127,14 +14142,74 @@
               <w:iCs/>
               <w:color w:val="000000"/>
             </w:rPr>
-            <w:t>9</w:t>
-          </w:r>
-          <w:r>
-            <w:rPr>
-              <w:rFonts w:eastAsia="Times New Roman" w:cs="Times New Roman"/>
-              <w:color w:val="000000"/>
-            </w:rPr>
-            <w:t>(1). https://doi.org/10.19136/era.a9n1.3134</w:t>
+            <w:t xml:space="preserve"> </w:t>
+          </w:r>
+          <w:proofErr w:type="spellStart"/>
+          <w:r>
+            <w:rPr>
+              <w:rFonts w:eastAsia="Times New Roman" w:cs="Times New Roman"/>
+              <w:i/>
+              <w:iCs/>
+              <w:color w:val="000000"/>
+            </w:rPr>
+            <w:t>variabilis</w:t>
+          </w:r>
+          <w:proofErr w:type="spellEnd"/>
+          <w:r>
+            <w:rPr>
+              <w:rFonts w:eastAsia="Times New Roman" w:cs="Times New Roman"/>
+              <w:color w:val="000000"/>
+            </w:rPr>
+            <w:t xml:space="preserve"> </w:t>
+          </w:r>
+          <w:proofErr w:type="spellStart"/>
+          <w:r>
+            <w:rPr>
+              <w:rFonts w:eastAsia="Times New Roman" w:cs="Times New Roman"/>
+              <w:color w:val="000000"/>
+            </w:rPr>
+            <w:t>Gäum</w:t>
+          </w:r>
+          <w:proofErr w:type="spellEnd"/>
+          <w:r>
+            <w:rPr>
+              <w:rFonts w:eastAsia="Times New Roman" w:cs="Times New Roman"/>
+              <w:color w:val="000000"/>
+            </w:rPr>
+            <w:t xml:space="preserve">), rendimiento y contenido de saponina en Cusco, Perú. </w:t>
+          </w:r>
+          <w:r>
+            <w:rPr>
+              <w:rFonts w:eastAsia="Times New Roman" w:cs="Times New Roman"/>
+              <w:i/>
+              <w:iCs/>
+              <w:color w:val="000000"/>
+            </w:rPr>
+            <w:lastRenderedPageBreak/>
+            <w:t>Avances En Investigación Agropecuaria</w:t>
+          </w:r>
+          <w:r>
+            <w:rPr>
+              <w:rFonts w:eastAsia="Times New Roman" w:cs="Times New Roman"/>
+              <w:color w:val="000000"/>
+            </w:rPr>
+            <w:t xml:space="preserve">, </w:t>
+          </w:r>
+          <w:r>
+            <w:rPr>
+              <w:rFonts w:eastAsia="Times New Roman" w:cs="Times New Roman"/>
+              <w:i/>
+              <w:iCs/>
+              <w:color w:val="000000"/>
+            </w:rPr>
+            <w:t>26</w:t>
+          </w:r>
+          <w:r>
+            <w:rPr>
+              <w:rFonts w:eastAsia="Times New Roman" w:cs="Times New Roman"/>
+              <w:color w:val="000000"/>
+            </w:rPr>
+            <w:t>(1), 47–61. https://doi.org/10.53897/RevAIA.22.26.04</w:t>
           </w:r>
         </w:p>
         <w:p>
@@ -14142,7 +14217,7 @@
             <w:autoSpaceDE w:val="0"/>
             <w:autoSpaceDN w:val="0"/>
             <w:ind w:hanging="480"/>
-            <w:divId w:val="2079092603"/>
+            <w:divId w:val="2046716440"/>
             <w:rPr>
               <w:rFonts w:eastAsia="Times New Roman" w:cs="Times New Roman"/>
               <w:color w:val="000000"/>
@@ -14238,7 +14313,7 @@
             <w:autoSpaceDE w:val="0"/>
             <w:autoSpaceDN w:val="0"/>
             <w:ind w:hanging="480"/>
-            <w:divId w:val="1558976801"/>
+            <w:divId w:val="318316906"/>
             <w:rPr>
               <w:rFonts w:eastAsia="Times New Roman" w:cs="Times New Roman"/>
               <w:color w:val="000000"/>
@@ -14250,43 +14325,7 @@
               <w:color w:val="000000"/>
               <w:lang w:val="en-US"/>
             </w:rPr>
-            <w:t xml:space="preserve">González-Martínez, J., </w:t>
-          </w:r>
-          <w:proofErr w:type="spellStart"/>
-          <w:r>
-            <w:rPr>
-              <w:rFonts w:eastAsia="Times New Roman" w:cs="Times New Roman"/>
-              <w:color w:val="000000"/>
-              <w:lang w:val="en-US"/>
-            </w:rPr>
-            <w:t>Rocandio</w:t>
-          </w:r>
-          <w:proofErr w:type="spellEnd"/>
-          <w:r>
-            <w:rPr>
-              <w:rFonts w:eastAsia="Times New Roman" w:cs="Times New Roman"/>
-              <w:color w:val="000000"/>
-              <w:lang w:val="en-US"/>
-            </w:rPr>
-            <w:t xml:space="preserve">-Rodríguez, M., Contreras-Toledo, A. R., Joaquín-Cancino, S., </w:t>
-          </w:r>
-          <w:proofErr w:type="spellStart"/>
-          <w:r>
-            <w:rPr>
-              <w:rFonts w:eastAsia="Times New Roman" w:cs="Times New Roman"/>
-              <w:color w:val="000000"/>
-              <w:lang w:val="en-US"/>
-            </w:rPr>
-            <w:t>Vanoye</w:t>
-          </w:r>
-          <w:proofErr w:type="spellEnd"/>
-          <w:r>
-            <w:rPr>
-              <w:rFonts w:eastAsia="Times New Roman" w:cs="Times New Roman"/>
-              <w:color w:val="000000"/>
-              <w:lang w:val="en-US"/>
-            </w:rPr>
-            <w:t xml:space="preserve">-Eligio, V., Chacón-Hernández, J. C., &amp; Hernández-Bautista, A. (2020). </w:t>
+            <w:t xml:space="preserve">González-Martínez, J., Rocandio-Rodríguez, M., Contreras-Toledo, A. R., Joaquín-Cancino, S., Vanoye-Eligio, V., Chacón-Hernández, J. C., &amp; Hernández-Bautista, A. (2020). </w:t>
           </w:r>
           <w:r>
             <w:rPr>
@@ -14333,7 +14372,7 @@
             <w:autoSpaceDE w:val="0"/>
             <w:autoSpaceDN w:val="0"/>
             <w:ind w:hanging="480"/>
-            <w:divId w:val="1129785752"/>
+            <w:divId w:val="436104249"/>
             <w:rPr>
               <w:rFonts w:eastAsia="Times New Roman" w:cs="Times New Roman"/>
               <w:color w:val="000000"/>
@@ -14368,7 +14407,7 @@
             <w:autoSpaceDE w:val="0"/>
             <w:autoSpaceDN w:val="0"/>
             <w:ind w:hanging="480"/>
-            <w:divId w:val="1985429741"/>
+            <w:divId w:val="1442841751"/>
             <w:rPr>
               <w:rFonts w:eastAsia="Times New Roman" w:cs="Times New Roman"/>
               <w:color w:val="000000"/>
@@ -14489,7 +14528,7 @@
             <w:autoSpaceDE w:val="0"/>
             <w:autoSpaceDN w:val="0"/>
             <w:ind w:hanging="480"/>
-            <w:divId w:val="557133009"/>
+            <w:divId w:val="232785527"/>
             <w:rPr>
               <w:rFonts w:eastAsia="Times New Roman" w:cs="Times New Roman"/>
               <w:color w:val="000000"/>
@@ -14499,6 +14538,7 @@
             <w:rPr>
               <w:rFonts w:eastAsia="Times New Roman" w:cs="Times New Roman"/>
               <w:color w:val="000000"/>
+              <w:lang w:val="en-US"/>
             </w:rPr>
             <w:t xml:space="preserve">Laura Sucasaca, R. (2023). </w:t>
           </w:r>
@@ -14590,10 +14630,11 @@
             <w:autoSpaceDE w:val="0"/>
             <w:autoSpaceDN w:val="0"/>
             <w:ind w:hanging="480"/>
-            <w:divId w:val="850265065"/>
-            <w:rPr>
-              <w:rFonts w:eastAsia="Times New Roman" w:cs="Times New Roman"/>
-              <w:color w:val="000000"/>
+            <w:divId w:val="1515875908"/>
+            <w:rPr>
+              <w:rFonts w:eastAsia="Times New Roman" w:cs="Times New Roman"/>
+              <w:color w:val="000000"/>
+              <w:lang w:val="en-US"/>
             </w:rPr>
           </w:pPr>
           <w:r>
@@ -14651,6 +14692,7 @@
               <w:i/>
               <w:iCs/>
               <w:color w:val="000000"/>
+              <w:lang w:val="en-US"/>
             </w:rPr>
             <w:t>Life</w:t>
           </w:r>
@@ -14658,6 +14700,7 @@
             <w:rPr>
               <w:rFonts w:eastAsia="Times New Roman" w:cs="Times New Roman"/>
               <w:color w:val="000000"/>
+              <w:lang w:val="en-US"/>
             </w:rPr>
             <w:t xml:space="preserve">, </w:t>
           </w:r>
@@ -14667,6 +14710,7 @@
               <w:i/>
               <w:iCs/>
               <w:color w:val="000000"/>
+              <w:lang w:val="en-US"/>
             </w:rPr>
             <w:t>12</w:t>
           </w:r>
@@ -14674,6 +14718,7 @@
             <w:rPr>
               <w:rFonts w:eastAsia="Times New Roman" w:cs="Times New Roman"/>
               <w:color w:val="000000"/>
+              <w:lang w:val="en-US"/>
             </w:rPr>
             <w:t>(11), 1854. https://doi.org/10.3390/life12111854</w:t>
           </w:r>
@@ -14683,7 +14728,7 @@
             <w:autoSpaceDE w:val="0"/>
             <w:autoSpaceDN w:val="0"/>
             <w:ind w:hanging="480"/>
-            <w:divId w:val="2040857489"/>
+            <w:divId w:val="1907060621"/>
             <w:rPr>
               <w:rFonts w:eastAsia="Times New Roman" w:cs="Times New Roman"/>
               <w:color w:val="000000"/>
@@ -14693,24 +14738,9 @@
             <w:rPr>
               <w:rFonts w:eastAsia="Times New Roman" w:cs="Times New Roman"/>
               <w:color w:val="000000"/>
-            </w:rPr>
-            <w:t xml:space="preserve">Onofre Quenta, X. M., &amp; Bonifacio Flores, A. (2021). Evaluación de las características fenológicas y agronómicas de la quinua silvestre (Chenopodium </w:t>
-          </w:r>
-          <w:proofErr w:type="gramStart"/>
-          <w:r>
-            <w:rPr>
-              <w:rFonts w:eastAsia="Times New Roman" w:cs="Times New Roman"/>
-              <w:color w:val="000000"/>
-            </w:rPr>
-            <w:t>quinoa</w:t>
-          </w:r>
-          <w:proofErr w:type="gramEnd"/>
-          <w:r>
-            <w:rPr>
-              <w:rFonts w:eastAsia="Times New Roman" w:cs="Times New Roman"/>
-              <w:color w:val="000000"/>
-            </w:rPr>
-            <w:t xml:space="preserve"> spp.) del Altiplano Boliviano. </w:t>
+              <w:lang w:val="en-US"/>
+            </w:rPr>
+            <w:t>Oustani, M., Mehda, S., Halilat, M. T., &amp; Chenchouni, H. (2023). Yield, growth development and grain characteristics of seven Quinoa (</w:t>
           </w:r>
           <w:r>
             <w:rPr>
@@ -14718,16 +14748,19 @@
               <w:i/>
               <w:iCs/>
               <w:color w:val="000000"/>
-            </w:rPr>
-            <w:t>Revista de Investigación e Innovación Agropecuaria y de Recursos Naturales</w:t>
-          </w:r>
-          <w:r>
-            <w:rPr>
-              <w:rFonts w:eastAsia="Times New Roman" w:cs="Times New Roman"/>
-              <w:color w:val="000000"/>
-            </w:rPr>
-            <w:t xml:space="preserve">, </w:t>
-          </w:r>
+              <w:lang w:val="en-US"/>
+            </w:rPr>
+            <w:t>Chenopodium quinoa</w:t>
+          </w:r>
+          <w:r>
+            <w:rPr>
+              <w:rFonts w:eastAsia="Times New Roman" w:cs="Times New Roman"/>
+              <w:color w:val="000000"/>
+              <w:lang w:val="en-US"/>
+            </w:rPr>
+            <w:t xml:space="preserve"> Willd.) genotypes grown in open-field production systems under hot-arid climatic conditions. </w:t>
+          </w:r>
+          <w:proofErr w:type="spellStart"/>
           <w:r>
             <w:rPr>
               <w:rFonts w:eastAsia="Times New Roman" w:cs="Times New Roman"/>
@@ -14735,14 +14768,51 @@
               <w:iCs/>
               <w:color w:val="000000"/>
             </w:rPr>
-            <w:t>8</w:t>
-          </w:r>
-          <w:r>
-            <w:rPr>
-              <w:rFonts w:eastAsia="Times New Roman" w:cs="Times New Roman"/>
-              <w:color w:val="000000"/>
-            </w:rPr>
-            <w:t>(3), 7–20. https://doi.org/10.53287/ocjv1418fh24q</w:t>
+            <w:t>Scientific</w:t>
+          </w:r>
+          <w:proofErr w:type="spellEnd"/>
+          <w:r>
+            <w:rPr>
+              <w:rFonts w:eastAsia="Times New Roman" w:cs="Times New Roman"/>
+              <w:i/>
+              <w:iCs/>
+              <w:color w:val="000000"/>
+            </w:rPr>
+            <w:t xml:space="preserve"> </w:t>
+          </w:r>
+          <w:proofErr w:type="spellStart"/>
+          <w:r>
+            <w:rPr>
+              <w:rFonts w:eastAsia="Times New Roman" w:cs="Times New Roman"/>
+              <w:i/>
+              <w:iCs/>
+              <w:color w:val="000000"/>
+            </w:rPr>
+            <w:t>Reports</w:t>
+          </w:r>
+          <w:proofErr w:type="spellEnd"/>
+          <w:r>
+            <w:rPr>
+              <w:rFonts w:eastAsia="Times New Roman" w:cs="Times New Roman"/>
+              <w:color w:val="000000"/>
+            </w:rPr>
+            <w:t xml:space="preserve">, </w:t>
+          </w:r>
+          <w:r>
+            <w:rPr>
+              <w:rFonts w:eastAsia="Times New Roman" w:cs="Times New Roman"/>
+              <w:i/>
+              <w:iCs/>
+              <w:color w:val="000000"/>
+            </w:rPr>
+            <w:t>13</w:t>
+          </w:r>
+          <w:r>
+            <w:rPr>
+              <w:rFonts w:eastAsia="Times New Roman" w:cs="Times New Roman"/>
+              <w:color w:val="000000"/>
+            </w:rPr>
+            <w:t>(1), 1991. https://doi.org/10.1038/s41598-023-29039-4</w:t>
           </w:r>
         </w:p>
         <w:p>
@@ -14750,10 +14820,11 @@
             <w:autoSpaceDE w:val="0"/>
             <w:autoSpaceDN w:val="0"/>
             <w:ind w:hanging="480"/>
-            <w:divId w:val="359815781"/>
-            <w:rPr>
-              <w:rFonts w:eastAsia="Times New Roman" w:cs="Times New Roman"/>
-              <w:color w:val="000000"/>
+            <w:divId w:val="1858227769"/>
+            <w:rPr>
+              <w:rFonts w:eastAsia="Times New Roman" w:cs="Times New Roman"/>
+              <w:color w:val="000000"/>
+              <w:lang w:val="en-US"/>
             </w:rPr>
           </w:pPr>
           <w:proofErr w:type="spellStart"/>
@@ -14761,54 +14832,16 @@
             <w:rPr>
               <w:rFonts w:eastAsia="Times New Roman" w:cs="Times New Roman"/>
               <w:color w:val="000000"/>
-              <w:lang w:val="en-US"/>
-            </w:rPr>
-            <w:t>Oustani</w:t>
+            </w:rPr>
+            <w:t>Pizo</w:t>
           </w:r>
           <w:proofErr w:type="spellEnd"/>
           <w:r>
             <w:rPr>
               <w:rFonts w:eastAsia="Times New Roman" w:cs="Times New Roman"/>
               <w:color w:val="000000"/>
-              <w:lang w:val="en-US"/>
-            </w:rPr>
-            <w:t xml:space="preserve">, M., Mehda, S., </w:t>
-          </w:r>
-          <w:proofErr w:type="spellStart"/>
-          <w:r>
-            <w:rPr>
-              <w:rFonts w:eastAsia="Times New Roman" w:cs="Times New Roman"/>
-              <w:color w:val="000000"/>
-              <w:lang w:val="en-US"/>
-            </w:rPr>
-            <w:t>Halilat</w:t>
-          </w:r>
-          <w:proofErr w:type="spellEnd"/>
-          <w:r>
-            <w:rPr>
-              <w:rFonts w:eastAsia="Times New Roman" w:cs="Times New Roman"/>
-              <w:color w:val="000000"/>
-              <w:lang w:val="en-US"/>
-            </w:rPr>
-            <w:t xml:space="preserve">, M. T., &amp; </w:t>
-          </w:r>
-          <w:proofErr w:type="spellStart"/>
-          <w:r>
-            <w:rPr>
-              <w:rFonts w:eastAsia="Times New Roman" w:cs="Times New Roman"/>
-              <w:color w:val="000000"/>
-              <w:lang w:val="en-US"/>
-            </w:rPr>
-            <w:t>Chenchouni</w:t>
-          </w:r>
-          <w:proofErr w:type="spellEnd"/>
-          <w:r>
-            <w:rPr>
-              <w:rFonts w:eastAsia="Times New Roman" w:cs="Times New Roman"/>
-              <w:color w:val="000000"/>
-              <w:lang w:val="en-US"/>
-            </w:rPr>
-            <w:t>, H. (2023). Yield, growth development and grain characteristics of seven Quinoa (</w:t>
+            </w:rPr>
+            <w:t xml:space="preserve"> Ossa, M. A., Montes Rojas, C., Aguilera Arango, G. A., Ramos Villafañe, Y. P., López Hoyos, J. L., &amp; Morillo Coronado, Y. (2024). Evaluación del ciclo fenológico y caracterización morfológica de genotipos de quinua (</w:t>
           </w:r>
           <w:r>
             <w:rPr>
@@ -14816,71 +14849,51 @@
               <w:i/>
               <w:iCs/>
               <w:color w:val="000000"/>
-              <w:lang w:val="en-US"/>
-            </w:rPr>
-            <w:t>Chenopodium quinoa</w:t>
-          </w:r>
-          <w:r>
-            <w:rPr>
-              <w:rFonts w:eastAsia="Times New Roman" w:cs="Times New Roman"/>
-              <w:color w:val="000000"/>
-              <w:lang w:val="en-US"/>
-            </w:rPr>
-            <w:t xml:space="preserve"> Willd.) genotypes grown in open-field production systems under hot-arid climatic conditions. </w:t>
-          </w:r>
-          <w:proofErr w:type="spellStart"/>
+            </w:rPr>
+            <w:t>Chenopodium quinua</w:t>
+          </w:r>
+          <w:r>
+            <w:rPr>
+              <w:rFonts w:eastAsia="Times New Roman" w:cs="Times New Roman"/>
+              <w:color w:val="000000"/>
+            </w:rPr>
+            <w:t xml:space="preserve"> Willd.). </w:t>
+          </w:r>
           <w:r>
             <w:rPr>
               <w:rFonts w:eastAsia="Times New Roman" w:cs="Times New Roman"/>
               <w:i/>
               <w:iCs/>
               <w:color w:val="000000"/>
-            </w:rPr>
-            <w:t>Scientific</w:t>
-          </w:r>
-          <w:proofErr w:type="spellEnd"/>
+              <w:lang w:val="en-US"/>
+            </w:rPr>
+            <w:t>Tropical and Subtropical Agroecosystems</w:t>
+          </w:r>
+          <w:r>
+            <w:rPr>
+              <w:rFonts w:eastAsia="Times New Roman" w:cs="Times New Roman"/>
+              <w:color w:val="000000"/>
+              <w:lang w:val="en-US"/>
+            </w:rPr>
+            <w:t xml:space="preserve">, </w:t>
+          </w:r>
           <w:r>
             <w:rPr>
               <w:rFonts w:eastAsia="Times New Roman" w:cs="Times New Roman"/>
               <w:i/>
               <w:iCs/>
               <w:color w:val="000000"/>
-            </w:rPr>
-            <w:t xml:space="preserve"> </w:t>
-          </w:r>
-          <w:proofErr w:type="spellStart"/>
-          <w:r>
-            <w:rPr>
-              <w:rFonts w:eastAsia="Times New Roman" w:cs="Times New Roman"/>
-              <w:i/>
-              <w:iCs/>
-              <w:color w:val="000000"/>
-            </w:rPr>
-            <w:t>Reports</w:t>
-          </w:r>
-          <w:proofErr w:type="spellEnd"/>
-          <w:r>
-            <w:rPr>
-              <w:rFonts w:eastAsia="Times New Roman" w:cs="Times New Roman"/>
-              <w:color w:val="000000"/>
-            </w:rPr>
-            <w:t xml:space="preserve">, </w:t>
-          </w:r>
-          <w:r>
-            <w:rPr>
-              <w:rFonts w:eastAsia="Times New Roman" w:cs="Times New Roman"/>
-              <w:i/>
-              <w:iCs/>
-              <w:color w:val="000000"/>
-            </w:rPr>
-            <w:t>13</w:t>
-          </w:r>
-          <w:r>
-            <w:rPr>
-              <w:rFonts w:eastAsia="Times New Roman" w:cs="Times New Roman"/>
-              <w:color w:val="000000"/>
-            </w:rPr>
-            <w:t>(1), 1991. https://doi.org/10.1038/s41598-023-29039-4</w:t>
+              <w:lang w:val="en-US"/>
+            </w:rPr>
+            <w:t>27</w:t>
+          </w:r>
+          <w:r>
+            <w:rPr>
+              <w:rFonts w:eastAsia="Times New Roman" w:cs="Times New Roman"/>
+              <w:color w:val="000000"/>
+              <w:lang w:val="en-US"/>
+            </w:rPr>
+            <w:t>(2). https://doi.org/10.56369/tsaes.5397</w:t>
           </w:r>
         </w:p>
         <w:p>
@@ -14888,29 +14901,20 @@
             <w:autoSpaceDE w:val="0"/>
             <w:autoSpaceDN w:val="0"/>
             <w:ind w:hanging="480"/>
-            <w:divId w:val="783573764"/>
+            <w:divId w:val="1844204620"/>
+            <w:rPr>
+              <w:rFonts w:eastAsia="Times New Roman" w:cs="Times New Roman"/>
+              <w:color w:val="000000"/>
+            </w:rPr>
+          </w:pPr>
+          <w:r>
             <w:rPr>
               <w:rFonts w:eastAsia="Times New Roman" w:cs="Times New Roman"/>
               <w:color w:val="000000"/>
               <w:lang w:val="en-US"/>
             </w:rPr>
-          </w:pPr>
-          <w:proofErr w:type="spellStart"/>
-          <w:r>
-            <w:rPr>
-              <w:rFonts w:eastAsia="Times New Roman" w:cs="Times New Roman"/>
-              <w:color w:val="000000"/>
-            </w:rPr>
             <w:lastRenderedPageBreak/>
-            <w:t>Pizo</w:t>
-          </w:r>
-          <w:proofErr w:type="spellEnd"/>
-          <w:r>
-            <w:rPr>
-              <w:rFonts w:eastAsia="Times New Roman" w:cs="Times New Roman"/>
-              <w:color w:val="000000"/>
-            </w:rPr>
-            <w:t xml:space="preserve"> Ossa, M. A., Montes Rojas, C., Aguilera Arango, G. A., Ramos Villafañe, Y. P., López Hoyos, J. L., &amp; Morillo Coronado, Y. (2024). Evaluación del ciclo fenológico y caracterización morfológica de genotipos de quinua (</w:t>
+            <w:t xml:space="preserve">R Core Team. (2026). </w:t>
           </w:r>
           <w:r>
             <w:rPr>
@@ -14918,25 +14922,9 @@
               <w:i/>
               <w:iCs/>
               <w:color w:val="000000"/>
-            </w:rPr>
-            <w:t>Chenopodium quinua</w:t>
-          </w:r>
-          <w:r>
-            <w:rPr>
-              <w:rFonts w:eastAsia="Times New Roman" w:cs="Times New Roman"/>
-              <w:color w:val="000000"/>
-            </w:rPr>
-            <w:t xml:space="preserve"> Willd.). </w:t>
-          </w:r>
-          <w:r>
-            <w:rPr>
-              <w:rFonts w:eastAsia="Times New Roman" w:cs="Times New Roman"/>
-              <w:i/>
-              <w:iCs/>
-              <w:color w:val="000000"/>
               <w:lang w:val="en-US"/>
             </w:rPr>
-            <w:t>Tropical and Subtropical Agroecosystems</w:t>
+            <w:t>R: A language and environment for statistical computing</w:t>
           </w:r>
           <w:r>
             <w:rPr>
@@ -14944,25 +14932,62 @@
               <w:color w:val="000000"/>
               <w:lang w:val="en-US"/>
             </w:rPr>
-            <w:t xml:space="preserve">, </w:t>
-          </w:r>
-          <w:r>
-            <w:rPr>
-              <w:rFonts w:eastAsia="Times New Roman" w:cs="Times New Roman"/>
-              <w:i/>
-              <w:iCs/>
-              <w:color w:val="000000"/>
-              <w:lang w:val="en-US"/>
-            </w:rPr>
-            <w:t>27</w:t>
-          </w:r>
-          <w:r>
-            <w:rPr>
-              <w:rFonts w:eastAsia="Times New Roman" w:cs="Times New Roman"/>
-              <w:color w:val="000000"/>
-              <w:lang w:val="en-US"/>
-            </w:rPr>
-            <w:t>(2). https://doi.org/10.56369/tsaes.5397</w:t>
+            <w:t xml:space="preserve"> (Versión 4.4.3). </w:t>
+          </w:r>
+          <w:r>
+            <w:rPr>
+              <w:rFonts w:eastAsia="Times New Roman" w:cs="Times New Roman"/>
+              <w:color w:val="000000"/>
+            </w:rPr>
+            <w:t xml:space="preserve">R </w:t>
+          </w:r>
+          <w:proofErr w:type="spellStart"/>
+          <w:r>
+            <w:rPr>
+              <w:rFonts w:eastAsia="Times New Roman" w:cs="Times New Roman"/>
+              <w:color w:val="000000"/>
+            </w:rPr>
+            <w:t>Foundation</w:t>
+          </w:r>
+          <w:proofErr w:type="spellEnd"/>
+          <w:r>
+            <w:rPr>
+              <w:rFonts w:eastAsia="Times New Roman" w:cs="Times New Roman"/>
+              <w:color w:val="000000"/>
+            </w:rPr>
+            <w:t xml:space="preserve"> </w:t>
+          </w:r>
+          <w:proofErr w:type="spellStart"/>
+          <w:r>
+            <w:rPr>
+              <w:rFonts w:eastAsia="Times New Roman" w:cs="Times New Roman"/>
+              <w:color w:val="000000"/>
+            </w:rPr>
+            <w:t>for</w:t>
+          </w:r>
+          <w:proofErr w:type="spellEnd"/>
+          <w:r>
+            <w:rPr>
+              <w:rFonts w:eastAsia="Times New Roman" w:cs="Times New Roman"/>
+              <w:color w:val="000000"/>
+            </w:rPr>
+            <w:t xml:space="preserve"> </w:t>
+          </w:r>
+          <w:proofErr w:type="spellStart"/>
+          <w:r>
+            <w:rPr>
+              <w:rFonts w:eastAsia="Times New Roman" w:cs="Times New Roman"/>
+              <w:color w:val="000000"/>
+            </w:rPr>
+            <w:t>Statistical</w:t>
+          </w:r>
+          <w:proofErr w:type="spellEnd"/>
+          <w:r>
+            <w:rPr>
+              <w:rFonts w:eastAsia="Times New Roman" w:cs="Times New Roman"/>
+              <w:color w:val="000000"/>
+            </w:rPr>
+            <w:t xml:space="preserve"> Computing.</w:t>
           </w:r>
         </w:p>
         <w:p>
@@ -14970,7 +14995,7 @@
             <w:autoSpaceDE w:val="0"/>
             <w:autoSpaceDN w:val="0"/>
             <w:ind w:hanging="480"/>
-            <w:divId w:val="305743082"/>
+            <w:divId w:val="1538010503"/>
             <w:rPr>
               <w:rFonts w:eastAsia="Times New Roman" w:cs="Times New Roman"/>
               <w:color w:val="000000"/>
@@ -14980,9 +15005,8 @@
             <w:rPr>
               <w:rFonts w:eastAsia="Times New Roman" w:cs="Times New Roman"/>
               <w:color w:val="000000"/>
-              <w:lang w:val="en-US"/>
-            </w:rPr>
-            <w:t xml:space="preserve">R Core Team. (2026). </w:t>
+            </w:rPr>
+            <w:t>Silva-García, D., Rodríguez-Maldonado, E., &amp; Román-Ramos, A. (2024). Caracterización agronómica de materiales extraterritoriales de quinua (</w:t>
           </w:r>
           <w:r>
             <w:rPr>
@@ -14990,90 +15014,78 @@
               <w:i/>
               <w:iCs/>
               <w:color w:val="000000"/>
-              <w:lang w:val="en-US"/>
-            </w:rPr>
-            <w:t>R: A language and environment for statistical computing</w:t>
-          </w:r>
-          <w:r>
-            <w:rPr>
-              <w:rFonts w:eastAsia="Times New Roman" w:cs="Times New Roman"/>
-              <w:color w:val="000000"/>
-              <w:lang w:val="en-US"/>
-            </w:rPr>
-            <w:t xml:space="preserve"> (</w:t>
+            </w:rPr>
+            <w:t xml:space="preserve">Chenopodium </w:t>
+          </w:r>
+          <w:proofErr w:type="gramStart"/>
+          <w:r>
+            <w:rPr>
+              <w:rFonts w:eastAsia="Times New Roman" w:cs="Times New Roman"/>
+              <w:i/>
+              <w:iCs/>
+              <w:color w:val="000000"/>
+            </w:rPr>
+            <w:t>quinoa</w:t>
+          </w:r>
+          <w:proofErr w:type="gramEnd"/>
+          <w:r>
+            <w:rPr>
+              <w:rFonts w:eastAsia="Times New Roman" w:cs="Times New Roman"/>
+              <w:color w:val="000000"/>
+            </w:rPr>
+            <w:t xml:space="preserve"> Willd.) en la provincia Bolívar. </w:t>
+          </w:r>
+          <w:r>
+            <w:rPr>
+              <w:rFonts w:eastAsia="Times New Roman" w:cs="Times New Roman"/>
+              <w:i/>
+              <w:iCs/>
+              <w:color w:val="000000"/>
+            </w:rPr>
+            <w:t xml:space="preserve">Revista </w:t>
           </w:r>
           <w:proofErr w:type="spellStart"/>
           <w:r>
             <w:rPr>
               <w:rFonts w:eastAsia="Times New Roman" w:cs="Times New Roman"/>
-              <w:color w:val="000000"/>
-              <w:lang w:val="en-US"/>
-            </w:rPr>
-            <w:t>Versión</w:t>
+              <w:i/>
+              <w:iCs/>
+              <w:color w:val="000000"/>
+            </w:rPr>
+            <w:t>Agrotecnológica</w:t>
           </w:r>
           <w:proofErr w:type="spellEnd"/>
           <w:r>
             <w:rPr>
               <w:rFonts w:eastAsia="Times New Roman" w:cs="Times New Roman"/>
-              <w:color w:val="000000"/>
-              <w:lang w:val="en-US"/>
-            </w:rPr>
-            <w:t xml:space="preserve"> 4.4.3). </w:t>
-          </w:r>
-          <w:r>
-            <w:rPr>
-              <w:rFonts w:eastAsia="Times New Roman" w:cs="Times New Roman"/>
-              <w:color w:val="000000"/>
-            </w:rPr>
-            <w:t xml:space="preserve">R </w:t>
-          </w:r>
-          <w:proofErr w:type="spellStart"/>
-          <w:r>
-            <w:rPr>
-              <w:rFonts w:eastAsia="Times New Roman" w:cs="Times New Roman"/>
-              <w:color w:val="000000"/>
-            </w:rPr>
-            <w:t>Foundation</w:t>
-          </w:r>
-          <w:proofErr w:type="spellEnd"/>
-          <w:r>
-            <w:rPr>
-              <w:rFonts w:eastAsia="Times New Roman" w:cs="Times New Roman"/>
-              <w:color w:val="000000"/>
-            </w:rPr>
-            <w:t xml:space="preserve"> </w:t>
-          </w:r>
-          <w:proofErr w:type="spellStart"/>
-          <w:r>
-            <w:rPr>
-              <w:rFonts w:eastAsia="Times New Roman" w:cs="Times New Roman"/>
-              <w:color w:val="000000"/>
-            </w:rPr>
-            <w:t>for</w:t>
-          </w:r>
-          <w:proofErr w:type="spellEnd"/>
-          <w:r>
-            <w:rPr>
-              <w:rFonts w:eastAsia="Times New Roman" w:cs="Times New Roman"/>
-              <w:color w:val="000000"/>
-            </w:rPr>
-            <w:t xml:space="preserve"> </w:t>
-          </w:r>
-          <w:proofErr w:type="spellStart"/>
-          <w:r>
-            <w:rPr>
-              <w:rFonts w:eastAsia="Times New Roman" w:cs="Times New Roman"/>
-              <w:color w:val="000000"/>
-            </w:rPr>
-            <w:t>Statistical</w:t>
-          </w:r>
-          <w:proofErr w:type="spellEnd"/>
-          <w:r>
-            <w:rPr>
-              <w:rFonts w:eastAsia="Times New Roman" w:cs="Times New Roman"/>
-              <w:color w:val="000000"/>
-            </w:rPr>
-            <w:t xml:space="preserve"> Computing.</w:t>
+              <w:i/>
+              <w:iCs/>
+              <w:color w:val="000000"/>
+            </w:rPr>
+            <w:t xml:space="preserve"> Amazónica</w:t>
+          </w:r>
+          <w:r>
+            <w:rPr>
+              <w:rFonts w:eastAsia="Times New Roman" w:cs="Times New Roman"/>
+              <w:color w:val="000000"/>
+            </w:rPr>
+            <w:t xml:space="preserve">, </w:t>
+          </w:r>
+          <w:r>
+            <w:rPr>
+              <w:rFonts w:eastAsia="Times New Roman" w:cs="Times New Roman"/>
+              <w:i/>
+              <w:iCs/>
+              <w:color w:val="000000"/>
+            </w:rPr>
+            <w:t>4</w:t>
+          </w:r>
+          <w:r>
+            <w:rPr>
+              <w:rFonts w:eastAsia="Times New Roman" w:cs="Times New Roman"/>
+              <w:color w:val="000000"/>
+            </w:rPr>
+            <w:t>(2), e748. https://doi.org/10.51252/raa.v4i2.748</w:t>
           </w:r>
         </w:p>
         <w:p>
@@ -15081,10 +15093,11 @@
             <w:autoSpaceDE w:val="0"/>
             <w:autoSpaceDN w:val="0"/>
             <w:ind w:hanging="480"/>
-            <w:divId w:val="272788003"/>
-            <w:rPr>
-              <w:rFonts w:eastAsia="Times New Roman" w:cs="Times New Roman"/>
-              <w:color w:val="000000"/>
+            <w:divId w:val="2085955843"/>
+            <w:rPr>
+              <w:rFonts w:eastAsia="Times New Roman" w:cs="Times New Roman"/>
+              <w:color w:val="000000"/>
+              <w:lang w:val="en-US"/>
             </w:rPr>
           </w:pPr>
           <w:r>
@@ -15092,7 +15105,31 @@
               <w:rFonts w:eastAsia="Times New Roman" w:cs="Times New Roman"/>
               <w:color w:val="000000"/>
             </w:rPr>
-            <w:t>Silva-García, D., Rodríguez-Maldonado, E., &amp; Román-Ramos, A. (2024). Caracterización agronómica de materiales extraterritoriales de quinua (</w:t>
+            <w:t xml:space="preserve">Velasco, L., Matías, J., Cruz, V., &amp; </w:t>
+          </w:r>
+          <w:proofErr w:type="spellStart"/>
+          <w:r>
+            <w:rPr>
+              <w:rFonts w:eastAsia="Times New Roman" w:cs="Times New Roman"/>
+              <w:color w:val="000000"/>
+            </w:rPr>
+            <w:t>Fondevilla</w:t>
+          </w:r>
+          <w:proofErr w:type="spellEnd"/>
+          <w:r>
+            <w:rPr>
+              <w:rFonts w:eastAsia="Times New Roman" w:cs="Times New Roman"/>
+              <w:color w:val="000000"/>
+            </w:rPr>
+            <w:t xml:space="preserve">, S. (2025). </w:t>
+          </w:r>
+          <w:r>
+            <w:rPr>
+              <w:rFonts w:eastAsia="Times New Roman" w:cs="Times New Roman"/>
+              <w:color w:val="000000"/>
+              <w:lang w:val="en-US"/>
+            </w:rPr>
+            <w:t xml:space="preserve">Genetic and environmental influences on fatty acid and tocopherol diversity in quinoa germplasm. </w:t>
           </w:r>
           <w:r>
             <w:rPr>
@@ -15100,78 +15137,35 @@
               <w:i/>
               <w:iCs/>
               <w:color w:val="000000"/>
-            </w:rPr>
-            <w:t xml:space="preserve">Chenopodium </w:t>
-          </w:r>
-          <w:proofErr w:type="gramStart"/>
+              <w:lang w:val="en-US"/>
+            </w:rPr>
+            <w:t>Frontiers in Plant Science</w:t>
+          </w:r>
+          <w:r>
+            <w:rPr>
+              <w:rFonts w:eastAsia="Times New Roman" w:cs="Times New Roman"/>
+              <w:color w:val="000000"/>
+              <w:lang w:val="en-US"/>
+            </w:rPr>
+            <w:t xml:space="preserve">, </w:t>
+          </w:r>
           <w:r>
             <w:rPr>
               <w:rFonts w:eastAsia="Times New Roman" w:cs="Times New Roman"/>
               <w:i/>
               <w:iCs/>
               <w:color w:val="000000"/>
-            </w:rPr>
-            <w:t>quinoa</w:t>
-          </w:r>
-          <w:proofErr w:type="gramEnd"/>
-          <w:r>
-            <w:rPr>
-              <w:rFonts w:eastAsia="Times New Roman" w:cs="Times New Roman"/>
-              <w:color w:val="000000"/>
-            </w:rPr>
-            <w:t xml:space="preserve"> Willd.) en la provincia Bolívar. </w:t>
-          </w:r>
-          <w:r>
-            <w:rPr>
-              <w:rFonts w:eastAsia="Times New Roman" w:cs="Times New Roman"/>
-              <w:i/>
-              <w:iCs/>
-              <w:color w:val="000000"/>
-            </w:rPr>
-            <w:t xml:space="preserve">Revista </w:t>
-          </w:r>
-          <w:proofErr w:type="spellStart"/>
-          <w:r>
-            <w:rPr>
-              <w:rFonts w:eastAsia="Times New Roman" w:cs="Times New Roman"/>
-              <w:i/>
-              <w:iCs/>
-              <w:color w:val="000000"/>
-            </w:rPr>
-            <w:t>Agrotecnológica</w:t>
-          </w:r>
-          <w:proofErr w:type="spellEnd"/>
-          <w:r>
-            <w:rPr>
-              <w:rFonts w:eastAsia="Times New Roman" w:cs="Times New Roman"/>
-              <w:i/>
-              <w:iCs/>
-              <w:color w:val="000000"/>
-            </w:rPr>
-            <w:t xml:space="preserve"> Amazónica</w:t>
-          </w:r>
-          <w:r>
-            <w:rPr>
-              <w:rFonts w:eastAsia="Times New Roman" w:cs="Times New Roman"/>
-              <w:color w:val="000000"/>
-            </w:rPr>
-            <w:t xml:space="preserve">, </w:t>
-          </w:r>
-          <w:r>
-            <w:rPr>
-              <w:rFonts w:eastAsia="Times New Roman" w:cs="Times New Roman"/>
-              <w:i/>
-              <w:iCs/>
-              <w:color w:val="000000"/>
-            </w:rPr>
-            <w:t>4</w:t>
-          </w:r>
-          <w:r>
-            <w:rPr>
-              <w:rFonts w:eastAsia="Times New Roman" w:cs="Times New Roman"/>
-              <w:color w:val="000000"/>
-            </w:rPr>
-            <w:t>(2), e748. https://doi.org/10.51252/raa.v4i2.748</w:t>
+              <w:lang w:val="en-US"/>
+            </w:rPr>
+            <w:t>16</w:t>
+          </w:r>
+          <w:r>
+            <w:rPr>
+              <w:rFonts w:eastAsia="Times New Roman" w:cs="Times New Roman"/>
+              <w:color w:val="000000"/>
+              <w:lang w:val="en-US"/>
+            </w:rPr>
+            <w:t>. https://doi.org/10.3389/fpls.2025.1541895</w:t>
           </w:r>
         </w:p>
         <w:p>
@@ -15179,135 +15173,19 @@
             <w:autoSpaceDE w:val="0"/>
             <w:autoSpaceDN w:val="0"/>
             <w:ind w:hanging="480"/>
-            <w:divId w:val="757796607"/>
+            <w:divId w:val="1278100054"/>
+            <w:rPr>
+              <w:rFonts w:eastAsia="Times New Roman" w:cs="Times New Roman"/>
+              <w:color w:val="000000"/>
+            </w:rPr>
+          </w:pPr>
+          <w:r>
             <w:rPr>
               <w:rFonts w:eastAsia="Times New Roman" w:cs="Times New Roman"/>
               <w:color w:val="000000"/>
               <w:lang w:val="en-US"/>
             </w:rPr>
-          </w:pPr>
-          <w:r>
-            <w:rPr>
-              <w:rFonts w:eastAsia="Times New Roman" w:cs="Times New Roman"/>
-              <w:color w:val="000000"/>
-            </w:rPr>
-            <w:t xml:space="preserve">Velasco, L., Matías, J., Cruz, V., &amp; </w:t>
-          </w:r>
-          <w:proofErr w:type="spellStart"/>
-          <w:r>
-            <w:rPr>
-              <w:rFonts w:eastAsia="Times New Roman" w:cs="Times New Roman"/>
-              <w:color w:val="000000"/>
-            </w:rPr>
-            <w:t>Fondevilla</w:t>
-          </w:r>
-          <w:proofErr w:type="spellEnd"/>
-          <w:r>
-            <w:rPr>
-              <w:rFonts w:eastAsia="Times New Roman" w:cs="Times New Roman"/>
-              <w:color w:val="000000"/>
-            </w:rPr>
-            <w:t xml:space="preserve">, S. (2025). </w:t>
-          </w:r>
-          <w:r>
-            <w:rPr>
-              <w:rFonts w:eastAsia="Times New Roman" w:cs="Times New Roman"/>
-              <w:color w:val="000000"/>
-              <w:lang w:val="en-US"/>
-            </w:rPr>
-            <w:t xml:space="preserve">Genetic and environmental influences on fatty acid and tocopherol diversity in quinoa germplasm. </w:t>
-          </w:r>
-          <w:r>
-            <w:rPr>
-              <w:rFonts w:eastAsia="Times New Roman" w:cs="Times New Roman"/>
-              <w:i/>
-              <w:iCs/>
-              <w:color w:val="000000"/>
-              <w:lang w:val="en-US"/>
-            </w:rPr>
-            <w:t>Frontiers in Plant Science</w:t>
-          </w:r>
-          <w:r>
-            <w:rPr>
-              <w:rFonts w:eastAsia="Times New Roman" w:cs="Times New Roman"/>
-              <w:color w:val="000000"/>
-              <w:lang w:val="en-US"/>
-            </w:rPr>
-            <w:t xml:space="preserve">, </w:t>
-          </w:r>
-          <w:r>
-            <w:rPr>
-              <w:rFonts w:eastAsia="Times New Roman" w:cs="Times New Roman"/>
-              <w:i/>
-              <w:iCs/>
-              <w:color w:val="000000"/>
-              <w:lang w:val="en-US"/>
-            </w:rPr>
-            <w:t>16</w:t>
-          </w:r>
-          <w:r>
-            <w:rPr>
-              <w:rFonts w:eastAsia="Times New Roman" w:cs="Times New Roman"/>
-              <w:color w:val="000000"/>
-              <w:lang w:val="en-US"/>
-            </w:rPr>
-            <w:t>. https://doi.org/10.3389/fpls.2025.1541895</w:t>
-          </w:r>
-        </w:p>
-        <w:p>
-          <w:pPr>
-            <w:autoSpaceDE w:val="0"/>
-            <w:autoSpaceDN w:val="0"/>
-            <w:ind w:hanging="480"/>
-            <w:divId w:val="295989331"/>
-            <w:rPr>
-              <w:rFonts w:eastAsia="Times New Roman" w:cs="Times New Roman"/>
-              <w:color w:val="000000"/>
-            </w:rPr>
-          </w:pPr>
-          <w:r>
-            <w:rPr>
-              <w:rFonts w:eastAsia="Times New Roman" w:cs="Times New Roman"/>
-              <w:color w:val="000000"/>
-              <w:lang w:val="en-US"/>
-            </w:rPr>
-            <w:t xml:space="preserve">Voronov, S., </w:t>
-          </w:r>
-          <w:proofErr w:type="spellStart"/>
-          <w:r>
-            <w:rPr>
-              <w:rFonts w:eastAsia="Times New Roman" w:cs="Times New Roman"/>
-              <w:color w:val="000000"/>
-              <w:lang w:val="en-US"/>
-            </w:rPr>
-            <w:t>Pleskachiov</w:t>
-          </w:r>
-          <w:proofErr w:type="spellEnd"/>
-          <w:r>
-            <w:rPr>
-              <w:rFonts w:eastAsia="Times New Roman" w:cs="Times New Roman"/>
-              <w:color w:val="000000"/>
-              <w:lang w:val="en-US"/>
-            </w:rPr>
-            <w:t xml:space="preserve">, Y., </w:t>
-          </w:r>
-          <w:proofErr w:type="spellStart"/>
-          <w:r>
-            <w:rPr>
-              <w:rFonts w:eastAsia="Times New Roman" w:cs="Times New Roman"/>
-              <w:color w:val="000000"/>
-              <w:lang w:val="en-US"/>
-            </w:rPr>
-            <w:t>Shitikova</w:t>
-          </w:r>
-          <w:proofErr w:type="spellEnd"/>
-          <w:r>
-            <w:rPr>
-              <w:rFonts w:eastAsia="Times New Roman" w:cs="Times New Roman"/>
-              <w:color w:val="000000"/>
-              <w:lang w:val="en-US"/>
-            </w:rPr>
-            <w:t xml:space="preserve">, A., Zargar, M., &amp; Abdelkader, M. (2023). Diversity of the Biological and Proteinogenic Characteristics of Quinoa Genotypes as a Multi-Purpose Crop. </w:t>
+            <w:t xml:space="preserve">Voronov, S., Pleskachiov, Y., Shitikova, A., Zargar, M., &amp; Abdelkader, M. (2023). Diversity of the Biological and Proteinogenic Characteristics of Quinoa Genotypes as a Multi-Purpose Crop. </w:t>
           </w:r>
           <w:proofErr w:type="spellStart"/>
           <w:r>
@@ -23440,35 +23318,6 @@
     </w:docPart>
     <w:docPart>
       <w:docPartPr>
-        <w:name w:val="3E673F3CBE574350B1D33C136B80DBA3"/>
-        <w:category>
-          <w:name w:val="General"/>
-          <w:gallery w:val="placeholder"/>
-        </w:category>
-        <w:types>
-          <w:type w:val="bbPlcHdr"/>
-        </w:types>
-        <w:behaviors>
-          <w:behavior w:val="content"/>
-        </w:behaviors>
-        <w:guid w:val="{C685AB42-D161-4B7B-A2D7-3E878CE22BA5}"/>
-      </w:docPartPr>
-      <w:docPartBody>
-        <w:p>
-          <w:pPr>
-            <w:pStyle w:val="3E673F3CBE574350B1D33C136B80DBA3"/>
-          </w:pPr>
-          <w:r>
-            <w:rPr>
-              <w:rStyle w:val="PlaceholderText"/>
-            </w:rPr>
-            <w:t>Click or tap here to enter text.</w:t>
-          </w:r>
-        </w:p>
-      </w:docPartBody>
-    </w:docPart>
-    <w:docPart>
-      <w:docPartPr>
         <w:name w:val="701EE7AE64DB4F0DA3A81DFF3D5C9912"/>
         <w:category>
           <w:name w:val="General"/>
@@ -23515,35 +23364,6 @@
         <w:p>
           <w:pPr>
             <w:pStyle w:val="9FC3112DB5B7403491B355C310BA29E4"/>
-          </w:pPr>
-          <w:r>
-            <w:rPr>
-              <w:rStyle w:val="PlaceholderText"/>
-            </w:rPr>
-            <w:t>Click or tap here to enter text.</w:t>
-          </w:r>
-        </w:p>
-      </w:docPartBody>
-    </w:docPart>
-    <w:docPart>
-      <w:docPartPr>
-        <w:name w:val="5C4CFA31F5BF4DABB805CBDA8875911A"/>
-        <w:category>
-          <w:name w:val="General"/>
-          <w:gallery w:val="placeholder"/>
-        </w:category>
-        <w:types>
-          <w:type w:val="bbPlcHdr"/>
-        </w:types>
-        <w:behaviors>
-          <w:behavior w:val="content"/>
-        </w:behaviors>
-        <w:guid w:val="{1FA37297-7A45-4750-8431-FD559CC92FC1}"/>
-      </w:docPartPr>
-      <w:docPartBody>
-        <w:p>
-          <w:pPr>
-            <w:pStyle w:val="5C4CFA31F5BF4DABB805CBDA8875911A"/>
           </w:pPr>
           <w:r>
             <w:rPr>
@@ -23711,8 +23531,10 @@
     <w:rsid w:val="003A2F61"/>
     <w:rsid w:val="0040148C"/>
     <w:rsid w:val="004343EA"/>
+    <w:rsid w:val="004838E6"/>
     <w:rsid w:val="004D249B"/>
     <w:rsid w:val="004D69B2"/>
+    <w:rsid w:val="004F4AA0"/>
     <w:rsid w:val="00505556"/>
     <w:rsid w:val="005920B4"/>
     <w:rsid w:val="005C050E"/>
@@ -23738,7 +23560,9 @@
     <w:rsid w:val="00A119FB"/>
     <w:rsid w:val="00A40313"/>
     <w:rsid w:val="00A43C2E"/>
+    <w:rsid w:val="00A80ED0"/>
     <w:rsid w:val="00A93D7E"/>
+    <w:rsid w:val="00AA3EFF"/>
     <w:rsid w:val="00AD32DE"/>
     <w:rsid w:val="00B03BCD"/>
     <w:rsid w:val="00B3415E"/>
@@ -24213,10 +24037,6 @@
       <w:color w:val="666666"/>
     </w:rPr>
   </w:style>
-  <w:style w:type="paragraph" w:customStyle="1" w:styleId="3E673F3CBE574350B1D33C136B80DBA3">
-    <w:name w:val="3E673F3CBE574350B1D33C136B80DBA3"/>
-    <w:rsid w:val="0074271C"/>
-  </w:style>
   <w:style w:type="paragraph" w:customStyle="1" w:styleId="701EE7AE64DB4F0DA3A81DFF3D5C9912">
     <w:name w:val="701EE7AE64DB4F0DA3A81DFF3D5C9912"/>
     <w:rsid w:val="00A40313"/>
@@ -24224,10 +24044,6 @@
   <w:style w:type="paragraph" w:customStyle="1" w:styleId="9FC3112DB5B7403491B355C310BA29E4">
     <w:name w:val="9FC3112DB5B7403491B355C310BA29E4"/>
     <w:rsid w:val="00631A7D"/>
-  </w:style>
-  <w:style w:type="paragraph" w:customStyle="1" w:styleId="5C4CFA31F5BF4DABB805CBDA8875911A">
-    <w:name w:val="5C4CFA31F5BF4DABB805CBDA8875911A"/>
-    <w:rsid w:val="008C00A0"/>
   </w:style>
   <w:style w:type="paragraph" w:customStyle="1" w:styleId="21B93D6D316949BCB866D36234BAC65A">
     <w:name w:val="21B93D6D316949BCB866D36234BAC65A"/>
@@ -24578,8 +24394,8 @@
   </we:alternateReferences>
   <we:properties>
     <we:property name="MENDELEY_BIBLIOGRAPHY_IS_DIRTY" value="false"/>
-    <we:property name="MENDELEY_BIBLIOGRAPHY_LAST_MODIFIED" value="1774216048528"/>
-    <we:property name="MENDELEY_CITATIONS" value="[{&quot;citationID&quot;:&quot;MENDELEY_CITATION_5fc4a159-a06c-4798-8846-445012b078c3&quot;,&quot;properties&quot;:{&quot;noteIndex&quot;:0},&quot;isEdited&quot;:false,&quot;manualOverride&quot;:{&quot;isManuallyOverridden&quot;:false,&quot;citeprocText&quot;:&quot;(Chen et al., 2023)&quot;,&quot;manualOverrideText&quot;:&quot;&quot;},&quot;citationTag&quot;:&quot;MENDELEY_CITATION_v3_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&quot;,&quot;citationItems&quot;:[{&quot;id&quot;:&quot;d9333616-ea32-3e53-8cc2-cadfb31c0f5e&quot;,&quot;itemData&quot;:{&quot;type&quot;:&quot;article-journal&quot;,&quot;id&quot;:&quot;d9333616-ea32-3e53-8cc2-cadfb31c0f5e&quot;,&quot;title&quot;:&quot;Assessment and comparison of nutritional qualities of thirty quinoa (&lt;i&gt;Chenopodium quinoa&lt;/i&gt; Willd.) seed varieties&quot;,&quot;author&quot;:[{&quot;family&quot;:&quot;Chen&quot;,&quot;given&quot;:&quot;Xuan&quot;,&quot;parse-names&quot;:false,&quot;dropping-particle&quot;:&quot;&quot;,&quot;non-dropping-particle&quot;:&quot;&quot;},{&quot;family&quot;:&quot;Zhang&quot;,&quot;given&quot;:&quot;Yueyue&quot;,&quot;parse-names&quot;:false,&quot;dropping-particle&quot;:&quot;&quot;,&quot;non-dropping-particle&quot;:&quot;&quot;},{&quot;family&quot;:&quot;Cao&quot;,&quot;given&quot;:&quot;Beier&quot;,&quot;parse-names&quot;:false,&quot;dropping-particle&quot;:&quot;&quot;,&quot;non-dropping-particle&quot;:&quot;&quot;},{&quot;family&quot;:&quot;Wei&quot;,&quot;given&quot;:&quot;Xiaonan&quot;,&quot;parse-names&quot;:false,&quot;dropping-particle&quot;:&quot;&quot;,&quot;non-dropping-particle&quot;:&quot;&quot;},{&quot;family&quot;:&quot;Shen&quot;,&quot;given&quot;:&quot;Zhenguo&quot;,&quot;parse-names&quot;:false,&quot;dropping-particle&quot;:&quot;&quot;,&quot;non-dropping-particle&quot;:&quot;&quot;},{&quot;family&quot;:&quot;Su&quot;,&quot;given&quot;:&quot;Nana&quot;,&quot;parse-names&quot;:false,&quot;dropping-particle&quot;:&quot;&quot;,&quot;non-dropping-particle&quot;:&quot;&quot;}],&quot;container-title&quot;:&quot;Food Chemistry: X&quot;,&quot;container-title-short&quot;:&quot;Food Chem. X&quot;,&quot;DOI&quot;:&quot;10.1016/j.fochx.2023.100808&quot;,&quot;ISSN&quot;:&quot;25901575&quot;,&quot;issued&quot;:{&quot;date-parts&quot;:[[2023,10]]},&quot;page&quot;:&quot;100808&quot;,&quot;volume&quot;:&quot;19&quot;},&quot;isTemporary&quot;:false,&quot;suppress-author&quot;:false,&quot;composite&quot;:false,&quot;author-only&quot;:false}]},{&quot;citationID&quot;:&quot;MENDELEY_CITATION_befa17d2-f389-4372-b42d-1befd9cf0007&quot;,&quot;properties&quot;:{&quot;noteIndex&quot;:0},&quot;isEdited&quot;:false,&quot;manualOverride&quot;:{&quot;isManuallyOverridden&quot;:false,&quot;citeprocText&quot;:&quot;(Silva-García et al., 2024)&quot;,&quot;manualOverrideText&quot;:&quot;&quot;},&quot;citationTag&quot;:&quot;MENDELEY_CITATION_v3_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&quot;,&quot;citationItems&quot;:[{&quot;id&quot;:&quot;597dd7fa-d36b-365f-a12f-bf9fcb5e0bbb&quot;,&quot;itemData&quot;:{&quot;type&quot;:&quot;article-journal&quot;,&quot;id&quot;:&quot;597dd7fa-d36b-365f-a12f-bf9fcb5e0bbb&quot;,&quot;title&quot;:&quot;Caracterización agronómica de materiales extraterritoriales de quinua (&lt;i&gt;Chenopodium quinoa&lt;/i&gt; Willd.) en la provincia Bolívar&quot;,&quot;author&quot;:[{&quot;family&quot;:&quot;Silva-García&quot;,&quot;given&quot;:&quot;David&quot;,&quot;parse-names&quot;:false,&quot;dropping-particle&quot;:&quot;&quot;,&quot;non-dropping-particle&quot;:&quot;&quot;},{&quot;family&quot;:&quot;Rodríguez-Maldonado&quot;,&quot;given&quot;:&quot;Eduardo&quot;,&quot;parse-names&quot;:false,&quot;dropping-particle&quot;:&quot;&quot;,&quot;non-dropping-particle&quot;:&quot;&quot;},{&quot;family&quot;:&quot;Román-Ramos&quot;,&quot;given&quot;:&quot;Andrea&quot;,&quot;parse-names&quot;:false,&quot;dropping-particle&quot;:&quot;&quot;,&quot;non-dropping-particle&quot;:&quot;&quot;}],&quot;container-title&quot;:&quot;Revista Agrotecnológica Amazónica&quot;,&quot;DOI&quot;:&quot;10.51252/raa.v4i2.748&quot;,&quot;ISSN&quot;:&quot;2710-0510&quot;,&quot;issued&quot;:{&quot;date-parts&quot;:[[2024,7,10]]},&quot;page&quot;:&quot;e748&quot;,&quot;abstract&quot;:&quot;&lt;p&gt;La quinua originaria de Sudamérica ha tomado importancia en los últimos años dentro de los sistemas de producción debido a su importancia económica y valor nutricional. En la región andina del Ecuador se encuentran materiales de quinua con características potenciales para ser usados. En este contexto, la provincia de Bolívar tiene condiciones edafoclimáticas para producción, por lo que es importante la caracterización agromorfológica de germoplasma que permitan la diversificación de los sistemas productivos en esta provincia. La investigación se realizó con el objetivo de caracterizar accesiones potenciales de quinua por sus características agromorfológicas. El diseño estadístico utilizado fue de bloques completos al azar con tres repeticiones. Los resultados evidenciaron que las variables como la altura de planta, peso del grano por planta y de mil granos están relacionadas con el rendimiento. El mayor rendimiento fue para el cultivar LPQ-4 con 1444 kg ha-1 con un contenido medio de saponina, grano de color blanco, forma redonda y tamaño grande. Se seleccionaron a las accesiones LPQ-4, CQ-407 Pasankalla y Quinua Negra como germoplasma promisorio para diversificar los sistemas de producción de la provincia de Bolívar para abastecer el mercado local, nacional e internacional.&lt;/p&gt;&quot;,&quot;issue&quot;:&quot;2&quot;,&quot;volume&quot;:&quot;4&quot;,&quot;container-title-short&quot;:&quot;&quot;},&quot;isTemporary&quot;:false,&quot;suppress-author&quot;:false,&quot;composite&quot;:false,&quot;author-only&quot;:false}]},{&quot;citationID&quot;:&quot;MENDELEY_CITATION_aa127555-82b5-40a9-8206-9988748da01b&quot;,&quot;properties&quot;:{&quot;noteIndex&quot;:0},&quot;isEdited&quot;:false,&quot;manualOverride&quot;:{&quot;isManuallyOverridden&quot;:false,&quot;citeprocText&quot;:&quot;(Campos-Rodriguez et al., 2022; Contreras et al., 2024)&quot;,&quot;manualOverrideText&quot;:&quot;&quot;},&quot;citationItems&quot;:[{&quot;id&quot;:&quot;d6e195d4-0f3c-389e-a530-5f926cd2fcab&quot;,&quot;itemData&quot;:{&quot;type&quot;:&quot;article-journal&quot;,&quot;id&quot;:&quot;d6e195d4-0f3c-389e-a530-5f926cd2fcab&quot;,&quot;title&quot;:&quot;Seeds Yield and Quality of Quinoa (&lt;i&gt;Chenopodium quinoa&lt;/i&gt; Willd.) Plants Grown Under Different Nitrogen Fertilization Doses&quot;,&quot;author&quot;:[{&quot;family&quot;:&quot;Contreras&quot;,&quot;given&quot;:&quot;Samuel&quot;,&quot;parse-names&quot;:false,&quot;dropping-particle&quot;:&quot;&quot;,&quot;non-dropping-particle&quot;:&quot;&quot;},{&quot;family&quot;:&quot;Molina&quot;,&quot;given&quot;:&quot;Jorge&quot;,&quot;parse-names&quot;:false,&quot;dropping-particle&quot;:&quot;&quot;,&quot;non-dropping-particle&quot;:&quot;&quot;},{&quot;family&quot;:&quot;García&quot;,&quot;given&quot;:&quot;Margarita&quot;,&quot;parse-names&quot;:false,&quot;dropping-particle&quot;:&quot;&quot;,&quot;non-dropping-particle&quot;:&quot;&quot;},{&quot;family&quot;:&quot;Sánchez&quot;,&quot;given&quot;:&quot;Javier&quot;,&quot;parse-names&quot;:false,&quot;dropping-particle&quot;:&quot;&quot;,&quot;non-dropping-particle&quot;:&quot;&quot;},{&quot;family&quot;:&quot;Chorbadjian&quot;,&quot;given&quot;:&quot;Rodrigo&quot;,&quot;parse-names&quot;:false,&quot;dropping-particle&quot;:&quot;&quot;,&quot;non-dropping-particle&quot;:&quot;&quot;},{&quot;family&quot;:&quot;Fuentes&quot;,&quot;given&quot;:&quot;Francisco&quot;,&quot;parse-names&quot;:false,&quot;dropping-particle&quot;:&quot;&quot;,&quot;non-dropping-particle&quot;:&quot;&quot;},{&quot;family&quot;:&quot;Albornoz&quot;,&quot;given&quot;:&quot;Francisco&quot;,&quot;parse-names&quot;:false,&quot;dropping-particle&quot;:&quot;&quot;,&quot;non-dropping-particle&quot;:&quot;&quot;}],&quot;container-title&quot;:&quot;International journal of agriculture and natural resources&quot;,&quot;ISSN&quot;:&quot;2452-5731&quot;,&quot;issued&quot;:{&quot;date-parts&quot;:[[2024]]},&quot;page&quot;:&quot;68-74&quot;,&quot;publisher&quot;:&quot;scielocl&quot;,&quot;volume&quot;:&quot;51&quot;,&quot;container-title-short&quot;:&quot;&quot;},&quot;isTemporary&quot;:false,&quot;suppress-author&quot;:false,&quot;composite&quot;:false,&quot;author-only&quot;:false},{&quot;id&quot;:&quot;db29cc1c-1c3f-3615-a5f9-8472b5ffb7f8&quot;,&quot;itemData&quot;:{&quot;type&quot;:&quot;article-journal&quot;,&quot;id&quot;:&quot;db29cc1c-1c3f-3615-a5f9-8472b5ffb7f8&quot;,&quot;title&quot;:&quot;Quinoa (Chenopodium quinoa): Nutritional composition and bioactive compounds of grain and leaf, and impact of heat treatment and germination&quot;,&quot;author&quot;:[{&quot;family&quot;:&quot;Campos-Rodriguez&quot;,&quot;given&quot;:&quot;Jordy&quot;,&quot;parse-names&quot;:false,&quot;dropping-particle&quot;:&quot;&quot;,&quot;non-dropping-particle&quot;:&quot;&quot;},{&quot;family&quot;:&quot;Acosta-Coral&quot;,&quot;given&quot;:&quot;Katherine&quot;,&quot;parse-names&quot;:false,&quot;dropping-particle&quot;:&quot;&quot;,&quot;non-dropping-particle&quot;:&quot;&quot;},{&quot;family&quot;:&quot;Paucar-Menacho&quot;,&quot;given&quot;:&quot;Luz María&quot;,&quot;parse-names&quot;:false,&quot;dropping-particle&quot;:&quot;&quot;,&quot;non-dropping-particle&quot;:&quot;&quot;}],&quot;container-title&quot;:&quot;Scientia Agropecuaria&quot;,&quot;DOI&quot;:&quot;10.17268/sci.agropecu.2022.019&quot;,&quot;ISSN&quot;:&quot;20779917&quot;,&quot;issued&quot;:{&quot;date-parts&quot;:[[2022,8,8]]},&quot;page&quot;:&quot;209-220&quot;,&quot;abstract&quot;:&quot;&lt;p&gt;Quinoa (Chenopodium quinoa) is an Andean pseudocereal produced in countries such as Bolivia, Peru, Ecuador and southern Colombia, with more than 3,000 varieties, distinguished by their nutritional properties and adaptation to different agro-ecological zones. Quinoa's nutritional profile stands out for its protein, carbohydrate, lipid and gluten-free content; it is rich in vitamins; and it is an excellent source of minerals, such as calcium, magnesium, iron and phosphorus. It is one of the few foods that have in its composition all the essential amino acids, standing out from other cereals such as rice or wheat. It is an excellent source of bioactive compounds, which have antioxidant, cytotoxic, antidiabetic and anti-inflammatory properties. With respect to quinoa leaves, several studies have indicated that they have higher protein content than grains, as well as inorganic nutrients such as calcium, phosphorus, iron and zinc. In addition, they can potentially serve as a rich source of phenolic compounds and carotenoids. Conventional heat treatments greatly or slightly affect the composition of the food, including bioactive compounds and antioxidant capacity. Germination provides the product with greater bioavailability and an increase in bioactive compounds. The purpose of this work was to document research on quinoa and its leaves, the effect of thermal treatments and germination on its bioactive compounds, in order to promote the creation and innovation of products based on its bioactive compounds, thus combating malnutrition in our population.&lt;/p&gt;&quot;,&quot;issue&quot;:&quot;3&quot;,&quot;volume&quot;:&quot;13&quot;},&quot;isTemporary&quot;:false}],&quot;citationTag&quot;:&quot;MENDELEY_CITATION_v3_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&quot;},{&quot;citationID&quot;:&quot;MENDELEY_CITATION_b7b09eba-d43c-4a43-9b1a-a024176993aa&quot;,&quot;properties&quot;:{&quot;noteIndex&quot;:0},&quot;isEdited&quot;:false,&quot;manualOverride&quot;:{&quot;isManuallyOverridden&quot;:false,&quot;citeprocText&quot;:&quot;(González et al., 2022)&quot;,&quot;manualOverrideText&quot;:&quot;&quot;},&quot;citationTag&quot;:&quot;MENDELEY_CITATION_v3_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&quot;,&quot;citationItems&quot;:[{&quot;id&quot;:&quot;35f233d9-d25e-356d-a9e7-b870223959c4&quot;,&quot;itemData&quot;:{&quot;type&quot;:&quot;article-journal&quot;,&quot;id&quot;:&quot;35f233d9-d25e-356d-a9e7-b870223959c4&quot;,&quot;title&quot;:&quot;Plant density effects on quinoa yield, leaf anatomy, ultrastructure and gas exchange&quot;,&quot;author&quot;:[{&quot;family&quot;:&quot;González&quot;,&quot;given&quot;:&quot;J. A.&quot;,&quot;parse-names&quot;:false,&quot;dropping-particle&quot;:&quot;&quot;,&quot;non-dropping-particle&quot;:&quot;&quot;},{&quot;family&quot;:&quot;Mercado&quot;,&quot;given&quot;:&quot;M. I.&quot;,&quot;parse-names&quot;:false,&quot;dropping-particle&quot;:&quot;&quot;,&quot;non-dropping-particle&quot;:&quot;&quot;},{&quot;family&quot;:&quot;Martinez-Calsina&quot;,&quot;given&quot;:&quot;L.&quot;,&quot;parse-names&quot;:false,&quot;dropping-particle&quot;:&quot;&quot;,&quot;non-dropping-particle&quot;:&quot;&quot;},{&quot;family&quot;:&quot;Erazzú&quot;,&quot;given&quot;:&quot;L. E.&quot;,&quot;parse-names&quot;:false,&quot;dropping-particle&quot;:&quot;&quot;,&quot;non-dropping-particle&quot;:&quot;&quot;},{&quot;family&quot;:&quot;Buedo&quot;,&quot;given&quot;:&quot;S. E.&quot;,&quot;parse-names&quot;:false,&quot;dropping-particle&quot;:&quot;&quot;,&quot;non-dropping-particle&quot;:&quot;&quot;},{&quot;family&quot;:&quot;González&quot;,&quot;given&quot;:&quot;D. A.&quot;,&quot;parse-names&quot;:false,&quot;dropping-particle&quot;:&quot;&quot;,&quot;non-dropping-particle&quot;:&quot;&quot;},{&quot;family&quot;:&quot;Ponessa&quot;,&quot;given&quot;:&quot;G. I.&quot;,&quot;parse-names&quot;:false,&quot;dropping-particle&quot;:&quot;&quot;,&quot;non-dropping-particle&quot;:&quot;&quot;}],&quot;container-title&quot;:&quot;The Journal of Agricultural Science&quot;,&quot;container-title-short&quot;:&quot;J. Agric. Sci.&quot;,&quot;DOI&quot;:&quot;10.1017/S0021859622000533&quot;,&quot;ISSN&quot;:&quot;0021-8596&quot;,&quot;issued&quot;:{&quot;date-parts&quot;:[[2022,10,25]]},&quot;page&quot;:&quot;349-359&quot;,&quot;abstract&quot;:&quot;&lt;p&gt; To study the impact of plant density on &lt;italic&gt;Chenopodium quinoa&lt;/italic&gt; (c.v. CICA-17) achene yield and its relationship with morphology, leaf anatomy and gas exchange in the absence of water stress, field trials were conducted at 1995 m asl in Northwestern Argentina. Two plant densities were evaluated; low density (LD) 7.2 plants/m (120 240 pl/ha) and high density (HD) 27.9 plants/m (465 930 pl/ha). HD treatment caused light competition, inducing morphological and anatomical changes in Quinoa plants. Plants grown under HD conditions showed decreases in plant height and stem diameter, lower stomatal dimensions and densities, and thinner leaf blades. Compensation strategies such as increases in specific leaf area and a higher number chloroplasts per palisade cell were observed, nevertheless these changes did not fully compensate C absorption and gas exchange limitations, therefore limiting the uptake of N and P and resulting in a 53.2% lower yield of HD compared to LD. Considering the ability of quinoa plants to change its morphology and anatomy, further studies with intermediate plant densities are necessary in order to determine if it is possible to achieve higher yields and to increase the efficiency in the use of the resources. &lt;/p&gt;&quot;,&quot;issue&quot;:&quot;5&quot;,&quot;volume&quot;:&quot;160&quot;},&quot;isTemporary&quot;:false,&quot;suppress-author&quot;:false,&quot;composite&quot;:false,&quot;author-only&quot;:false}]},{&quot;citationID&quot;:&quot;MENDELEY_CITATION_b7acc02b-2933-4ee4-850b-3ce8ed04edb8&quot;,&quot;properties&quot;:{&quot;noteIndex&quot;:0},&quot;isEdited&quot;:false,&quot;manualOverride&quot;:{&quot;isManuallyOverridden&quot;:false,&quot;citeprocText&quot;:&quot;(Hlásná Cepková et al., 2022)&quot;,&quot;manualOverrideText&quot;:&quot;&quot;},&quot;citationTag&quot;:&quot;MENDELEY_CITATION_v3_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&quot;,&quot;citationItems&quot;:[{&quot;id&quot;:&quot;77e66eda-1f9b-3909-8b66-40a061344e37&quot;,&quot;itemData&quot;:{&quot;type&quot;:&quot;article-journal&quot;,&quot;id&quot;:&quot;77e66eda-1f9b-3909-8b66-40a061344e37&quot;,&quot;title&quot;:&quot;Diversity of quinoa genetic resources for sustainable production: A survey on nutritive characteristics as influenced by environmental conditions&quot;,&quot;author&quot;:[{&quot;family&quot;:&quot;Hlásná Cepková&quot;,&quot;given&quot;:&quot;Petra&quot;,&quot;parse-names&quot;:false,&quot;dropping-particle&quot;:&quot;&quot;,&quot;non-dropping-particle&quot;:&quot;&quot;},{&quot;family&quot;:&quot;Dostalíková&quot;,&quot;given&quot;:&quot;Lucie&quot;,&quot;parse-names&quot;:false,&quot;dropping-particle&quot;:&quot;&quot;,&quot;non-dropping-particle&quot;:&quot;&quot;},{&quot;family&quot;:&quot;Viehmannová&quot;,&quot;given&quot;:&quot;Iva&quot;,&quot;parse-names&quot;:false,&quot;dropping-particle&quot;:&quot;&quot;,&quot;non-dropping-particle&quot;:&quot;&quot;},{&quot;family&quot;:&quot;Jágr&quot;,&quot;given&quot;:&quot;Michal&quot;,&quot;parse-names&quot;:false,&quot;dropping-particle&quot;:&quot;&quot;,&quot;non-dropping-particle&quot;:&quot;&quot;},{&quot;family&quot;:&quot;Janovská&quot;,&quot;given&quot;:&quot;Dagmar&quot;,&quot;parse-names&quot;:false,&quot;dropping-particle&quot;:&quot;&quot;,&quot;non-dropping-particle&quot;:&quot;&quot;}],&quot;container-title&quot;:&quot;Frontiers in Sustainable Food Systems&quot;,&quot;container-title-short&quot;:&quot;Front. Sustain. Food Syst.&quot;,&quot;DOI&quot;:&quot;10.3389/fsufs.2022.960159&quot;,&quot;ISSN&quot;:&quot;2571-581X&quot;,&quot;issued&quot;:{&quot;date-parts&quot;:[[2022,10,26]]},&quot;abstract&quot;:&quot;&lt;p&gt;Environmental extremes and climatic variability have enhanced the changes in numerous plant stressors. Researchers have been working to improve “major” crops for several decades to make them more adaptable and tolerant to environmental stresses. However, neglected and underutilized crop species that have the potential to ensure food and nutritional security for the ever-growing global population have received little or no research attention. Quinoa is one of these crops. It is a pseudocereal, considered a rich and balanced food resource due to its protein content and protein quality, high mineral content, and health benefits. This review provides currently available information on the genetic resources of quinoa and their quality in terms of variability of economically important traits such as yield, and the content of bioactive compounds, such as protein and amino acid composition. The influence of variety and environmental conditions on selected traits is also discussed. The various types of nutrients present in the different varieties form the basis and are key for future breeding efforts and for efficient, healthy, and sustainable food production.&lt;/p&gt;&quot;,&quot;volume&quot;:&quot;6&quot;},&quot;isTemporary&quot;:false,&quot;suppress-author&quot;:false,&quot;composite&quot;:false,&quot;author-only&quot;:false}]},{&quot;citationID&quot;:&quot;MENDELEY_CITATION_3a3ac08d-01b9-4f81-b790-9e86d2f43662&quot;,&quot;properties&quot;:{&quot;noteIndex&quot;:0,&quot;mode&quot;:&quot;composite&quot;},&quot;isEdited&quot;:false,&quot;manualOverride&quot;:{&quot;isManuallyOverridden&quot;:false,&quot;citeprocText&quot;:&quot;Baldera-Chapoñan et al. (2025)&quot;,&quot;manualOverrideText&quot;:&quot;&quot;},&quot;citationTag&quot;:&quot;MENDELEY_CITATION_v3_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&quot;,&quot;citationItems&quot;:[{&quot;displayAs&quot;:&quot;composite&quot;,&quot;label&quot;:&quot;page&quot;,&quot;id&quot;:&quot;7417f206-6b08-35ce-93ab-a4aad8ca028c&quot;,&quot;itemData&quot;:{&quot;type&quot;:&quot;article-journal&quot;,&quot;id&quot;:&quot;7417f206-6b08-35ce-93ab-a4aad8ca028c&quot;,&quot;title&quot;:&quot;Agromorphological Characterization of Quinoa (&lt;i&gt;Chenopodium quinoa&lt;/i&gt; Willd.) Under Andean–Amazonian Region of Peru&quot;,&quot;author&quot;:[{&quot;family&quot;:&quot;Baldera-Chapoñan&quot;,&quot;given&quot;:&quot;Victor-Hugo&quot;,&quot;parse-names&quot;:false,&quot;dropping-particle&quot;:&quot;&quot;,&quot;non-dropping-particle&quot;:&quot;&quot;},{&quot;family&quot;:&quot;la Cruz&quot;,&quot;given&quot;:&quot;Germán&quot;,&quot;parse-names&quot;:false,&quot;dropping-particle&quot;:&quot;&quot;,&quot;non-dropping-particle&quot;:&quot;De&quot;},{&quot;family&quot;:&quot;Oliva-Cruz&quot;,&quot;given&quot;:&quot;Segundo&quot;,&quot;parse-names&quot;:false,&quot;dropping-particle&quot;:&quot;&quot;,&quot;non-dropping-particle&quot;:&quot;&quot;},{&quot;family&quot;:&quot;Lozano-Isla&quot;,&quot;given&quot;:&quot;Flavio&quot;,&quot;parse-names&quot;:false,&quot;dropping-particle&quot;:&quot;&quot;,&quot;non-dropping-particle&quot;:&quot;&quot;}],&quot;container-title&quot;:&quot;Plants&quot;,&quot;DOI&quot;:&quot;10.3390/plants14233689&quot;,&quot;ISSN&quot;:&quot;2223-7747&quot;,&quot;issued&quot;:{&quot;date-parts&quot;:[[2025,12,4]]},&quot;page&quot;:&quot;3689&quot;,&quot;abstract&quot;:&quot;&lt;p&gt;Quinoa (Chenopodium quinoa Willd.) is an Andean pseudocereal of high nutritional value and remarkable phenotypic diversity, recognized as a strategic crop for food security under increasing climatic variability. In this study, the agromorphological diversity of 158 accessions cultivated in the Andean–Amazonian region of Peru was evaluated with the aim of identifying superior materials for conservation and breeding programs. The experiment was conducted using an augmented design that included three check cultivars (INIA 415 Pasankalla, INIA 420 Negra Collana, and Blanca Juli). Diversity in eleven qualitative traits was quantified using the Shannon–Weaver (H′) and Nei (He) indices, whereas twelve quantitative traits were analyzed through principal component analysis (PCA) and hierarchical clustering. The results revealed substantial intra- and inter-accession variability, with He values ranging from 0.21 to 0.76 and H′ values from 0.40 to 1.79, reflecting marked differences in growth habit, panicle morphology, stem pigmentation, and tolerance to Peronospora variabilis and Epicauta spp. Multivariate analyses identified three contrasting groups and enabled the selection of outstanding accessions, including UNTRM-367-1149, UNTRM-367-1107, UNTRM-367-1078, UNTRM-367-1079, UNTRM-367-1081, UNTRM-367-1095, and UNTRM-367-1104, characterized by high yield potential, favorable reproductive architecture, early or intermediate maturity, and low downy mildew severity. These accessions represent promising genetic resources for developing quinoa varieties adapted to transitional Andean–Amazonian environments, contributing to improved crop productivity and resilience.&lt;/p&gt;&quot;,&quot;issue&quot;:&quot;23&quot;,&quot;volume&quot;:&quot;14&quot;,&quot;container-title-short&quot;:&quot;&quot;},&quot;isTemporary&quot;:false,&quot;suppress-author&quot;:false,&quot;composite&quot;:true,&quot;author-only&quot;:false}]},{&quot;citationID&quot;:&quot;MENDELEY_CITATION_f4f11c5a-6675-4b39-96f8-8fa0eccd962f&quot;,&quot;properties&quot;:{&quot;noteIndex&quot;:0},&quot;isEdited&quot;:false,&quot;manualOverride&quot;:{&quot;isManuallyOverridden&quot;:false,&quot;citeprocText&quot;:&quot;(Castro-Albán et al., 2023)&quot;,&quot;manualOverrideText&quot;:&quot;&quot;},&quot;citationItems&quot;:[{&quot;id&quot;:&quot;0be32264-ad37-3552-b664-6108c7d01135&quot;,&quot;itemData&quot;:{&quot;type&quot;:&quot;article-journal&quot;,&quot;id&quot;:&quot;0be32264-ad37-3552-b664-6108c7d01135&quot;,&quot;title&quot;:&quot;Variabilidad morfoagronómica de quinua (&lt;i&gt;Chenopodium quinoa&lt;/i&gt; Willd.) nativa tipo Chimborazo en Ecuador&quot;,&quot;author&quot;:[{&quot;family&quot;:&quot;Castro-Albán&quot;,&quot;given&quot;:&quot;Hugo Alejandro&quot;,&quot;parse-names&quot;:false,&quot;dropping-particle&quot;:&quot;&quot;,&quot;non-dropping-particle&quot;:&quot;&quot;},{&quot;family&quot;:&quot;Castro-Gómez&quot;,&quot;given&quot;:&quot;Rosa del Pilar&quot;,&quot;parse-names&quot;:false,&quot;dropping-particle&quot;:&quot;&quot;,&quot;non-dropping-particle&quot;:&quot;&quot;},{&quot;family&quot;:&quot;Alvarado-Capó&quot;,&quot;given&quot;:&quot;Yelenys&quot;,&quot;parse-names&quot;:false,&quot;dropping-particle&quot;:&quot;&quot;,&quot;non-dropping-particle&quot;:&quot;&quot;}],&quot;container-title&quot;:&quot;Agronomía Mesoamericana&quot;,&quot;DOI&quot;:&quot;10.15517/am.2023.53229&quot;,&quot;ISSN&quot;:&quot;2215-3608&quot;,&quot;issued&quot;:{&quot;date-parts&quot;:[[2023,7,11]]},&quot;page&quot;:&quot;53229&quot;,&quot;abstract&quot;:&quot;&lt;p&gt;Introduction. Quinoa (Chenopodium quinoa Willd.) is a strategic and important crop for food security and sovereignty. It is the only plant-based food that provides all essential amino acids. Its wide varietal diversity constitutes a valuable genetic resource, as it adapts to different agroecological conditions and is tolerant to frost, drought and salinity. Objective. To perform a morpho-agronomic characterization of native Chimborazo-type quinoa in Ecuador. Materials and Methods. The research was conducted in the province of Chimborazo, Colta canton, Sicalpa parish, Ocpote Tablarumi community in Ecuador between January and July 2021. Seeds from an Andean family that had selected and conserved them in all cultivation cycles for generations were used. The crop was established by continuous sowing at a rate of 12 kg/ha in a total plot area of 640 m2 (estimate to contain 10,240 plants). After the emergence, 100 randomly selected plants were marked and taken as basic units for the population characterization. Phenotypic descriptors established at international level were used, evaluating both qualitative (16) and quantitative (12) traits. Results. The results revealed phenotypic variability. Stem and streak color, panicle diameter, panicle length, and days to harvest were the characteristics that most contributed to the observed variability. Conclusions. The population of native Chimborazo-type quinoa evaluated through 100 individuals showed phenotypic variability in both quantitative and qualitative traits, with greater frequency observed in panicle diameter, panicle length, petiole length, plant height, leaf width, yield, and stem and streak color.&lt;/p&gt;&quot;,&quot;container-title-short&quot;:&quot;&quot;},&quot;isTemporary&quot;:false,&quot;suppress-author&quot;:false,&quot;composite&quot;:false,&quot;author-only&quot;:false}],&quot;citationTag&quot;:&quot;MENDELEY_CITATION_v3_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&quot;},{&quot;citationID&quot;:&quot;MENDELEY_CITATION_fed4d55a-df07-4503-9bd5-61ff0cbb4cdb&quot;,&quot;properties&quot;:{&quot;noteIndex&quot;:0},&quot;isEdited&quot;:false,&quot;manualOverride&quot;:{&quot;isManuallyOverridden&quot;:false,&quot;citeprocText&quot;:&quot;(Dehghanian et al., 2024; Maamri et al., 2022)&quot;,&quot;manualOverrideText&quot;:&quot;&quot;},&quot;citationTag&quot;:&quot;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&quot;,&quot;citationItems&quot;:[{&quot;id&quot;:&quot;5f2f2334-1965-3e5c-b07d-501f1014e0a0&quot;,&quot;itemData&quot;:{&quot;type&quot;:&quot;article-journal&quot;,&quot;id&quot;:&quot;5f2f2334-1965-3e5c-b07d-501f1014e0a0&quot;,&quot;title&quot;:&quot;Adaptation of Some Quinoa Genotypes (&lt;i&gt;Chenopodium quinoa&lt;/i&gt; Willd.), Grown in a Saharan Climate in Algeria&quot;,&quot;author&quot;:[{&quot;family&quot;:&quot;Maamri&quot;,&quot;given&quot;:&quot;Kelthoum&quot;,&quot;parse-names&quot;:false,&quot;dropping-particle&quot;:&quot;&quot;,&quot;non-dropping-particle&quot;:&quot;&quot;},{&quot;family&quot;:&quot;Zidane&quot;,&quot;given&quot;:&quot;Ouiza Djerroudi&quot;,&quot;parse-names&quot;:false,&quot;dropping-particle&quot;:&quot;&quot;,&quot;non-dropping-particle&quot;:&quot;&quot;},{&quot;family&quot;:&quot;Chaabena&quot;,&quot;given&quot;:&quot;Ahmed&quot;,&quot;parse-names&quot;:false,&quot;dropping-particle&quot;:&quot;&quot;,&quot;non-dropping-particle&quot;:&quot;&quot;},{&quot;family&quot;:&quot;Fiene&quot;,&quot;given&quot;:&quot;Gabriele&quot;,&quot;parse-names&quot;:false,&quot;dropping-particle&quot;:&quot;&quot;,&quot;non-dropping-particle&quot;:&quot;&quot;},{&quot;family&quot;:&quot;Bazile&quot;,&quot;given&quot;:&quot;Didier&quot;,&quot;parse-names&quot;:false,&quot;dropping-particle&quot;:&quot;&quot;,&quot;non-dropping-particle&quot;:&quot;&quot;}],&quot;container-title&quot;:&quot;Life&quot;,&quot;container-title-short&quot;:&quot;.&quot;,&quot;DOI&quot;:&quot;10.3390/life12111854&quot;,&quot;ISSN&quot;:&quot;2075-1729&quot;,&quot;issued&quot;:{&quot;date-parts&quot;:[[2022,11,11]]},&quot;page&quot;:&quot;1854&quot;,&quot;abstract&quot;:&quot;&lt;p&gt;Agriculture in southern Algeria faces several challenges that hinder its development, including drought, high temperatures and the excessive salinity of soil and groundwater. The introduction of crops resistant to these factors is one of the solutions chosen to address these abiotic constraints. This research aimed to evaluate the behavior of quinoa (Chenopodium Quinoa Willd.) grown in the Ouargla region of southeastern Algeria. Five varieties of quinoa (Santa maria, Giza1, Amarilla Sacaca, Blanca de Junin and Kancolla) were tested at two sites that differed in terms of soil salinity (9.95 mS/cm and 0.85 mS/cm) during 2019 and 2020. A complete random block experimental design with four repetitions was used for the agronomic tests. Our results clearly show that higher grain yields were obtained at the high salinity site (site 1) compared to the low salinity site (site 2). However, plant height, grain yield per plant and harvest index differed between varieties and sites. In contrast, stem diameter was not greatly affected by salinity. The varieties that seem to be best adapted to the growing conditions of the Ouargla region are, in descending order: Santa Maria, Giza1, Amarilla Sacaca and Blanca de Junin. When testing quinoa in new environments, it is critical to adapt the cropping cycle of varieties to avoid very high temperatures. The choice to switch to winter cultivation instead of spring cultivation can be an essential criterion for success. The biogeographical approach conducted in this research opens up new perspectives for the adaptation and cultivation of quinoa outside its region of origin to satisfy the food security of the people of North Africa.&lt;/p&gt;&quot;,&quot;issue&quot;:&quot;11&quot;,&quot;volume&quot;:&quot;12&quot;},&quot;isTemporary&quot;:false,&quot;suppress-author&quot;:false,&quot;composite&quot;:false,&quot;author-only&quot;:false},{&quot;id&quot;:&quot;0d3f66a6-3e4e-3c2c-9184-c752744e35b8&quot;,&quot;itemData&quot;:{&quot;type&quot;:&quot;article-journal&quot;,&quot;id&quot;:&quot;0d3f66a6-3e4e-3c2c-9184-c752744e35b8&quot;,&quot;title&quot;:&quot;Quinoa: A Promising Crop for Resolving the Bottleneck of Cultivation in Soils Affected by Multiple Environmental Abiotic Stresses&quot;,&quot;author&quot;:[{&quot;family&quot;:&quot;Dehghanian&quot;,&quot;given&quot;:&quot;Zahra&quot;,&quot;parse-names&quot;:false,&quot;dropping-particle&quot;:&quot;&quot;,&quot;non-dropping-particle&quot;:&quot;&quot;},{&quot;family&quot;:&quot;Ahmadabadi&quot;,&quot;given&quot;:&quot;Mohammad&quot;,&quot;parse-names&quot;:false,&quot;dropping-particle&quot;:&quot;&quot;,&quot;non-dropping-particle&quot;:&quot;&quot;},{&quot;family&quot;:&quot;Asgari Lajayer&quot;,&quot;given&quot;:&quot;Behnam&quot;,&quot;parse-names&quot;:false,&quot;dropping-particle&quot;:&quot;&quot;,&quot;non-dropping-particle&quot;:&quot;&quot;},{&quot;family&quot;:&quot;Gougerdchi&quot;,&quot;given&quot;:&quot;Vahideh&quot;,&quot;parse-names&quot;:false,&quot;dropping-particle&quot;:&quot;&quot;,&quot;non-dropping-particle&quot;:&quot;&quot;},{&quot;family&quot;:&quot;Hamedpour-Darabi&quot;,&quot;given&quot;:&quot;Mohsen&quot;,&quot;parse-names&quot;:false,&quot;dropping-particle&quot;:&quot;&quot;,&quot;non-dropping-particle&quot;:&quot;&quot;},{&quot;family&quot;:&quot;Bagheri&quot;,&quot;given&quot;:&quot;Nazila&quot;,&quot;parse-names&quot;:false,&quot;dropping-particle&quot;:&quot;&quot;,&quot;non-dropping-particle&quot;:&quot;&quot;},{&quot;family&quot;:&quot;Sharma&quot;,&quot;given&quot;:&quot;Ritika&quot;,&quot;parse-names&quot;:false,&quot;dropping-particle&quot;:&quot;&quot;,&quot;non-dropping-particle&quot;:&quot;&quot;},{&quot;family&quot;:&quot;Vetukuri&quot;,&quot;given&quot;:&quot;Ramesh R.&quot;,&quot;parse-names&quot;:false,&quot;dropping-particle&quot;:&quot;&quot;,&quot;non-dropping-particle&quot;:&quot;&quot;},{&quot;family&quot;:&quot;Astatkie&quot;,&quot;given&quot;:&quot;Tess&quot;,&quot;parse-names&quot;:false,&quot;dropping-particle&quot;:&quot;&quot;,&quot;non-dropping-particle&quot;:&quot;&quot;},{&quot;family&quot;:&quot;Dell&quot;,&quot;given&quot;:&quot;Bernard&quot;,&quot;parse-names&quot;:false,&quot;dropping-particle&quot;:&quot;&quot;,&quot;non-dropping-particle&quot;:&quot;&quot;}],&quot;container-title&quot;:&quot;Plants&quot;,&quot;DOI&quot;:&quot;10.3390/plants13152117&quot;,&quot;ISSN&quot;:&quot;2223-7747&quot;,&quot;issued&quot;:{&quot;date-parts&quot;:[[2024,7,31]]},&quot;page&quot;:&quot;2117&quot;,&quot;abstract&quot;:&quot;&lt;p&gt;Quinoa (Chenopodium quinoa Willd.) has gained worldwide recognition for its nutritional values, adaptability to diverse environments, and genetic diversity. This review explores the current understanding of quinoa tolerance to environmental stress, focusing on drought, salinity, heat, heavy metals, and UV-B radiation. Although drought and salinity have been extensively studied, other stress factors remain underexplored. The ever-increasing incidence of abiotic stress, exacerbated by unpredictable weather patterns and climate change, underscores the importance of understanding quinoa’s responses to these challenges. Global gene banks safeguard quinoa’s genetic diversity, supporting breeding efforts to develop stress-tolerant varieties. Recent advances in genomics and molecular tools offer promising opportunities to improve stress tolerance and increase the yield potential of quinoa. Transcriptomic studies have shed light on the responses of quinoa to drought and salinity, yet further studies are needed to elucidate its resilience to other abiotic stresses. Quinoa’s ability to thrive on poor soils and limited water resources makes it a sustainable option for land restoration and food security enterprises. In conclusion, quinoa is a versatile and robust crop with the potential to address food security challenges under environmental constraints.&lt;/p&gt;&quot;,&quot;issue&quot;:&quot;15&quot;,&quot;volume&quot;:&quot;13&quot;,&quot;container-title-short&quot;:&quot;&quot;},&quot;isTemporary&quot;:false}]},{&quot;citationID&quot;:&quot;MENDELEY_CITATION_37e4e177-4666-4b99-8391-7ab4035c85d5&quot;,&quot;properties&quot;:{&quot;noteIndex&quot;:0},&quot;isEdited&quot;:false,&quot;manualOverride&quot;:{&quot;isManuallyOverridden&quot;:false,&quot;citeprocText&quot;:&quot;(Anuradha et al., 2023)&quot;,&quot;manualOverrideText&quot;:&quot;&quot;},&quot;citationTag&quot;:&quot;MENDELEY_CITATION_v3_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&quot;,&quot;citationItems&quot;:[{&quot;id&quot;:&quot;fedb3cbd-689d-37ce-bb23-3864d8e2eb77&quot;,&quot;itemData&quot;:{&quot;type&quot;:&quot;article-journal&quot;,&quot;id&quot;:&quot;fedb3cbd-689d-37ce-bb23-3864d8e2eb77&quot;,&quot;title&quot;:&quot;Genetic resources and breeding approaches for improvement of amaranth (&lt;i&gt;Amaranthus&lt;/i&gt; spp.) and quinoa (&lt;i&gt;Chenopodium quinoa&lt;/i&gt;)&quot;,&quot;author&quot;:[{&quot;family&quot;:&quot;Anuradha&quot;,&quot;given&quot;:&quot;&quot;,&quot;parse-names&quot;:false,&quot;dropping-particle&quot;:&quot;&quot;,&quot;non-dropping-particle&quot;:&quot;&quot;},{&quot;family&quot;:&quot;Kumari&quot;,&quot;given&quot;:&quot;Manisha&quot;,&quot;parse-names&quot;:false,&quot;dropping-particle&quot;:&quot;&quot;,&quot;non-dropping-particle&quot;:&quot;&quot;},{&quot;family&quot;:&quot;Zinta&quot;,&quot;given&quot;:&quot;Gaurav&quot;,&quot;parse-names&quot;:false,&quot;dropping-particle&quot;:&quot;&quot;,&quot;non-dropping-particle&quot;:&quot;&quot;},{&quot;family&quot;:&quot;Chauhan&quot;,&quot;given&quot;:&quot;Ramesh&quot;,&quot;parse-names&quot;:false,&quot;dropping-particle&quot;:&quot;&quot;,&quot;non-dropping-particle&quot;:&quot;&quot;},{&quot;family&quot;:&quot;Kumar&quot;,&quot;given&quot;:&quot;Ashok&quot;,&quot;parse-names&quot;:false,&quot;dropping-particle&quot;:&quot;&quot;,&quot;non-dropping-particle&quot;:&quot;&quot;},{&quot;family&quot;:&quot;Singh&quot;,&quot;given&quot;:&quot;Sanatsujat&quot;,&quot;parse-names&quot;:false,&quot;dropping-particle&quot;:&quot;&quot;,&quot;non-dropping-particle&quot;:&quot;&quot;},{&quot;family&quot;:&quot;Singh&quot;,&quot;given&quot;:&quot;Satbeer&quot;,&quot;parse-names&quot;:false,&quot;dropping-particle&quot;:&quot;&quot;,&quot;non-dropping-particle&quot;:&quot;&quot;}],&quot;container-title&quot;:&quot;Frontiers in Nutrition&quot;,&quot;container-title-short&quot;:&quot;Front. Nutr.&quot;,&quot;DOI&quot;:&quot;10.3389/fnut.2023.1129723&quot;,&quot;ISSN&quot;:&quot;2296-861X&quot;,&quot;issued&quot;:{&quot;date-parts&quot;:[[2023,7,24]]},&quot;abstract&quot;:&quot;&lt;p&gt;Nowadays, the human population is more concerned about their diet and very specific in choosing their food sources to ensure a healthy lifestyle and avoid diseases. So people are shifting to more smart nutritious food choices other than regular cereals and staple foods they have been eating for a long time. Pseudocereals, especially, amaranth and quinoa, are important alternatives to traditional cereals due to comparatively higher nutrition, essential minerals, amino acids, and zero gluten. Both Amaranchaceae crops are low-input demanding and hardy plants tolerant to stress, drought, and salinity conditions. Thus, these crops may benefit developing countries that follow subsistence agriculture and have limited farming resources. However, these are underutilized orphan crops, and the efforts to improve them by reducing their saponin content remain ignored for a long time. Furthermore, these crops have very rich variability, but the progress of their genetic gain for getting high-yielding genotypes is slow. Realizing problems in traditional cereals and opting for crop diversification to tackle climate change, research should be focused on the genetic improvement for low saponin, nutritionally rich, tolerant to biotic and abiotic stresses, location-specific photoperiod, and high yielding varietal development of amaranth and quinoa to expand their commercial cultivation. The latest technologies that can accelerate the breeding to improve yield and quality in these crops are much behind and slower than the already established major crops of the world. We could learn from past mistakes and utilize the latest trends such as CRISPR/Cas, TILLING, and RNA interference (RNAi) technology to improve these pseudocereals genetically. Hence, the study reviewed important nutrition quality traits, morphological descriptors, their breeding behavior, available genetic resources, and breeding approaches for these crops to shed light on future breeding strategies to develop superior genotypes.&lt;/p&gt;&quot;,&quot;volume&quot;:&quot;10&quot;},&quot;isTemporary&quot;:false,&quot;suppress-author&quot;:false,&quot;composite&quot;:false,&quot;author-only&quot;:false}]},{&quot;citationID&quot;:&quot;MENDELEY_CITATION_aa661db7-c2a9-4819-bb23-0fe2f32f2a3d&quot;,&quot;properties&quot;:{&quot;noteIndex&quot;:0},&quot;isEdited&quot;:false,&quot;manualOverride&quot;:{&quot;isManuallyOverridden&quot;:false,&quot;citeprocText&quot;:&quot;(Estrada-Zúniga et al., 2022)&quot;,&quot;manualOverrideText&quot;:&quot;&quot;},&quot;citationTag&quot;:&quot;MENDELEY_CITATION_v3_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&quot;,&quot;citationItems&quot;:[{&quot;id&quot;:&quot;4aab5e24-c31c-3a0a-b90f-9b87f255971b&quot;,&quot;itemData&quot;:{&quot;type&quot;:&quot;article-journal&quot;,&quot;id&quot;:&quot;4aab5e24-c31c-3a0a-b90f-9b87f255971b&quot;,&quot;title&quot;:&quot;Comportamiento agronómico de 81 genotipos de quinua (&lt;i&gt;Chenopodium quinoa&lt;/i&gt; Willd) en el Perú&quot;,&quot;author&quot;:[{&quot;family&quot;:&quot;Estrada-Zúniga&quot;,&quot;given&quot;:&quot;Rigoberto&quot;,&quot;parse-names&quot;:false,&quot;dropping-particle&quot;:&quot;&quot;,&quot;non-dropping-particle&quot;:&quot;&quot;},{&quot;family&quot;:&quot;Apaza-Mamani&quot;,&quot;given&quot;:&quot;Vidal&quot;,&quot;parse-names&quot;:false,&quot;dropping-particle&quot;:&quot;&quot;,&quot;non-dropping-particle&quot;:&quot;&quot;},{&quot;family&quot;:&quot;Pérez-Ávila&quot;,&quot;given&quot;:&quot;Angel&quot;,&quot;parse-names&quot;:false,&quot;dropping-particle&quot;:&quot;&quot;,&quot;non-dropping-particle&quot;:&quot;&quot;},{&quot;family&quot;:&quot;Altamirano-Pérez&quot;,&quot;given&quot;:&quot;Ana&quot;,&quot;parse-names&quot;:false,&quot;dropping-particle&quot;:&quot;&quot;,&quot;non-dropping-particle&quot;:&quot;&quot;},{&quot;family&quot;:&quot;Neyra-Valdez&quot;,&quot;given&quot;:&quot;Edgar&quot;,&quot;parse-names&quot;:false,&quot;dropping-particle&quot;:&quot;&quot;,&quot;non-dropping-particle&quot;:&quot;&quot;}],&quot;container-title&quot;:&quot;Ecosistemas y Recursos Agropecuarios&quot;,&quot;DOI&quot;:&quot;10.19136/era.a9n1.3134&quot;,&quot;ISSN&quot;:&quot;2007-901X&quot;,&quot;issued&quot;:{&quot;date-parts&quot;:[[2022,2,21]]},&quot;abstract&quot;:&quot;&lt;p&gt;La quinua (Chenopodium quinoa Willd) es consumida a nivel mundial  debido a su composición nutricional. Es importante conocer las características agronómicas que se ven influenciadas por las condiciones edafoclimáticas y evaluar el comportamiento agronómico de 81 genotipos de quinua del Instituto Nacional de Innovación Agraria (INIA) sembradas en las localidades de Cusco, Puno, Ayacucho y Junín, bajo un diseño experimental de bloques completos al azar, con tres repeticiones. Se evaluaron las variables: altura de planta, diámetro de panoja, longitud de panoja, rendimiento, severidad de infección de mildiu (Peronospora farinosa) e índice de selección (IS), en siembras del 2017 y 2018. La comparación de medias se realizó mediante la prueba de Tukey, análisis de conglomerados, componentes principales, correlación de Pearson y la evaluación del índice de selección para identificar la adaptación de los genotipos. Los resultados mostraron que la siembra del 2018 tuvo los mayores rendimientos. El análisis de conglomerados encontró la formación de tres grupos, donde el grupo tres mostró las mejores características en rendimiento, altura de planta, diámetro y longitud de panoja. El análisis de componentes principales mostró correlaciones positivas entre variables altura de planta, diámetro y longitud de panoja. Más del 45% de los tratamientos mostraron un índice de selección mayor a uno y se identificaron 16 genotipos con nivel bajo de severidad de infección a mildiu. Las localidades de Cusco y Puno reportaron el mejor comportamiento agronómico para los 81 genotipos.  &lt;/p&gt;&quot;,&quot;issue&quot;:&quot;1&quot;,&quot;volume&quot;:&quot;9&quot;,&quot;container-title-short&quot;:&quot;&quot;},&quot;isTemporary&quot;:false,&quot;suppress-author&quot;:false,&quot;composite&quot;:false,&quot;author-only&quot;:false}]},{&quot;citationID&quot;:&quot;MENDELEY_CITATION_1d6e26b7-fce2-4dae-a556-c160b6f6e55e&quot;,&quot;properties&quot;:{&quot;noteIndex&quot;:0},&quot;isEdited&quot;:false,&quot;manualOverride&quot;:{&quot;isManuallyOverridden&quot;:false,&quot;citeprocText&quot;:&quot;(Craine et al., 2023)&quot;,&quot;manualOverrideText&quot;:&quot;&quot;},&quot;citationTag&quot;:&quot;MENDELEY_CITATION_v3_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&quot;,&quot;citationItems&quot;:[{&quot;id&quot;:&quot;e6f4dba7-6bb9-342e-93e9-7ab70d290761&quot;,&quot;itemData&quot;:{&quot;type&quot;:&quot;article-journal&quot;,&quot;id&quot;:&quot;e6f4dba7-6bb9-342e-93e9-7ab70d290761&quot;,&quot;title&quot;:&quot;A comprehensive characterization of agronomic and end-use quality phenotypes across a quinoa world core collection&quot;,&quot;author&quot;:[{&quot;family&quot;:&quot;Craine&quot;,&quot;given&quot;:&quot;Evan B.&quot;,&quot;parse-names&quot;:false,&quot;dropping-particle&quot;:&quot;&quot;,&quot;non-dropping-particle&quot;:&quot;&quot;},{&quot;family&quot;:&quot;Davies&quot;,&quot;given&quot;:&quot;Alathea&quot;,&quot;parse-names&quot;:false,&quot;dropping-particle&quot;:&quot;&quot;,&quot;non-dropping-particle&quot;:&quot;&quot;},{&quot;family&quot;:&quot;Packer&quot;,&quot;given&quot;:&quot;Daniel&quot;,&quot;parse-names&quot;:false,&quot;dropping-particle&quot;:&quot;&quot;,&quot;non-dropping-particle&quot;:&quot;&quot;},{&quot;family&quot;:&quot;Miller&quot;,&quot;given&quot;:&quot;Nathan D.&quot;,&quot;parse-names&quot;:false,&quot;dropping-particle&quot;:&quot;&quot;,&quot;non-dropping-particle&quot;:&quot;&quot;},{&quot;family&quot;:&quot;Schmöckel&quot;,&quot;given&quot;:&quot;Sandra M.&quot;,&quot;parse-names&quot;:false,&quot;dropping-particle&quot;:&quot;&quot;,&quot;non-dropping-particle&quot;:&quot;&quot;},{&quot;family&quot;:&quot;Spalding&quot;,&quot;given&quot;:&quot;Edgar P.&quot;,&quot;parse-names&quot;:false,&quot;dropping-particle&quot;:&quot;&quot;,&quot;non-dropping-particle&quot;:&quot;&quot;},{&quot;family&quot;:&quot;Tester&quot;,&quot;given&quot;:&quot;Mark&quot;,&quot;parse-names&quot;:false,&quot;dropping-particle&quot;:&quot;&quot;,&quot;non-dropping-particle&quot;:&quot;&quot;},{&quot;family&quot;:&quot;Murphy&quot;,&quot;given&quot;:&quot;Kevin M.&quot;,&quot;parse-names&quot;:false,&quot;dropping-particle&quot;:&quot;&quot;,&quot;non-dropping-particle&quot;:&quot;&quot;}],&quot;container-title&quot;:&quot;Frontiers in Plant Science&quot;,&quot;container-title-short&quot;:&quot;Front. Plant Sci.&quot;,&quot;DOI&quot;:&quot;https://doi.org/10.3389/fpls.2023.1101547&quot;,&quot;ISSN&quot;:&quot;1664-462X&quot;,&quot;issued&quot;:{&quot;date-parts&quot;:[[2023,2,16]]},&quot;abstract&quot;:&quot;&lt;p&gt; Quinoa ( &lt;italic&gt;Chenopodium quinoa&lt;/italic&gt; Willd.), a pseudocereal with high protein quality originating from the Andean region of South America, has broad genetic variation and adaptability to diverse agroecological conditions, contributing to the potential to serve as a global keystone protein crop in a changing climate. However, the germplasm resources currently available to facilitate quinoa expansion worldwide are restricted to a small portion of quinoa’s total genetic diversity, in part because of day-length sensitivity and issues related to seed sovereignty. This study aimed to characterize phenotypic relationships and variation within a quinoa world core collection. The 360 accessions were planted in a randomized complete block design with four replicates in each of two greenhouses in Pullman, WA during the summer of 2018. Phenological stages, plant height, and inflorescence characteristics were recorded. Seed yield, composition, thousand seed weight, nutritional composition, shape, size, and color were measured using a high-throughput phenotyping pipeline. Considerable variation existed among the germplasm. Crude protein content ranged from 11.24% to 17.81% (fixed at 14% moisture). We found that protein content was negatively correlated with yield and positively correlated with total amino acid content and days to harvest. Mean essential amino acids values met adult daily requirements but not leucine and lysine infant requirements. Yield was positively correlated with thousand seed weight and seed area, and negatively correlated with ash content and days to harvest. The accessions clustered into four groups, with one-group representing useful accessions for long-day breeding programs. The results of this study establish a practical resource for plant breeders to leverage as they strategically develop germplasm in support of the global expansion of quinoa. &lt;/p&gt;&quot;,&quot;volume&quot;:&quot;14&quot;},&quot;isTemporary&quot;:false,&quot;suppress-author&quot;:false,&quot;composite&quot;:false,&quot;author-only&quot;:false}]},{&quot;citationID&quot;:&quot;MENDELEY_CITATION_eabfa493-5969-4a24-9d0d-6b2cd42e1343&quot;,&quot;properties&quot;:{&quot;noteIndex&quot;:0},&quot;isEdited&quot;:false,&quot;manualOverride&quot;:{&quot;isManuallyOverridden&quot;:false,&quot;citeprocText&quot;:&quot;(Voronov et al., 2023)&quot;,&quot;manualOverrideText&quot;:&quot;&quot;},&quot;citationTag&quot;:&quot;MENDELEY_CITATION_v3_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&quot;,&quot;citationItems&quot;:[{&quot;id&quot;:&quot;7208e2ab-9f16-3e8f-b126-f064051e0afb&quot;,&quot;itemData&quot;:{&quot;type&quot;:&quot;article-journal&quot;,&quot;id&quot;:&quot;7208e2ab-9f16-3e8f-b126-f064051e0afb&quot;,&quot;title&quot;:&quot;Diversity of the Biological and Proteinogenic Characteristics of Quinoa Genotypes as a Multi-Purpose Crop&quot;,&quot;author&quot;:[{&quot;family&quot;:&quot;Voronov&quot;,&quot;given&quot;:&quot;Sergey&quot;,&quot;parse-names&quot;:false,&quot;dropping-particle&quot;:&quot;&quot;,&quot;non-dropping-particle&quot;:&quot;&quot;},{&quot;family&quot;:&quot;Pleskachiov&quot;,&quot;given&quot;:&quot;Yurii&quot;,&quot;parse-names&quot;:false,&quot;dropping-particle&quot;:&quot;&quot;,&quot;non-dropping-particle&quot;:&quot;&quot;},{&quot;family&quot;:&quot;Shitikova&quot;,&quot;given&quot;:&quot;Aleksandra&quot;,&quot;parse-names&quot;:false,&quot;dropping-particle&quot;:&quot;&quot;,&quot;non-dropping-particle&quot;:&quot;&quot;},{&quot;family&quot;:&quot;Zargar&quot;,&quot;given&quot;:&quot;Meisam&quot;,&quot;parse-names&quot;:false,&quot;dropping-particle&quot;:&quot;&quot;,&quot;non-dropping-particle&quot;:&quot;&quot;},{&quot;family&quot;:&quot;Abdelkader&quot;,&quot;given&quot;:&quot;Mostafa&quot;,&quot;parse-names&quot;:false,&quot;dropping-particle&quot;:&quot;&quot;,&quot;non-dropping-particle&quot;:&quot;&quot;}],&quot;container-title&quot;:&quot;Agronomy&quot;,&quot;DOI&quot;:&quot;10.3390/agronomy13020279&quot;,&quot;ISSN&quot;:&quot;2073-4395&quot;,&quot;issued&quot;:{&quot;date-parts&quot;:[[2023,1,17]]},&quot;page&quot;:&quot;279&quot;,&quot;abstract&quot;:&quot;&lt;p&gt;Quinoa is a multi-purpose vegetable, grain, and forage crop, due in part to the high nutritional value of its aerial parts. This work evaluates quinoa genotype characteristics as a starting point for a better understanding of multi-purpose cultivation. Ten cultivars of quinoa were studied on soddy-podzolic soils: Brightest Brilliant, Red Faro, and Cherry Vanilla from the US (USA 1–3); Titicaca (KY1) from Denmark; Regalo (KY2), a cultivar selected by the Baer Seed Research Center for southern Chile; as well as Q1–Q5, UAE cultivars of various ecological and geographical origins. Quinoa plants were divided into three parts (lower, middle, and upper). The Q3 and Q4 cultivars produced the maximum fresh weight (38.7 g and 35.4 g, respectively) and dry matter (5.6 g and 5.3 g, respectively). The leaf mass and stems comprised 25% and 75% of the lower parts, versus 50–60% and 40–50% of the middle parts, respectively. Stems made up about 15% of the upper parts. The KY1 and Q5 cultivars produced the highest results (4.08 and 4.23 g, respectively). Protein concentrations of the quinoa grains were relatively high, with up to 14.0% grain protein in the USA2 cultivars. Leucine and isoleucine were the most abundant amino acids in quinoa grains, ranging from 6.7 to 9.2 g/100 g of protein. In contrast, methionine was the least abundant amino acid with less than 1.5 g/100 g of protein.&lt;/p&gt;&quot;,&quot;issue&quot;:&quot;2&quot;,&quot;volume&quot;:&quot;13&quot;,&quot;container-title-short&quot;:&quot;&quot;},&quot;isTemporary&quot;:false,&quot;suppress-author&quot;:false,&quot;composite&quot;:false,&quot;author-only&quot;:false}]},{&quot;citationID&quot;:&quot;MENDELEY_CITATION_1b58c533-f0c2-45fb-b37a-f131b6137591&quot;,&quot;properties&quot;:{&quot;noteIndex&quot;:0,&quot;mode&quot;:&quot;composite&quot;},&quot;isEdited&quot;:false,&quot;manualOverride&quot;:{&quot;isManuallyOverridden&quot;:false,&quot;citeprocText&quot;:&quot;Oustani et al. (2023)&quot;,&quot;manualOverrideText&quot;:&quot;&quot;},&quot;citationTag&quot;:&quot;MENDELEY_CITATION_v3_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&quot;,&quot;citationItems&quot;:[{&quot;displayAs&quot;:&quot;composite&quot;,&quot;label&quot;:&quot;page&quot;,&quot;id&quot;:&quot;c7471f7a-8cdc-3c8e-8ce1-d733232667f9&quot;,&quot;itemData&quot;:{&quot;type&quot;:&quot;article-journal&quot;,&quot;id&quot;:&quot;c7471f7a-8cdc-3c8e-8ce1-d733232667f9&quot;,&quot;title&quot;:&quot;Yield, growth development and grain characteristics of seven Quinoa (&lt;i&gt;Chenopodium quinoa&lt;/i&gt; Willd.) genotypes grown in open-field production systems under hot-arid climatic conditions&quot;,&quot;author&quot;:[{&quot;family&quot;:&quot;Oustani&quot;,&quot;given&quot;:&quot;Mabrouka&quot;,&quot;parse-names&quot;:false,&quot;dropping-particle&quot;:&quot;&quot;,&quot;non-dropping-particle&quot;:&quot;&quot;},{&quot;family&quot;:&quot;Mehda&quot;,&quot;given&quot;:&quot;Smail&quot;,&quot;parse-names&quot;:false,&quot;dropping-particle&quot;:&quot;&quot;,&quot;non-dropping-particle&quot;:&quot;&quot;},{&quot;family&quot;:&quot;Halilat&quot;,&quot;given&quot;:&quot;Mohammed Tahar&quot;,&quot;parse-names&quot;:false,&quot;dropping-particle&quot;:&quot;&quot;,&quot;non-dropping-particle&quot;:&quot;&quot;},{&quot;family&quot;:&quot;Chenchouni&quot;,&quot;given&quot;:&quot;Haroun&quot;,&quot;parse-names&quot;:false,&quot;dropping-particle&quot;:&quot;&quot;,&quot;non-dropping-particle&quot;:&quot;&quot;}],&quot;container-title&quot;:&quot;Scientific Reports&quot;,&quot;container-title-short&quot;:&quot;Sci. Rep.&quot;,&quot;DOI&quot;:&quot;10.1038/s41598-023-29039-4&quot;,&quot;ISSN&quot;:&quot;2045-2322&quot;,&quot;issued&quot;:{&quot;date-parts&quot;:[[2023,2,3]]},&quot;page&quot;:&quot;1991&quot;,&quot;abstract&quot;:&quot;&lt;p&gt;Quinoa is an important Andean crop that can play a strategic role in the development of degraded lands in hot arid regions due to its high nutritional value, genetic diversity and its high adaptability to stressful environments. The aim of this work was to evaluate the agronomic performance (growth development, grain yield and grain quality characteristics) of seven quinoa genotypes (Giza1, Sajama, Santa Maria, Q102, Q29, Q27 and Q18) cultivated under open field conditions in the Sahara Desert of Algeria. Using randomized complete block design (4 blocks), field trials were conducted during two cropping seasons (2017–2018 and 2018–2019) from November to April. The measured parameters included: plant height, number of panicles per plant, 1000-grain weight (TGW), grain yield (GYd), grain protein content (GPt), grain saponin content (GSC), and maturity indicators. The genotype effect was statistically the main source of variation in most parameters investigated as compared to the effect of cropping year. The Q102 genotype produced the highest GYd (2.87 t/ha) and GPt (16.7 g/100 g DM); and it required medium period (149 days) to reach harvest maturity as compared to other genotypes. The genotype Giza1 showed the lowest GYd and also low values for most of traits measured. However, it had the shortest harvest maturity (139 days) and the lowest GSC (0.62 g/100 g DM). The variety Santa Maria recorded the highest TGW (2.68 g), but it took 164 days to reach harvest maturity and it had high GSC (1.92 g/100 g DM). Though the best yield and grain quality characteristics were not reunited in single genotype, our findings showed that quinoa has multi-benefit potentials as a new crop for the arid agriculture in particular in hot-arid regions of North Africa.&lt;/p&gt;&quot;,&quot;issue&quot;:&quot;1&quot;,&quot;volume&quot;:&quot;13&quot;},&quot;isTemporary&quot;:false,&quot;suppress-author&quot;:false,&quot;composite&quot;:true,&quot;author-only&quot;:false}]},{&quot;citationID&quot;:&quot;MENDELEY_CITATION_92189328-c490-4b93-8a85-ba0dbd89e33c&quot;,&quot;properties&quot;:{&quot;noteIndex&quot;:0,&quot;mode&quot;:&quot;composite&quot;},&quot;isEdited&quot;:false,&quot;manualOverride&quot;:{&quot;isManuallyOverridden&quot;:false,&quot;citeprocText&quot;:&quot;Arguello-Hernández et al. (2024)&quot;,&quot;manualOverrideText&quot;:&quot;&quot;},&quot;citationTag&quot;:&quot;MENDELEY_CITATION_v3_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&quot;,&quot;citationItems&quot;:[{&quot;displayAs&quot;:&quot;composite&quot;,&quot;label&quot;:&quot;page&quot;,&quot;id&quot;:&quot;aa7aa212-6872-31f3-a234-ba48cc06ce76&quot;,&quot;itemData&quot;:{&quot;type&quot;:&quot;article-journal&quot;,&quot;id&quot;:&quot;aa7aa212-6872-31f3-a234-ba48cc06ce76&quot;,&quot;title&quot;:&quot;Nutritional and Functional Properties of Quinoa (Chenopodium quinoa Willd.) Chimborazo Ecotype: Insights into Chemical Composition&quot;,&quot;author&quot;:[{&quot;family&quot;:&quot;Arguello-Hernández&quot;,&quot;given&quot;:&quot;Paola&quot;,&quot;parse-names&quot;:false,&quot;dropping-particle&quot;:&quot;&quot;,&quot;non-dropping-particle&quot;:&quot;&quot;},{&quot;family&quot;:&quot;Samaniego&quot;,&quot;given&quot;:&quot;Iván&quot;,&quot;parse-names&quot;:false,&quot;dropping-particle&quot;:&quot;&quot;,&quot;non-dropping-particle&quot;:&quot;&quot;},{&quot;family&quot;:&quot;Leguizamo&quot;,&quot;given&quot;:&quot;Alex&quot;,&quot;parse-names&quot;:false,&quot;dropping-particle&quot;:&quot;&quot;,&quot;non-dropping-particle&quot;:&quot;&quot;},{&quot;family&quot;:&quot;Bernalte-García&quot;,&quot;given&quot;:&quot;María Josefa&quot;,&quot;parse-names&quot;:false,&quot;dropping-particle&quot;:&quot;&quot;,&quot;non-dropping-particle&quot;:&quot;&quot;},{&quot;family&quot;:&quot;Ayuso-Yuste&quot;,&quot;given&quot;:&quot;María Concepción&quot;,&quot;parse-names&quot;:false,&quot;dropping-particle&quot;:&quot;&quot;,&quot;non-dropping-particle&quot;:&quot;&quot;}],&quot;container-title&quot;:&quot;Agriculture&quot;,&quot;DOI&quot;:&quot;10.3390/agriculture14030396&quot;,&quot;ISSN&quot;:&quot;2077-0472&quot;,&quot;issued&quot;:{&quot;date-parts&quot;:[[2024,3,1]]},&quot;page&quot;:&quot;396&quot;,&quot;abstract&quot;:&quot;&lt;p&gt;Quinoa is known for its high nutritional value and adaptability; however, there is a lack of data about the chemical composition of quinoa produced in Ecuador, especially the Chimborazo ecotype. Our research aims to evaluate the nutritional components of Chimborazo quinoa. This knowledge (chemical composition) can help to improve cultivation and farmers’ understanding. Samples were collected from 49 plots at four altitude ranges (3000–3200; 3201–3300; 3301–3400; 3401–3533) m.a.s.l. Each sample of 2 kg quinoa was cleaned, dried (32 °C/15 h), and stored at −20 °C before analyzing water activity, proximate composition, mineral content, antioxidant activity, and functional compounds. The data were analyzed using ANOVA and mean comparison, Pearson correlation, and principal component analysis. The Chimborazo ecotype shows protein content comparable to or exceeding other global quinoa cultivars. Statistical analysis revealed that altitude had a minimal influence on quinoa’s chemical composition, resulting in overlapping altitude-based clusters. Complex relationships between quinoa variables were identified, which varied with altitude. These findings suggest that cultivation of high-quality quinoa across a range of altitudes is feasible without compromising its intrinsic quality. Moreover, the extensive and diverse results from our study provide a solid foundation for further plant breeding and the development of specialized quinoa varieties.&lt;/p&gt;&quot;,&quot;issue&quot;:&quot;3&quot;,&quot;volume&quot;:&quot;14&quot;,&quot;container-title-short&quot;:&quot;&quot;},&quot;isTemporary&quot;:false,&quot;suppress-author&quot;:false,&quot;composite&quot;:true,&quot;author-only&quot;:false}]},{&quot;citationID&quot;:&quot;MENDELEY_CITATION_1c9cd92a-6aa4-48c5-a54a-05b20febdc6e&quot;,&quot;properties&quot;:{&quot;noteIndex&quot;:0,&quot;mode&quot;:&quot;composite&quot;},&quot;isEdited&quot;:false,&quot;manualOverride&quot;:{&quot;isManuallyOverridden&quot;:false,&quot;citeprocText&quot;:&quot;Castro-Albán et al. (2023)&quot;,&quot;manualOverrideText&quot;:&quot;&quot;},&quot;citationTag&quot;:&quot;MENDELEY_CITATION_v3_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&quot;,&quot;citationItems&quot;:[{&quot;displayAs&quot;:&quot;composite&quot;,&quot;label&quot;:&quot;page&quot;,&quot;id&quot;:&quot;0be32264-ad37-3552-b664-6108c7d01135&quot;,&quot;itemData&quot;:{&quot;type&quot;:&quot;article-journal&quot;,&quot;id&quot;:&quot;0be32264-ad37-3552-b664-6108c7d01135&quot;,&quot;title&quot;:&quot;Variabilidad morfoagronómica de quinua (&lt;i&gt;Chenopodium quinoa&lt;/i&gt; Willd.) nativa tipo Chimborazo en Ecuador&quot;,&quot;author&quot;:[{&quot;family&quot;:&quot;Castro-Albán&quot;,&quot;given&quot;:&quot;Hugo Alejandro&quot;,&quot;parse-names&quot;:false,&quot;dropping-particle&quot;:&quot;&quot;,&quot;non-dropping-particle&quot;:&quot;&quot;},{&quot;family&quot;:&quot;Castro-Gómez&quot;,&quot;given&quot;:&quot;Rosa del Pilar&quot;,&quot;parse-names&quot;:false,&quot;dropping-particle&quot;:&quot;&quot;,&quot;non-dropping-particle&quot;:&quot;&quot;},{&quot;family&quot;:&quot;Alvarado-Capó&quot;,&quot;given&quot;:&quot;Yelenys&quot;,&quot;parse-names&quot;:false,&quot;dropping-particle&quot;:&quot;&quot;,&quot;non-dropping-particle&quot;:&quot;&quot;}],&quot;container-title&quot;:&quot;Agronomía Mesoamericana&quot;,&quot;DOI&quot;:&quot;10.15517/am.2023.53229&quot;,&quot;ISSN&quot;:&quot;2215-3608&quot;,&quot;issued&quot;:{&quot;date-parts&quot;:[[2023,7,11]]},&quot;page&quot;:&quot;53229&quot;,&quot;abstract&quot;:&quot;&lt;p&gt;Introduction. Quinoa (Chenopodium quinoa Willd.) is a strategic and important crop for food security and sovereignty. It is the only plant-based food that provides all essential amino acids. Its wide varietal diversity constitutes a valuable genetic resource, as it adapts to different agroecological conditions and is tolerant to frost, drought and salinity. Objective. To perform a morpho-agronomic characterization of native Chimborazo-type quinoa in Ecuador. Materials and Methods. The research was conducted in the province of Chimborazo, Colta canton, Sicalpa parish, Ocpote Tablarumi community in Ecuador between January and July 2021. Seeds from an Andean family that had selected and conserved them in all cultivation cycles for generations were used. The crop was established by continuous sowing at a rate of 12 kg/ha in a total plot area of 640 m2 (estimate to contain 10,240 plants). After the emergence, 100 randomly selected plants were marked and taken as basic units for the population characterization. Phenotypic descriptors established at international level were used, evaluating both qualitative (16) and quantitative (12) traits. Results. The results revealed phenotypic variability. Stem and streak color, panicle diameter, panicle length, and days to harvest were the characteristics that most contributed to the observed variability. Conclusions. The population of native Chimborazo-type quinoa evaluated through 100 individuals showed phenotypic variability in both quantitative and qualitative traits, with greater frequency observed in panicle diameter, panicle length, petiole length, plant height, leaf width, yield, and stem and streak color.&lt;/p&gt;&quot;,&quot;container-title-short&quot;:&quot;&quot;},&quot;isTemporary&quot;:false,&quot;suppress-author&quot;:false,&quot;composite&quot;:true,&quot;author-only&quot;:false}]},{&quot;citationID&quot;:&quot;MENDELEY_CITATION_ac4e1207-2a5a-4061-8283-78ad1fd38dc4&quot;,&quot;properties&quot;:{&quot;noteIndex&quot;:0},&quot;isEdited&quot;:false,&quot;manualOverride&quot;:{&quot;isManuallyOverridden&quot;:false,&quot;citeprocText&quot;:&quot;(Pizo Ossa et al., 2024)&quot;,&quot;manualOverrideText&quot;:&quot;&quot;},&quot;citationTag&quot;:&quot;MENDELEY_CITATION_v3_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&quot;,&quot;citationItems&quot;:[{&quot;id&quot;:&quot;9aa3aab0-38d5-3ead-b9a6-93ec53a066af&quot;,&quot;itemData&quot;:{&quot;type&quot;:&quot;article-journal&quot;,&quot;id&quot;:&quot;9aa3aab0-38d5-3ead-b9a6-93ec53a066af&quot;,&quot;title&quot;:&quot;Evaluación del ciclo fenológico y caracterización morfológica de genotipos de quinua (&lt;i&gt;Chenopodium quinua&lt;/i&gt; Willd.)&quot;,&quot;author&quot;:[{&quot;family&quot;:&quot;Pizo Ossa&quot;,&quot;given&quot;:&quot;Miguel Adolfo&quot;,&quot;parse-names&quot;:false,&quot;dropping-particle&quot;:&quot;&quot;,&quot;non-dropping-particle&quot;:&quot;&quot;},{&quot;family&quot;:&quot;Montes Rojas&quot;,&quot;given&quot;:&quot;Consuelo&quot;,&quot;parse-names&quot;:false,&quot;dropping-particle&quot;:&quot;&quot;,&quot;non-dropping-particle&quot;:&quot;&quot;},{&quot;family&quot;:&quot;Aguilera Arango&quot;,&quot;given&quot;:&quot;Germán Andrés&quot;,&quot;parse-names&quot;:false,&quot;dropping-particle&quot;:&quot;&quot;,&quot;non-dropping-particle&quot;:&quot;&quot;},{&quot;family&quot;:&quot;Ramos Villafañe&quot;,&quot;given&quot;:&quot;Yaneth Patricia&quot;,&quot;parse-names&quot;:false,&quot;dropping-particle&quot;:&quot;&quot;,&quot;non-dropping-particle&quot;:&quot;&quot;},{&quot;family&quot;:&quot;López Hoyos&quot;,&quot;given&quot;:&quot;Jennifer Lorena&quot;,&quot;parse-names&quot;:false,&quot;dropping-particle&quot;:&quot;&quot;,&quot;non-dropping-particle&quot;:&quot;&quot;},{&quot;family&quot;:&quot;Morillo Coronado&quot;,&quot;given&quot;:&quot;Yacenia&quot;,&quot;parse-names&quot;:false,&quot;dropping-particle&quot;:&quot;&quot;,&quot;non-dropping-particle&quot;:&quot;&quot;}],&quot;container-title&quot;:&quot;Tropical and Subtropical Agroecosystems&quot;,&quot;DOI&quot;:&quot;10.56369/tsaes.5397&quot;,&quot;ISSN&quot;:&quot;1870-0462&quot;,&quot;issued&quot;:{&quot;date-parts&quot;:[[2024,5,10]]},&quot;abstract&quot;:&quot;&lt;p&gt;&amp;lt;p&amp;gt;&amp;lt;strong&amp;gt;Background:&amp;lt;/strong&amp;gt; Background: Morphological characterization studies and determination of the phenological cycle of quinoa in Colombia are scarce, which are necessary for the identification of new planting materials. &amp;lt;strong&amp;gt;Objective:&amp;lt;/strong&amp;gt; The aim of this study was to evaluate the phenological cycle of quinoa materials to identify early and late genotypes; study the morphological characteristics to identify discriminatory descriptors for the genetic improvement of this species in the Department of Cauca. &amp;lt;strong&amp;gt;Methodology:&amp;lt;/strong&amp;gt; Fourteen families and three commercial controls (Blanca de Jericó, Aurora, and Tunkahuan) were evaluated in two locations in the department of Cauca under a completely randomized block design with four replications. Twelve phenological stages and 20 morphological descriptors were evaluated. The data were analyzed using an Analysis of Variance and Duncan's Multiple Range Test (p&amp;amp;lt;0.05), in addition, a Multiple Correspondence Analysis was performed. The information was analyzed with the statistical package “R” version 4.3. &amp;lt;strong&amp;gt;Results:&amp;lt;/strong&amp;gt; It was found that the Flia27 family was the earliest in Silvia and Totoró. The clustering analysis based on the 20 morphological descriptors grouped the 17 genotypes into five groups, differentiating the controls from the rest of the 14 evaluated families. The families were grouped to present an architecture with low stature and easy management, compact panicle form, and simple growth habit, in contrast to what was found in the controls which exhibited high stature, lax panicle, and branching up to the lower third. &amp;lt;strong&amp;gt;Implications:&amp;lt;/strong&amp;gt; It is necessary to study with more homogeneous materials to determine which characteristics exactly are variable depending on the genotype and which show genotypic stability. &amp;lt;strong&amp;gt;Conclusions:&amp;lt;/strong&amp;gt; Flia27 was the earliest, making it interesting to be included in a quinoa genetic improvement program. The most discriminatory descriptors were leaf shape, leaf margin, and panicle color.&amp;lt;/p&amp;gt;&lt;/p&gt;&quot;,&quot;issue&quot;:&quot;2&quot;,&quot;volume&quot;:&quot;27&quot;,&quot;container-title-short&quot;:&quot;&quot;},&quot;isTemporary&quot;:false,&quot;suppress-author&quot;:false,&quot;composite&quot;:false,&quot;author-only&quot;:false}]},{&quot;citationID&quot;:&quot;MENDELEY_CITATION_b1a64160-176a-4901-9ad5-462ae34b0534&quot;,&quot;properties&quot;:{&quot;noteIndex&quot;:0},&quot;isEdited&quot;:false,&quot;manualOverride&quot;:{&quot;isManuallyOverridden&quot;:false,&quot;citeprocText&quot;:&quot;(Onofre Quenta &amp;#38; Bonifacio Flores, 2021)&quot;,&quot;manualOverrideText&quot;:&quot;&quot;},&quot;citationTag&quot;:&quot;MENDELEY_CITATION_v3_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&quot;,&quot;citationItems&quot;:[{&quot;id&quot;:&quot;270dcc6a-b6c9-3823-a48a-4fac4b2d4b5a&quot;,&quot;itemData&quot;:{&quot;type&quot;:&quot;article-journal&quot;,&quot;id&quot;:&quot;270dcc6a-b6c9-3823-a48a-4fac4b2d4b5a&quot;,&quot;title&quot;:&quot;Evaluación de las características fenológicas y agronómicas de la quinua silvestre (Chenopodium quinoa spp.) del Altiplano Boliviano&quot;,&quot;author&quot;:[{&quot;family&quot;:&quot;Onofre Quenta&quot;,&quot;given&quot;:&quot;Ximena Monica&quot;,&quot;parse-names&quot;:false,&quot;dropping-particle&quot;:&quot;&quot;,&quot;non-dropping-particle&quot;:&quot;&quot;},{&quot;family&quot;:&quot;Bonifacio Flores&quot;,&quot;given&quot;:&quot;Alejandro&quot;,&quot;parse-names&quot;:false,&quot;dropping-particle&quot;:&quot;&quot;,&quot;non-dropping-particle&quot;:&quot;&quot;}],&quot;container-title&quot;:&quot;Revista de Investigación e Innovación Agropecuaria y de Recursos Naturales&quot;,&quot;DOI&quot;:&quot;10.53287/ocjv1418fh24q&quot;,&quot;ISSN&quot;:&quot;24091618&quot;,&quot;issued&quot;:{&quot;date-parts&quot;:[[2021,12,29]]},&quot;page&quot;:&quot;7-20&quot;,&quot;abstract&quot;:&quot;&lt;p&gt;El estudio se llevó acabo en ambientes de invernadero del Centro de Investigación Kiphakiphani dependiente de la Fundación PROINPA, el objetivo fue evaluar las características fenológicas y agronómicas de la quinua silvestre (Chenopodium spp.), para generar información aprovechable en programas de mejoramiento genético y probable manejo de los parientes silvestres. El material genético estudiado consistió de variedades botánicas y especies silvestres en las cuales se evaluó los días transcurridos a las fases fenológicas, hábito de crecimiento, altura de planta, diámetro de tallo, longitud de panoja, peso de grano caído por dehiscencia, índice de cosecha, diámetro y espesor de grano, peso hectolìtrico y viabilidad de semilla. Se empleó el diseño bloques al azar con cuatro repeticiones. Los resultados muestran que existen diferencias entre variedades. La V2 (Escape 28-06-18 Orinoca) emergió en menor número de días (5.35 días), la V2 (Escape 28-06-18 Orinoca) alcanzó la ramifición a los 33.45 días, la V4 (Ajara 36 Tarachullpa Orinoca 2018) floreció a los 70.15 días transcurridas desde la siembra y la V4 llegando a la madurez en 138.25 días siendo la más precoz. La V1 (Chenopodium spp.) registró rebrote en 30.6 días después de la cosecha mostrando ser de ciclo plurianual o perenne. La V1 (Chenopodium spp.) alcanzó mayor altura con 67.05 cm, en diámetro de tallo V0 (Jacha Grano) fue superior con 0.47 cm y la mayor longitud de panoja alcanzó la V5 (Ajara 12 Lloco púrpura) con 19.60 cm. La dehiscencia del grano fue mayor en V1 con 0.15 g de grano caído por planta, en índice de cosecha sobresalen la V7 (Ajara Tarachullpa verde 2018) y V9 (Ajara Ayamaya 2), en tamaño de grano fue superior la V0 (Jacha Grano) con 2.21 mm de diámetro y 1.01 mm de espesor, el peso hectolítico fue superior en V4 (Ajara 36 Tarachullpa Orinoca 2018) con 75.16 kg Hl-1. Finalmente, V8 (Ajara Ayamaya 1), V9 (Ajara Ayamaya 2) y V0 (Jacha Grano) registraron 100 % de germinación superando a las demás variedades botánicas de quinua. En conclusión, la quinua silvestre o ajara presenta características fenológicas y agronómicas de amplia diversidad ofreciendo opciones de aprovechamiento en el manejo de la quinua silvestre y en mejoramiento genético para la precocidad y crecimiento perenne de la quinua.&lt;/p&gt;&quot;,&quot;issue&quot;:&quot;3&quot;,&quot;volume&quot;:&quot;8&quot;,&quot;container-title-short&quot;:&quot;&quot;},&quot;isTemporary&quot;:false,&quot;suppress-author&quot;:false,&quot;composite&quot;:false,&quot;author-only&quot;:false}]},{&quot;citationID&quot;:&quot;MENDELEY_CITATION_ef3f34ac-010b-4fb8-8a11-f07c8ff00404&quot;,&quot;properties&quot;:{&quot;noteIndex&quot;:0},&quot;isEdited&quot;:false,&quot;manualOverride&quot;:{&quot;isManuallyOverridden&quot;:false,&quot;citeprocText&quot;:&quot;(Estrada-Zúniga et al., 2022)&quot;,&quot;manualOverrideText&quot;:&quot;&quot;},&quot;citationTag&quot;:&quot;MENDELEY_CITATION_v3_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&quot;,&quot;citationItems&quot;:[{&quot;id&quot;:&quot;4aab5e24-c31c-3a0a-b90f-9b87f255971b&quot;,&quot;itemData&quot;:{&quot;type&quot;:&quot;article-journal&quot;,&quot;id&quot;:&quot;4aab5e24-c31c-3a0a-b90f-9b87f255971b&quot;,&quot;title&quot;:&quot;Comportamiento agronómico de 81 genotipos de quinua (&lt;i&gt;Chenopodium quinoa&lt;/i&gt; Willd) en el Perú&quot;,&quot;author&quot;:[{&quot;family&quot;:&quot;Estrada-Zúniga&quot;,&quot;given&quot;:&quot;Rigoberto&quot;,&quot;parse-names&quot;:false,&quot;dropping-particle&quot;:&quot;&quot;,&quot;non-dropping-particle&quot;:&quot;&quot;},{&quot;family&quot;:&quot;Apaza-Mamani&quot;,&quot;given&quot;:&quot;Vidal&quot;,&quot;parse-names&quot;:false,&quot;dropping-particle&quot;:&quot;&quot;,&quot;non-dropping-particle&quot;:&quot;&quot;},{&quot;family&quot;:&quot;Pérez-Ávila&quot;,&quot;given&quot;:&quot;Angel&quot;,&quot;parse-names&quot;:false,&quot;dropping-particle&quot;:&quot;&quot;,&quot;non-dropping-particle&quot;:&quot;&quot;},{&quot;family&quot;:&quot;Altamirano-Pérez&quot;,&quot;given&quot;:&quot;Ana&quot;,&quot;parse-names&quot;:false,&quot;dropping-particle&quot;:&quot;&quot;,&quot;non-dropping-particle&quot;:&quot;&quot;},{&quot;family&quot;:&quot;Neyra-Valdez&quot;,&quot;given&quot;:&quot;Edgar&quot;,&quot;parse-names&quot;:false,&quot;dropping-particle&quot;:&quot;&quot;,&quot;non-dropping-particle&quot;:&quot;&quot;}],&quot;container-title&quot;:&quot;Ecosistemas y Recursos Agropecuarios&quot;,&quot;DOI&quot;:&quot;10.19136/era.a9n1.3134&quot;,&quot;ISSN&quot;:&quot;2007-901X&quot;,&quot;issued&quot;:{&quot;date-parts&quot;:[[2022,2,21]]},&quot;abstract&quot;:&quot;&lt;p&gt;La quinua (Chenopodium quinoa Willd) es consumida a nivel mundial  debido a su composición nutricional. Es importante conocer las características agronómicas que se ven influenciadas por las condiciones edafoclimáticas y evaluar el comportamiento agronómico de 81 genotipos de quinua del Instituto Nacional de Innovación Agraria (INIA) sembradas en las localidades de Cusco, Puno, Ayacucho y Junín, bajo un diseño experimental de bloques completos al azar, con tres repeticiones. Se evaluaron las variables: altura de planta, diámetro de panoja, longitud de panoja, rendimiento, severidad de infección de mildiu (Peronospora farinosa) e índice de selección (IS), en siembras del 2017 y 2018. La comparación de medias se realizó mediante la prueba de Tukey, análisis de conglomerados, componentes principales, correlación de Pearson y la evaluación del índice de selección para identificar la adaptación de los genotipos. Los resultados mostraron que la siembra del 2018 tuvo los mayores rendimientos. El análisis de conglomerados encontró la formación de tres grupos, donde el grupo tres mostró las mejores características en rendimiento, altura de planta, diámetro y longitud de panoja. El análisis de componentes principales mostró correlaciones positivas entre variables altura de planta, diámetro y longitud de panoja. Más del 45% de los tratamientos mostraron un índice de selección mayor a uno y se identificaron 16 genotipos con nivel bajo de severidad de infección a mildiu. Las localidades de Cusco y Puno reportaron el mejor comportamiento agronómico para los 81 genotipos.  &lt;/p&gt;&quot;,&quot;issue&quot;:&quot;1&quot;,&quot;volume&quot;:&quot;9&quot;,&quot;container-title-short&quot;:&quot;&quot;},&quot;isTemporary&quot;:false,&quot;suppress-author&quot;:false,&quot;composite&quot;:false,&quot;author-only&quot;:false}]},{&quot;citationID&quot;:&quot;MENDELEY_CITATION_cc8184ad-0b08-49e7-a5ed-2362bfc49fe1&quot;,&quot;properties&quot;:{&quot;noteIndex&quot;:0,&quot;mode&quot;:&quot;composite&quot;},&quot;isEdited&quot;:false,&quot;manualOverride&quot;:{&quot;isManuallyOverridden&quot;:false,&quot;citeprocText&quot;:&quot;Alania-Choque et al. (2024)&quot;,&quot;manualOverrideText&quot;:&quot;&quot;},&quot;citationTag&quot;:&quot;MENDELEY_CITATION_v3_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&quot;,&quot;citationItems&quot;:[{&quot;displayAs&quot;:&quot;composite&quot;,&quot;label&quot;:&quot;page&quot;,&quot;id&quot;:&quot;d3aac461-9206-3383-8d2e-2691ff62d17b&quot;,&quot;itemData&quot;:{&quot;type&quot;:&quot;article-journal&quot;,&quot;id&quot;:&quot;d3aac461-9206-3383-8d2e-2691ff62d17b&quot;,&quot;title&quot;:&quot;Characterization and Agronomic Evaluation of 25 Accessions of &lt;i&gt;Chenopodium quinoa&lt;/i&gt; in the Peruvian Coastal Desert&quot;,&quot;author&quot;:[{&quot;family&quot;:&quot;Alania-Choque&quot;,&quot;given&quot;:&quot;José&quot;,&quot;parse-names&quot;:false,&quot;dropping-particle&quot;:&quot;&quot;,&quot;non-dropping-particle&quot;:&quot;&quot;},{&quot;family&quot;:&quot;Vásquez-Espinoza&quot;,&quot;given&quot;:&quot;Leander Gamiel&quot;,&quot;parse-names&quot;:false,&quot;dropping-particle&quot;:&quot;&quot;,&quot;non-dropping-particle&quot;:&quot;&quot;},{&quot;family&quot;:&quot;Anculle-Arenas&quot;,&quot;given&quot;:&quot;Alberto&quot;,&quot;parse-names&quot;:false,&quot;dropping-particle&quot;:&quot;&quot;,&quot;non-dropping-particle&quot;:&quot;&quot;},{&quot;family&quot;:&quot;Bustamente-Muñoz&quot;,&quot;given&quot;:&quot;José Luis&quot;,&quot;parse-names&quot;:false,&quot;dropping-particle&quot;:&quot;&quot;,&quot;non-dropping-particle&quot;:&quot;&quot;},{&quot;family&quot;:&quot;Jellen&quot;,&quot;given&quot;:&quot;Eric N.&quot;,&quot;parse-names&quot;:false,&quot;dropping-particle&quot;:&quot;&quot;,&quot;non-dropping-particle&quot;:&quot;&quot;},{&quot;family&quot;:&quot;Gutiérrez-Rosales&quot;,&quot;given&quot;:&quot;Raymundo O.&quot;,&quot;parse-names&quot;:false,&quot;dropping-particle&quot;:&quot;&quot;,&quot;non-dropping-particle&quot;:&quot;&quot;},{&quot;family&quot;:&quot;Mayta-Anco&quot;,&quot;given&quot;:&quot;Mayela Elizabeth&quot;,&quot;parse-names&quot;:false,&quot;dropping-particle&quot;:&quot;&quot;,&quot;non-dropping-particle&quot;:&quot;&quot;}],&quot;container-title&quot;:&quot;Agronomy&quot;,&quot;DOI&quot;:&quot;10.3390/agronomy14091908&quot;,&quot;ISSN&quot;:&quot;2073-4395&quot;,&quot;issued&quot;:{&quot;date-parts&quot;:[[2024,8,26]]},&quot;page&quot;:&quot;1908&quot;,&quot;abstract&quot;:&quot;&lt;p&gt;Quinoa is a healthy food that possesses high levels of protein that is enriched for dietary essential amino acids. The crop is highly diverse and well-adapted to changing climatic conditions. In spite of being vulnerable to pests and diseases, the development of new resistant varieties is possible. Taking advantage of this genetic variability is crucial for breeding programs, especially to adapt quinoa to the shifting needs of producers. In this study, 25 Peruvian accessions and two commercial varieties were characterized and agronomically evaluated in the Peruvian Pacific desert. Specific methodologies and descriptors of existing crops were used, analyzing a total of 24 quantitative and 23 qualitative variables with 15 repetitions per accession. The data were processed using descriptive statistics and a multivariate analysis. The results showed a high variability in morphological characteristics, with an area under the disease progress curve (AUDPC) of the presence of mildew between 529 and 1725, highlighting ACC06 with a lower severity of mildew. The percentage of saponins varied between 0.04 and 0.21 percent, with ACC06 being the one with the lowest percentage. Regarding the crop yield, it ranged between 0.35 and 8.80 t ha−1, highlighting the high-yielding accessions ACC55 and ACC14. These results were promising for the improvement of quinoa yield in the production conditions of the Peruvian Pacific desert.&lt;/p&gt;&quot;,&quot;issue&quot;:&quot;9&quot;,&quot;volume&quot;:&quot;14&quot;,&quot;container-title-short&quot;:&quot;&quot;},&quot;isTemporary&quot;:false,&quot;suppress-author&quot;:false,&quot;composite&quot;:true,&quot;author-only&quot;:false}]},{&quot;citationID&quot;:&quot;MENDELEY_CITATION_9ba27e8b-c1c4-4de7-96db-d44e8380a4fa&quot;,&quot;properties&quot;:{&quot;noteIndex&quot;:0},&quot;isEdited&quot;:false,&quot;manualOverride&quot;:{&quot;isManuallyOverridden&quot;:false,&quot;citeprocText&quot;:&quot;(Baldera-Chapoñan et al., 2025)&quot;,&quot;manualOverrideText&quot;:&quot;&quot;},&quot;citationTag&quot;:&quot;MENDELEY_CITATION_v3_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&quot;,&quot;citationItems&quot;:[{&quot;id&quot;:&quot;7417f206-6b08-35ce-93ab-a4aad8ca028c&quot;,&quot;itemData&quot;:{&quot;type&quot;:&quot;article-journal&quot;,&quot;id&quot;:&quot;7417f206-6b08-35ce-93ab-a4aad8ca028c&quot;,&quot;title&quot;:&quot;Agromorphological Characterization of Quinoa (&lt;i&gt;Chenopodium quinoa&lt;/i&gt; Willd.) Under Andean–Amazonian Region of Peru&quot;,&quot;author&quot;:[{&quot;family&quot;:&quot;Baldera-Chapoñan&quot;,&quot;given&quot;:&quot;Victor-Hugo&quot;,&quot;parse-names&quot;:false,&quot;dropping-particle&quot;:&quot;&quot;,&quot;non-dropping-particle&quot;:&quot;&quot;},{&quot;family&quot;:&quot;la Cruz&quot;,&quot;given&quot;:&quot;Germán&quot;,&quot;parse-names&quot;:false,&quot;dropping-particle&quot;:&quot;&quot;,&quot;non-dropping-particle&quot;:&quot;De&quot;},{&quot;family&quot;:&quot;Oliva-Cruz&quot;,&quot;given&quot;:&quot;Segundo&quot;,&quot;parse-names&quot;:false,&quot;dropping-particle&quot;:&quot;&quot;,&quot;non-dropping-particle&quot;:&quot;&quot;},{&quot;family&quot;:&quot;Lozano-Isla&quot;,&quot;given&quot;:&quot;Flavio&quot;,&quot;parse-names&quot;:false,&quot;dropping-particle&quot;:&quot;&quot;,&quot;non-dropping-particle&quot;:&quot;&quot;}],&quot;container-title&quot;:&quot;Plants&quot;,&quot;DOI&quot;:&quot;10.3390/plants14233689&quot;,&quot;ISSN&quot;:&quot;2223-7747&quot;,&quot;issued&quot;:{&quot;date-parts&quot;:[[2025,12,4]]},&quot;page&quot;:&quot;3689&quot;,&quot;abstract&quot;:&quot;&lt;p&gt;Quinoa (Chenopodium quinoa Willd.) is an Andean pseudocereal of high nutritional value and remarkable phenotypic diversity, recognized as a strategic crop for food security under increasing climatic variability. In this study, the agromorphological diversity of 158 accessions cultivated in the Andean–Amazonian region of Peru was evaluated with the aim of identifying superior materials for conservation and breeding programs. The experiment was conducted using an augmented design that included three check cultivars (INIA 415 Pasankalla, INIA 420 Negra Collana, and Blanca Juli). Diversity in eleven qualitative traits was quantified using the Shannon–Weaver (H′) and Nei (He) indices, whereas twelve quantitative traits were analyzed through principal component analysis (PCA) and hierarchical clustering. The results revealed substantial intra- and inter-accession variability, with He values ranging from 0.21 to 0.76 and H′ values from 0.40 to 1.79, reflecting marked differences in growth habit, panicle morphology, stem pigmentation, and tolerance to Peronospora variabilis and Epicauta spp. Multivariate analyses identified three contrasting groups and enabled the selection of outstanding accessions, including UNTRM-367-1149, UNTRM-367-1107, UNTRM-367-1078, UNTRM-367-1079, UNTRM-367-1081, UNTRM-367-1095, and UNTRM-367-1104, characterized by high yield potential, favorable reproductive architecture, early or intermediate maturity, and low downy mildew severity. These accessions represent promising genetic resources for developing quinoa varieties adapted to transitional Andean–Amazonian environments, contributing to improved crop productivity and resilience.&lt;/p&gt;&quot;,&quot;issue&quot;:&quot;23&quot;,&quot;volume&quot;:&quot;14&quot;,&quot;container-title-short&quot;:&quot;&quot;},&quot;isTemporary&quot;:false,&quot;suppress-author&quot;:false,&quot;composite&quot;:false,&quot;author-only&quot;:false}]},{&quot;citationID&quot;:&quot;MENDELEY_CITATION_3dc47142-6fea-4495-9db4-c24b416d277d&quot;,&quot;properties&quot;:{&quot;noteIndex&quot;:0},&quot;isEdited&quot;:false,&quot;manualOverride&quot;:{&quot;isManuallyOverridden&quot;:false,&quot;citeprocText&quot;:&quot;(Hlásná Cepková et al., 2022)&quot;,&quot;manualOverrideText&quot;:&quot;&quot;},&quot;citationTag&quot;:&quot;MENDELEY_CITATION_v3_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&quot;,&quot;citationItems&quot;:[{&quot;id&quot;:&quot;77e66eda-1f9b-3909-8b66-40a061344e37&quot;,&quot;itemData&quot;:{&quot;type&quot;:&quot;article-journal&quot;,&quot;id&quot;:&quot;77e66eda-1f9b-3909-8b66-40a061344e37&quot;,&quot;title&quot;:&quot;Diversity of quinoa genetic resources for sustainable production: A survey on nutritive characteristics as influenced by environmental conditions&quot;,&quot;author&quot;:[{&quot;family&quot;:&quot;Hlásná Cepková&quot;,&quot;given&quot;:&quot;Petra&quot;,&quot;parse-names&quot;:false,&quot;dropping-particle&quot;:&quot;&quot;,&quot;non-dropping-particle&quot;:&quot;&quot;},{&quot;family&quot;:&quot;Dostalíková&quot;,&quot;given&quot;:&quot;Lucie&quot;,&quot;parse-names&quot;:false,&quot;dropping-particle&quot;:&quot;&quot;,&quot;non-dropping-particle&quot;:&quot;&quot;},{&quot;family&quot;:&quot;Viehmannová&quot;,&quot;given&quot;:&quot;Iva&quot;,&quot;parse-names&quot;:false,&quot;dropping-particle&quot;:&quot;&quot;,&quot;non-dropping-particle&quot;:&quot;&quot;},{&quot;family&quot;:&quot;Jágr&quot;,&quot;given&quot;:&quot;Michal&quot;,&quot;parse-names&quot;:false,&quot;dropping-particle&quot;:&quot;&quot;,&quot;non-dropping-particle&quot;:&quot;&quot;},{&quot;family&quot;:&quot;Janovská&quot;,&quot;given&quot;:&quot;Dagmar&quot;,&quot;parse-names&quot;:false,&quot;dropping-particle&quot;:&quot;&quot;,&quot;non-dropping-particle&quot;:&quot;&quot;}],&quot;container-title&quot;:&quot;Frontiers in Sustainable Food Systems&quot;,&quot;container-title-short&quot;:&quot;Front. Sustain. Food Syst.&quot;,&quot;DOI&quot;:&quot;10.3389/fsufs.2022.960159&quot;,&quot;ISSN&quot;:&quot;2571-581X&quot;,&quot;issued&quot;:{&quot;date-parts&quot;:[[2022,10,26]]},&quot;abstract&quot;:&quot;&lt;p&gt;Environmental extremes and climatic variability have enhanced the changes in numerous plant stressors. Researchers have been working to improve “major” crops for several decades to make them more adaptable and tolerant to environmental stresses. However, neglected and underutilized crop species that have the potential to ensure food and nutritional security for the ever-growing global population have received little or no research attention. Quinoa is one of these crops. It is a pseudocereal, considered a rich and balanced food resource due to its protein content and protein quality, high mineral content, and health benefits. This review provides currently available information on the genetic resources of quinoa and their quality in terms of variability of economically important traits such as yield, and the content of bioactive compounds, such as protein and amino acid composition. The influence of variety and environmental conditions on selected traits is also discussed. The various types of nutrients present in the different varieties form the basis and are key for future breeding efforts and for efficient, healthy, and sustainable food production.&lt;/p&gt;&quot;,&quot;volume&quot;:&quot;6&quot;},&quot;isTemporary&quot;:false,&quot;suppress-author&quot;:false,&quot;composite&quot;:false,&quot;author-only&quot;:false}]},{&quot;citationID&quot;:&quot;MENDELEY_CITATION_a08c922e-1b52-475e-a4f7-b7f187392da9&quot;,&quot;properties&quot;:{&quot;noteIndex&quot;:0},&quot;isEdited&quot;:false,&quot;manualOverride&quot;:{&quot;isManuallyOverridden&quot;:false,&quot;citeprocText&quot;:&quot;(Velasco et al., 2025)&quot;,&quot;manualOverrideText&quot;:&quot;&quot;},&quot;citationTag&quot;:&quot;MENDELEY_CITATION_v3_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&quot;,&quot;citationItems&quot;:[{&quot;id&quot;:&quot;6052b009-9924-33b2-889a-7599331dc439&quot;,&quot;itemData&quot;:{&quot;type&quot;:&quot;article-journal&quot;,&quot;id&quot;:&quot;6052b009-9924-33b2-889a-7599331dc439&quot;,&quot;title&quot;:&quot;Genetic and environmental influences on fatty acid and tocopherol diversity in quinoa germplasm&quot;,&quot;author&quot;:[{&quot;family&quot;:&quot;Velasco&quot;,&quot;given&quot;:&quot;Leonardo&quot;,&quot;parse-names&quot;:false,&quot;dropping-particle&quot;:&quot;&quot;,&quot;non-dropping-particle&quot;:&quot;&quot;},{&quot;family&quot;:&quot;Matías&quot;,&quot;given&quot;:&quot;Javier&quot;,&quot;parse-names&quot;:false,&quot;dropping-particle&quot;:&quot;&quot;,&quot;non-dropping-particle&quot;:&quot;&quot;},{&quot;family&quot;:&quot;Cruz&quot;,&quot;given&quot;:&quot;Verónica&quot;,&quot;parse-names&quot;:false,&quot;dropping-particle&quot;:&quot;&quot;,&quot;non-dropping-particle&quot;:&quot;&quot;},{&quot;family&quot;:&quot;Fondevilla&quot;,&quot;given&quot;:&quot;Sara&quot;,&quot;parse-names&quot;:false,&quot;dropping-particle&quot;:&quot;&quot;,&quot;non-dropping-particle&quot;:&quot;&quot;}],&quot;container-title&quot;:&quot;Frontiers in Plant Science&quot;,&quot;container-title-short&quot;:&quot;Front. Plant Sci.&quot;,&quot;DOI&quot;:&quot;10.3389/fpls.2025.1541895&quot;,&quot;ISSN&quot;:&quot;1664-462X&quot;,&quot;issued&quot;:{&quot;date-parts&quot;:[[2025,5,15]]},&quot;volume&quot;:&quot;16&quot;},&quot;isTemporary&quot;:false,&quot;suppress-author&quot;:false,&quot;composite&quot;:false,&quot;author-only&quot;:false}]},{&quot;citationID&quot;:&quot;MENDELEY_CITATION_b5009af5-9d9e-4f43-a24d-41cf5e4ca697&quot;,&quot;properties&quot;:{&quot;noteIndex&quot;:0,&quot;mode&quot;:&quot;composite&quot;},&quot;isEdited&quot;:false,&quot;manualOverride&quot;:{&quot;isManuallyOverridden&quot;:false,&quot;citeprocText&quot;:&quot;Bioversity International et al. (2013)&quot;,&quot;manualOverrideText&quot;:&quot;&quot;},&quot;citationTag&quot;:&quot;MENDELEY_CITATION_v3_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&quot;,&quot;citationItems&quot;:[{&quot;displayAs&quot;:&quot;composite&quot;,&quot;label&quot;:&quot;page&quot;,&quot;id&quot;:&quot;566879d4-31e2-3de5-9201-038f4fdb3367&quot;,&quot;itemData&quot;:{&quot;type&quot;:&quot;book&quot;,&quot;id&quot;:&quot;566879d4-31e2-3de5-9201-038f4fdb3367&quot;,&quot;title&quot;:&quot;Descriptores para quinua (&lt;i&gt;Chenopodium quinoa&lt;/i&gt; Willd.) y sus parientes silvestres.&quot;,&quot;author&quot;:[{&quot;family&quot;:&quot;Bioversity International&quot;,&quot;given&quot;:&quot;&quot;,&quot;parse-names&quot;:false,&quot;dropping-particle&quot;:&quot;&quot;,&quot;non-dropping-particle&quot;:&quot;&quot;},{&quot;family&quot;:&quot;FAO&quot;,&quot;given&quot;:&quot;&quot;,&quot;parse-names&quot;:false,&quot;dropping-particle&quot;:&quot;&quot;,&quot;non-dropping-particle&quot;:&quot;&quot;},{&quot;family&quot;:&quot;PROINPA&quot;,&quot;given&quot;:&quot;&quot;,&quot;parse-names&quot;:false,&quot;dropping-particle&quot;:&quot;&quot;,&quot;non-dropping-particle&quot;:&quot;&quot;},{&quot;family&quot;:&quot;INIAF&quot;,&quot;given&quot;:&quot;&quot;,&quot;parse-names&quot;:false,&quot;dropping-particle&quot;:&quot;&quot;,&quot;non-dropping-particle&quot;:&quot;&quot;},{&quot;family&quot;:&quot;FIDA&quot;,&quot;given&quot;:&quot;&quot;,&quot;parse-names&quot;:false,&quot;dropping-particle&quot;:&quot;&quot;,&quot;non-dropping-particle&quot;:&quot;&quot;}],&quot;editor&quot;:[{&quot;family&quot;:&quot;Bioversity International&quot;,&quot;given&quot;:&quot;&quot;,&quot;parse-names&quot;:false,&quot;dropping-particle&quot;:&quot;&quot;,&quot;non-dropping-particle&quot;:&quot;&quot;}],&quot;URL&quot;:&quot;https://www.fao.org/4/aq658s/aq658s.pdf&quot;,&quot;issued&quot;:{&quot;date-parts&quot;:[[2013]]},&quot;container-title-short&quot;:&quot;&quot;},&quot;isTemporary&quot;:false,&quot;suppress-author&quot;:false,&quot;composite&quot;:true,&quot;author-only&quot;:false}]},{&quot;citationID&quot;:&quot;MENDELEY_CITATION_441e4705-3ca0-422f-a2d0-b0bc080007c2&quot;,&quot;properties&quot;:{&quot;noteIndex&quot;:0},&quot;isEdited&quot;:false,&quot;manualOverride&quot;:{&quot;isManuallyOverridden&quot;:false,&quot;citeprocText&quot;:&quot;(Arias Gonzáles, 2022)&quot;,&quot;manualOverrideText&quot;:&quot;&quot;},&quot;citationTag&quot;:&quot;MENDELEY_CITATION_v3_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&quot;,&quot;citationItems&quot;:[{&quot;id&quot;:&quot;c5f31d1d-4e85-33b5-9e8c-d21a38b87e94&quot;,&quot;itemData&quot;:{&quot;type&quot;:&quot;article-journal&quot;,&quot;id&quot;:&quot;c5f31d1d-4e85-33b5-9e8c-d21a38b87e94&quot;,&quot;title&quot;:&quot;Guía para elaborar la operacionalización de variables&quot;,&quot;author&quot;:[{&quot;family&quot;:&quot;Arias Gonzáles&quot;,&quot;given&quot;:&quot;José Luis&quot;,&quot;parse-names&quot;:false,&quot;dropping-particle&quot;:&quot;&quot;,&quot;non-dropping-particle&quot;:&quot;&quot;}],&quot;container-title&quot;:&quot;Espacio I+D, Innovación más desarrollo&quot;,&quot;chapter-number&quot;:&quot;Artículos&quot;,&quot;DOI&quot;:&quot;10.31644/IMASD.28.2021.a02&quot;,&quot;URL&quot;:&quot;https://espacioimasd.unach.mx/index.php/Inicio/article/view/274&quot;,&quot;issued&quot;:{&quot;date-parts&quot;:[[2022,2,25]]},&quot;abstract&quot;:&quot;&amp;lt;p&amp;gt;El presente artículo científico presenta como objetivo principal desarrollar una guía para elaborar la operacionalización de variables y está dirigida a docentes, investigadores, estudiantes de pregrado y posgrado involucrados con la investigación científica desde la ruta cuantitativa. Se pretende mostrar una herramienta que permite a los estudiantes e investigadores conocer los criterios fundamentales y los pasos a seguir para elaborar una tabla de operacionalización de variables, tanto desde la parte teórica, como de la práctica. Esta guía se desarrolla en seis partes fundamentales: Las variables, la definición conceptual de las variables, la definición operacional, dimensiones, indicadores y la escala de medición. Cada sección recoge la teorización de más de veinte autores de libros alineados al tema y la experiencia reunida del autor en la práctica de la enseñanza universitaria e investigativa.&amp;lt;/p&amp;gt;&quot;,&quot;issue&quot;:&quot;28&quot;,&quot;volume&quot;:&quot;10&quot;,&quot;container-title-short&quot;:&quot;&quot;},&quot;isTemporary&quot;:false,&quot;suppress-author&quot;:false,&quot;composite&quot;:false,&quot;author-only&quot;:false}]},{&quot;citationID&quot;:&quot;MENDELEY_CITATION_5944f961-e097-4937-9694-468e4bb5b82c&quot;,&quot;properties&quot;:{&quot;noteIndex&quot;:0},&quot;isEdited&quot;:false,&quot;manualOverride&quot;:{&quot;isManuallyOverridden&quot;:false,&quot;citeprocText&quot;:&quot;(Ain et al., 2023; Estrada Zúniga et al., 2022)&quot;,&quot;manualOverrideText&quot;:&quot;&quot;},&quot;citationTag&quot;:&quot;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&quot;,&quot;citationItems&quot;:[{&quot;id&quot;:&quot;05978da6-41f1-39d2-b36e-ff2253f54fba&quot;,&quot;itemData&quot;:{&quot;type&quot;:&quot;article-journal&quot;,&quot;id&quot;:&quot;05978da6-41f1-39d2-b36e-ff2253f54fba&quot;,&quot;title&quot;:&quot;Adaptive mechanisms in quinoa for coping in stressful environments: an update&quot;,&quot;author&quot;:[{&quot;family&quot;:&quot;Ain&quot;,&quot;given&quot;:&quot;Qura Tul&quot;,&quot;parse-names&quot;:false,&quot;dropping-particle&quot;:&quot;&quot;,&quot;non-dropping-particle&quot;:&quot;&quot;},{&quot;family&quot;:&quot;Siddique&quot;,&quot;given&quot;:&quot;Kiran&quot;,&quot;parse-names&quot;:false,&quot;dropping-particle&quot;:&quot;&quot;,&quot;non-dropping-particle&quot;:&quot;&quot;},{&quot;family&quot;:&quot;Bawazeer&quot;,&quot;given&quot;:&quot;Sami&quot;,&quot;parse-names&quot;:false,&quot;dropping-particle&quot;:&quot;&quot;,&quot;non-dropping-particle&quot;:&quot;&quot;},{&quot;family&quot;:&quot;Ali&quot;,&quot;given&quot;:&quot;Iftikhar&quot;,&quot;parse-names&quot;:false,&quot;dropping-particle&quot;:&quot;&quot;,&quot;non-dropping-particle&quot;:&quot;&quot;},{&quot;family&quot;:&quot;Mazhar&quot;,&quot;given&quot;:&quot;Maham&quot;,&quot;parse-names&quot;:false,&quot;dropping-particle&quot;:&quot;&quot;,&quot;non-dropping-particle&quot;:&quot;&quot;},{&quot;family&quot;:&quot;Rasool&quot;,&quot;given&quot;:&quot;Rabia&quot;,&quot;parse-names&quot;:false,&quot;dropping-particle&quot;:&quot;&quot;,&quot;non-dropping-particle&quot;:&quot;&quot;},{&quot;family&quot;:&quot;Mubeen&quot;,&quot;given&quot;:&quot;Bismillah&quot;,&quot;parse-names&quot;:false,&quot;dropping-particle&quot;:&quot;&quot;,&quot;non-dropping-particle&quot;:&quot;&quot;},{&quot;family&quot;:&quot;Ullah&quot;,&quot;given&quot;:&quot;Farman&quot;,&quot;parse-names&quot;:false,&quot;dropping-particle&quot;:&quot;&quot;,&quot;non-dropping-particle&quot;:&quot;&quot;},{&quot;family&quot;:&quot;Unar&quot;,&quot;given&quot;:&quot;Ahsanullah&quot;,&quot;parse-names&quot;:false,&quot;dropping-particle&quot;:&quot;&quot;,&quot;non-dropping-particle&quot;:&quot;&quot;},{&quot;family&quot;:&quot;Jafar&quot;,&quot;given&quot;:&quot;Tassadaq Hussain&quot;,&quot;parse-names&quot;:false,&quot;dropping-particle&quot;:&quot;&quot;,&quot;non-dropping-particle&quot;:&quot;&quot;}],&quot;container-title&quot;:&quot;PeerJ&quot;,&quot;container-title-short&quot;:&quot;PeerJ&quot;,&quot;DOI&quot;:&quot;10.7717/peerj.14832&quot;,&quot;ISSN&quot;:&quot;2167-8359&quot;,&quot;issued&quot;:{&quot;date-parts&quot;:[[2023,3,2]]},&quot;page&quot;:&quot;e14832&quot;,&quot;abstract&quot;:&quot;&lt;p&gt; Quinoa ( &lt;italic&gt;Chenopodium quinoa&lt;/italic&gt; ) is a grain-like, genetically diverse, highly complex, nutritious, and stress-tolerant food that has been used in Andean Indigenous cultures for thousands of years. Over the past several decades, numerous nutraceutical and food companies are using quinoa because of its perceived health benefits. Seeds of quinoa have a superb balance of proteins, lipids, carbohydrates, saponins, vitamins, phenolics, minerals, phytoecdysteroids, glycine betaine, and betalains. Quinoa due to its high nutritional protein contents, minerals, secondary metabolites and lack of gluten, is used as the main food source worldwide. In upcoming years, the frequency of extreme events and climatic variations is projected to increase which will have an impact on reliable and safe production of food. Quinoa due to its high nutritional quality and adaptability has been suggested as a good candidate to offer increased food security in a world with increased climatic variations. Quinoa possesses an exceptional ability to grow and adapt in varied and contrasting environments, including drought, saline soil, cold, heat UV-B radiation, and heavy metals. Adaptations in salinity and drought are the most commonly studied stresses in quinoa and their genetic diversity associated with two stresses has been extensively elucidated. Because of the traditional wide-ranging cultivation area of quinoa, different quinoa cultivars are available that are specifically adapted for specific stress and with broad genetic variability. This review will give a brief overview of the various physiological, morphological and metabolic adaptations in response to several abiotic stresses. &lt;/p&gt;&quot;,&quot;volume&quot;:&quot;11&quot;},&quot;isTemporary&quot;:false,&quot;suppress-author&quot;:false,&quot;composite&quot;:false,&quot;author-only&quot;:false},{&quot;id&quot;:&quot;5611579f-5efb-373b-b3cd-f945b7fda980&quot;,&quot;itemData&quot;:{&quot;type&quot;:&quot;article-journal&quot;,&quot;id&quot;:&quot;5611579f-5efb-373b-b3cd-f945b7fda980&quot;,&quot;title&quot;:&quot;Evaluación morfoagronómica de 100 accesiones de quinua (&lt;i&gt;Chenopodium quinoa&lt;/i&gt; Willd.) por su respuesta a mildiu (&lt;i&gt;Peronospora variabilis&lt;/i&gt; Gäum), rendimiento y contenido de saponina en Cusco, Perú&quot;,&quot;author&quot;:[{&quot;family&quot;:&quot;Estrada Zúniga&quot;,&quot;given&quot;:&quot;Rigoberto&quot;,&quot;parse-names&quot;:false,&quot;dropping-particle&quot;:&quot;&quot;,&quot;non-dropping-particle&quot;:&quot;&quot;},{&quot;family&quot;:&quot;Bobadilla&quot;,&quot;given&quot;:&quot;Leidy G.&quot;,&quot;parse-names&quot;:false,&quot;dropping-particle&quot;:&quot;&quot;,&quot;non-dropping-particle&quot;:&quot;&quot;},{&quot;family&quot;:&quot;Neyra Valdez&quot;,&quot;given&quot;:&quot;Edgar&quot;,&quot;parse-names&quot;:false,&quot;dropping-particle&quot;:&quot;&quot;,&quot;non-dropping-particle&quot;:&quot;&quot;},{&quot;family&quot;:&quot;Manotupa Tupa&quot;,&quot;given&quot;:&quot;Michael Bryan&quot;,&quot;parse-names&quot;:false,&quot;dropping-particle&quot;:&quot;&quot;,&quot;non-dropping-particle&quot;:&quot;&quot;},{&quot;family&quot;:&quot;Álvarez Caceres&quot;,&quot;given&quot;:&quot;Aquilino&quot;,&quot;parse-names&quot;:false,&quot;dropping-particle&quot;:&quot;&quot;,&quot;non-dropping-particle&quot;:&quot;&quot;},{&quot;family&quot;:&quot;Céspedes Florez&quot;,&quot;given&quot;:&quot;Elizabet&quot;,&quot;parse-names&quot;:false,&quot;dropping-particle&quot;:&quot;&quot;,&quot;non-dropping-particle&quot;:&quot;&quot;}],&quot;container-title&quot;:&quot;Avances en Investigación Agropecuaria&quot;,&quot;container-title-short&quot;:&quot;Av. Investig. Agropecu.&quot;,&quot;DOI&quot;:&quot;10.53897/RevAIA.22.26.04&quot;,&quot;ISSN&quot;:&quot;2683-1716&quot;,&quot;issued&quot;:{&quot;date-parts&quot;:[[2022,1,1]]},&quot;page&quot;:&quot;47-61&quot;,&quot;abstract&quot;:&quot;&lt;p&gt;seleccionar accesiones de quinua como posibles diferenciales de reacción positiva a mildiu que identifiquen la variabilidad de Peronospora variabilis Gäum como patógeno recolectado en cinco departamentos y evaluado en Cusco. Materiales y métodos: se colectaron muestras de mildiu del altiplano (Puno), valles interandinos (Cusco, Apurímac, Ayacucho) y costa (Arequipa), obteniendo 175 muestras de mildiu. La instalación del experimento fue con 100 accesiones de quinua del Banco de Germoplasma de la EEAA en campos de cultivo durante dos campañas productivas; para su valoración se utilizaron descriptores de quinua y se evaluaron características agronómicas, rendimiento, reacción a mildiu (P. variabilis), área bajo la curva de crecimiento de la enfermedad (AUDPC, por sus siglas en inglés) y porcentaje de saponina. Además, se realizaron pruebas de virulencia y evaluaciones de severidad despues de inocular las accesiones de quinua con mildiu en invernadero. Resultados: la evaluación morfoagronómica permitió la selección como posibles diferenciales con reacción positiva a mildiu a los genotipos: RR.GG.41 para aislados de Ayacucho, RR.GG.09 para aislados de Apurímac, RR.GG.16 para aislados de Apurímac y Arequipa, RR.GG.57 para aislados de Puno y Apurímac, RR.GG.26 para aislados de Ayacucho y Apurímac, RR.GG.38 para aislados de Cusco y Arequipa RR.GG.43 para aislados de Puno y Arequipa, RR.GG.76 para aislados de Cusco y Arequipa y las accesiones de quinua RR.GG.11, RR.GG.22, RR.GG.55, RR.GG.64 para los 142 aislados que se logró obtener de las 175 muestras de los cinco departamentos. Conclusión: la identificación de doce posibles plantas diferenciales permite conocer la variabilidad del patógeno en los valles costeros, interandinos y altiplano.&lt;/p&gt;&quot;,&quot;issue&quot;:&quot;1&quot;,&quot;volume&quot;:&quot;26&quot;},&quot;isTemporary&quot;:false}]},{&quot;citationID&quot;:&quot;MENDELEY_CITATION_da3028cb-700c-4045-aab4-73a2cbc2e188&quot;,&quot;properties&quot;:{&quot;noteIndex&quot;:0},&quot;isEdited&quot;:false,&quot;manualOverride&quot;:{&quot;isManuallyOverridden&quot;:false,&quot;citeprocText&quot;:&quot;(González-Martínez et al., 2020; Laura Sucasaca, 2023)&quot;,&quot;manualOverrideText&quot;:&quot;&quot;},&quot;citationTag&quot;:&quot;MENDELEY_CITATION_v3_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&quot;,&quot;citationItems&quot;:[{&quot;id&quot;:&quot;e6679cbd-c90a-3d42-9b4a-397171ebf9ca&quot;,&quot;itemData&quot;:{&quot;type&quot;:&quot;article-journal&quot;,&quot;id&quot;:&quot;e6679cbd-c90a-3d42-9b4a-397171ebf9ca&quot;,&quot;title&quot;:&quot;Diversidad morfológica y agronómica de maíces nativos del Altiplano de Tamaulipas, México&quot;,&quot;author&quot;:[{&quot;family&quot;:&quot;González-Martínez&quot;,&quot;given&quot;:&quot;Javier&quot;,&quot;parse-names&quot;:false,&quot;dropping-particle&quot;:&quot;&quot;,&quot;non-dropping-particle&quot;:&quot;&quot;},{&quot;family&quot;:&quot;Rocandio-Rodríguez&quot;,&quot;given&quot;:&quot;Mario&quot;,&quot;parse-names&quot;:false,&quot;dropping-particle&quot;:&quot;&quot;,&quot;non-dropping-particle&quot;:&quot;&quot;},{&quot;family&quot;:&quot;Contreras-Toledo&quot;,&quot;given&quot;:&quot;Aremi R.&quot;,&quot;parse-names&quot;:false,&quot;dropping-particle&quot;:&quot;&quot;,&quot;non-dropping-particle&quot;:&quot;&quot;},{&quot;family&quot;:&quot;Joaquín-Cancino&quot;,&quot;given&quot;:&quot;Santiago&quot;,&quot;parse-names&quot;:false,&quot;dropping-particle&quot;:&quot;&quot;,&quot;non-dropping-particle&quot;:&quot;&quot;},{&quot;family&quot;:&quot;Vanoye-Eligio&quot;,&quot;given&quot;:&quot;Venancio&quot;,&quot;parse-names&quot;:false,&quot;dropping-particle&quot;:&quot;&quot;,&quot;non-dropping-particle&quot;:&quot;&quot;},{&quot;family&quot;:&quot;Chacón-Hernández&quot;,&quot;given&quot;:&quot;Julio C.&quot;,&quot;parse-names&quot;:false,&quot;dropping-particle&quot;:&quot;&quot;,&quot;non-dropping-particle&quot;:&quot;&quot;},{&quot;family&quot;:&quot;Hernández-Bautista&quot;,&quot;given&quot;:&quot;Aurelio&quot;,&quot;parse-names&quot;:false,&quot;dropping-particle&quot;:&quot;&quot;,&quot;non-dropping-particle&quot;:&quot;&quot;}],&quot;container-title&quot;:&quot;Revista Fitotecnia Mexicana&quot;,&quot;DOI&quot;:&quot;10.35196/rfm.2020.4.361&quot;,&quot;ISSN&quot;:&quot;0187-7380&quot;,&quot;issued&quot;:{&quot;date-parts&quot;:[[2020,12,28]]},&quot;page&quot;:&quot;361&quot;,&quot;abstract&quot;:&quot;&lt;p&gt;El estado de Tamaulipas en México es considerado como parte de los centros de origen del maíz nativo, los maíces que ahí se cultivan poseen características agronómicas de importancia y son ampliamente diversos; sin embargo, los estudios de diversidad en el estado han sido pocos. Se analizó la diversidad morfológica y agronómica entre poblaciones de maíz nativo cultivadas en el Altiplano de Tamaulipas. Se establecieron experimentos en los municipios de Jaumave, Tula y Güémez, Tamaulipas, bajo un diseño experimental de bloques completos al azar en los ciclos de siembra otoño-invierno 2016-2017 y primavera-verano del 2017, con 98 poblaciones de maíz nativo y dos testigos. Se registraron 33 caracteres morfológicos, se sometieron a análisis de varianza combinado; la agrupación de la diversidad se realizó mediante análisis de componentes principales. El análisis de componentes principales explico el 73.96 % de la variación total y mostró que los caracteres fenológicos y de mazorca fueron los que mayormente sustentaron la variación morfológica. El análisis de conglomerados permitió la identificación de dos grandes grupos morfológicos, donde predominó la raza Ratón. La variación del maíz nativo de Tamaulipas es amplia y contínua, en la cual se podrían encontrar alelos de interés para incorporarlos a programas de mejoramiento genético de maíz.&lt;/p&gt;&quot;,&quot;issue&quot;:&quot;4&quot;,&quot;volume&quot;:&quot;43&quot;,&quot;container-title-short&quot;:&quot;&quot;},&quot;isTemporary&quot;:false,&quot;suppress-author&quot;:false,&quot;composite&quot;:false,&quot;author-only&quot;:false},{&quot;id&quot;:&quot;10f0a1cb-fd46-38e6-8de3-dbdbc88e9cf9&quot;,&quot;itemData&quot;:{&quot;type&quot;:&quot;article-journal&quot;,&quot;id&quot;:&quot;10f0a1cb-fd46-38e6-8de3-dbdbc88e9cf9&quot;,&quot;title&quot;:&quot;Caracterización agronómica y morfológica de las accesiones de quinua (&lt;i&gt;Chenopodium quínoa&lt;/i&gt; Willd) obtenidas ancestralmente vía descriptor Bioversity International&quot;,&quot;author&quot;:[{&quot;family&quot;:&quot;Laura Sucasaca&quot;,&quot;given&quot;:&quot;Rigoberto&quot;,&quot;parse-names&quot;:false,&quot;dropping-particle&quot;:&quot;&quot;,&quot;non-dropping-particle&quot;:&quot;&quot;}],&quot;container-title&quot;:&quot;Revista de Investigaciones&quot;,&quot;DOI&quot;:&quot;10.26788/ri.v12i1.4398&quot;,&quot;ISSN&quot;:&quot;2077-8686&quot;,&quot;issued&quot;:{&quot;date-parts&quot;:[[2023,3,31]]},&quot;page&quot;:&quot;1-14&quot;,&quot;abstract&quot;:&quot;&lt;p&gt;La quinua (Chenopodium quinoa Willd.) es una planta herbácea anual, cultivo de grano que se originó por su robustez en las regiones andinas del Perú y Bolivia, principalmente en el altiplano, en la que se practica una agricultura propia, donde el conocimiento ancestral de su variabilidad es patente en valor nutricional, ambiental – ecológico (huella hídrica), ritual, pigmentos carofil antocianina (coloración); este trabajo se inició el 15 de octubre del 2019 y finaliza enero del 2022, en los centros experimentales de Camacani e Illpa de la Universidad Nacional del Altiplano Puno, cuyo objetivos son: Caracterización agronómica y morfológica a fin de identificar las diversas estructuras anatómicas, asemejar las diversas estructuras agrarias y determinar el nivel de rendimiento de 24 accesiones de quinua, utilizado la metodología de aleatorización, según descriptor Bioversity International. El diseño estadístico experimental es factorial de 2 x 2, diseño bloque completamente al azar. Los resultados del análisis de varianza reflejaron valores altos que se encuentran en los caracteres cuantitativos que fueron sometidos a ANOVA y presentan diferencias significativas comparadas con la prueba de Duncan. Las conclusiones muestran en la accesión Maranga obtuvo 5,84 gr. es más alto peso, seguido por Salcedo INIA (5,05 g.), y Blanca de Juli (5,02 g.); en el rendimiento Negra Kollana (2,67 g), Misa2 (3,01g.); el rendimiento en parcelas, accesión Kancolla (0,652 Kg/parcela), seguido por Choclito (0,567 kg/parcela), seguido por Blanca de Juli (0,523 kg/parcela); en cuanto menor rendimiento obtuvieron accesión Qoyto con (0,260 kg/parcela), Negra kollana (0,261 kg/parcela) y Misa2 0,310 kg/parcela.&lt;/p&gt;&quot;,&quot;issue&quot;:&quot;1&quot;,&quot;volume&quot;:&quot;12&quot;,&quot;container-title-short&quot;:&quot;&quot;},&quot;isTemporary&quot;:false}]},{&quot;citationID&quot;:&quot;MENDELEY_CITATION_00ede3ea-4b61-45b0-9300-7ee4fb8352fd&quot;,&quot;properties&quot;:{&quot;noteIndex&quot;:0,&quot;mode&quot;:&quot;composite&quot;},&quot;isEdited&quot;:false,&quot;manualOverride&quot;:{&quot;isManuallyOverridden&quot;:false,&quot;citeprocText&quot;:&quot;Arias Gonzáles (2022)&quot;,&quot;manualOverrideText&quot;:&quot;&quot;},&quot;citationTag&quot;:&quot;MENDELEY_CITATION_v3_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&quot;,&quot;citationItems&quot;:[{&quot;displayAs&quot;:&quot;composite&quot;,&quot;label&quot;:&quot;page&quot;,&quot;id&quot;:&quot;c5f31d1d-4e85-33b5-9e8c-d21a38b87e94&quot;,&quot;itemData&quot;:{&quot;type&quot;:&quot;article-journal&quot;,&quot;id&quot;:&quot;c5f31d1d-4e85-33b5-9e8c-d21a38b87e94&quot;,&quot;title&quot;:&quot;Guía para elaborar la operacionalización de variables&quot;,&quot;author&quot;:[{&quot;family&quot;:&quot;Arias Gonzáles&quot;,&quot;given&quot;:&quot;José Luis&quot;,&quot;parse-names&quot;:false,&quot;dropping-particle&quot;:&quot;&quot;,&quot;non-dropping-particle&quot;:&quot;&quot;}],&quot;container-title&quot;:&quot;Espacio I+D, Innovación más desarrollo&quot;,&quot;chapter-number&quot;:&quot;Artículos&quot;,&quot;DOI&quot;:&quot;10.31644/IMASD.28.2021.a02&quot;,&quot;URL&quot;:&quot;https://espacioimasd.unach.mx/index.php/Inicio/article/view/274&quot;,&quot;issued&quot;:{&quot;date-parts&quot;:[[2022,2,25]]},&quot;abstract&quot;:&quot;&amp;lt;p&amp;gt;El presente artículo científico presenta como objetivo principal desarrollar una guía para elaborar la operacionalización de variables y está dirigida a docentes, investigadores, estudiantes de pregrado y posgrado involucrados con la investigación científica desde la ruta cuantitativa. Se pretende mostrar una herramienta que permite a los estudiantes e investigadores conocer los criterios fundamentales y los pasos a seguir para elaborar una tabla de operacionalización de variables, tanto desde la parte teórica, como de la práctica. Esta guía se desarrolla en seis partes fundamentales: Las variables, la definición conceptual de las variables, la definición operacional, dimensiones, indicadores y la escala de medición. Cada sección recoge la teorización de más de veinte autores de libros alineados al tema y la experiencia reunida del autor en la práctica de la enseñanza universitaria e investigativa.&amp;lt;/p&amp;gt;&quot;,&quot;issue&quot;:&quot;28&quot;,&quot;volume&quot;:&quot;10&quot;,&quot;container-title-short&quot;:&quot;&quot;},&quot;isTemporary&quot;:false,&quot;suppress-author&quot;:false,&quot;composite&quot;:true,&quot;author-only&quot;:false}]},{&quot;citationID&quot;:&quot;MENDELEY_CITATION_a3025ce1-d190-4516-8fe7-deafc06f1af1&quot;,&quot;properties&quot;:{&quot;noteIndex&quot;:0},&quot;isEdited&quot;:false,&quot;manualOverride&quot;:{&quot;isManuallyOverridden&quot;:false,&quot;citeprocText&quot;:&quot;(Cotes &amp;#38; Ñústez, 2001)&quot;,&quot;manualOverrideText&quot;:&quot;&quot;},&quot;citationTag&quot;:&quot;MENDELEY_CITATION_v3_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&quot;,&quot;citationItems&quot;:[{&quot;id&quot;:&quot;ffbdaced-21a8-31ab-a354-6ce6482e4722&quot;,&quot;itemData&quot;:{&quot;type&quot;:&quot;report&quot;,&quot;id&quot;:&quot;ffbdaced-21a8-31ab-a354-6ce6482e4722&quot;,&quot;title&quot;:&quot;Revista Latinoamericana de la Papa&quot;,&quot;author&quot;:[{&quot;family&quot;:&quot;Cotes&quot;,&quot;given&quot;:&quot;José M&quot;,&quot;parse-names&quot;:false,&quot;dropping-particle&quot;:&quot;&quot;,&quot;non-dropping-particle&quot;:&quot;&quot;},{&quot;family&quot;:&quot;Ñústez&quot;,&quot;given&quot;:&quot;Carlos E&quot;,&quot;parse-names&quot;:false,&quot;dropping-particle&quot;:&quot;&quot;,&quot;non-dropping-particle&quot;:&quot;&quot;}],&quot;URL&quot;:&quot;https://dialnet.unirioja.es/descarga/articulo/5512132.pdf&quot;,&quot;issued&quot;:{&quot;date-parts&quot;:[[2001]]},&quot;number-of-pages&quot;:&quot;15-34&quot;,&quot;volume&quot;:&quot;12&quot;,&quot;container-title-short&quot;:&quot;&quot;},&quot;isTemporary&quot;:false,&quot;suppress-author&quot;:false,&quot;composite&quot;:false,&quot;author-only&quot;:false}]},{&quot;citationID&quot;:&quot;MENDELEY_CITATION_fb664c7b-7b40-4ab6-99a1-87f4e8660e3c&quot;,&quot;properties&quot;:{&quot;noteIndex&quot;:0},&quot;isEdited&quot;:false,&quot;manualOverride&quot;:{&quot;isManuallyOverridden&quot;:false,&quot;citeprocText&quot;:&quot;(Cárdenas Valverde et al., 2023)&quot;,&quot;manualOverrideText&quot;:&quot;&quot;},&quot;citationTag&quot;:&quot;MENDELEY_CITATION_v3_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&quot;,&quot;citationItems&quot;:[{&quot;id&quot;:&quot;d04e47d1-b0b9-3e3f-8529-5fc3d4c692f9&quot;,&quot;itemData&quot;:{&quot;type&quot;:&quot;book&quot;,&quot;id&quot;:&quot;d04e47d1-b0b9-3e3f-8529-5fc3d4c692f9&quot;,&quot;title&quot;:&quot;Círculos de interaprendizaje para la redacción de cuestionarios sobre sobre evaluación&quot;,&quot;author&quot;:[{&quot;family&quot;:&quot;Cárdenas Valverde&quot;,&quot;given&quot;:&quot;Juan Carlos&quot;,&quot;parse-names&quot;:false,&quot;dropping-particle&quot;:&quot;&quot;,&quot;non-dropping-particle&quot;:&quot;&quot;},{&quot;family&quot;:&quot;Flores Poma&quot;,&quot;given&quot;:&quot;Irina Giovanna&quot;,&quot;parse-names&quot;:false,&quot;dropping-particle&quot;:&quot;&quot;,&quot;non-dropping-particle&quot;:&quot;&quot;},{&quot;family&quot;:&quot;Cárdenas Flores&quot;,&quot;given&quot;:&quot;Jean Edward&quot;,&quot;parse-names&quot;:false,&quot;dropping-particle&quot;:&quot;&quot;,&quot;non-dropping-particle&quot;:&quot;&quot;},{&quot;family&quot;:&quot;Cárdenas Flores&quot;,&quot;given&quot;:&quot;Kimberly Johana&quot;,&quot;parse-names&quot;:false,&quot;dropping-particle&quot;:&quot;&quot;,&quot;non-dropping-particle&quot;:&quot;&quot;},{&quot;family&quot;:&quot;Aguado Riveros&quot;,&quot;given&quot;:&quot;Uldarico Inocencio&quot;,&quot;parse-names&quot;:false,&quot;dropping-particle&quot;:&quot;&quot;,&quot;non-dropping-particle&quot;:&quot;&quot;},{&quot;family&quot;:&quot;Goyas Baldoceda&quot;,&quot;given&quot;:&quot;Ana María&quot;,&quot;parse-names&quot;:false,&quot;dropping-particle&quot;:&quot;&quot;,&quot;non-dropping-particle&quot;:&quot;&quot;},{&quot;family&quot;:&quot;Cayllahua Yarasca&quot;,&quot;given&quot;:&quot;Ubaldo&quot;,&quot;parse-names&quot;:false,&quot;dropping-particle&quot;:&quot;&quot;,&quot;non-dropping-particle&quot;:&quot;&quot;},{&quot;family&quot;:&quot;Salomé Maita&quot;,&quot;given&quot;:&quot;Gina Eliana&quot;,&quot;parse-names&quot;:false,&quot;dropping-particle&quot;:&quot;&quot;,&quot;non-dropping-particle&quot;:&quot;&quot;},{&quot;family&quot;:&quot;Molina Espinoza&quot;,&quot;given&quot;:&quot;Maruja Reyna&quot;,&quot;parse-names&quot;:false,&quot;dropping-particle&quot;:&quot;&quot;,&quot;non-dropping-particle&quot;:&quot;&quot;},{&quot;family&quot;:&quot;Inga Choque&quot;,&quot;given&quot;:&quot;Vilma&quot;,&quot;parse-names&quot;:false,&quot;dropping-particle&quot;:&quot;&quot;,&quot;non-dropping-particle&quot;:&quot;&quot;}],&quot;DOI&quot;:&quot;10.37885/978-65-5360-497-1&quot;,&quot;ISBN&quot;:&quot;9786553604971&quot;,&quot;issued&quot;:{&quot;date-parts&quot;:[[2023]]},&quot;publisher&quot;:&quot;Editora Científica Digital&quot;,&quot;container-title-short&quot;:&quot;&quot;},&quot;isTemporary&quot;:false,&quot;suppress-author&quot;:false,&quot;composite&quot;:false,&quot;author-only&quot;:false}]},{&quot;citationID&quot;:&quot;MENDELEY_CITATION_1af11d29-1e6f-4a22-a1b4-950a241682a7&quot;,&quot;properties&quot;:{&quot;noteIndex&quot;:0},&quot;isEdited&quot;:false,&quot;manualOverride&quot;:{&quot;isManuallyOverridden&quot;:false,&quot;citeprocText&quot;:&quot;(Cárdenas Valverde et al., 2023)&quot;,&quot;manualOverrideText&quot;:&quot;&quot;},&quot;citationTag&quot;:&quot;MENDELEY_CITATION_v3_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&quot;,&quot;citationItems&quot;:[{&quot;id&quot;:&quot;d04e47d1-b0b9-3e3f-8529-5fc3d4c692f9&quot;,&quot;itemData&quot;:{&quot;type&quot;:&quot;book&quot;,&quot;id&quot;:&quot;d04e47d1-b0b9-3e3f-8529-5fc3d4c692f9&quot;,&quot;title&quot;:&quot;Círculos de interaprendizaje para la redacción de cuestionarios sobre sobre evaluación&quot;,&quot;author&quot;:[{&quot;family&quot;:&quot;Cárdenas Valverde&quot;,&quot;given&quot;:&quot;Juan Carlos&quot;,&quot;parse-names&quot;:false,&quot;dropping-particle&quot;:&quot;&quot;,&quot;non-dropping-particle&quot;:&quot;&quot;},{&quot;family&quot;:&quot;Flores Poma&quot;,&quot;given&quot;:&quot;Irina Giovanna&quot;,&quot;parse-names&quot;:false,&quot;dropping-particle&quot;:&quot;&quot;,&quot;non-dropping-particle&quot;:&quot;&quot;},{&quot;family&quot;:&quot;Cárdenas Flores&quot;,&quot;given&quot;:&quot;Jean Edward&quot;,&quot;parse-names&quot;:false,&quot;dropping-particle&quot;:&quot;&quot;,&quot;non-dropping-particle&quot;:&quot;&quot;},{&quot;family&quot;:&quot;Cárdenas Flores&quot;,&quot;given&quot;:&quot;Kimberly Johana&quot;,&quot;parse-names&quot;:false,&quot;dropping-particle&quot;:&quot;&quot;,&quot;non-dropping-particle&quot;:&quot;&quot;},{&quot;family&quot;:&quot;Aguado Riveros&quot;,&quot;given&quot;:&quot;Uldarico Inocencio&quot;,&quot;parse-names&quot;:false,&quot;dropping-particle&quot;:&quot;&quot;,&quot;non-dropping-particle&quot;:&quot;&quot;},{&quot;family&quot;:&quot;Goyas Baldoceda&quot;,&quot;given&quot;:&quot;Ana María&quot;,&quot;parse-names&quot;:false,&quot;dropping-particle&quot;:&quot;&quot;,&quot;non-dropping-particle&quot;:&quot;&quot;},{&quot;family&quot;:&quot;Cayllahua Yarasca&quot;,&quot;given&quot;:&quot;Ubaldo&quot;,&quot;parse-names&quot;:false,&quot;dropping-particle&quot;:&quot;&quot;,&quot;non-dropping-particle&quot;:&quot;&quot;},{&quot;family&quot;:&quot;Salomé Maita&quot;,&quot;given&quot;:&quot;Gina Eliana&quot;,&quot;parse-names&quot;:false,&quot;dropping-particle&quot;:&quot;&quot;,&quot;non-dropping-particle&quot;:&quot;&quot;},{&quot;family&quot;:&quot;Molina Espinoza&quot;,&quot;given&quot;:&quot;Maruja Reyna&quot;,&quot;parse-names&quot;:false,&quot;dropping-particle&quot;:&quot;&quot;,&quot;non-dropping-particle&quot;:&quot;&quot;},{&quot;family&quot;:&quot;Inga Choque&quot;,&quot;given&quot;:&quot;Vilma&quot;,&quot;parse-names&quot;:false,&quot;dropping-particle&quot;:&quot;&quot;,&quot;non-dropping-particle&quot;:&quot;&quot;}],&quot;DOI&quot;:&quot;10.37885/978-65-5360-497-1&quot;,&quot;ISBN&quot;:&quot;9786553604971&quot;,&quot;issued&quot;:{&quot;date-parts&quot;:[[2023]]},&quot;publisher&quot;:&quot;Editora Científica Digital&quot;,&quot;container-title-short&quot;:&quot;&quot;},&quot;isTemporary&quot;:false,&quot;suppress-author&quot;:false,&quot;composite&quot;:false,&quot;author-only&quot;:false}]},{&quot;citationID&quot;:&quot;MENDELEY_CITATION_edd0cdd2-8183-4004-b7e7-4d1c71fee6ec&quot;,&quot;properties&quot;:{&quot;noteIndex&quot;:0},&quot;isEdited&quot;:false,&quot;manualOverride&quot;:{&quot;isManuallyOverridden&quot;:false,&quot;citeprocText&quot;:&quot;(Hinojosa Mamani et al., 2024)&quot;,&quot;manualOverrideText&quot;:&quot;&quot;},&quot;citationTag&quot;:&quot;MENDELEY_CITATION_v3_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&quot;,&quot;citationItems&quot;:[{&quot;id&quot;:&quot;1c4e978d-63a7-3ed5-824d-e737ef363308&quot;,&quot;itemData&quot;:{&quot;type&quot;:&quot;book&quot;,&quot;id&quot;:&quot;1c4e978d-63a7-3ed5-824d-e737ef363308&quot;,&quot;title&quot;:&quot;Proyecto de tesis: Guía práctica para investigación cuantitativa&quot;,&quot;author&quot;:[{&quot;family&quot;:&quot;Hinojosa Mamani&quot;,&quot;given&quot;:&quot;Jhonatan&quot;,&quot;parse-names&quot;:false,&quot;dropping-particle&quot;:&quot;&quot;,&quot;non-dropping-particle&quot;:&quot;&quot;},{&quot;family&quot;:&quot;Mamani Gamarra&quot;,&quot;given&quot;:&quot;Javier Elías&quot;,&quot;parse-names&quot;:false,&quot;dropping-particle&quot;:&quot;&quot;,&quot;non-dropping-particle&quot;:&quot;&quot;},{&quot;family&quot;:&quot;Catacora Lucana&quot;,&quot;given&quot;:&quot;Edison&quot;,&quot;parse-names&quot;:false,&quot;dropping-particle&quot;:&quot;&quot;,&quot;non-dropping-particle&quot;:&quot;&quot;}],&quot;DOI&quot;:&quot;10.37885/978-65-5360-556-5&quot;,&quot;ISBN&quot;:&quot;9786553605565&quot;,&quot;issued&quot;:{&quot;date-parts&quot;:[[2024]]},&quot;publisher&quot;:&quot;Editora Científica Digital&quot;,&quot;container-title-short&quot;:&quot;&quot;},&quot;isTemporary&quot;:false,&quot;suppress-author&quot;:false,&quot;composite&quot;:false,&quot;author-only&quot;:false}]},{&quot;citationID&quot;:&quot;MENDELEY_CITATION_92558869-4dbb-46cf-be1d-08a52649ba19&quot;,&quot;properties&quot;:{&quot;noteIndex&quot;:0},&quot;isEdited&quot;:false,&quot;manualOverride&quot;:{&quot;isManuallyOverridden&quot;:false,&quot;citeprocText&quot;:&quot;(Hinojosa Mamani et al., 2024)&quot;,&quot;manualOverrideText&quot;:&quot;&quot;},&quot;citationTag&quot;:&quot;MENDELEY_CITATION_v3_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&quot;,&quot;citationItems&quot;:[{&quot;id&quot;:&quot;1c4e978d-63a7-3ed5-824d-e737ef363308&quot;,&quot;itemData&quot;:{&quot;type&quot;:&quot;book&quot;,&quot;id&quot;:&quot;1c4e978d-63a7-3ed5-824d-e737ef363308&quot;,&quot;title&quot;:&quot;Proyecto de tesis: Guía práctica para investigación cuantitativa&quot;,&quot;author&quot;:[{&quot;family&quot;:&quot;Hinojosa Mamani&quot;,&quot;given&quot;:&quot;Jhonatan&quot;,&quot;parse-names&quot;:false,&quot;dropping-particle&quot;:&quot;&quot;,&quot;non-dropping-particle&quot;:&quot;&quot;},{&quot;family&quot;:&quot;Mamani Gamarra&quot;,&quot;given&quot;:&quot;Javier Elías&quot;,&quot;parse-names&quot;:false,&quot;dropping-particle&quot;:&quot;&quot;,&quot;non-dropping-particle&quot;:&quot;&quot;},{&quot;family&quot;:&quot;Catacora Lucana&quot;,&quot;given&quot;:&quot;Edison&quot;,&quot;parse-names&quot;:false,&quot;dropping-particle&quot;:&quot;&quot;,&quot;non-dropping-particle&quot;:&quot;&quot;}],&quot;DOI&quot;:&quot;10.37885/978-65-5360-556-5&quot;,&quot;ISBN&quot;:&quot;9786553605565&quot;,&quot;issued&quot;:{&quot;date-parts&quot;:[[2024]]},&quot;publisher&quot;:&quot;Editora Científica Digital&quot;,&quot;container-title-short&quot;:&quot;&quot;},&quot;isTemporary&quot;:false,&quot;suppress-author&quot;:false,&quot;composite&quot;:false,&quot;author-only&quot;:false}]},{&quot;citationID&quot;:&quot;MENDELEY_CITATION_8853fc4e-9425-4f5b-afb6-ce3e15792813&quot;,&quot;properties&quot;:{&quot;noteIndex&quot;:0,&quot;mode&quot;:&quot;composite&quot;},&quot;isEdited&quot;:false,&quot;manualOverride&quot;:{&quot;isManuallyOverridden&quot;:false,&quot;citeprocText&quot;:&quot;Bioversity International et al. (2013)&quot;,&quot;manualOverrideText&quot;:&quot;&quot;},&quot;citationTag&quot;:&quot;MENDELEY_CITATION_v3_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&quot;,&quot;citationItems&quot;:[{&quot;displayAs&quot;:&quot;composite&quot;,&quot;label&quot;:&quot;page&quot;,&quot;id&quot;:&quot;566879d4-31e2-3de5-9201-038f4fdb3367&quot;,&quot;itemData&quot;:{&quot;type&quot;:&quot;book&quot;,&quot;id&quot;:&quot;566879d4-31e2-3de5-9201-038f4fdb3367&quot;,&quot;title&quot;:&quot;Descriptores para quinua (&lt;i&gt;Chenopodium quinoa&lt;/i&gt; Willd.) y sus parientes silvestres.&quot;,&quot;author&quot;:[{&quot;family&quot;:&quot;Bioversity International&quot;,&quot;given&quot;:&quot;&quot;,&quot;parse-names&quot;:false,&quot;dropping-particle&quot;:&quot;&quot;,&quot;non-dropping-particle&quot;:&quot;&quot;},{&quot;family&quot;:&quot;FAO&quot;,&quot;given&quot;:&quot;&quot;,&quot;parse-names&quot;:false,&quot;dropping-particle&quot;:&quot;&quot;,&quot;non-dropping-particle&quot;:&quot;&quot;},{&quot;family&quot;:&quot;PROINPA&quot;,&quot;given&quot;:&quot;&quot;,&quot;parse-names&quot;:false,&quot;dropping-particle&quot;:&quot;&quot;,&quot;non-dropping-particle&quot;:&quot;&quot;},{&quot;family&quot;:&quot;INIAF&quot;,&quot;given&quot;:&quot;&quot;,&quot;parse-names&quot;:false,&quot;dropping-particle&quot;:&quot;&quot;,&quot;non-dropping-particle&quot;:&quot;&quot;},{&quot;family&quot;:&quot;FIDA&quot;,&quot;given&quot;:&quot;&quot;,&quot;parse-names&quot;:false,&quot;dropping-particle&quot;:&quot;&quot;,&quot;non-dropping-particle&quot;:&quot;&quot;}],&quot;editor&quot;:[{&quot;family&quot;:&quot;Bioversity International&quot;,&quot;given&quot;:&quot;&quot;,&quot;parse-names&quot;:false,&quot;dropping-particle&quot;:&quot;&quot;,&quot;non-dropping-particle&quot;:&quot;&quot;}],&quot;URL&quot;:&quot;https://www.fao.org/4/aq658s/aq658s.pdf&quot;,&quot;issued&quot;:{&quot;date-parts&quot;:[[2013]]},&quot;container-title-short&quot;:&quot;&quot;},&quot;isTemporary&quot;:false,&quot;suppress-author&quot;:false,&quot;composite&quot;:true,&quot;author-only&quot;:false}]},{&quot;citationID&quot;:&quot;MENDELEY_CITATION_7a505e57-136a-42b2-93ea-3f1673aacc59&quot;,&quot;properties&quot;:{&quot;noteIndex&quot;:0},&quot;isEdited&quot;:false,&quot;manualOverride&quot;:{&quot;isManuallyOverridden&quot;:false,&quot;citeprocText&quot;:&quot;(R Core Team, 2026)&quot;,&quot;manualOverrideText&quot;:&quot;&quot;},&quot;citationTag&quot;:&quot;MENDELEY_CITATION_v3_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&quot;,&quot;citationItems&quot;:[{&quot;id&quot;:&quot;7904c913-7538-3d04-920b-2865dabf747f&quot;,&quot;itemData&quot;:{&quot;type&quot;:&quot;article&quot;,&quot;id&quot;:&quot;7904c913-7538-3d04-920b-2865dabf747f&quot;,&quot;title&quot;:&quot;R: A language and environment for statistical computing&quot;,&quot;author&quot;:[{&quot;family&quot;:&quot;R Core Team&quot;,&quot;given&quot;:&quot;&quot;,&quot;parse-names&quot;:false,&quot;dropping-particle&quot;:&quot;&quot;,&quot;non-dropping-particle&quot;:&quot;&quot;}],&quot;number&quot;:&quot;Versión 4.4.3&quot;,&quot;issued&quot;:{&quot;date-parts&quot;:[[2026]]},&quot;publisher&quot;:&quot;R Foundation for Statistical Computing&quot;,&quot;container-title-short&quot;:&quot;&quot;},&quot;isTemporary&quot;:false,&quot;suppress-author&quot;:false,&quot;composite&quot;:false,&quot;author-only&quot;:false}]}]"/>
+    <we:property name="MENDELEY_BIBLIOGRAPHY_LAST_MODIFIED" value="1774538964555"/>
+    <we:property name="MENDELEY_CITATIONS" value="[{&quot;citationID&quot;:&quot;MENDELEY_CITATION_5fc4a159-a06c-4798-8846-445012b078c3&quot;,&quot;properties&quot;:{&quot;noteIndex&quot;:0},&quot;isEdited&quot;:false,&quot;manualOverride&quot;:{&quot;isManuallyOverridden&quot;:false,&quot;citeprocText&quot;:&quot;(Chen et al., 2023)&quot;,&quot;manualOverrideText&quot;:&quot;&quot;},&quot;citationTag&quot;:&quot;MENDELEY_CITATION_v3_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&quot;,&quot;citationItems&quot;:[{&quot;id&quot;:&quot;d9333616-ea32-3e53-8cc2-cadfb31c0f5e&quot;,&quot;itemData&quot;:{&quot;type&quot;:&quot;article-journal&quot;,&quot;id&quot;:&quot;d9333616-ea32-3e53-8cc2-cadfb31c0f5e&quot;,&quot;title&quot;:&quot;Assessment and comparison of nutritional qualities of thirty quinoa (&lt;i&gt;Chenopodium quinoa&lt;/i&gt; Willd.) seed varieties&quot;,&quot;author&quot;:[{&quot;family&quot;:&quot;Chen&quot;,&quot;given&quot;:&quot;Xuan&quot;,&quot;parse-names&quot;:false,&quot;dropping-particle&quot;:&quot;&quot;,&quot;non-dropping-particle&quot;:&quot;&quot;},{&quot;family&quot;:&quot;Zhang&quot;,&quot;given&quot;:&quot;Yueyue&quot;,&quot;parse-names&quot;:false,&quot;dropping-particle&quot;:&quot;&quot;,&quot;non-dropping-particle&quot;:&quot;&quot;},{&quot;family&quot;:&quot;Cao&quot;,&quot;given&quot;:&quot;Beier&quot;,&quot;parse-names&quot;:false,&quot;dropping-particle&quot;:&quot;&quot;,&quot;non-dropping-particle&quot;:&quot;&quot;},{&quot;family&quot;:&quot;Wei&quot;,&quot;given&quot;:&quot;Xiaonan&quot;,&quot;parse-names&quot;:false,&quot;dropping-particle&quot;:&quot;&quot;,&quot;non-dropping-particle&quot;:&quot;&quot;},{&quot;family&quot;:&quot;Shen&quot;,&quot;given&quot;:&quot;Zhenguo&quot;,&quot;parse-names&quot;:false,&quot;dropping-particle&quot;:&quot;&quot;,&quot;non-dropping-particle&quot;:&quot;&quot;},{&quot;family&quot;:&quot;Su&quot;,&quot;given&quot;:&quot;Nana&quot;,&quot;parse-names&quot;:false,&quot;dropping-particle&quot;:&quot;&quot;,&quot;non-dropping-particle&quot;:&quot;&quot;}],&quot;container-title&quot;:&quot;Food Chemistry: X&quot;,&quot;container-title-short&quot;:&quot;Food Chem. X&quot;,&quot;DOI&quot;:&quot;10.1016/j.fochx.2023.100808&quot;,&quot;ISSN&quot;:&quot;25901575&quot;,&quot;issued&quot;:{&quot;date-parts&quot;:[[2023,10]]},&quot;page&quot;:&quot;100808&quot;,&quot;volume&quot;:&quot;19&quot;},&quot;isTemporary&quot;:false,&quot;suppress-author&quot;:false,&quot;composite&quot;:false,&quot;author-only&quot;:false}]},{&quot;citationID&quot;:&quot;MENDELEY_CITATION_befa17d2-f389-4372-b42d-1befd9cf0007&quot;,&quot;properties&quot;:{&quot;noteIndex&quot;:0},&quot;isEdited&quot;:false,&quot;manualOverride&quot;:{&quot;isManuallyOverridden&quot;:false,&quot;citeprocText&quot;:&quot;(Silva-García et al., 2024)&quot;,&quot;manualOverrideText&quot;:&quot;&quot;},&quot;citationTag&quot;:&quot;MENDELEY_CITATION_v3_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&quot;,&quot;citationItems&quot;:[{&quot;id&quot;:&quot;597dd7fa-d36b-365f-a12f-bf9fcb5e0bbb&quot;,&quot;itemData&quot;:{&quot;type&quot;:&quot;article-journal&quot;,&quot;id&quot;:&quot;597dd7fa-d36b-365f-a12f-bf9fcb5e0bbb&quot;,&quot;title&quot;:&quot;Caracterización agronómica de materiales extraterritoriales de quinua (&lt;i&gt;Chenopodium quinoa&lt;/i&gt; Willd.) en la provincia Bolívar&quot;,&quot;author&quot;:[{&quot;family&quot;:&quot;Silva-García&quot;,&quot;given&quot;:&quot;David&quot;,&quot;parse-names&quot;:false,&quot;dropping-particle&quot;:&quot;&quot;,&quot;non-dropping-particle&quot;:&quot;&quot;},{&quot;family&quot;:&quot;Rodríguez-Maldonado&quot;,&quot;given&quot;:&quot;Eduardo&quot;,&quot;parse-names&quot;:false,&quot;dropping-particle&quot;:&quot;&quot;,&quot;non-dropping-particle&quot;:&quot;&quot;},{&quot;family&quot;:&quot;Román-Ramos&quot;,&quot;given&quot;:&quot;Andrea&quot;,&quot;parse-names&quot;:false,&quot;dropping-particle&quot;:&quot;&quot;,&quot;non-dropping-particle&quot;:&quot;&quot;}],&quot;container-title&quot;:&quot;Revista Agrotecnológica Amazónica&quot;,&quot;DOI&quot;:&quot;10.51252/raa.v4i2.748&quot;,&quot;ISSN&quot;:&quot;2710-0510&quot;,&quot;issued&quot;:{&quot;date-parts&quot;:[[2024,7,10]]},&quot;page&quot;:&quot;e748&quot;,&quot;abstract&quot;:&quot;&lt;p&gt;La quinua originaria de Sudamérica ha tomado importancia en los últimos años dentro de los sistemas de producción debido a su importancia económica y valor nutricional. En la región andina del Ecuador se encuentran materiales de quinua con características potenciales para ser usados. En este contexto, la provincia de Bolívar tiene condiciones edafoclimáticas para producción, por lo que es importante la caracterización agromorfológica de germoplasma que permitan la diversificación de los sistemas productivos en esta provincia. La investigación se realizó con el objetivo de caracterizar accesiones potenciales de quinua por sus características agromorfológicas. El diseño estadístico utilizado fue de bloques completos al azar con tres repeticiones. Los resultados evidenciaron que las variables como la altura de planta, peso del grano por planta y de mil granos están relacionadas con el rendimiento. El mayor rendimiento fue para el cultivar LPQ-4 con 1444 kg ha-1 con un contenido medio de saponina, grano de color blanco, forma redonda y tamaño grande. Se seleccionaron a las accesiones LPQ-4, CQ-407 Pasankalla y Quinua Negra como germoplasma promisorio para diversificar los sistemas de producción de la provincia de Bolívar para abastecer el mercado local, nacional e internacional.&lt;/p&gt;&quot;,&quot;issue&quot;:&quot;2&quot;,&quot;volume&quot;:&quot;4&quot;,&quot;container-title-short&quot;:&quot;&quot;},&quot;isTemporary&quot;:false,&quot;suppress-author&quot;:false,&quot;composite&quot;:false,&quot;author-only&quot;:false}]},{&quot;citationID&quot;:&quot;MENDELEY_CITATION_aa127555-82b5-40a9-8206-9988748da01b&quot;,&quot;properties&quot;:{&quot;noteIndex&quot;:0},&quot;isEdited&quot;:false,&quot;manualOverride&quot;:{&quot;isManuallyOverridden&quot;:false,&quot;citeprocText&quot;:&quot;(Campos-Rodriguez et al., 2022; Contreras et al., 2024)&quot;,&quot;manualOverrideText&quot;:&quot;&quot;},&quot;citationTag&quot;:&quot;MENDELEY_CITATION_v3_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&quot;,&quot;citationItems&quot;:[{&quot;id&quot;:&quot;d6e195d4-0f3c-389e-a530-5f926cd2fcab&quot;,&quot;itemData&quot;:{&quot;type&quot;:&quot;article-journal&quot;,&quot;id&quot;:&quot;d6e195d4-0f3c-389e-a530-5f926cd2fcab&quot;,&quot;title&quot;:&quot;Seeds Yield and Quality of Quinoa (&lt;i&gt;Chenopodium quinoa&lt;/i&gt; Willd.) Plants Grown Under Different Nitrogen Fertilization Doses&quot;,&quot;author&quot;:[{&quot;family&quot;:&quot;Contreras&quot;,&quot;given&quot;:&quot;Samuel&quot;,&quot;parse-names&quot;:false,&quot;dropping-particle&quot;:&quot;&quot;,&quot;non-dropping-particle&quot;:&quot;&quot;},{&quot;family&quot;:&quot;Molina&quot;,&quot;given&quot;:&quot;Jorge&quot;,&quot;parse-names&quot;:false,&quot;dropping-particle&quot;:&quot;&quot;,&quot;non-dropping-particle&quot;:&quot;&quot;},{&quot;family&quot;:&quot;García&quot;,&quot;given&quot;:&quot;Margarita&quot;,&quot;parse-names&quot;:false,&quot;dropping-particle&quot;:&quot;&quot;,&quot;non-dropping-particle&quot;:&quot;&quot;},{&quot;family&quot;:&quot;Sánchez&quot;,&quot;given&quot;:&quot;Javier&quot;,&quot;parse-names&quot;:false,&quot;dropping-particle&quot;:&quot;&quot;,&quot;non-dropping-particle&quot;:&quot;&quot;},{&quot;family&quot;:&quot;Chorbadjian&quot;,&quot;given&quot;:&quot;Rodrigo&quot;,&quot;parse-names&quot;:false,&quot;dropping-particle&quot;:&quot;&quot;,&quot;non-dropping-particle&quot;:&quot;&quot;},{&quot;family&quot;:&quot;Fuentes&quot;,&quot;given&quot;:&quot;Francisco&quot;,&quot;parse-names&quot;:false,&quot;dropping-particle&quot;:&quot;&quot;,&quot;non-dropping-particle&quot;:&quot;&quot;},{&quot;family&quot;:&quot;Albornoz&quot;,&quot;given&quot;:&quot;Francisco&quot;,&quot;parse-names&quot;:false,&quot;dropping-particle&quot;:&quot;&quot;,&quot;non-dropping-particle&quot;:&quot;&quot;}],&quot;container-title&quot;:&quot;International journal of agriculture and natural resources&quot;,&quot;ISSN&quot;:&quot;2452-5731&quot;,&quot;issued&quot;:{&quot;date-parts&quot;:[[2024]]},&quot;page&quot;:&quot;68-74&quot;,&quot;publisher&quot;:&quot;scielocl&quot;,&quot;volume&quot;:&quot;51&quot;,&quot;container-title-short&quot;:&quot;&quot;},&quot;isTemporary&quot;:false,&quot;suppress-author&quot;:false,&quot;composite&quot;:false,&quot;author-only&quot;:false},{&quot;id&quot;:&quot;db29cc1c-1c3f-3615-a5f9-8472b5ffb7f8&quot;,&quot;itemData&quot;:{&quot;type&quot;:&quot;article-journal&quot;,&quot;id&quot;:&quot;db29cc1c-1c3f-3615-a5f9-8472b5ffb7f8&quot;,&quot;title&quot;:&quot;Quinoa (Chenopodium quinoa): Nutritional composition and bioactive compounds of grain and leaf, and impact of heat treatment and germination&quot;,&quot;author&quot;:[{&quot;family&quot;:&quot;Campos-Rodriguez&quot;,&quot;given&quot;:&quot;Jordy&quot;,&quot;parse-names&quot;:false,&quot;dropping-particle&quot;:&quot;&quot;,&quot;non-dropping-particle&quot;:&quot;&quot;},{&quot;family&quot;:&quot;Acosta-Coral&quot;,&quot;given&quot;:&quot;Katherine&quot;,&quot;parse-names&quot;:false,&quot;dropping-particle&quot;:&quot;&quot;,&quot;non-dropping-particle&quot;:&quot;&quot;},{&quot;family&quot;:&quot;Paucar-Menacho&quot;,&quot;given&quot;:&quot;Luz María&quot;,&quot;parse-names&quot;:false,&quot;dropping-particle&quot;:&quot;&quot;,&quot;non-dropping-particle&quot;:&quot;&quot;}],&quot;container-title&quot;:&quot;Scientia Agropecuaria&quot;,&quot;DOI&quot;:&quot;10.17268/sci.agropecu.2022.019&quot;,&quot;ISSN&quot;:&quot;20779917&quot;,&quot;issued&quot;:{&quot;date-parts&quot;:[[2022,8,8]]},&quot;page&quot;:&quot;209-220&quot;,&quot;abstract&quot;:&quot;&lt;p&gt;Quinoa (Chenopodium quinoa) is an Andean pseudocereal produced in countries such as Bolivia, Peru, Ecuador and southern Colombia, with more than 3,000 varieties, distinguished by their nutritional properties and adaptation to different agro-ecological zones. Quinoa's nutritional profile stands out for its protein, carbohydrate, lipid and gluten-free content; it is rich in vitamins; and it is an excellent source of minerals, such as calcium, magnesium, iron and phosphorus. It is one of the few foods that have in its composition all the essential amino acids, standing out from other cereals such as rice or wheat. It is an excellent source of bioactive compounds, which have antioxidant, cytotoxic, antidiabetic and anti-inflammatory properties. With respect to quinoa leaves, several studies have indicated that they have higher protein content than grains, as well as inorganic nutrients such as calcium, phosphorus, iron and zinc. In addition, they can potentially serve as a rich source of phenolic compounds and carotenoids. Conventional heat treatments greatly or slightly affect the composition of the food, including bioactive compounds and antioxidant capacity. Germination provides the product with greater bioavailability and an increase in bioactive compounds. The purpose of this work was to document research on quinoa and its leaves, the effect of thermal treatments and germination on its bioactive compounds, in order to promote the creation and innovation of products based on its bioactive compounds, thus combating malnutrition in our population.&lt;/p&gt;&quot;,&quot;issue&quot;:&quot;3&quot;,&quot;volume&quot;:&quot;13&quot;,&quot;container-title-short&quot;:&quot;&quot;},&quot;isTemporary&quot;:false}]},{&quot;citationID&quot;:&quot;MENDELEY_CITATION_b7b09eba-d43c-4a43-9b1a-a024176993aa&quot;,&quot;properties&quot;:{&quot;noteIndex&quot;:0},&quot;isEdited&quot;:false,&quot;manualOverride&quot;:{&quot;isManuallyOverridden&quot;:false,&quot;citeprocText&quot;:&quot;(González et al., 2022)&quot;,&quot;manualOverrideText&quot;:&quot;&quot;},&quot;citationTag&quot;:&quot;MENDELEY_CITATION_v3_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&quot;,&quot;citationItems&quot;:[{&quot;id&quot;:&quot;35f233d9-d25e-356d-a9e7-b870223959c4&quot;,&quot;itemData&quot;:{&quot;type&quot;:&quot;article-journal&quot;,&quot;id&quot;:&quot;35f233d9-d25e-356d-a9e7-b870223959c4&quot;,&quot;title&quot;:&quot;Plant density effects on quinoa yield, leaf anatomy, ultrastructure and gas exchange&quot;,&quot;author&quot;:[{&quot;family&quot;:&quot;González&quot;,&quot;given&quot;:&quot;J. A.&quot;,&quot;parse-names&quot;:false,&quot;dropping-particle&quot;:&quot;&quot;,&quot;non-dropping-particle&quot;:&quot;&quot;},{&quot;family&quot;:&quot;Mercado&quot;,&quot;given&quot;:&quot;M. I.&quot;,&quot;parse-names&quot;:false,&quot;dropping-particle&quot;:&quot;&quot;,&quot;non-dropping-particle&quot;:&quot;&quot;},{&quot;family&quot;:&quot;Martinez-Calsina&quot;,&quot;given&quot;:&quot;L.&quot;,&quot;parse-names&quot;:false,&quot;dropping-particle&quot;:&quot;&quot;,&quot;non-dropping-particle&quot;:&quot;&quot;},{&quot;family&quot;:&quot;Erazzú&quot;,&quot;given&quot;:&quot;L. E.&quot;,&quot;parse-names&quot;:false,&quot;dropping-particle&quot;:&quot;&quot;,&quot;non-dropping-particle&quot;:&quot;&quot;},{&quot;family&quot;:&quot;Buedo&quot;,&quot;given&quot;:&quot;S. E.&quot;,&quot;parse-names&quot;:false,&quot;dropping-particle&quot;:&quot;&quot;,&quot;non-dropping-particle&quot;:&quot;&quot;},{&quot;family&quot;:&quot;González&quot;,&quot;given&quot;:&quot;D. A.&quot;,&quot;parse-names&quot;:false,&quot;dropping-particle&quot;:&quot;&quot;,&quot;non-dropping-particle&quot;:&quot;&quot;},{&quot;family&quot;:&quot;Ponessa&quot;,&quot;given&quot;:&quot;G. I.&quot;,&quot;parse-names&quot;:false,&quot;dropping-particle&quot;:&quot;&quot;,&quot;non-dropping-particle&quot;:&quot;&quot;}],&quot;container-title&quot;:&quot;The Journal of Agricultural Science&quot;,&quot;container-title-short&quot;:&quot;J. Agric. Sci.&quot;,&quot;DOI&quot;:&quot;10.1017/S0021859622000533&quot;,&quot;ISSN&quot;:&quot;0021-8596&quot;,&quot;issued&quot;:{&quot;date-parts&quot;:[[2022,10,25]]},&quot;page&quot;:&quot;349-359&quot;,&quot;abstract&quot;:&quot;&lt;p&gt; To study the impact of plant density on &lt;italic&gt;Chenopodium quinoa&lt;/italic&gt; (c.v. CICA-17) achene yield and its relationship with morphology, leaf anatomy and gas exchange in the absence of water stress, field trials were conducted at 1995 m asl in Northwestern Argentina. Two plant densities were evaluated; low density (LD) 7.2 plants/m (120 240 pl/ha) and high density (HD) 27.9 plants/m (465 930 pl/ha). HD treatment caused light competition, inducing morphological and anatomical changes in Quinoa plants. Plants grown under HD conditions showed decreases in plant height and stem diameter, lower stomatal dimensions and densities, and thinner leaf blades. Compensation strategies such as increases in specific leaf area and a higher number chloroplasts per palisade cell were observed, nevertheless these changes did not fully compensate C absorption and gas exchange limitations, therefore limiting the uptake of N and P and resulting in a 53.2% lower yield of HD compared to LD. Considering the ability of quinoa plants to change its morphology and anatomy, further studies with intermediate plant densities are necessary in order to determine if it is possible to achieve higher yields and to increase the efficiency in the use of the resources. &lt;/p&gt;&quot;,&quot;issue&quot;:&quot;5&quot;,&quot;volume&quot;:&quot;160&quot;},&quot;isTemporary&quot;:false,&quot;suppress-author&quot;:false,&quot;composite&quot;:false,&quot;author-only&quot;:false}]},{&quot;citationID&quot;:&quot;MENDELEY_CITATION_b7acc02b-2933-4ee4-850b-3ce8ed04edb8&quot;,&quot;properties&quot;:{&quot;noteIndex&quot;:0},&quot;isEdited&quot;:false,&quot;manualOverride&quot;:{&quot;isManuallyOverridden&quot;:false,&quot;citeprocText&quot;:&quot;(Hlásná Cepková et al., 2022)&quot;,&quot;manualOverrideText&quot;:&quot;&quot;},&quot;citationTag&quot;:&quot;MENDELEY_CITATION_v3_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&quot;,&quot;citationItems&quot;:[{&quot;id&quot;:&quot;77e66eda-1f9b-3909-8b66-40a061344e37&quot;,&quot;itemData&quot;:{&quot;type&quot;:&quot;article-journal&quot;,&quot;id&quot;:&quot;77e66eda-1f9b-3909-8b66-40a061344e37&quot;,&quot;title&quot;:&quot;Diversity of quinoa genetic resources for sustainable production: A survey on nutritive characteristics as influenced by environmental conditions&quot;,&quot;author&quot;:[{&quot;family&quot;:&quot;Hlásná Cepková&quot;,&quot;given&quot;:&quot;Petra&quot;,&quot;parse-names&quot;:false,&quot;dropping-particle&quot;:&quot;&quot;,&quot;non-dropping-particle&quot;:&quot;&quot;},{&quot;family&quot;:&quot;Dostalíková&quot;,&quot;given&quot;:&quot;Lucie&quot;,&quot;parse-names&quot;:false,&quot;dropping-particle&quot;:&quot;&quot;,&quot;non-dropping-particle&quot;:&quot;&quot;},{&quot;family&quot;:&quot;Viehmannová&quot;,&quot;given&quot;:&quot;Iva&quot;,&quot;parse-names&quot;:false,&quot;dropping-particle&quot;:&quot;&quot;,&quot;non-dropping-particle&quot;:&quot;&quot;},{&quot;family&quot;:&quot;Jágr&quot;,&quot;given&quot;:&quot;Michal&quot;,&quot;parse-names&quot;:false,&quot;dropping-particle&quot;:&quot;&quot;,&quot;non-dropping-particle&quot;:&quot;&quot;},{&quot;family&quot;:&quot;Janovská&quot;,&quot;given&quot;:&quot;Dagmar&quot;,&quot;parse-names&quot;:false,&quot;dropping-particle&quot;:&quot;&quot;,&quot;non-dropping-particle&quot;:&quot;&quot;}],&quot;container-title&quot;:&quot;Frontiers in Sustainable Food Systems&quot;,&quot;container-title-short&quot;:&quot;Front. Sustain. Food Syst.&quot;,&quot;DOI&quot;:&quot;10.3389/fsufs.2022.960159&quot;,&quot;ISSN&quot;:&quot;2571-581X&quot;,&quot;issued&quot;:{&quot;date-parts&quot;:[[2022,10,26]]},&quot;abstract&quot;:&quot;&lt;p&gt;Environmental extremes and climatic variability have enhanced the changes in numerous plant stressors. Researchers have been working to improve “major” crops for several decades to make them more adaptable and tolerant to environmental stresses. However, neglected and underutilized crop species that have the potential to ensure food and nutritional security for the ever-growing global population have received little or no research attention. Quinoa is one of these crops. It is a pseudocereal, considered a rich and balanced food resource due to its protein content and protein quality, high mineral content, and health benefits. This review provides currently available information on the genetic resources of quinoa and their quality in terms of variability of economically important traits such as yield, and the content of bioactive compounds, such as protein and amino acid composition. The influence of variety and environmental conditions on selected traits is also discussed. The various types of nutrients present in the different varieties form the basis and are key for future breeding efforts and for efficient, healthy, and sustainable food production.&lt;/p&gt;&quot;,&quot;volume&quot;:&quot;6&quot;},&quot;isTemporary&quot;:false,&quot;suppress-author&quot;:false,&quot;composite&quot;:false,&quot;author-only&quot;:false}]},{&quot;citationID&quot;:&quot;MENDELEY_CITATION_3a3ac08d-01b9-4f81-b790-9e86d2f43662&quot;,&quot;properties&quot;:{&quot;noteIndex&quot;:0,&quot;mode&quot;:&quot;composite&quot;},&quot;isEdited&quot;:false,&quot;manualOverride&quot;:{&quot;isManuallyOverridden&quot;:false,&quot;citeprocText&quot;:&quot;Baldera-Chapoñan et al. (2025)&quot;,&quot;manualOverrideText&quot;:&quot;&quot;},&quot;citationTag&quot;:&quot;MENDELEY_CITATION_v3_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&quot;,&quot;citationItems&quot;:[{&quot;displayAs&quot;:&quot;composite&quot;,&quot;label&quot;:&quot;page&quot;,&quot;id&quot;:&quot;7417f206-6b08-35ce-93ab-a4aad8ca028c&quot;,&quot;itemData&quot;:{&quot;type&quot;:&quot;article-journal&quot;,&quot;id&quot;:&quot;7417f206-6b08-35ce-93ab-a4aad8ca028c&quot;,&quot;title&quot;:&quot;Agromorphological Characterization of Quinoa (&lt;i&gt;Chenopodium quinoa&lt;/i&gt; Willd.) Under Andean–Amazonian Region of Peru&quot;,&quot;author&quot;:[{&quot;family&quot;:&quot;Baldera-Chapoñan&quot;,&quot;given&quot;:&quot;Victor-Hugo&quot;,&quot;parse-names&quot;:false,&quot;dropping-particle&quot;:&quot;&quot;,&quot;non-dropping-particle&quot;:&quot;&quot;},{&quot;family&quot;:&quot;la Cruz&quot;,&quot;given&quot;:&quot;Germán&quot;,&quot;parse-names&quot;:false,&quot;dropping-particle&quot;:&quot;&quot;,&quot;non-dropping-particle&quot;:&quot;De&quot;},{&quot;family&quot;:&quot;Oliva-Cruz&quot;,&quot;given&quot;:&quot;Segundo&quot;,&quot;parse-names&quot;:false,&quot;dropping-particle&quot;:&quot;&quot;,&quot;non-dropping-particle&quot;:&quot;&quot;},{&quot;family&quot;:&quot;Lozano-Isla&quot;,&quot;given&quot;:&quot;Flavio&quot;,&quot;parse-names&quot;:false,&quot;dropping-particle&quot;:&quot;&quot;,&quot;non-dropping-particle&quot;:&quot;&quot;}],&quot;container-title&quot;:&quot;Plants&quot;,&quot;DOI&quot;:&quot;10.3390/plants14233689&quot;,&quot;ISSN&quot;:&quot;2223-7747&quot;,&quot;issued&quot;:{&quot;date-parts&quot;:[[2025,12,4]]},&quot;page&quot;:&quot;3689&quot;,&quot;abstract&quot;:&quot;&lt;p&gt;Quinoa (Chenopodium quinoa Willd.) is an Andean pseudocereal of high nutritional value and remarkable phenotypic diversity, recognized as a strategic crop for food security under increasing climatic variability. In this study, the agromorphological diversity of 158 accessions cultivated in the Andean–Amazonian region of Peru was evaluated with the aim of identifying superior materials for conservation and breeding programs. The experiment was conducted using an augmented design that included three check cultivars (INIA 415 Pasankalla, INIA 420 Negra Collana, and Blanca Juli). Diversity in eleven qualitative traits was quantified using the Shannon–Weaver (H′) and Nei (He) indices, whereas twelve quantitative traits were analyzed through principal component analysis (PCA) and hierarchical clustering. The results revealed substantial intra- and inter-accession variability, with He values ranging from 0.21 to 0.76 and H′ values from 0.40 to 1.79, reflecting marked differences in growth habit, panicle morphology, stem pigmentation, and tolerance to Peronospora variabilis and Epicauta spp. Multivariate analyses identified three contrasting groups and enabled the selection of outstanding accessions, including UNTRM-367-1149, UNTRM-367-1107, UNTRM-367-1078, UNTRM-367-1079, UNTRM-367-1081, UNTRM-367-1095, and UNTRM-367-1104, characterized by high yield potential, favorable reproductive architecture, early or intermediate maturity, and low downy mildew severity. These accessions represent promising genetic resources for developing quinoa varieties adapted to transitional Andean–Amazonian environments, contributing to improved crop productivity and resilience.&lt;/p&gt;&quot;,&quot;issue&quot;:&quot;23&quot;,&quot;volume&quot;:&quot;14&quot;,&quot;container-title-short&quot;:&quot;&quot;},&quot;isTemporary&quot;:false,&quot;suppress-author&quot;:false,&quot;composite&quot;:true,&quot;author-only&quot;:false}]},{&quot;citationID&quot;:&quot;MENDELEY_CITATION_f4f11c5a-6675-4b39-96f8-8fa0eccd962f&quot;,&quot;properties&quot;:{&quot;noteIndex&quot;:0},&quot;isEdited&quot;:false,&quot;manualOverride&quot;:{&quot;isManuallyOverridden&quot;:false,&quot;citeprocText&quot;:&quot;(Castro-Albán et al., 2023)&quot;,&quot;manualOverrideText&quot;:&quot;&quot;},&quot;citationTag&quot;:&quot;MENDELEY_CITATION_v3_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&quot;,&quot;citationItems&quot;:[{&quot;id&quot;:&quot;0be32264-ad37-3552-b664-6108c7d01135&quot;,&quot;itemData&quot;:{&quot;type&quot;:&quot;article-journal&quot;,&quot;id&quot;:&quot;0be32264-ad37-3552-b664-6108c7d01135&quot;,&quot;title&quot;:&quot;Variabilidad morfoagronómica de quinua (&lt;i&gt;Chenopodium quinoa&lt;/i&gt; Willd.) nativa tipo Chimborazo en Ecuador&quot;,&quot;author&quot;:[{&quot;family&quot;:&quot;Castro-Albán&quot;,&quot;given&quot;:&quot;Hugo Alejandro&quot;,&quot;parse-names&quot;:false,&quot;dropping-particle&quot;:&quot;&quot;,&quot;non-dropping-particle&quot;:&quot;&quot;},{&quot;family&quot;:&quot;Castro-Gómez&quot;,&quot;given&quot;:&quot;Rosa del Pilar&quot;,&quot;parse-names&quot;:false,&quot;dropping-particle&quot;:&quot;&quot;,&quot;non-dropping-particle&quot;:&quot;&quot;},{&quot;family&quot;:&quot;Alvarado-Capó&quot;,&quot;given&quot;:&quot;Yelenys&quot;,&quot;parse-names&quot;:false,&quot;dropping-particle&quot;:&quot;&quot;,&quot;non-dropping-particle&quot;:&quot;&quot;}],&quot;container-title&quot;:&quot;Agronomía Mesoamericana&quot;,&quot;DOI&quot;:&quot;10.15517/am.2023.53229&quot;,&quot;ISSN&quot;:&quot;2215-3608&quot;,&quot;issued&quot;:{&quot;date-parts&quot;:[[2023,7,11]]},&quot;page&quot;:&quot;53229&quot;,&quot;abstract&quot;:&quot;&lt;p&gt;Introduction. Quinoa (Chenopodium quinoa Willd.) is a strategic and important crop for food security and sovereignty. It is the only plant-based food that provides all essential amino acids. Its wide varietal diversity constitutes a valuable genetic resource, as it adapts to different agroecological conditions and is tolerant to frost, drought and salinity. Objective. To perform a morpho-agronomic characterization of native Chimborazo-type quinoa in Ecuador. Materials and Methods. The research was conducted in the province of Chimborazo, Colta canton, Sicalpa parish, Ocpote Tablarumi community in Ecuador between January and July 2021. Seeds from an Andean family that had selected and conserved them in all cultivation cycles for generations were used. The crop was established by continuous sowing at a rate of 12 kg/ha in a total plot area of 640 m2 (estimate to contain 10,240 plants). After the emergence, 100 randomly selected plants were marked and taken as basic units for the population characterization. Phenotypic descriptors established at international level were used, evaluating both qualitative (16) and quantitative (12) traits. Results. The results revealed phenotypic variability. Stem and streak color, panicle diameter, panicle length, and days to harvest were the characteristics that most contributed to the observed variability. Conclusions. The population of native Chimborazo-type quinoa evaluated through 100 individuals showed phenotypic variability in both quantitative and qualitative traits, with greater frequency observed in panicle diameter, panicle length, petiole length, plant height, leaf width, yield, and stem and streak color.&lt;/p&gt;&quot;,&quot;container-title-short&quot;:&quot;&quot;},&quot;isTemporary&quot;:false,&quot;suppress-author&quot;:false,&quot;composite&quot;:false,&quot;author-only&quot;:false}]},{&quot;citationID&quot;:&quot;MENDELEY_CITATION_fed4d55a-df07-4503-9bd5-61ff0cbb4cdb&quot;,&quot;properties&quot;:{&quot;noteIndex&quot;:0},&quot;isEdited&quot;:false,&quot;manualOverride&quot;:{&quot;isManuallyOverridden&quot;:false,&quot;citeprocText&quot;:&quot;(Dehghanian et al., 2024; Maamri et al., 2022)&quot;,&quot;manualOverrideText&quot;:&quot;&quot;},&quot;citationTag&quot;:&quot;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&quot;,&quot;citationItems&quot;:[{&quot;id&quot;:&quot;5f2f2334-1965-3e5c-b07d-501f1014e0a0&quot;,&quot;itemData&quot;:{&quot;type&quot;:&quot;article-journal&quot;,&quot;id&quot;:&quot;5f2f2334-1965-3e5c-b07d-501f1014e0a0&quot;,&quot;title&quot;:&quot;Adaptation of Some Quinoa Genotypes (&lt;i&gt;Chenopodium quinoa&lt;/i&gt; Willd.), Grown in a Saharan Climate in Algeria&quot;,&quot;author&quot;:[{&quot;family&quot;:&quot;Maamri&quot;,&quot;given&quot;:&quot;Kelthoum&quot;,&quot;parse-names&quot;:false,&quot;dropping-particle&quot;:&quot;&quot;,&quot;non-dropping-particle&quot;:&quot;&quot;},{&quot;family&quot;:&quot;Zidane&quot;,&quot;given&quot;:&quot;Ouiza Djerroudi&quot;,&quot;parse-names&quot;:false,&quot;dropping-particle&quot;:&quot;&quot;,&quot;non-dropping-particle&quot;:&quot;&quot;},{&quot;family&quot;:&quot;Chaabena&quot;,&quot;given&quot;:&quot;Ahmed&quot;,&quot;parse-names&quot;:false,&quot;dropping-particle&quot;:&quot;&quot;,&quot;non-dropping-particle&quot;:&quot;&quot;},{&quot;family&quot;:&quot;Fiene&quot;,&quot;given&quot;:&quot;Gabriele&quot;,&quot;parse-names&quot;:false,&quot;dropping-particle&quot;:&quot;&quot;,&quot;non-dropping-particle&quot;:&quot;&quot;},{&quot;family&quot;:&quot;Bazile&quot;,&quot;given&quot;:&quot;Didier&quot;,&quot;parse-names&quot;:false,&quot;dropping-particle&quot;:&quot;&quot;,&quot;non-dropping-particle&quot;:&quot;&quot;}],&quot;container-title&quot;:&quot;Life&quot;,&quot;container-title-short&quot;:&quot;.&quot;,&quot;DOI&quot;:&quot;10.3390/life12111854&quot;,&quot;ISSN&quot;:&quot;2075-1729&quot;,&quot;issued&quot;:{&quot;date-parts&quot;:[[2022,11,11]]},&quot;page&quot;:&quot;1854&quot;,&quot;abstract&quot;:&quot;&lt;p&gt;Agriculture in southern Algeria faces several challenges that hinder its development, including drought, high temperatures and the excessive salinity of soil and groundwater. The introduction of crops resistant to these factors is one of the solutions chosen to address these abiotic constraints. This research aimed to evaluate the behavior of quinoa (Chenopodium Quinoa Willd.) grown in the Ouargla region of southeastern Algeria. Five varieties of quinoa (Santa maria, Giza1, Amarilla Sacaca, Blanca de Junin and Kancolla) were tested at two sites that differed in terms of soil salinity (9.95 mS/cm and 0.85 mS/cm) during 2019 and 2020. A complete random block experimental design with four repetitions was used for the agronomic tests. Our results clearly show that higher grain yields were obtained at the high salinity site (site 1) compared to the low salinity site (site 2). However, plant height, grain yield per plant and harvest index differed between varieties and sites. In contrast, stem diameter was not greatly affected by salinity. The varieties that seem to be best adapted to the growing conditions of the Ouargla region are, in descending order: Santa Maria, Giza1, Amarilla Sacaca and Blanca de Junin. When testing quinoa in new environments, it is critical to adapt the cropping cycle of varieties to avoid very high temperatures. The choice to switch to winter cultivation instead of spring cultivation can be an essential criterion for success. The biogeographical approach conducted in this research opens up new perspectives for the adaptation and cultivation of quinoa outside its region of origin to satisfy the food security of the people of North Africa.&lt;/p&gt;&quot;,&quot;issue&quot;:&quot;11&quot;,&quot;volume&quot;:&quot;12&quot;},&quot;isTemporary&quot;:false,&quot;suppress-author&quot;:false,&quot;composite&quot;:false,&quot;author-only&quot;:false},{&quot;id&quot;:&quot;0d3f66a6-3e4e-3c2c-9184-c752744e35b8&quot;,&quot;itemData&quot;:{&quot;type&quot;:&quot;article-journal&quot;,&quot;id&quot;:&quot;0d3f66a6-3e4e-3c2c-9184-c752744e35b8&quot;,&quot;title&quot;:&quot;Quinoa: A Promising Crop for Resolving the Bottleneck of Cultivation in Soils Affected by Multiple Environmental Abiotic Stresses&quot;,&quot;author&quot;:[{&quot;family&quot;:&quot;Dehghanian&quot;,&quot;given&quot;:&quot;Zahra&quot;,&quot;parse-names&quot;:false,&quot;dropping-particle&quot;:&quot;&quot;,&quot;non-dropping-particle&quot;:&quot;&quot;},{&quot;family&quot;:&quot;Ahmadabadi&quot;,&quot;given&quot;:&quot;Mohammad&quot;,&quot;parse-names&quot;:false,&quot;dropping-particle&quot;:&quot;&quot;,&quot;non-dropping-particle&quot;:&quot;&quot;},{&quot;family&quot;:&quot;Asgari Lajayer&quot;,&quot;given&quot;:&quot;Behnam&quot;,&quot;parse-names&quot;:false,&quot;dropping-particle&quot;:&quot;&quot;,&quot;non-dropping-particle&quot;:&quot;&quot;},{&quot;family&quot;:&quot;Gougerdchi&quot;,&quot;given&quot;:&quot;Vahideh&quot;,&quot;parse-names&quot;:false,&quot;dropping-particle&quot;:&quot;&quot;,&quot;non-dropping-particle&quot;:&quot;&quot;},{&quot;family&quot;:&quot;Hamedpour-Darabi&quot;,&quot;given&quot;:&quot;Mohsen&quot;,&quot;parse-names&quot;:false,&quot;dropping-particle&quot;:&quot;&quot;,&quot;non-dropping-particle&quot;:&quot;&quot;},{&quot;family&quot;:&quot;Bagheri&quot;,&quot;given&quot;:&quot;Nazila&quot;,&quot;parse-names&quot;:false,&quot;dropping-particle&quot;:&quot;&quot;,&quot;non-dropping-particle&quot;:&quot;&quot;},{&quot;family&quot;:&quot;Sharma&quot;,&quot;given&quot;:&quot;Ritika&quot;,&quot;parse-names&quot;:false,&quot;dropping-particle&quot;:&quot;&quot;,&quot;non-dropping-particle&quot;:&quot;&quot;},{&quot;family&quot;:&quot;Vetukuri&quot;,&quot;given&quot;:&quot;Ramesh R.&quot;,&quot;parse-names&quot;:false,&quot;dropping-particle&quot;:&quot;&quot;,&quot;non-dropping-particle&quot;:&quot;&quot;},{&quot;family&quot;:&quot;Astatkie&quot;,&quot;given&quot;:&quot;Tess&quot;,&quot;parse-names&quot;:false,&quot;dropping-particle&quot;:&quot;&quot;,&quot;non-dropping-particle&quot;:&quot;&quot;},{&quot;family&quot;:&quot;Dell&quot;,&quot;given&quot;:&quot;Bernard&quot;,&quot;parse-names&quot;:false,&quot;dropping-particle&quot;:&quot;&quot;,&quot;non-dropping-particle&quot;:&quot;&quot;}],&quot;container-title&quot;:&quot;Plants&quot;,&quot;DOI&quot;:&quot;10.3390/plants13152117&quot;,&quot;ISSN&quot;:&quot;2223-7747&quot;,&quot;issued&quot;:{&quot;date-parts&quot;:[[2024,7,31]]},&quot;page&quot;:&quot;2117&quot;,&quot;abstract&quot;:&quot;&lt;p&gt;Quinoa (Chenopodium quinoa Willd.) has gained worldwide recognition for its nutritional values, adaptability to diverse environments, and genetic diversity. This review explores the current understanding of quinoa tolerance to environmental stress, focusing on drought, salinity, heat, heavy metals, and UV-B radiation. Although drought and salinity have been extensively studied, other stress factors remain underexplored. The ever-increasing incidence of abiotic stress, exacerbated by unpredictable weather patterns and climate change, underscores the importance of understanding quinoa’s responses to these challenges. Global gene banks safeguard quinoa’s genetic diversity, supporting breeding efforts to develop stress-tolerant varieties. Recent advances in genomics and molecular tools offer promising opportunities to improve stress tolerance and increase the yield potential of quinoa. Transcriptomic studies have shed light on the responses of quinoa to drought and salinity, yet further studies are needed to elucidate its resilience to other abiotic stresses. Quinoa’s ability to thrive on poor soils and limited water resources makes it a sustainable option for land restoration and food security enterprises. In conclusion, quinoa is a versatile and robust crop with the potential to address food security challenges under environmental constraints.&lt;/p&gt;&quot;,&quot;issue&quot;:&quot;15&quot;,&quot;volume&quot;:&quot;13&quot;,&quot;container-title-short&quot;:&quot;&quot;},&quot;isTemporary&quot;:false}]},{&quot;citationID&quot;:&quot;MENDELEY_CITATION_37e4e177-4666-4b99-8391-7ab4035c85d5&quot;,&quot;properties&quot;:{&quot;noteIndex&quot;:0},&quot;isEdited&quot;:false,&quot;manualOverride&quot;:{&quot;isManuallyOverridden&quot;:false,&quot;citeprocText&quot;:&quot;(Anuradha et al., 2023)&quot;,&quot;manualOverrideText&quot;:&quot;&quot;},&quot;citationTag&quot;:&quot;MENDELEY_CITATION_v3_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&quot;,&quot;citationItems&quot;:[{&quot;id&quot;:&quot;fedb3cbd-689d-37ce-bb23-3864d8e2eb77&quot;,&quot;itemData&quot;:{&quot;type&quot;:&quot;article-journal&quot;,&quot;id&quot;:&quot;fedb3cbd-689d-37ce-bb23-3864d8e2eb77&quot;,&quot;title&quot;:&quot;Genetic resources and breeding approaches for improvement of amaranth (&lt;i&gt;Amaranthus&lt;/i&gt; spp.) and quinoa (&lt;i&gt;Chenopodium quinoa&lt;/i&gt;)&quot;,&quot;author&quot;:[{&quot;family&quot;:&quot;Anuradha&quot;,&quot;given&quot;:&quot;&quot;,&quot;parse-names&quot;:false,&quot;dropping-particle&quot;:&quot;&quot;,&quot;non-dropping-particle&quot;:&quot;&quot;},{&quot;family&quot;:&quot;Kumari&quot;,&quot;given&quot;:&quot;Manisha&quot;,&quot;parse-names&quot;:false,&quot;dropping-particle&quot;:&quot;&quot;,&quot;non-dropping-particle&quot;:&quot;&quot;},{&quot;family&quot;:&quot;Zinta&quot;,&quot;given&quot;:&quot;Gaurav&quot;,&quot;parse-names&quot;:false,&quot;dropping-particle&quot;:&quot;&quot;,&quot;non-dropping-particle&quot;:&quot;&quot;},{&quot;family&quot;:&quot;Chauhan&quot;,&quot;given&quot;:&quot;Ramesh&quot;,&quot;parse-names&quot;:false,&quot;dropping-particle&quot;:&quot;&quot;,&quot;non-dropping-particle&quot;:&quot;&quot;},{&quot;family&quot;:&quot;Kumar&quot;,&quot;given&quot;:&quot;Ashok&quot;,&quot;parse-names&quot;:false,&quot;dropping-particle&quot;:&quot;&quot;,&quot;non-dropping-particle&quot;:&quot;&quot;},{&quot;family&quot;:&quot;Singh&quot;,&quot;given&quot;:&quot;Sanatsujat&quot;,&quot;parse-names&quot;:false,&quot;dropping-particle&quot;:&quot;&quot;,&quot;non-dropping-particle&quot;:&quot;&quot;},{&quot;family&quot;:&quot;Singh&quot;,&quot;given&quot;:&quot;Satbeer&quot;,&quot;parse-names&quot;:false,&quot;dropping-particle&quot;:&quot;&quot;,&quot;non-dropping-particle&quot;:&quot;&quot;}],&quot;container-title&quot;:&quot;Frontiers in Nutrition&quot;,&quot;container-title-short&quot;:&quot;Front. Nutr.&quot;,&quot;DOI&quot;:&quot;10.3389/fnut.2023.1129723&quot;,&quot;ISSN&quot;:&quot;2296-861X&quot;,&quot;issued&quot;:{&quot;date-parts&quot;:[[2023,7,24]]},&quot;abstract&quot;:&quot;&lt;p&gt;Nowadays, the human population is more concerned about their diet and very specific in choosing their food sources to ensure a healthy lifestyle and avoid diseases. So people are shifting to more smart nutritious food choices other than regular cereals and staple foods they have been eating for a long time. Pseudocereals, especially, amaranth and quinoa, are important alternatives to traditional cereals due to comparatively higher nutrition, essential minerals, amino acids, and zero gluten. Both Amaranchaceae crops are low-input demanding and hardy plants tolerant to stress, drought, and salinity conditions. Thus, these crops may benefit developing countries that follow subsistence agriculture and have limited farming resources. However, these are underutilized orphan crops, and the efforts to improve them by reducing their saponin content remain ignored for a long time. Furthermore, these crops have very rich variability, but the progress of their genetic gain for getting high-yielding genotypes is slow. Realizing problems in traditional cereals and opting for crop diversification to tackle climate change, research should be focused on the genetic improvement for low saponin, nutritionally rich, tolerant to biotic and abiotic stresses, location-specific photoperiod, and high yielding varietal development of amaranth and quinoa to expand their commercial cultivation. The latest technologies that can accelerate the breeding to improve yield and quality in these crops are much behind and slower than the already established major crops of the world. We could learn from past mistakes and utilize the latest trends such as CRISPR/Cas, TILLING, and RNA interference (RNAi) technology to improve these pseudocereals genetically. Hence, the study reviewed important nutrition quality traits, morphological descriptors, their breeding behavior, available genetic resources, and breeding approaches for these crops to shed light on future breeding strategies to develop superior genotypes.&lt;/p&gt;&quot;,&quot;volume&quot;:&quot;10&quot;},&quot;isTemporary&quot;:false,&quot;suppress-author&quot;:false,&quot;composite&quot;:false,&quot;author-only&quot;:false}]},{&quot;citationID&quot;:&quot;MENDELEY_CITATION_aa661db7-c2a9-4819-bb23-0fe2f32f2a3d&quot;,&quot;properties&quot;:{&quot;noteIndex&quot;:0},&quot;isEdited&quot;:false,&quot;manualOverride&quot;:{&quot;isManuallyOverridden&quot;:true,&quot;citeprocText&quot;:&quot;(Estrada-Zúniga, Apaza-Mamani, et al., 2022)&quot;,&quot;manualOverrideText&quot;:&quot;(Estrada-Zúniga et al., 2022a)&quot;},&quot;citationItems&quot;:[{&quot;id&quot;:&quot;4aab5e24-c31c-3a0a-b90f-9b87f255971b&quot;,&quot;itemData&quot;:{&quot;type&quot;:&quot;article-journal&quot;,&quot;id&quot;:&quot;4aab5e24-c31c-3a0a-b90f-9b87f255971b&quot;,&quot;title&quot;:&quot;Comportamiento agronómico de 81 genotipos de quinua (&lt;i&gt;Chenopodium quinoa&lt;/i&gt; Willd) en el Perú&quot;,&quot;author&quot;:[{&quot;family&quot;:&quot;Estrada-Zúniga&quot;,&quot;given&quot;:&quot;Rigoberto&quot;,&quot;parse-names&quot;:false,&quot;dropping-particle&quot;:&quot;&quot;,&quot;non-dropping-particle&quot;:&quot;&quot;},{&quot;family&quot;:&quot;Apaza-Mamani&quot;,&quot;given&quot;:&quot;Vidal&quot;,&quot;parse-names&quot;:false,&quot;dropping-particle&quot;:&quot;&quot;,&quot;non-dropping-particle&quot;:&quot;&quot;},{&quot;family&quot;:&quot;Pérez-Ávila&quot;,&quot;given&quot;:&quot;Angel&quot;,&quot;parse-names&quot;:false,&quot;dropping-particle&quot;:&quot;&quot;,&quot;non-dropping-particle&quot;:&quot;&quot;},{&quot;family&quot;:&quot;Altamirano-Pérez&quot;,&quot;given&quot;:&quot;Ana&quot;,&quot;parse-names&quot;:false,&quot;dropping-particle&quot;:&quot;&quot;,&quot;non-dropping-particle&quot;:&quot;&quot;},{&quot;family&quot;:&quot;Neyra-Valdez&quot;,&quot;given&quot;:&quot;Edgar&quot;,&quot;parse-names&quot;:false,&quot;dropping-particle&quot;:&quot;&quot;,&quot;non-dropping-particle&quot;:&quot;&quot;}],&quot;container-title&quot;:&quot;Ecosistemas y Recursos Agropecuarios&quot;,&quot;DOI&quot;:&quot;10.19136/era.a9n1.3134&quot;,&quot;ISSN&quot;:&quot;2007-901X&quot;,&quot;issued&quot;:{&quot;date-parts&quot;:[[2022,2,21]]},&quot;abstract&quot;:&quot;&lt;p&gt;La quinua (Chenopodium quinoa Willd) es consumida a nivel mundial  debido a su composición nutricional. Es importante conocer las características agronómicas que se ven influenciadas por las condiciones edafoclimáticas y evaluar el comportamiento agronómico de 81 genotipos de quinua del Instituto Nacional de Innovación Agraria (INIA) sembradas en las localidades de Cusco, Puno, Ayacucho y Junín, bajo un diseño experimental de bloques completos al azar, con tres repeticiones. Se evaluaron las variables: altura de planta, diámetro de panoja, longitud de panoja, rendimiento, severidad de infección de mildiu (Peronospora farinosa) e índice de selección (IS), en siembras del 2017 y 2018. La comparación de medias se realizó mediante la prueba de Tukey, análisis de conglomerados, componentes principales, correlación de Pearson y la evaluación del índice de selección para identificar la adaptación de los genotipos. Los resultados mostraron que la siembra del 2018 tuvo los mayores rendimientos. El análisis de conglomerados encontró la formación de tres grupos, donde el grupo tres mostró las mejores características en rendimiento, altura de planta, diámetro y longitud de panoja. El análisis de componentes principales mostró correlaciones positivas entre variables altura de planta, diámetro y longitud de panoja. Más del 45% de los tratamientos mostraron un índice de selección mayor a uno y se identificaron 16 genotipos con nivel bajo de severidad de infección a mildiu. Las localidades de Cusco y Puno reportaron el mejor comportamiento agronómico para los 81 genotipos.  &lt;/p&gt;&quot;,&quot;issue&quot;:&quot;1&quot;,&quot;volume&quot;:&quot;9&quot;,&quot;container-title-short&quot;:&quot;&quot;},&quot;isTemporary&quot;:false,&quot;suppress-author&quot;:false,&quot;composite&quot;:false,&quot;author-only&quot;:false}],&quot;citationTag&quot;:&quot;MENDELEY_CITATION_v3_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&quot;},{&quot;citationID&quot;:&quot;MENDELEY_CITATION_1d6e26b7-fce2-4dae-a556-c160b6f6e55e&quot;,&quot;properties&quot;:{&quot;noteIndex&quot;:0},&quot;isEdited&quot;:false,&quot;manualOverride&quot;:{&quot;isManuallyOverridden&quot;:false,&quot;citeprocText&quot;:&quot;(Craine et al., 2023)&quot;,&quot;manualOverrideText&quot;:&quot;&quot;},&quot;citationTag&quot;:&quot;MENDELEY_CITATION_v3_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&quot;,&quot;citationItems&quot;:[{&quot;id&quot;:&quot;e6f4dba7-6bb9-342e-93e9-7ab70d290761&quot;,&quot;itemData&quot;:{&quot;type&quot;:&quot;article-journal&quot;,&quot;id&quot;:&quot;e6f4dba7-6bb9-342e-93e9-7ab70d290761&quot;,&quot;title&quot;:&quot;A comprehensive characterization of agronomic and end-use quality phenotypes across a quinoa world core collection&quot;,&quot;author&quot;:[{&quot;family&quot;:&quot;Craine&quot;,&quot;given&quot;:&quot;Evan B.&quot;,&quot;parse-names&quot;:false,&quot;dropping-particle&quot;:&quot;&quot;,&quot;non-dropping-particle&quot;:&quot;&quot;},{&quot;family&quot;:&quot;Davies&quot;,&quot;given&quot;:&quot;Alathea&quot;,&quot;parse-names&quot;:false,&quot;dropping-particle&quot;:&quot;&quot;,&quot;non-dropping-particle&quot;:&quot;&quot;},{&quot;family&quot;:&quot;Packer&quot;,&quot;given&quot;:&quot;Daniel&quot;,&quot;parse-names&quot;:false,&quot;dropping-particle&quot;:&quot;&quot;,&quot;non-dropping-particle&quot;:&quot;&quot;},{&quot;family&quot;:&quot;Miller&quot;,&quot;given&quot;:&quot;Nathan D.&quot;,&quot;parse-names&quot;:false,&quot;dropping-particle&quot;:&quot;&quot;,&quot;non-dropping-particle&quot;:&quot;&quot;},{&quot;family&quot;:&quot;Schmöckel&quot;,&quot;given&quot;:&quot;Sandra M.&quot;,&quot;parse-names&quot;:false,&quot;dropping-particle&quot;:&quot;&quot;,&quot;non-dropping-particle&quot;:&quot;&quot;},{&quot;family&quot;:&quot;Spalding&quot;,&quot;given&quot;:&quot;Edgar P.&quot;,&quot;parse-names&quot;:false,&quot;dropping-particle&quot;:&quot;&quot;,&quot;non-dropping-particle&quot;:&quot;&quot;},{&quot;family&quot;:&quot;Tester&quot;,&quot;given&quot;:&quot;Mark&quot;,&quot;parse-names&quot;:false,&quot;dropping-particle&quot;:&quot;&quot;,&quot;non-dropping-particle&quot;:&quot;&quot;},{&quot;family&quot;:&quot;Murphy&quot;,&quot;given&quot;:&quot;Kevin M.&quot;,&quot;parse-names&quot;:false,&quot;dropping-particle&quot;:&quot;&quot;,&quot;non-dropping-particle&quot;:&quot;&quot;}],&quot;container-title&quot;:&quot;Frontiers in Plant Science&quot;,&quot;container-title-short&quot;:&quot;Front. Plant Sci.&quot;,&quot;DOI&quot;:&quot;https://doi.org/10.3389/fpls.2023.1101547&quot;,&quot;ISSN&quot;:&quot;1664-462X&quot;,&quot;issued&quot;:{&quot;date-parts&quot;:[[2023,2,16]]},&quot;abstract&quot;:&quot;&lt;p&gt; Quinoa ( &lt;italic&gt;Chenopodium quinoa&lt;/italic&gt; Willd.), a pseudocereal with high protein quality originating from the Andean region of South America, has broad genetic variation and adaptability to diverse agroecological conditions, contributing to the potential to serve as a global keystone protein crop in a changing climate. However, the germplasm resources currently available to facilitate quinoa expansion worldwide are restricted to a small portion of quinoa’s total genetic diversity, in part because of day-length sensitivity and issues related to seed sovereignty. This study aimed to characterize phenotypic relationships and variation within a quinoa world core collection. The 360 accessions were planted in a randomized complete block design with four replicates in each of two greenhouses in Pullman, WA during the summer of 2018. Phenological stages, plant height, and inflorescence characteristics were recorded. Seed yield, composition, thousand seed weight, nutritional composition, shape, size, and color were measured using a high-throughput phenotyping pipeline. Considerable variation existed among the germplasm. Crude protein content ranged from 11.24% to 17.81% (fixed at 14% moisture). We found that protein content was negatively correlated with yield and positively correlated with total amino acid content and days to harvest. Mean essential amino acids values met adult daily requirements but not leucine and lysine infant requirements. Yield was positively correlated with thousand seed weight and seed area, and negatively correlated with ash content and days to harvest. The accessions clustered into four groups, with one-group representing useful accessions for long-day breeding programs. The results of this study establish a practical resource for plant breeders to leverage as they strategically develop germplasm in support of the global expansion of quinoa. &lt;/p&gt;&quot;,&quot;volume&quot;:&quot;14&quot;},&quot;isTemporary&quot;:false,&quot;suppress-author&quot;:false,&quot;composite&quot;:false,&quot;author-only&quot;:false}]},{&quot;citationID&quot;:&quot;MENDELEY_CITATION_536408e3-5dca-4df8-a015-316e11cb13c5&quot;,&quot;properties&quot;:{&quot;noteIndex&quot;:0},&quot;isEdited&quot;:false,&quot;manualOverride&quot;:{&quot;isManuallyOverridden&quot;:false,&quot;citeprocText&quot;:&quot;(Oustani et al., 2023; Voronov et al., 2023)&quot;,&quot;manualOverrideText&quot;:&quot;&quot;},&quot;citationTag&quot;:&quot;MENDELEY_CITATION_v3_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&quot;,&quot;citationItems&quot;:[{&quot;id&quot;:&quot;7208e2ab-9f16-3e8f-b126-f064051e0afb&quot;,&quot;itemData&quot;:{&quot;type&quot;:&quot;article-journal&quot;,&quot;id&quot;:&quot;7208e2ab-9f16-3e8f-b126-f064051e0afb&quot;,&quot;title&quot;:&quot;Diversity of the Biological and Proteinogenic Characteristics of Quinoa Genotypes as a Multi-Purpose Crop&quot;,&quot;author&quot;:[{&quot;family&quot;:&quot;Voronov&quot;,&quot;given&quot;:&quot;Sergey&quot;,&quot;parse-names&quot;:false,&quot;dropping-particle&quot;:&quot;&quot;,&quot;non-dropping-particle&quot;:&quot;&quot;},{&quot;family&quot;:&quot;Pleskachiov&quot;,&quot;given&quot;:&quot;Yurii&quot;,&quot;parse-names&quot;:false,&quot;dropping-particle&quot;:&quot;&quot;,&quot;non-dropping-particle&quot;:&quot;&quot;},{&quot;family&quot;:&quot;Shitikova&quot;,&quot;given&quot;:&quot;Aleksandra&quot;,&quot;parse-names&quot;:false,&quot;dropping-particle&quot;:&quot;&quot;,&quot;non-dropping-particle&quot;:&quot;&quot;},{&quot;family&quot;:&quot;Zargar&quot;,&quot;given&quot;:&quot;Meisam&quot;,&quot;parse-names&quot;:false,&quot;dropping-particle&quot;:&quot;&quot;,&quot;non-dropping-particle&quot;:&quot;&quot;},{&quot;family&quot;:&quot;Abdelkader&quot;,&quot;given&quot;:&quot;Mostafa&quot;,&quot;parse-names&quot;:false,&quot;dropping-particle&quot;:&quot;&quot;,&quot;non-dropping-particle&quot;:&quot;&quot;}],&quot;container-title&quot;:&quot;Agronomy&quot;,&quot;DOI&quot;:&quot;10.3390/agronomy13020279&quot;,&quot;ISSN&quot;:&quot;2073-4395&quot;,&quot;issued&quot;:{&quot;date-parts&quot;:[[2023,1,17]]},&quot;page&quot;:&quot;279&quot;,&quot;abstract&quot;:&quot;&lt;p&gt;Quinoa is a multi-purpose vegetable, grain, and forage crop, due in part to the high nutritional value of its aerial parts. This work evaluates quinoa genotype characteristics as a starting point for a better understanding of multi-purpose cultivation. Ten cultivars of quinoa were studied on soddy-podzolic soils: Brightest Brilliant, Red Faro, and Cherry Vanilla from the US (USA 1–3); Titicaca (KY1) from Denmark; Regalo (KY2), a cultivar selected by the Baer Seed Research Center for southern Chile; as well as Q1–Q5, UAE cultivars of various ecological and geographical origins. Quinoa plants were divided into three parts (lower, middle, and upper). The Q3 and Q4 cultivars produced the maximum fresh weight (38.7 g and 35.4 g, respectively) and dry matter (5.6 g and 5.3 g, respectively). The leaf mass and stems comprised 25% and 75% of the lower parts, versus 50–60% and 40–50% of the middle parts, respectively. Stems made up about 15% of the upper parts. The KY1 and Q5 cultivars produced the highest results (4.08 and 4.23 g, respectively). Protein concentrations of the quinoa grains were relatively high, with up to 14.0% grain protein in the USA2 cultivars. Leucine and isoleucine were the most abundant amino acids in quinoa grains, ranging from 6.7 to 9.2 g/100 g of protein. In contrast, methionine was the least abundant amino acid with less than 1.5 g/100 g of protein.&lt;/p&gt;&quot;,&quot;issue&quot;:&quot;2&quot;,&quot;volume&quot;:&quot;13&quot;,&quot;container-title-short&quot;:&quot;&quot;},&quot;isTemporary&quot;:false,&quot;suppress-author&quot;:false,&quot;composite&quot;:false,&quot;author-only&quot;:false},{&quot;id&quot;:&quot;c7471f7a-8cdc-3c8e-8ce1-d733232667f9&quot;,&quot;itemData&quot;:{&quot;type&quot;:&quot;article-journal&quot;,&quot;id&quot;:&quot;c7471f7a-8cdc-3c8e-8ce1-d733232667f9&quot;,&quot;title&quot;:&quot;Yield, growth development and grain characteristics of seven Quinoa (&lt;i&gt;Chenopodium quinoa&lt;/i&gt; Willd.) genotypes grown in open-field production systems under hot-arid climatic conditions&quot;,&quot;author&quot;:[{&quot;family&quot;:&quot;Oustani&quot;,&quot;given&quot;:&quot;Mabrouka&quot;,&quot;parse-names&quot;:false,&quot;dropping-particle&quot;:&quot;&quot;,&quot;non-dropping-particle&quot;:&quot;&quot;},{&quot;family&quot;:&quot;Mehda&quot;,&quot;given&quot;:&quot;Smail&quot;,&quot;parse-names&quot;:false,&quot;dropping-particle&quot;:&quot;&quot;,&quot;non-dropping-particle&quot;:&quot;&quot;},{&quot;family&quot;:&quot;Halilat&quot;,&quot;given&quot;:&quot;Mohammed Tahar&quot;,&quot;parse-names&quot;:false,&quot;dropping-particle&quot;:&quot;&quot;,&quot;non-dropping-particle&quot;:&quot;&quot;},{&quot;family&quot;:&quot;Chenchouni&quot;,&quot;given&quot;:&quot;Haroun&quot;,&quot;parse-names&quot;:false,&quot;dropping-particle&quot;:&quot;&quot;,&quot;non-dropping-particle&quot;:&quot;&quot;}],&quot;container-title&quot;:&quot;Scientific Reports&quot;,&quot;container-title-short&quot;:&quot;Sci. Rep.&quot;,&quot;DOI&quot;:&quot;10.1038/s41598-023-29039-4&quot;,&quot;ISSN&quot;:&quot;2045-2322&quot;,&quot;issued&quot;:{&quot;date-parts&quot;:[[2023,2,3]]},&quot;page&quot;:&quot;1991&quot;,&quot;abstract&quot;:&quot;&lt;p&gt;Quinoa is an important Andean crop that can play a strategic role in the development of degraded lands in hot arid regions due to its high nutritional value, genetic diversity and its high adaptability to stressful environments. The aim of this work was to evaluate the agronomic performance (growth development, grain yield and grain quality characteristics) of seven quinoa genotypes (Giza1, Sajama, Santa Maria, Q102, Q29, Q27 and Q18) cultivated under open field conditions in the Sahara Desert of Algeria. Using randomized complete block design (4 blocks), field trials were conducted during two cropping seasons (2017–2018 and 2018–2019) from November to April. The measured parameters included: plant height, number of panicles per plant, 1000-grain weight (TGW), grain yield (GYd), grain protein content (GPt), grain saponin content (GSC), and maturity indicators. The genotype effect was statistically the main source of variation in most parameters investigated as compared to the effect of cropping year. The Q102 genotype produced the highest GYd (2.87 t/ha) and GPt (16.7 g/100 g DM); and it required medium period (149 days) to reach harvest maturity as compared to other genotypes. The genotype Giza1 showed the lowest GYd and also low values for most of traits measured. However, it had the shortest harvest maturity (139 days) and the lowest GSC (0.62 g/100 g DM). The variety Santa Maria recorded the highest TGW (2.68 g), but it took 164 days to reach harvest maturity and it had high GSC (1.92 g/100 g DM). Though the best yield and grain quality characteristics were not reunited in single genotype, our findings showed that quinoa has multi-benefit potentials as a new crop for the arid agriculture in particular in hot-arid regions of North Africa.&lt;/p&gt;&quot;,&quot;issue&quot;:&quot;1&quot;,&quot;volume&quot;:&quot;13&quot;},&quot;isTemporary&quot;:false}]},{&quot;citationID&quot;:&quot;MENDELEY_CITATION_371ab267-d528-4085-b730-a2c9b8a98fcf&quot;,&quot;properties&quot;:{&quot;noteIndex&quot;:0},&quot;isEdited&quot;:false,&quot;manualOverride&quot;:{&quot;isManuallyOverridden&quot;:false,&quot;citeprocText&quot;:&quot;(Arguello-Hernández et al., 2024; Castro-Albán et al., 2023)&quot;,&quot;manualOverrideText&quot;:&quot;&quot;},&quot;citationTag&quot;:&quot;MENDELEY_CITATION_v3_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&quot;,&quot;citationItems&quot;:[{&quot;id&quot;:&quot;aa7aa212-6872-31f3-a234-ba48cc06ce76&quot;,&quot;itemData&quot;:{&quot;type&quot;:&quot;article-journal&quot;,&quot;id&quot;:&quot;aa7aa212-6872-31f3-a234-ba48cc06ce76&quot;,&quot;title&quot;:&quot;Nutritional and Functional Properties of Quinoa (Chenopodium quinoa Willd.) Chimborazo Ecotype: Insights into Chemical Composition&quot;,&quot;author&quot;:[{&quot;family&quot;:&quot;Arguello-Hernández&quot;,&quot;given&quot;:&quot;Paola&quot;,&quot;parse-names&quot;:false,&quot;dropping-particle&quot;:&quot;&quot;,&quot;non-dropping-particle&quot;:&quot;&quot;},{&quot;family&quot;:&quot;Samaniego&quot;,&quot;given&quot;:&quot;Iván&quot;,&quot;parse-names&quot;:false,&quot;dropping-particle&quot;:&quot;&quot;,&quot;non-dropping-particle&quot;:&quot;&quot;},{&quot;family&quot;:&quot;Leguizamo&quot;,&quot;given&quot;:&quot;Alex&quot;,&quot;parse-names&quot;:false,&quot;dropping-particle&quot;:&quot;&quot;,&quot;non-dropping-particle&quot;:&quot;&quot;},{&quot;family&quot;:&quot;Bernalte-García&quot;,&quot;given&quot;:&quot;María Josefa&quot;,&quot;parse-names&quot;:false,&quot;dropping-particle&quot;:&quot;&quot;,&quot;non-dropping-particle&quot;:&quot;&quot;},{&quot;family&quot;:&quot;Ayuso-Yuste&quot;,&quot;given&quot;:&quot;María Concepción&quot;,&quot;parse-names&quot;:false,&quot;dropping-particle&quot;:&quot;&quot;,&quot;non-dropping-particle&quot;:&quot;&quot;}],&quot;container-title&quot;:&quot;Agriculture&quot;,&quot;DOI&quot;:&quot;10.3390/agriculture14030396&quot;,&quot;ISSN&quot;:&quot;2077-0472&quot;,&quot;issued&quot;:{&quot;date-parts&quot;:[[2024,3,1]]},&quot;page&quot;:&quot;396&quot;,&quot;abstract&quot;:&quot;&lt;p&gt;Quinoa is known for its high nutritional value and adaptability; however, there is a lack of data about the chemical composition of quinoa produced in Ecuador, especially the Chimborazo ecotype. Our research aims to evaluate the nutritional components of Chimborazo quinoa. This knowledge (chemical composition) can help to improve cultivation and farmers’ understanding. Samples were collected from 49 plots at four altitude ranges (3000–3200; 3201–3300; 3301–3400; 3401–3533) m.a.s.l. Each sample of 2 kg quinoa was cleaned, dried (32 °C/15 h), and stored at −20 °C before analyzing water activity, proximate composition, mineral content, antioxidant activity, and functional compounds. The data were analyzed using ANOVA and mean comparison, Pearson correlation, and principal component analysis. The Chimborazo ecotype shows protein content comparable to or exceeding other global quinoa cultivars. Statistical analysis revealed that altitude had a minimal influence on quinoa’s chemical composition, resulting in overlapping altitude-based clusters. Complex relationships between quinoa variables were identified, which varied with altitude. These findings suggest that cultivation of high-quality quinoa across a range of altitudes is feasible without compromising its intrinsic quality. Moreover, the extensive and diverse results from our study provide a solid foundation for further plant breeding and the development of specialized quinoa varieties.&lt;/p&gt;&quot;,&quot;issue&quot;:&quot;3&quot;,&quot;volume&quot;:&quot;14&quot;,&quot;container-title-short&quot;:&quot;&quot;},&quot;isTemporary&quot;:false,&quot;suppress-author&quot;:false,&quot;composite&quot;:false,&quot;author-only&quot;:false},{&quot;id&quot;:&quot;0be32264-ad37-3552-b664-6108c7d01135&quot;,&quot;itemData&quot;:{&quot;type&quot;:&quot;article-journal&quot;,&quot;id&quot;:&quot;0be32264-ad37-3552-b664-6108c7d01135&quot;,&quot;title&quot;:&quot;Variabilidad morfoagronómica de quinua (&lt;i&gt;Chenopodium quinoa&lt;/i&gt; Willd.) nativa tipo Chimborazo en Ecuador&quot;,&quot;author&quot;:[{&quot;family&quot;:&quot;Castro-Albán&quot;,&quot;given&quot;:&quot;Hugo Alejandro&quot;,&quot;parse-names&quot;:false,&quot;dropping-particle&quot;:&quot;&quot;,&quot;non-dropping-particle&quot;:&quot;&quot;},{&quot;family&quot;:&quot;Castro-Gómez&quot;,&quot;given&quot;:&quot;Rosa del Pilar&quot;,&quot;parse-names&quot;:false,&quot;dropping-particle&quot;:&quot;&quot;,&quot;non-dropping-particle&quot;:&quot;&quot;},{&quot;family&quot;:&quot;Alvarado-Capó&quot;,&quot;given&quot;:&quot;Yelenys&quot;,&quot;parse-names&quot;:false,&quot;dropping-particle&quot;:&quot;&quot;,&quot;non-dropping-particle&quot;:&quot;&quot;}],&quot;container-title&quot;:&quot;Agronomía Mesoamericana&quot;,&quot;DOI&quot;:&quot;10.15517/am.2023.53229&quot;,&quot;ISSN&quot;:&quot;2215-3608&quot;,&quot;issued&quot;:{&quot;date-parts&quot;:[[2023,7,11]]},&quot;page&quot;:&quot;53229&quot;,&quot;abstract&quot;:&quot;&lt;p&gt;Introduction. Quinoa (Chenopodium quinoa Willd.) is a strategic and important crop for food security and sovereignty. It is the only plant-based food that provides all essential amino acids. Its wide varietal diversity constitutes a valuable genetic resource, as it adapts to different agroecological conditions and is tolerant to frost, drought and salinity. Objective. To perform a morpho-agronomic characterization of native Chimborazo-type quinoa in Ecuador. Materials and Methods. The research was conducted in the province of Chimborazo, Colta canton, Sicalpa parish, Ocpote Tablarumi community in Ecuador between January and July 2021. Seeds from an Andean family that had selected and conserved them in all cultivation cycles for generations were used. The crop was established by continuous sowing at a rate of 12 kg/ha in a total plot area of 640 m2 (estimate to contain 10,240 plants). After the emergence, 100 randomly selected plants were marked and taken as basic units for the population characterization. Phenotypic descriptors established at international level were used, evaluating both qualitative (16) and quantitative (12) traits. Results. The results revealed phenotypic variability. Stem and streak color, panicle diameter, panicle length, and days to harvest were the characteristics that most contributed to the observed variability. Conclusions. The population of native Chimborazo-type quinoa evaluated through 100 individuals showed phenotypic variability in both quantitative and qualitative traits, with greater frequency observed in panicle diameter, panicle length, petiole length, plant height, leaf width, yield, and stem and streak color.&lt;/p&gt;&quot;,&quot;container-title-short&quot;:&quot;&quot;},&quot;isTemporary&quot;:false}]},{&quot;citationID&quot;:&quot;MENDELEY_CITATION_04a0adfa-8c38-4a15-a415-20a87559c509&quot;,&quot;properties&quot;:{&quot;noteIndex&quot;:0,&quot;mode&quot;:&quot;composite&quot;},&quot;isEdited&quot;:false,&quot;manualOverride&quot;:{&quot;isManuallyOverridden&quot;:false,&quot;citeprocText&quot;:&quot;Pizo Ossa et al. (2024)&quot;,&quot;manualOverrideText&quot;:&quot;&quot;},&quot;citationTag&quot;:&quot;MENDELEY_CITATION_v3_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&quot;,&quot;citationItems&quot;:[{&quot;displayAs&quot;:&quot;composite&quot;,&quot;label&quot;:&quot;page&quot;,&quot;id&quot;:&quot;9aa3aab0-38d5-3ead-b9a6-93ec53a066af&quot;,&quot;itemData&quot;:{&quot;type&quot;:&quot;article-journal&quot;,&quot;id&quot;:&quot;9aa3aab0-38d5-3ead-b9a6-93ec53a066af&quot;,&quot;title&quot;:&quot;Evaluación del ciclo fenológico y caracterización morfológica de genotipos de quinua (&lt;i&gt;Chenopodium quinua&lt;/i&gt; Willd.)&quot;,&quot;author&quot;:[{&quot;family&quot;:&quot;Pizo Ossa&quot;,&quot;given&quot;:&quot;Miguel Adolfo&quot;,&quot;parse-names&quot;:false,&quot;dropping-particle&quot;:&quot;&quot;,&quot;non-dropping-particle&quot;:&quot;&quot;},{&quot;family&quot;:&quot;Montes Rojas&quot;,&quot;given&quot;:&quot;Consuelo&quot;,&quot;parse-names&quot;:false,&quot;dropping-particle&quot;:&quot;&quot;,&quot;non-dropping-particle&quot;:&quot;&quot;},{&quot;family&quot;:&quot;Aguilera Arango&quot;,&quot;given&quot;:&quot;Germán Andrés&quot;,&quot;parse-names&quot;:false,&quot;dropping-particle&quot;:&quot;&quot;,&quot;non-dropping-particle&quot;:&quot;&quot;},{&quot;family&quot;:&quot;Ramos Villafañe&quot;,&quot;given&quot;:&quot;Yaneth Patricia&quot;,&quot;parse-names&quot;:false,&quot;dropping-particle&quot;:&quot;&quot;,&quot;non-dropping-particle&quot;:&quot;&quot;},{&quot;family&quot;:&quot;López Hoyos&quot;,&quot;given&quot;:&quot;Jennifer Lorena&quot;,&quot;parse-names&quot;:false,&quot;dropping-particle&quot;:&quot;&quot;,&quot;non-dropping-particle&quot;:&quot;&quot;},{&quot;family&quot;:&quot;Morillo Coronado&quot;,&quot;given&quot;:&quot;Yacenia&quot;,&quot;parse-names&quot;:false,&quot;dropping-particle&quot;:&quot;&quot;,&quot;non-dropping-particle&quot;:&quot;&quot;}],&quot;container-title&quot;:&quot;Tropical and Subtropical Agroecosystems&quot;,&quot;DOI&quot;:&quot;10.56369/tsaes.5397&quot;,&quot;ISSN&quot;:&quot;1870-0462&quot;,&quot;issued&quot;:{&quot;date-parts&quot;:[[2024,5,10]]},&quot;abstract&quot;:&quot;&lt;p&gt;&amp;lt;p&amp;gt;&amp;lt;strong&amp;gt;Background:&amp;lt;/strong&amp;gt; Background: Morphological characterization studies and determination of the phenological cycle of quinoa in Colombia are scarce, which are necessary for the identification of new planting materials. &amp;lt;strong&amp;gt;Objective:&amp;lt;/strong&amp;gt; The aim of this study was to evaluate the phenological cycle of quinoa materials to identify early and late genotypes; study the morphological characteristics to identify discriminatory descriptors for the genetic improvement of this species in the Department of Cauca. &amp;lt;strong&amp;gt;Methodology:&amp;lt;/strong&amp;gt; Fourteen families and three commercial controls (Blanca de Jericó, Aurora, and Tunkahuan) were evaluated in two locations in the department of Cauca under a completely randomized block design with four replications. Twelve phenological stages and 20 morphological descriptors were evaluated. The data were analyzed using an Analysis of Variance and Duncan's Multiple Range Test (p&amp;amp;lt;0.05), in addition, a Multiple Correspondence Analysis was performed. The information was analyzed with the statistical package “R” version 4.3. &amp;lt;strong&amp;gt;Results:&amp;lt;/strong&amp;gt; It was found that the Flia27 family was the earliest in Silvia and Totoró. The clustering analysis based on the 20 morphological descriptors grouped the 17 genotypes into five groups, differentiating the controls from the rest of the 14 evaluated families. The families were grouped to present an architecture with low stature and easy management, compact panicle form, and simple growth habit, in contrast to what was found in the controls which exhibited high stature, lax panicle, and branching up to the lower third. &amp;lt;strong&amp;gt;Implications:&amp;lt;/strong&amp;gt; It is necessary to study with more homogeneous materials to determine which characteristics exactly are variable depending on the genotype and which show genotypic stability. &amp;lt;strong&amp;gt;Conclusions:&amp;lt;/strong&amp;gt; Flia27 was the earliest, making it interesting to be included in a quinoa genetic improvement program. The most discriminatory descriptors were leaf shape, leaf margin, and panicle color.&amp;lt;/p&amp;gt;&lt;/p&gt;&quot;,&quot;issue&quot;:&quot;2&quot;,&quot;volume&quot;:&quot;27&quot;,&quot;container-title-short&quot;:&quot;&quot;},&quot;isTemporary&quot;:false,&quot;suppress-author&quot;:false,&quot;composite&quot;:true,&quot;author-only&quot;:false}]},{&quot;citationID&quot;:&quot;MENDELEY_CITATION_4402050b-9145-4748-ad5b-049e216e71d6&quot;,&quot;properties&quot;:{&quot;noteIndex&quot;:0},&quot;isEdited&quot;:false,&quot;manualOverride&quot;:{&quot;isManuallyOverridden&quot;:true,&quot;citeprocText&quot;:&quot;(Estrada-Zúniga, Bobadilla, et al., 2022)&quot;,&quot;manualOverrideText&quot;:&quot;(Estrada-Zúniga et al., 2022b)&quot;},&quot;citationItems&quot;:[{&quot;id&quot;:&quot;5611579f-5efb-373b-b3cd-f945b7fda980&quot;,&quot;itemData&quot;:{&quot;type&quot;:&quot;article-journal&quot;,&quot;id&quot;:&quot;5611579f-5efb-373b-b3cd-f945b7fda980&quot;,&quot;title&quot;:&quot;Evaluación morfoagronómica de 100 accesiones de quinua (&lt;i&gt;Chenopodium quinoa&lt;/i&gt; Willd.) por su respuesta a mildiu (&lt;i&gt;Peronospora variabilis&lt;/i&gt; Gäum), rendimiento y contenido de saponina en Cusco, Perú&quot;,&quot;author&quot;:[{&quot;family&quot;:&quot;Estrada-Zúniga&quot;,&quot;given&quot;:&quot;Rigoberto&quot;,&quot;parse-names&quot;:false,&quot;dropping-particle&quot;:&quot;&quot;,&quot;non-dropping-particle&quot;:&quot;&quot;},{&quot;family&quot;:&quot;Bobadilla&quot;,&quot;given&quot;:&quot;Leidy G.&quot;,&quot;parse-names&quot;:false,&quot;dropping-particle&quot;:&quot;&quot;,&quot;non-dropping-particle&quot;:&quot;&quot;},{&quot;family&quot;:&quot;Neyra Valdez&quot;,&quot;given&quot;:&quot;Edgar&quot;,&quot;parse-names&quot;:false,&quot;dropping-particle&quot;:&quot;&quot;,&quot;non-dropping-particle&quot;:&quot;&quot;},{&quot;family&quot;:&quot;Manotupa Tupa&quot;,&quot;given&quot;:&quot;Michael Bryan&quot;,&quot;parse-names&quot;:false,&quot;dropping-particle&quot;:&quot;&quot;,&quot;non-dropping-particle&quot;:&quot;&quot;},{&quot;family&quot;:&quot;Álvarez Caceres&quot;,&quot;given&quot;:&quot;Aquilino&quot;,&quot;parse-names&quot;:false,&quot;dropping-particle&quot;:&quot;&quot;,&quot;non-dropping-particle&quot;:&quot;&quot;},{&quot;family&quot;:&quot;Céspedes Florez&quot;,&quot;given&quot;:&quot;Elizabet&quot;,&quot;parse-names&quot;:false,&quot;dropping-particle&quot;:&quot;&quot;,&quot;non-dropping-particle&quot;:&quot;&quot;}],&quot;container-title&quot;:&quot;Avances en Investigación Agropecuaria&quot;,&quot;DOI&quot;:&quot;10.53897/RevAIA.22.26.04&quot;,&quot;ISSN&quot;:&quot;2683-1716&quot;,&quot;issued&quot;:{&quot;date-parts&quot;:[[2022,1,1]]},&quot;page&quot;:&quot;47-61&quot;,&quot;abstract&quot;:&quot;&lt;p&gt;seleccionar accesiones de quinua como posibles diferenciales de reacción positiva a mildiu que identifiquen la variabilidad de Peronospora variabilis Gäum como patógeno recolectado en cinco departamentos y evaluado en Cusco. Materiales y métodos: se colectaron muestras de mildiu del altiplano (Puno), valles interandinos (Cusco, Apurímac, Ayacucho) y costa (Arequipa), obteniendo 175 muestras de mildiu. La instalación del experimento fue con 100 accesiones de quinua del Banco de Germoplasma de la EEAA en campos de cultivo durante dos campañas productivas; para su valoración se utilizaron descriptores de quinua y se evaluaron características agronómicas, rendimiento, reacción a mildiu (P. variabilis), área bajo la curva de crecimiento de la enfermedad (AUDPC, por sus siglas en inglés) y porcentaje de saponina. Además, se realizaron pruebas de virulencia y evaluaciones de severidad despues de inocular las accesiones de quinua con mildiu en invernadero. Resultados: la evaluación morfoagronómica permitió la selección como posibles diferenciales con reacción positiva a mildiu a los genotipos: RR.GG.41 para aislados de Ayacucho, RR.GG.09 para aislados de Apurímac, RR.GG.16 para aislados de Apurímac y Arequipa, RR.GG.57 para aislados de Puno y Apurímac, RR.GG.26 para aislados de Ayacucho y Apurímac, RR.GG.38 para aislados de Cusco y Arequipa RR.GG.43 para aislados de Puno y Arequipa, RR.GG.76 para aislados de Cusco y Arequipa y las accesiones de quinua RR.GG.11, RR.GG.22, RR.GG.55, RR.GG.64 para los 142 aislados que se logró obtener de las 175 muestras de los cinco departamentos. Conclusión: la identificación de doce posibles plantas diferenciales permite conocer la variabilidad del patógeno en los valles costeros, interandinos y altiplano.&lt;/p&gt;&quot;,&quot;issue&quot;:&quot;1&quot;,&quot;volume&quot;:&quot;26&quot;,&quot;container-title-short&quot;:&quot;Av. Investig. Agropecu.&quot;},&quot;isTemporary&quot;:false}],&quot;citationTag&quot;:&quot;MENDELEY_CITATION_v3_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&quot;},{&quot;citationID&quot;:&quot;MENDELEY_CITATION_3d13c7c4-0ade-4da4-9a17-7db93c5b22fe&quot;,&quot;properties&quot;:{&quot;noteIndex&quot;:0},&quot;isEdited&quot;:false,&quot;manualOverride&quot;:{&quot;isManuallyOverridden&quot;:false,&quot;citeprocText&quot;:&quot;(Alania-Choque et al., 2024)&quot;,&quot;manualOverrideText&quot;:&quot;&quot;},&quot;citationTag&quot;:&quot;MENDELEY_CITATION_v3_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&quot;,&quot;citationItems&quot;:[{&quot;id&quot;:&quot;d3aac461-9206-3383-8d2e-2691ff62d17b&quot;,&quot;itemData&quot;:{&quot;type&quot;:&quot;article-journal&quot;,&quot;id&quot;:&quot;d3aac461-9206-3383-8d2e-2691ff62d17b&quot;,&quot;title&quot;:&quot;Characterization and Agronomic Evaluation of 25 Accessions of &lt;i&gt;Chenopodium quinoa&lt;/i&gt; in the Peruvian Coastal Desert&quot;,&quot;author&quot;:[{&quot;family&quot;:&quot;Alania-Choque&quot;,&quot;given&quot;:&quot;José&quot;,&quot;parse-names&quot;:false,&quot;dropping-particle&quot;:&quot;&quot;,&quot;non-dropping-particle&quot;:&quot;&quot;},{&quot;family&quot;:&quot;Vásquez-Espinoza&quot;,&quot;given&quot;:&quot;Leander Gamiel&quot;,&quot;parse-names&quot;:false,&quot;dropping-particle&quot;:&quot;&quot;,&quot;non-dropping-particle&quot;:&quot;&quot;},{&quot;family&quot;:&quot;Anculle-Arenas&quot;,&quot;given&quot;:&quot;Alberto&quot;,&quot;parse-names&quot;:false,&quot;dropping-particle&quot;:&quot;&quot;,&quot;non-dropping-particle&quot;:&quot;&quot;},{&quot;family&quot;:&quot;Bustamente-Muñoz&quot;,&quot;given&quot;:&quot;José Luis&quot;,&quot;parse-names&quot;:false,&quot;dropping-particle&quot;:&quot;&quot;,&quot;non-dropping-particle&quot;:&quot;&quot;},{&quot;family&quot;:&quot;Jellen&quot;,&quot;given&quot;:&quot;Eric N.&quot;,&quot;parse-names&quot;:false,&quot;dropping-particle&quot;:&quot;&quot;,&quot;non-dropping-particle&quot;:&quot;&quot;},{&quot;family&quot;:&quot;Gutiérrez-Rosales&quot;,&quot;given&quot;:&quot;Raymundo O.&quot;,&quot;parse-names&quot;:false,&quot;dropping-particle&quot;:&quot;&quot;,&quot;non-dropping-particle&quot;:&quot;&quot;},{&quot;family&quot;:&quot;Mayta-Anco&quot;,&quot;given&quot;:&quot;Mayela Elizabeth&quot;,&quot;parse-names&quot;:false,&quot;dropping-particle&quot;:&quot;&quot;,&quot;non-dropping-particle&quot;:&quot;&quot;}],&quot;container-title&quot;:&quot;Agronomy&quot;,&quot;DOI&quot;:&quot;10.3390/agronomy14091908&quot;,&quot;ISSN&quot;:&quot;2073-4395&quot;,&quot;issued&quot;:{&quot;date-parts&quot;:[[2024,8,26]]},&quot;page&quot;:&quot;1908&quot;,&quot;abstract&quot;:&quot;&lt;p&gt;Quinoa is a healthy food that possesses high levels of protein that is enriched for dietary essential amino acids. The crop is highly diverse and well-adapted to changing climatic conditions. In spite of being vulnerable to pests and diseases, the development of new resistant varieties is possible. Taking advantage of this genetic variability is crucial for breeding programs, especially to adapt quinoa to the shifting needs of producers. In this study, 25 Peruvian accessions and two commercial varieties were characterized and agronomically evaluated in the Peruvian Pacific desert. Specific methodologies and descriptors of existing crops were used, analyzing a total of 24 quantitative and 23 qualitative variables with 15 repetitions per accession. The data were processed using descriptive statistics and a multivariate analysis. The results showed a high variability in morphological characteristics, with an area under the disease progress curve (AUDPC) of the presence of mildew between 529 and 1725, highlighting ACC06 with a lower severity of mildew. The percentage of saponins varied between 0.04 and 0.21 percent, with ACC06 being the one with the lowest percentage. Regarding the crop yield, it ranged between 0.35 and 8.80 t ha−1, highlighting the high-yielding accessions ACC55 and ACC14. These results were promising for the improvement of quinoa yield in the production conditions of the Peruvian Pacific desert.&lt;/p&gt;&quot;,&quot;issue&quot;:&quot;9&quot;,&quot;volume&quot;:&quot;14&quot;,&quot;container-title-short&quot;:&quot;&quot;},&quot;isTemporary&quot;:false,&quot;suppress-author&quot;:false,&quot;composite&quot;:false,&quot;author-only&quot;:false}]},{&quot;citationID&quot;:&quot;MENDELEY_CITATION_9ba27e8b-c1c4-4de7-96db-d44e8380a4fa&quot;,&quot;properties&quot;:{&quot;noteIndex&quot;:0},&quot;isEdited&quot;:false,&quot;manualOverride&quot;:{&quot;isManuallyOverridden&quot;:false,&quot;citeprocText&quot;:&quot;(Baldera-Chapoñan et al., 2025)&quot;,&quot;manualOverrideText&quot;:&quot;&quot;},&quot;citationTag&quot;:&quot;MENDELEY_CITATION_v3_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&quot;,&quot;citationItems&quot;:[{&quot;id&quot;:&quot;7417f206-6b08-35ce-93ab-a4aad8ca028c&quot;,&quot;itemData&quot;:{&quot;type&quot;:&quot;article-journal&quot;,&quot;id&quot;:&quot;7417f206-6b08-35ce-93ab-a4aad8ca028c&quot;,&quot;title&quot;:&quot;Agromorphological Characterization of Quinoa (&lt;i&gt;Chenopodium quinoa&lt;/i&gt; Willd.) Under Andean–Amazonian Region of Peru&quot;,&quot;author&quot;:[{&quot;family&quot;:&quot;Baldera-Chapoñan&quot;,&quot;given&quot;:&quot;Victor-Hugo&quot;,&quot;parse-names&quot;:false,&quot;dropping-particle&quot;:&quot;&quot;,&quot;non-dropping-particle&quot;:&quot;&quot;},{&quot;family&quot;:&quot;la Cruz&quot;,&quot;given&quot;:&quot;Germán&quot;,&quot;parse-names&quot;:false,&quot;dropping-particle&quot;:&quot;&quot;,&quot;non-dropping-particle&quot;:&quot;De&quot;},{&quot;family&quot;:&quot;Oliva-Cruz&quot;,&quot;given&quot;:&quot;Segundo&quot;,&quot;parse-names&quot;:false,&quot;dropping-particle&quot;:&quot;&quot;,&quot;non-dropping-particle&quot;:&quot;&quot;},{&quot;family&quot;:&quot;Lozano-Isla&quot;,&quot;given&quot;:&quot;Flavio&quot;,&quot;parse-names&quot;:false,&quot;dropping-particle&quot;:&quot;&quot;,&quot;non-dropping-particle&quot;:&quot;&quot;}],&quot;container-title&quot;:&quot;Plants&quot;,&quot;DOI&quot;:&quot;10.3390/plants14233689&quot;,&quot;ISSN&quot;:&quot;2223-7747&quot;,&quot;issued&quot;:{&quot;date-parts&quot;:[[2025,12,4]]},&quot;page&quot;:&quot;3689&quot;,&quot;abstract&quot;:&quot;&lt;p&gt;Quinoa (Chenopodium quinoa Willd.) is an Andean pseudocereal of high nutritional value and remarkable phenotypic diversity, recognized as a strategic crop for food security under increasing climatic variability. In this study, the agromorphological diversity of 158 accessions cultivated in the Andean–Amazonian region of Peru was evaluated with the aim of identifying superior materials for conservation and breeding programs. The experiment was conducted using an augmented design that included three check cultivars (INIA 415 Pasankalla, INIA 420 Negra Collana, and Blanca Juli). Diversity in eleven qualitative traits was quantified using the Shannon–Weaver (H′) and Nei (He) indices, whereas twelve quantitative traits were analyzed through principal component analysis (PCA) and hierarchical clustering. The results revealed substantial intra- and inter-accession variability, with He values ranging from 0.21 to 0.76 and H′ values from 0.40 to 1.79, reflecting marked differences in growth habit, panicle morphology, stem pigmentation, and tolerance to Peronospora variabilis and Epicauta spp. Multivariate analyses identified three contrasting groups and enabled the selection of outstanding accessions, including UNTRM-367-1149, UNTRM-367-1107, UNTRM-367-1078, UNTRM-367-1079, UNTRM-367-1081, UNTRM-367-1095, and UNTRM-367-1104, characterized by high yield potential, favorable reproductive architecture, early or intermediate maturity, and low downy mildew severity. These accessions represent promising genetic resources for developing quinoa varieties adapted to transitional Andean–Amazonian environments, contributing to improved crop productivity and resilience.&lt;/p&gt;&quot;,&quot;issue&quot;:&quot;23&quot;,&quot;volume&quot;:&quot;14&quot;,&quot;container-title-short&quot;:&quot;&quot;},&quot;isTemporary&quot;:false,&quot;suppress-author&quot;:false,&quot;composite&quot;:false,&quot;author-only&quot;:false}]},{&quot;citationID&quot;:&quot;MENDELEY_CITATION_485caa24-ab34-4d8a-ba06-f220c129eb57&quot;,&quot;properties&quot;:{&quot;noteIndex&quot;:0},&quot;isEdited&quot;:false,&quot;manualOverride&quot;:{&quot;isManuallyOverridden&quot;:false,&quot;citeprocText&quot;:&quot;(Estrada-Zúniga, Apaza-Mamani, et al., 2022)&quot;,&quot;manualOverrideText&quot;:&quot;&quot;},&quot;citationTag&quot;:&quot;MENDELEY_CITATION_v3_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&quot;,&quot;citationItems&quot;:[{&quot;id&quot;:&quot;4aab5e24-c31c-3a0a-b90f-9b87f255971b&quot;,&quot;itemData&quot;:{&quot;type&quot;:&quot;article-journal&quot;,&quot;id&quot;:&quot;4aab5e24-c31c-3a0a-b90f-9b87f255971b&quot;,&quot;title&quot;:&quot;Comportamiento agronómico de 81 genotipos de quinua (&lt;i&gt;Chenopodium quinoa&lt;/i&gt; Willd) en el Perú&quot;,&quot;author&quot;:[{&quot;family&quot;:&quot;Estrada-Zúniga&quot;,&quot;given&quot;:&quot;Rigoberto&quot;,&quot;parse-names&quot;:false,&quot;dropping-particle&quot;:&quot;&quot;,&quot;non-dropping-particle&quot;:&quot;&quot;},{&quot;family&quot;:&quot;Apaza-Mamani&quot;,&quot;given&quot;:&quot;Vidal&quot;,&quot;parse-names&quot;:false,&quot;dropping-particle&quot;:&quot;&quot;,&quot;non-dropping-particle&quot;:&quot;&quot;},{&quot;family&quot;:&quot;Pérez-Ávila&quot;,&quot;given&quot;:&quot;Angel&quot;,&quot;parse-names&quot;:false,&quot;dropping-particle&quot;:&quot;&quot;,&quot;non-dropping-particle&quot;:&quot;&quot;},{&quot;family&quot;:&quot;Altamirano-Pérez&quot;,&quot;given&quot;:&quot;Ana&quot;,&quot;parse-names&quot;:false,&quot;dropping-particle&quot;:&quot;&quot;,&quot;non-dropping-particle&quot;:&quot;&quot;},{&quot;family&quot;:&quot;Neyra-Valdez&quot;,&quot;given&quot;:&quot;Edgar&quot;,&quot;parse-names&quot;:false,&quot;dropping-particle&quot;:&quot;&quot;,&quot;non-dropping-particle&quot;:&quot;&quot;}],&quot;container-title&quot;:&quot;Ecosistemas y Recursos Agropecuarios&quot;,&quot;DOI&quot;:&quot;10.19136/era.a9n1.3134&quot;,&quot;ISSN&quot;:&quot;2007-901X&quot;,&quot;issued&quot;:{&quot;date-parts&quot;:[[2022,2,21]]},&quot;abstract&quot;:&quot;&lt;p&gt;La quinua (Chenopodium quinoa Willd) es consumida a nivel mundial  debido a su composición nutricional. Es importante conocer las características agronómicas que se ven influenciadas por las condiciones edafoclimáticas y evaluar el comportamiento agronómico de 81 genotipos de quinua del Instituto Nacional de Innovación Agraria (INIA) sembradas en las localidades de Cusco, Puno, Ayacucho y Junín, bajo un diseño experimental de bloques completos al azar, con tres repeticiones. Se evaluaron las variables: altura de planta, diámetro de panoja, longitud de panoja, rendimiento, severidad de infección de mildiu (Peronospora farinosa) e índice de selección (IS), en siembras del 2017 y 2018. La comparación de medias se realizó mediante la prueba de Tukey, análisis de conglomerados, componentes principales, correlación de Pearson y la evaluación del índice de selección para identificar la adaptación de los genotipos. Los resultados mostraron que la siembra del 2018 tuvo los mayores rendimientos. El análisis de conglomerados encontró la formación de tres grupos, donde el grupo tres mostró las mejores características en rendimiento, altura de planta, diámetro y longitud de panoja. El análisis de componentes principales mostró correlaciones positivas entre variables altura de planta, diámetro y longitud de panoja. Más del 45% de los tratamientos mostraron un índice de selección mayor a uno y se identificaron 16 genotipos con nivel bajo de severidad de infección a mildiu. Las localidades de Cusco y Puno reportaron el mejor comportamiento agronómico para los 81 genotipos.  &lt;/p&gt;&quot;,&quot;issue&quot;:&quot;1&quot;,&quot;volume&quot;:&quot;9&quot;,&quot;container-title-short&quot;:&quot;&quot;},&quot;isTemporary&quot;:false,&quot;suppress-author&quot;:false,&quot;composite&quot;:false,&quot;author-only&quot;:false}]},{&quot;citationID&quot;:&quot;MENDELEY_CITATION_c977e138-a0a7-4372-ba97-c50274a1336c&quot;,&quot;properties&quot;:{&quot;noteIndex&quot;:0},&quot;isEdited&quot;:false,&quot;manualOverride&quot;:{&quot;isManuallyOverridden&quot;:false,&quot;citeprocText&quot;:&quot;(Estrada-Zúniga, Bobadilla, et al., 2022)&quot;,&quot;manualOverrideText&quot;:&quot;&quot;},&quot;citationTag&quot;:&quot;MENDELEY_CITATION_v3_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&quot;,&quot;citationItems&quot;:[{&quot;id&quot;:&quot;5611579f-5efb-373b-b3cd-f945b7fda980&quot;,&quot;itemData&quot;:{&quot;type&quot;:&quot;article-journal&quot;,&quot;id&quot;:&quot;5611579f-5efb-373b-b3cd-f945b7fda980&quot;,&quot;title&quot;:&quot;Evaluación morfoagronómica de 100 accesiones de quinua (&lt;i&gt;Chenopodium quinoa&lt;/i&gt; Willd.) por su respuesta a mildiu (&lt;i&gt;Peronospora variabilis&lt;/i&gt; Gäum), rendimiento y contenido de saponina en Cusco, Perú&quot;,&quot;author&quot;:[{&quot;family&quot;:&quot;Estrada-Zúniga&quot;,&quot;given&quot;:&quot;Rigoberto&quot;,&quot;parse-names&quot;:false,&quot;dropping-particle&quot;:&quot;&quot;,&quot;non-dropping-particle&quot;:&quot;&quot;},{&quot;family&quot;:&quot;Bobadilla&quot;,&quot;given&quot;:&quot;Leidy G.&quot;,&quot;parse-names&quot;:false,&quot;dropping-particle&quot;:&quot;&quot;,&quot;non-dropping-particle&quot;:&quot;&quot;},{&quot;family&quot;:&quot;Neyra Valdez&quot;,&quot;given&quot;:&quot;Edgar&quot;,&quot;parse-names&quot;:false,&quot;dropping-particle&quot;:&quot;&quot;,&quot;non-dropping-particle&quot;:&quot;&quot;},{&quot;family&quot;:&quot;Manotupa Tupa&quot;,&quot;given&quot;:&quot;Michael Bryan&quot;,&quot;parse-names&quot;:false,&quot;dropping-particle&quot;:&quot;&quot;,&quot;non-dropping-particle&quot;:&quot;&quot;},{&quot;family&quot;:&quot;Álvarez Caceres&quot;,&quot;given&quot;:&quot;Aquilino&quot;,&quot;parse-names&quot;:false,&quot;dropping-particle&quot;:&quot;&quot;,&quot;non-dropping-particle&quot;:&quot;&quot;},{&quot;family&quot;:&quot;Céspedes Florez&quot;,&quot;given&quot;:&quot;Elizabet&quot;,&quot;parse-names&quot;:false,&quot;dropping-particle&quot;:&quot;&quot;,&quot;non-dropping-particle&quot;:&quot;&quot;}],&quot;container-title&quot;:&quot;Avances en Investigación Agropecuaria&quot;,&quot;container-title-short&quot;:&quot;Av. Investig. Agropecu.&quot;,&quot;DOI&quot;:&quot;10.53897/RevAIA.22.26.04&quot;,&quot;ISSN&quot;:&quot;2683-1716&quot;,&quot;issued&quot;:{&quot;date-parts&quot;:[[2022,1,1]]},&quot;page&quot;:&quot;47-61&quot;,&quot;abstract&quot;:&quot;&lt;p&gt;seleccionar accesiones de quinua como posibles diferenciales de reacción positiva a mildiu que identifiquen la variabilidad de Peronospora variabilis Gäum como patógeno recolectado en cinco departamentos y evaluado en Cusco. Materiales y métodos: se colectaron muestras de mildiu del altiplano (Puno), valles interandinos (Cusco, Apurímac, Ayacucho) y costa (Arequipa), obteniendo 175 muestras de mildiu. La instalación del experimento fue con 100 accesiones de quinua del Banco de Germoplasma de la EEAA en campos de cultivo durante dos campañas productivas; para su valoración se utilizaron descriptores de quinua y se evaluaron características agronómicas, rendimiento, reacción a mildiu (P. variabilis), área bajo la curva de crecimiento de la enfermedad (AUDPC, por sus siglas en inglés) y porcentaje de saponina. Además, se realizaron pruebas de virulencia y evaluaciones de severidad despues de inocular las accesiones de quinua con mildiu en invernadero. Resultados: la evaluación morfoagronómica permitió la selección como posibles diferenciales con reacción positiva a mildiu a los genotipos: RR.GG.41 para aislados de Ayacucho, RR.GG.09 para aislados de Apurímac, RR.GG.16 para aislados de Apurímac y Arequipa, RR.GG.57 para aislados de Puno y Apurímac, RR.GG.26 para aislados de Ayacucho y Apurímac, RR.GG.38 para aislados de Cusco y Arequipa RR.GG.43 para aislados de Puno y Arequipa, RR.GG.76 para aislados de Cusco y Arequipa y las accesiones de quinua RR.GG.11, RR.GG.22, RR.GG.55, RR.GG.64 para los 142 aislados que se logró obtener de las 175 muestras de los cinco departamentos. Conclusión: la identificación de doce posibles plantas diferenciales permite conocer la variabilidad del patógeno en los valles costeros, interandinos y altiplano.&lt;/p&gt;&quot;,&quot;issue&quot;:&quot;1&quot;,&quot;volume&quot;:&quot;26&quot;},&quot;isTemporary&quot;:false,&quot;suppress-author&quot;:false,&quot;composite&quot;:false,&quot;author-only&quot;:false}]},{&quot;citationID&quot;:&quot;MENDELEY_CITATION_3dc47142-6fea-4495-9db4-c24b416d277d&quot;,&quot;properties&quot;:{&quot;noteIndex&quot;:0},&quot;isEdited&quot;:false,&quot;manualOverride&quot;:{&quot;isManuallyOverridden&quot;:false,&quot;citeprocText&quot;:&quot;(Hlásná Cepková et al., 2022)&quot;,&quot;manualOverrideText&quot;:&quot;&quot;},&quot;citationTag&quot;:&quot;MENDELEY_CITATION_v3_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&quot;,&quot;citationItems&quot;:[{&quot;id&quot;:&quot;77e66eda-1f9b-3909-8b66-40a061344e37&quot;,&quot;itemData&quot;:{&quot;type&quot;:&quot;article-journal&quot;,&quot;id&quot;:&quot;77e66eda-1f9b-3909-8b66-40a061344e37&quot;,&quot;title&quot;:&quot;Diversity of quinoa genetic resources for sustainable production: A survey on nutritive characteristics as influenced by environmental conditions&quot;,&quot;author&quot;:[{&quot;family&quot;:&quot;Hlásná Cepková&quot;,&quot;given&quot;:&quot;Petra&quot;,&quot;parse-names&quot;:false,&quot;dropping-particle&quot;:&quot;&quot;,&quot;non-dropping-particle&quot;:&quot;&quot;},{&quot;family&quot;:&quot;Dostalíková&quot;,&quot;given&quot;:&quot;Lucie&quot;,&quot;parse-names&quot;:false,&quot;dropping-particle&quot;:&quot;&quot;,&quot;non-dropping-particle&quot;:&quot;&quot;},{&quot;family&quot;:&quot;Viehmannová&quot;,&quot;given&quot;:&quot;Iva&quot;,&quot;parse-names&quot;:false,&quot;dropping-particle&quot;:&quot;&quot;,&quot;non-dropping-particle&quot;:&quot;&quot;},{&quot;family&quot;:&quot;Jágr&quot;,&quot;given&quot;:&quot;Michal&quot;,&quot;parse-names&quot;:false,&quot;dropping-particle&quot;:&quot;&quot;,&quot;non-dropping-particle&quot;:&quot;&quot;},{&quot;family&quot;:&quot;Janovská&quot;,&quot;given&quot;:&quot;Dagmar&quot;,&quot;parse-names&quot;:false,&quot;dropping-particle&quot;:&quot;&quot;,&quot;non-dropping-particle&quot;:&quot;&quot;}],&quot;container-title&quot;:&quot;Frontiers in Sustainable Food Systems&quot;,&quot;container-title-short&quot;:&quot;Front. Sustain. Food Syst.&quot;,&quot;DOI&quot;:&quot;10.3389/fsufs.2022.960159&quot;,&quot;ISSN&quot;:&quot;2571-581X&quot;,&quot;issued&quot;:{&quot;date-parts&quot;:[[2022,10,26]]},&quot;abstract&quot;:&quot;&lt;p&gt;Environmental extremes and climatic variability have enhanced the changes in numerous plant stressors. Researchers have been working to improve “major” crops for several decades to make them more adaptable and tolerant to environmental stresses. However, neglected and underutilized crop species that have the potential to ensure food and nutritional security for the ever-growing global population have received little or no research attention. Quinoa is one of these crops. It is a pseudocereal, considered a rich and balanced food resource due to its protein content and protein quality, high mineral content, and health benefits. This review provides currently available information on the genetic resources of quinoa and their quality in terms of variability of economically important traits such as yield, and the content of bioactive compounds, such as protein and amino acid composition. The influence of variety and environmental conditions on selected traits is also discussed. The various types of nutrients present in the different varieties form the basis and are key for future breeding efforts and for efficient, healthy, and sustainable food production.&lt;/p&gt;&quot;,&quot;volume&quot;:&quot;6&quot;},&quot;isTemporary&quot;:false,&quot;suppress-author&quot;:false,&quot;composite&quot;:false,&quot;author-only&quot;:false}]},{&quot;citationID&quot;:&quot;MENDELEY_CITATION_a08c922e-1b52-475e-a4f7-b7f187392da9&quot;,&quot;properties&quot;:{&quot;noteIndex&quot;:0},&quot;isEdited&quot;:false,&quot;manualOverride&quot;:{&quot;isManuallyOverridden&quot;:false,&quot;citeprocText&quot;:&quot;(Velasco et al., 2025)&quot;,&quot;manualOverrideText&quot;:&quot;&quot;},&quot;citationTag&quot;:&quot;MENDELEY_CITATION_v3_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&quot;,&quot;citationItems&quot;:[{&quot;id&quot;:&quot;6052b009-9924-33b2-889a-7599331dc439&quot;,&quot;itemData&quot;:{&quot;type&quot;:&quot;article-journal&quot;,&quot;id&quot;:&quot;6052b009-9924-33b2-889a-7599331dc439&quot;,&quot;title&quot;:&quot;Genetic and environmental influences on fatty acid and tocopherol diversity in quinoa germplasm&quot;,&quot;author&quot;:[{&quot;family&quot;:&quot;Velasco&quot;,&quot;given&quot;:&quot;Leonardo&quot;,&quot;parse-names&quot;:false,&quot;dropping-particle&quot;:&quot;&quot;,&quot;non-dropping-particle&quot;:&quot;&quot;},{&quot;family&quot;:&quot;Matías&quot;,&quot;given&quot;:&quot;Javier&quot;,&quot;parse-names&quot;:false,&quot;dropping-particle&quot;:&quot;&quot;,&quot;non-dropping-particle&quot;:&quot;&quot;},{&quot;family&quot;:&quot;Cruz&quot;,&quot;given&quot;:&quot;Verónica&quot;,&quot;parse-names&quot;:false,&quot;dropping-particle&quot;:&quot;&quot;,&quot;non-dropping-particle&quot;:&quot;&quot;},{&quot;family&quot;:&quot;Fondevilla&quot;,&quot;given&quot;:&quot;Sara&quot;,&quot;parse-names&quot;:false,&quot;dropping-particle&quot;:&quot;&quot;,&quot;non-dropping-particle&quot;:&quot;&quot;}],&quot;container-title&quot;:&quot;Frontiers in Plant Science&quot;,&quot;container-title-short&quot;:&quot;Front. Plant Sci.&quot;,&quot;DOI&quot;:&quot;10.3389/fpls.2025.1541895&quot;,&quot;ISSN&quot;:&quot;1664-462X&quot;,&quot;issued&quot;:{&quot;date-parts&quot;:[[2025,5,15]]},&quot;volume&quot;:&quot;16&quot;},&quot;isTemporary&quot;:false,&quot;suppress-author&quot;:false,&quot;composite&quot;:false,&quot;author-only&quot;:false}]},{&quot;citationID&quot;:&quot;MENDELEY_CITATION_b5009af5-9d9e-4f43-a24d-41cf5e4ca697&quot;,&quot;properties&quot;:{&quot;noteIndex&quot;:0,&quot;mode&quot;:&quot;composite&quot;},&quot;isEdited&quot;:false,&quot;manualOverride&quot;:{&quot;isManuallyOverridden&quot;:false,&quot;citeprocText&quot;:&quot;Bioversity International et al. (2013)&quot;,&quot;manualOverrideText&quot;:&quot;&quot;},&quot;citationTag&quot;:&quot;MENDELEY_CITATION_v3_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&quot;,&quot;citationItems&quot;:[{&quot;displayAs&quot;:&quot;composite&quot;,&quot;label&quot;:&quot;page&quot;,&quot;id&quot;:&quot;566879d4-31e2-3de5-9201-038f4fdb3367&quot;,&quot;itemData&quot;:{&quot;type&quot;:&quot;book&quot;,&quot;id&quot;:&quot;566879d4-31e2-3de5-9201-038f4fdb3367&quot;,&quot;title&quot;:&quot;Descriptores para quinua (&lt;i&gt;Chenopodium quinoa&lt;/i&gt; Willd.) y sus parientes silvestres.&quot;,&quot;author&quot;:[{&quot;family&quot;:&quot;Bioversity International&quot;,&quot;given&quot;:&quot;&quot;,&quot;parse-names&quot;:false,&quot;dropping-particle&quot;:&quot;&quot;,&quot;non-dropping-particle&quot;:&quot;&quot;},{&quot;family&quot;:&quot;FAO&quot;,&quot;given&quot;:&quot;&quot;,&quot;parse-names&quot;:false,&quot;dropping-particle&quot;:&quot;&quot;,&quot;non-dropping-particle&quot;:&quot;&quot;},{&quot;family&quot;:&quot;PROINPA&quot;,&quot;given&quot;:&quot;&quot;,&quot;parse-names&quot;:false,&quot;dropping-particle&quot;:&quot;&quot;,&quot;non-dropping-particle&quot;:&quot;&quot;},{&quot;family&quot;:&quot;INIAF&quot;,&quot;given&quot;:&quot;&quot;,&quot;parse-names&quot;:false,&quot;dropping-particle&quot;:&quot;&quot;,&quot;non-dropping-particle&quot;:&quot;&quot;},{&quot;family&quot;:&quot;FIDA&quot;,&quot;given&quot;:&quot;&quot;,&quot;parse-names&quot;:false,&quot;dropping-particle&quot;:&quot;&quot;,&quot;non-dropping-particle&quot;:&quot;&quot;}],&quot;editor&quot;:[{&quot;family&quot;:&quot;Bioversity International&quot;,&quot;given&quot;:&quot;&quot;,&quot;parse-names&quot;:false,&quot;dropping-particle&quot;:&quot;&quot;,&quot;non-dropping-particle&quot;:&quot;&quot;}],&quot;URL&quot;:&quot;https://www.fao.org/4/aq658s/aq658s.pdf&quot;,&quot;issued&quot;:{&quot;date-parts&quot;:[[2013]]},&quot;container-title-short&quot;:&quot;&quot;},&quot;isTemporary&quot;:false,&quot;suppress-author&quot;:false,&quot;composite&quot;:true,&quot;author-only&quot;:false}]},{&quot;citationID&quot;:&quot;MENDELEY_CITATION_441e4705-3ca0-422f-a2d0-b0bc080007c2&quot;,&quot;properties&quot;:{&quot;noteIndex&quot;:0},&quot;isEdited&quot;:false,&quot;manualOverride&quot;:{&quot;isManuallyOverridden&quot;:false,&quot;citeprocText&quot;:&quot;(Arias Gonzáles, 2022)&quot;,&quot;manualOverrideText&quot;:&quot;&quot;},&quot;citationTag&quot;:&quot;MENDELEY_CITATION_v3_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&quot;,&quot;citationItems&quot;:[{&quot;id&quot;:&quot;c5f31d1d-4e85-33b5-9e8c-d21a38b87e94&quot;,&quot;itemData&quot;:{&quot;type&quot;:&quot;article-journal&quot;,&quot;id&quot;:&quot;c5f31d1d-4e85-33b5-9e8c-d21a38b87e94&quot;,&quot;title&quot;:&quot;Guía para elaborar la operacionalización de variables&quot;,&quot;author&quot;:[{&quot;family&quot;:&quot;Arias Gonzáles&quot;,&quot;given&quot;:&quot;José Luis&quot;,&quot;parse-names&quot;:false,&quot;dropping-particle&quot;:&quot;&quot;,&quot;non-dropping-particle&quot;:&quot;&quot;}],&quot;container-title&quot;:&quot;Espacio I+D, Innovación más desarrollo&quot;,&quot;chapter-number&quot;:&quot;Artículos&quot;,&quot;DOI&quot;:&quot;10.31644/IMASD.28.2021.a02&quot;,&quot;URL&quot;:&quot;https://espacioimasd.unach.mx/index.php/Inicio/article/view/274&quot;,&quot;issued&quot;:{&quot;date-parts&quot;:[[2022,2,25]]},&quot;abstract&quot;:&quot;&amp;lt;p&amp;gt;El presente artículo científico presenta como objetivo principal desarrollar una guía para elaborar la operacionalización de variables y está dirigida a docentes, investigadores, estudiantes de pregrado y posgrado involucrados con la investigación científica desde la ruta cuantitativa. Se pretende mostrar una herramienta que permite a los estudiantes e investigadores conocer los criterios fundamentales y los pasos a seguir para elaborar una tabla de operacionalización de variables, tanto desde la parte teórica, como de la práctica. Esta guía se desarrolla en seis partes fundamentales: Las variables, la definición conceptual de las variables, la definición operacional, dimensiones, indicadores y la escala de medición. Cada sección recoge la teorización de más de veinte autores de libros alineados al tema y la experiencia reunida del autor en la práctica de la enseñanza universitaria e investigativa.&amp;lt;/p&amp;gt;&quot;,&quot;issue&quot;:&quot;28&quot;,&quot;volume&quot;:&quot;10&quot;,&quot;container-title-short&quot;:&quot;&quot;},&quot;isTemporary&quot;:false,&quot;suppress-author&quot;:false,&quot;composite&quot;:false,&quot;author-only&quot;:false}]},{&quot;citationID&quot;:&quot;MENDELEY_CITATION_5944f961-e097-4937-9694-468e4bb5b82c&quot;,&quot;properties&quot;:{&quot;noteIndex&quot;:0},&quot;isEdited&quot;:false,&quot;manualOverride&quot;:{&quot;isManuallyOverridden&quot;:false,&quot;citeprocText&quot;:&quot;(Ain et al., 2023; Estrada-Zúniga, Bobadilla, et al., 2022)&quot;,&quot;manualOverrideText&quot;:&quot;&quot;},&quot;citationTag&quot;:&quot;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&quot;,&quot;citationItems&quot;:[{&quot;id&quot;:&quot;05978da6-41f1-39d2-b36e-ff2253f54fba&quot;,&quot;itemData&quot;:{&quot;type&quot;:&quot;article-journal&quot;,&quot;id&quot;:&quot;05978da6-41f1-39d2-b36e-ff2253f54fba&quot;,&quot;title&quot;:&quot;Adaptive mechanisms in quinoa for coping in stressful environments: an update&quot;,&quot;author&quot;:[{&quot;family&quot;:&quot;Ain&quot;,&quot;given&quot;:&quot;Qura Tul&quot;,&quot;parse-names&quot;:false,&quot;dropping-particle&quot;:&quot;&quot;,&quot;non-dropping-particle&quot;:&quot;&quot;},{&quot;family&quot;:&quot;Siddique&quot;,&quot;given&quot;:&quot;Kiran&quot;,&quot;parse-names&quot;:false,&quot;dropping-particle&quot;:&quot;&quot;,&quot;non-dropping-particle&quot;:&quot;&quot;},{&quot;family&quot;:&quot;Bawazeer&quot;,&quot;given&quot;:&quot;Sami&quot;,&quot;parse-names&quot;:false,&quot;dropping-particle&quot;:&quot;&quot;,&quot;non-dropping-particle&quot;:&quot;&quot;},{&quot;family&quot;:&quot;Ali&quot;,&quot;given&quot;:&quot;Iftikhar&quot;,&quot;parse-names&quot;:false,&quot;dropping-particle&quot;:&quot;&quot;,&quot;non-dropping-particle&quot;:&quot;&quot;},{&quot;family&quot;:&quot;Mazhar&quot;,&quot;given&quot;:&quot;Maham&quot;,&quot;parse-names&quot;:false,&quot;dropping-particle&quot;:&quot;&quot;,&quot;non-dropping-particle&quot;:&quot;&quot;},{&quot;family&quot;:&quot;Rasool&quot;,&quot;given&quot;:&quot;Rabia&quot;,&quot;parse-names&quot;:false,&quot;dropping-particle&quot;:&quot;&quot;,&quot;non-dropping-particle&quot;:&quot;&quot;},{&quot;family&quot;:&quot;Mubeen&quot;,&quot;given&quot;:&quot;Bismillah&quot;,&quot;parse-names&quot;:false,&quot;dropping-particle&quot;:&quot;&quot;,&quot;non-dropping-particle&quot;:&quot;&quot;},{&quot;family&quot;:&quot;Ullah&quot;,&quot;given&quot;:&quot;Farman&quot;,&quot;parse-names&quot;:false,&quot;dropping-particle&quot;:&quot;&quot;,&quot;non-dropping-particle&quot;:&quot;&quot;},{&quot;family&quot;:&quot;Unar&quot;,&quot;given&quot;:&quot;Ahsanullah&quot;,&quot;parse-names&quot;:false,&quot;dropping-particle&quot;:&quot;&quot;,&quot;non-dropping-particle&quot;:&quot;&quot;},{&quot;family&quot;:&quot;Jafar&quot;,&quot;given&quot;:&quot;Tassadaq Hussain&quot;,&quot;parse-names&quot;:false,&quot;dropping-particle&quot;:&quot;&quot;,&quot;non-dropping-particle&quot;:&quot;&quot;}],&quot;container-title&quot;:&quot;PeerJ&quot;,&quot;container-title-short&quot;:&quot;PeerJ&quot;,&quot;DOI&quot;:&quot;10.7717/peerj.14832&quot;,&quot;ISSN&quot;:&quot;2167-8359&quot;,&quot;issued&quot;:{&quot;date-parts&quot;:[[2023,3,2]]},&quot;page&quot;:&quot;e14832&quot;,&quot;abstract&quot;:&quot;&lt;p&gt; Quinoa ( &lt;italic&gt;Chenopodium quinoa&lt;/italic&gt; ) is a grain-like, genetically diverse, highly complex, nutritious, and stress-tolerant food that has been used in Andean Indigenous cultures for thousands of years. Over the past several decades, numerous nutraceutical and food companies are using quinoa because of its perceived health benefits. Seeds of quinoa have a superb balance of proteins, lipids, carbohydrates, saponins, vitamins, phenolics, minerals, phytoecdysteroids, glycine betaine, and betalains. Quinoa due to its high nutritional protein contents, minerals, secondary metabolites and lack of gluten, is used as the main food source worldwide. In upcoming years, the frequency of extreme events and climatic variations is projected to increase which will have an impact on reliable and safe production of food. Quinoa due to its high nutritional quality and adaptability has been suggested as a good candidate to offer increased food security in a world with increased climatic variations. Quinoa possesses an exceptional ability to grow and adapt in varied and contrasting environments, including drought, saline soil, cold, heat UV-B radiation, and heavy metals. Adaptations in salinity and drought are the most commonly studied stresses in quinoa and their genetic diversity associated with two stresses has been extensively elucidated. Because of the traditional wide-ranging cultivation area of quinoa, different quinoa cultivars are available that are specifically adapted for specific stress and with broad genetic variability. This review will give a brief overview of the various physiological, morphological and metabolic adaptations in response to several abiotic stresses. &lt;/p&gt;&quot;,&quot;volume&quot;:&quot;11&quot;},&quot;isTemporary&quot;:false,&quot;suppress-author&quot;:false,&quot;composite&quot;:false,&quot;author-only&quot;:false},{&quot;id&quot;:&quot;5611579f-5efb-373b-b3cd-f945b7fda980&quot;,&quot;itemData&quot;:{&quot;type&quot;:&quot;article-journal&quot;,&quot;id&quot;:&quot;5611579f-5efb-373b-b3cd-f945b7fda980&quot;,&quot;title&quot;:&quot;Evaluación morfoagronómica de 100 accesiones de quinua (&lt;i&gt;Chenopodium quinoa&lt;/i&gt; Willd.) por su respuesta a mildiu (&lt;i&gt;Peronospora variabilis&lt;/i&gt; Gäum), rendimiento y contenido de saponina en Cusco, Perú&quot;,&quot;author&quot;:[{&quot;family&quot;:&quot;Estrada-Zúniga&quot;,&quot;given&quot;:&quot;Rigoberto&quot;,&quot;parse-names&quot;:false,&quot;dropping-particle&quot;:&quot;&quot;,&quot;non-dropping-particle&quot;:&quot;&quot;},{&quot;family&quot;:&quot;Bobadilla&quot;,&quot;given&quot;:&quot;Leidy G.&quot;,&quot;parse-names&quot;:false,&quot;dropping-particle&quot;:&quot;&quot;,&quot;non-dropping-particle&quot;:&quot;&quot;},{&quot;family&quot;:&quot;Neyra Valdez&quot;,&quot;given&quot;:&quot;Edgar&quot;,&quot;parse-names&quot;:false,&quot;dropping-particle&quot;:&quot;&quot;,&quot;non-dropping-particle&quot;:&quot;&quot;},{&quot;family&quot;:&quot;Manotupa Tupa&quot;,&quot;given&quot;:&quot;Michael Bryan&quot;,&quot;parse-names&quot;:false,&quot;dropping-particle&quot;:&quot;&quot;,&quot;non-dropping-particle&quot;:&quot;&quot;},{&quot;family&quot;:&quot;Álvarez Caceres&quot;,&quot;given&quot;:&quot;Aquilino&quot;,&quot;parse-names&quot;:false,&quot;dropping-particle&quot;:&quot;&quot;,&quot;non-dropping-particle&quot;:&quot;&quot;},{&quot;family&quot;:&quot;Céspedes Florez&quot;,&quot;given&quot;:&quot;Elizabet&quot;,&quot;parse-names&quot;:false,&quot;dropping-particle&quot;:&quot;&quot;,&quot;non-dropping-particle&quot;:&quot;&quot;}],&quot;container-title&quot;:&quot;Avances en Investigación Agropecuaria&quot;,&quot;DOI&quot;:&quot;10.53897/RevAIA.22.26.04&quot;,&quot;ISSN&quot;:&quot;2683-1716&quot;,&quot;issued&quot;:{&quot;date-parts&quot;:[[2022,1,1]]},&quot;page&quot;:&quot;47-61&quot;,&quot;abstract&quot;:&quot;&lt;p&gt;seleccionar accesiones de quinua como posibles diferenciales de reacción positiva a mildiu que identifiquen la variabilidad de Peronospora variabilis Gäum como patógeno recolectado en cinco departamentos y evaluado en Cusco. Materiales y métodos: se colectaron muestras de mildiu del altiplano (Puno), valles interandinos (Cusco, Apurímac, Ayacucho) y costa (Arequipa), obteniendo 175 muestras de mildiu. La instalación del experimento fue con 100 accesiones de quinua del Banco de Germoplasma de la EEAA en campos de cultivo durante dos campañas productivas; para su valoración se utilizaron descriptores de quinua y se evaluaron características agronómicas, rendimiento, reacción a mildiu (P. variabilis), área bajo la curva de crecimiento de la enfermedad (AUDPC, por sus siglas en inglés) y porcentaje de saponina. Además, se realizaron pruebas de virulencia y evaluaciones de severidad despues de inocular las accesiones de quinua con mildiu en invernadero. Resultados: la evaluación morfoagronómica permitió la selección como posibles diferenciales con reacción positiva a mildiu a los genotipos: RR.GG.41 para aislados de Ayacucho, RR.GG.09 para aislados de Apurímac, RR.GG.16 para aislados de Apurímac y Arequipa, RR.GG.57 para aislados de Puno y Apurímac, RR.GG.26 para aislados de Ayacucho y Apurímac, RR.GG.38 para aislados de Cusco y Arequipa RR.GG.43 para aislados de Puno y Arequipa, RR.GG.76 para aislados de Cusco y Arequipa y las accesiones de quinua RR.GG.11, RR.GG.22, RR.GG.55, RR.GG.64 para los 142 aislados que se logró obtener de las 175 muestras de los cinco departamentos. Conclusión: la identificación de doce posibles plantas diferenciales permite conocer la variabilidad del patógeno en los valles costeros, interandinos y altiplano.&lt;/p&gt;&quot;,&quot;issue&quot;:&quot;1&quot;,&quot;volume&quot;:&quot;26&quot;,&quot;container-title-short&quot;:&quot;Av. Investig. Agropecu.&quot;},&quot;isTemporary&quot;:false}]},{&quot;citationID&quot;:&quot;MENDELEY_CITATION_da3028cb-700c-4045-aab4-73a2cbc2e188&quot;,&quot;properties&quot;:{&quot;noteIndex&quot;:0},&quot;isEdited&quot;:false,&quot;manualOverride&quot;:{&quot;isManuallyOverridden&quot;:false,&quot;citeprocText&quot;:&quot;(González-Martínez et al., 2020; Laura Sucasaca, 2023)&quot;,&quot;manualOverrideText&quot;:&quot;&quot;},&quot;citationTag&quot;:&quot;MENDELEY_CITATION_v3_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&quot;,&quot;citationItems&quot;:[{&quot;id&quot;:&quot;e6679cbd-c90a-3d42-9b4a-397171ebf9ca&quot;,&quot;itemData&quot;:{&quot;type&quot;:&quot;article-journal&quot;,&quot;id&quot;:&quot;e6679cbd-c90a-3d42-9b4a-397171ebf9ca&quot;,&quot;title&quot;:&quot;Diversidad morfológica y agronómica de maíces nativos del Altiplano de Tamaulipas, México&quot;,&quot;author&quot;:[{&quot;family&quot;:&quot;González-Martínez&quot;,&quot;given&quot;:&quot;Javier&quot;,&quot;parse-names&quot;:false,&quot;dropping-particle&quot;:&quot;&quot;,&quot;non-dropping-particle&quot;:&quot;&quot;},{&quot;family&quot;:&quot;Rocandio-Rodríguez&quot;,&quot;given&quot;:&quot;Mario&quot;,&quot;parse-names&quot;:false,&quot;dropping-particle&quot;:&quot;&quot;,&quot;non-dropping-particle&quot;:&quot;&quot;},{&quot;family&quot;:&quot;Contreras-Toledo&quot;,&quot;given&quot;:&quot;Aremi R.&quot;,&quot;parse-names&quot;:false,&quot;dropping-particle&quot;:&quot;&quot;,&quot;non-dropping-particle&quot;:&quot;&quot;},{&quot;family&quot;:&quot;Joaquín-Cancino&quot;,&quot;given&quot;:&quot;Santiago&quot;,&quot;parse-names&quot;:false,&quot;dropping-particle&quot;:&quot;&quot;,&quot;non-dropping-particle&quot;:&quot;&quot;},{&quot;family&quot;:&quot;Vanoye-Eligio&quot;,&quot;given&quot;:&quot;Venancio&quot;,&quot;parse-names&quot;:false,&quot;dropping-particle&quot;:&quot;&quot;,&quot;non-dropping-particle&quot;:&quot;&quot;},{&quot;family&quot;:&quot;Chacón-Hernández&quot;,&quot;given&quot;:&quot;Julio C.&quot;,&quot;parse-names&quot;:false,&quot;dropping-particle&quot;:&quot;&quot;,&quot;non-dropping-particle&quot;:&quot;&quot;},{&quot;family&quot;:&quot;Hernández-Bautista&quot;,&quot;given&quot;:&quot;Aurelio&quot;,&quot;parse-names&quot;:false,&quot;dropping-particle&quot;:&quot;&quot;,&quot;non-dropping-particle&quot;:&quot;&quot;}],&quot;container-title&quot;:&quot;Revista Fitotecnia Mexicana&quot;,&quot;DOI&quot;:&quot;10.35196/rfm.2020.4.361&quot;,&quot;ISSN&quot;:&quot;0187-7380&quot;,&quot;issued&quot;:{&quot;date-parts&quot;:[[2020,12,28]]},&quot;page&quot;:&quot;361&quot;,&quot;abstract&quot;:&quot;&lt;p&gt;El estado de Tamaulipas en México es considerado como parte de los centros de origen del maíz nativo, los maíces que ahí se cultivan poseen características agronómicas de importancia y son ampliamente diversos; sin embargo, los estudios de diversidad en el estado han sido pocos. Se analizó la diversidad morfológica y agronómica entre poblaciones de maíz nativo cultivadas en el Altiplano de Tamaulipas. Se establecieron experimentos en los municipios de Jaumave, Tula y Güémez, Tamaulipas, bajo un diseño experimental de bloques completos al azar en los ciclos de siembra otoño-invierno 2016-2017 y primavera-verano del 2017, con 98 poblaciones de maíz nativo y dos testigos. Se registraron 33 caracteres morfológicos, se sometieron a análisis de varianza combinado; la agrupación de la diversidad se realizó mediante análisis de componentes principales. El análisis de componentes principales explico el 73.96 % de la variación total y mostró que los caracteres fenológicos y de mazorca fueron los que mayormente sustentaron la variación morfológica. El análisis de conglomerados permitió la identificación de dos grandes grupos morfológicos, donde predominó la raza Ratón. La variación del maíz nativo de Tamaulipas es amplia y contínua, en la cual se podrían encontrar alelos de interés para incorporarlos a programas de mejoramiento genético de maíz.&lt;/p&gt;&quot;,&quot;issue&quot;:&quot;4&quot;,&quot;volume&quot;:&quot;43&quot;,&quot;container-title-short&quot;:&quot;&quot;},&quot;isTemporary&quot;:false,&quot;suppress-author&quot;:false,&quot;composite&quot;:false,&quot;author-only&quot;:false},{&quot;id&quot;:&quot;10f0a1cb-fd46-38e6-8de3-dbdbc88e9cf9&quot;,&quot;itemData&quot;:{&quot;type&quot;:&quot;article-journal&quot;,&quot;id&quot;:&quot;10f0a1cb-fd46-38e6-8de3-dbdbc88e9cf9&quot;,&quot;title&quot;:&quot;Caracterización agronómica y morfológica de las accesiones de quinua (&lt;i&gt;Chenopodium quínoa&lt;/i&gt; Willd) obtenidas ancestralmente vía descriptor Bioversity International&quot;,&quot;author&quot;:[{&quot;family&quot;:&quot;Laura Sucasaca&quot;,&quot;given&quot;:&quot;Rigoberto&quot;,&quot;parse-names&quot;:false,&quot;dropping-particle&quot;:&quot;&quot;,&quot;non-dropping-particle&quot;:&quot;&quot;}],&quot;container-title&quot;:&quot;Revista de Investigaciones&quot;,&quot;DOI&quot;:&quot;10.26788/ri.v12i1.4398&quot;,&quot;ISSN&quot;:&quot;2077-8686&quot;,&quot;issued&quot;:{&quot;date-parts&quot;:[[2023,3,31]]},&quot;page&quot;:&quot;1-14&quot;,&quot;abstract&quot;:&quot;&lt;p&gt;La quinua (Chenopodium quinoa Willd.) es una planta herbácea anual, cultivo de grano que se originó por su robustez en las regiones andinas del Perú y Bolivia, principalmente en el altiplano, en la que se practica una agricultura propia, donde el conocimiento ancestral de su variabilidad es patente en valor nutricional, ambiental – ecológico (huella hídrica), ritual, pigmentos carofil antocianina (coloración); este trabajo se inició el 15 de octubre del 2019 y finaliza enero del 2022, en los centros experimentales de Camacani e Illpa de la Universidad Nacional del Altiplano Puno, cuyo objetivos son: Caracterización agronómica y morfológica a fin de identificar las diversas estructuras anatómicas, asemejar las diversas estructuras agrarias y determinar el nivel de rendimiento de 24 accesiones de quinua, utilizado la metodología de aleatorización, según descriptor Bioversity International. El diseño estadístico experimental es factorial de 2 x 2, diseño bloque completamente al azar. Los resultados del análisis de varianza reflejaron valores altos que se encuentran en los caracteres cuantitativos que fueron sometidos a ANOVA y presentan diferencias significativas comparadas con la prueba de Duncan. Las conclusiones muestran en la accesión Maranga obtuvo 5,84 gr. es más alto peso, seguido por Salcedo INIA (5,05 g.), y Blanca de Juli (5,02 g.); en el rendimiento Negra Kollana (2,67 g), Misa2 (3,01g.); el rendimiento en parcelas, accesión Kancolla (0,652 Kg/parcela), seguido por Choclito (0,567 kg/parcela), seguido por Blanca de Juli (0,523 kg/parcela); en cuanto menor rendimiento obtuvieron accesión Qoyto con (0,260 kg/parcela), Negra kollana (0,261 kg/parcela) y Misa2 0,310 kg/parcela.&lt;/p&gt;&quot;,&quot;issue&quot;:&quot;1&quot;,&quot;volume&quot;:&quot;12&quot;,&quot;container-title-short&quot;:&quot;&quot;},&quot;isTemporary&quot;:false}]},{&quot;citationID&quot;:&quot;MENDELEY_CITATION_00ede3ea-4b61-45b0-9300-7ee4fb8352fd&quot;,&quot;properties&quot;:{&quot;noteIndex&quot;:0,&quot;mode&quot;:&quot;composite&quot;},&quot;isEdited&quot;:false,&quot;manualOverride&quot;:{&quot;isManuallyOverridden&quot;:false,&quot;citeprocText&quot;:&quot;Arias Gonzáles (2022)&quot;,&quot;manualOverrideText&quot;:&quot;&quot;},&quot;citationTag&quot;:&quot;MENDELEY_CITATION_v3_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&quot;,&quot;citationItems&quot;:[{&quot;displayAs&quot;:&quot;composite&quot;,&quot;label&quot;:&quot;page&quot;,&quot;id&quot;:&quot;c5f31d1d-4e85-33b5-9e8c-d21a38b87e94&quot;,&quot;itemData&quot;:{&quot;type&quot;:&quot;article-journal&quot;,&quot;id&quot;:&quot;c5f31d1d-4e85-33b5-9e8c-d21a38b87e94&quot;,&quot;title&quot;:&quot;Guía para elaborar la operacionalización de variables&quot;,&quot;author&quot;:[{&quot;family&quot;:&quot;Arias Gonzáles&quot;,&quot;given&quot;:&quot;José Luis&quot;,&quot;parse-names&quot;:false,&quot;dropping-particle&quot;:&quot;&quot;,&quot;non-dropping-particle&quot;:&quot;&quot;}],&quot;container-title&quot;:&quot;Espacio I+D, Innovación más desarrollo&quot;,&quot;chapter-number&quot;:&quot;Artículos&quot;,&quot;DOI&quot;:&quot;10.31644/IMASD.28.2021.a02&quot;,&quot;URL&quot;:&quot;https://espacioimasd.unach.mx/index.php/Inicio/article/view/274&quot;,&quot;issued&quot;:{&quot;date-parts&quot;:[[2022,2,25]]},&quot;abstract&quot;:&quot;&amp;lt;p&amp;gt;El presente artículo científico presenta como objetivo principal desarrollar una guía para elaborar la operacionalización de variables y está dirigida a docentes, investigadores, estudiantes de pregrado y posgrado involucrados con la investigación científica desde la ruta cuantitativa. Se pretende mostrar una herramienta que permite a los estudiantes e investigadores conocer los criterios fundamentales y los pasos a seguir para elaborar una tabla de operacionalización de variables, tanto desde la parte teórica, como de la práctica. Esta guía se desarrolla en seis partes fundamentales: Las variables, la definición conceptual de las variables, la definición operacional, dimensiones, indicadores y la escala de medición. Cada sección recoge la teorización de más de veinte autores de libros alineados al tema y la experiencia reunida del autor en la práctica de la enseñanza universitaria e investigativa.&amp;lt;/p&amp;gt;&quot;,&quot;issue&quot;:&quot;28&quot;,&quot;volume&quot;:&quot;10&quot;,&quot;container-title-short&quot;:&quot;&quot;},&quot;isTemporary&quot;:false,&quot;suppress-author&quot;:false,&quot;composite&quot;:true,&quot;author-only&quot;:false}]},{&quot;citationID&quot;:&quot;MENDELEY_CITATION_a3025ce1-d190-4516-8fe7-deafc06f1af1&quot;,&quot;properties&quot;:{&quot;noteIndex&quot;:0},&quot;isEdited&quot;:false,&quot;manualOverride&quot;:{&quot;isManuallyOverridden&quot;:false,&quot;citeprocText&quot;:&quot;(Cotes &amp;#38; Ñústez, 2001)&quot;,&quot;manualOverrideText&quot;:&quot;&quot;},&quot;citationTag&quot;:&quot;MENDELEY_CITATION_v3_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&quot;,&quot;citationItems&quot;:[{&quot;id&quot;:&quot;ffbdaced-21a8-31ab-a354-6ce6482e4722&quot;,&quot;itemData&quot;:{&quot;type&quot;:&quot;report&quot;,&quot;id&quot;:&quot;ffbdaced-21a8-31ab-a354-6ce6482e4722&quot;,&quot;title&quot;:&quot;Revista Latinoamericana de la Papa&quot;,&quot;author&quot;:[{&quot;family&quot;:&quot;Cotes&quot;,&quot;given&quot;:&quot;José M&quot;,&quot;parse-names&quot;:false,&quot;dropping-particle&quot;:&quot;&quot;,&quot;non-dropping-particle&quot;:&quot;&quot;},{&quot;family&quot;:&quot;Ñústez&quot;,&quot;given&quot;:&quot;Carlos E&quot;,&quot;parse-names&quot;:false,&quot;dropping-particle&quot;:&quot;&quot;,&quot;non-dropping-particle&quot;:&quot;&quot;}],&quot;URL&quot;:&quot;https://dialnet.unirioja.es/descarga/articulo/5512132.pdf&quot;,&quot;issued&quot;:{&quot;date-parts&quot;:[[2001]]},&quot;number-of-pages&quot;:&quot;15-34&quot;,&quot;volume&quot;:&quot;12&quot;,&quot;container-title-short&quot;:&quot;&quot;},&quot;isTemporary&quot;:false,&quot;suppress-author&quot;:false,&quot;composite&quot;:false,&quot;author-only&quot;:false}]},{&quot;citationID&quot;:&quot;MENDELEY_CITATION_fb664c7b-7b40-4ab6-99a1-87f4e8660e3c&quot;,&quot;properties&quot;:{&quot;noteIndex&quot;:0},&quot;isEdited&quot;:false,&quot;manualOverride&quot;:{&quot;isManuallyOverridden&quot;:false,&quot;citeprocText&quot;:&quot;(Cárdenas Valverde et al., 2023)&quot;,&quot;manualOverrideText&quot;:&quot;&quot;},&quot;citationTag&quot;:&quot;MENDELEY_CITATION_v3_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&quot;,&quot;citationItems&quot;:[{&quot;id&quot;:&quot;d04e47d1-b0b9-3e3f-8529-5fc3d4c692f9&quot;,&quot;itemData&quot;:{&quot;type&quot;:&quot;book&quot;,&quot;id&quot;:&quot;d04e47d1-b0b9-3e3f-8529-5fc3d4c692f9&quot;,&quot;title&quot;:&quot;Círculos de interaprendizaje para la redacción de cuestionarios sobre sobre evaluación&quot;,&quot;author&quot;:[{&quot;family&quot;:&quot;Cárdenas Valverde&quot;,&quot;given&quot;:&quot;Juan Carlos&quot;,&quot;parse-names&quot;:false,&quot;dropping-particle&quot;:&quot;&quot;,&quot;non-dropping-particle&quot;:&quot;&quot;},{&quot;family&quot;:&quot;Flores Poma&quot;,&quot;given&quot;:&quot;Irina Giovanna&quot;,&quot;parse-names&quot;:false,&quot;dropping-particle&quot;:&quot;&quot;,&quot;non-dropping-particle&quot;:&quot;&quot;},{&quot;family&quot;:&quot;Cárdenas Flores&quot;,&quot;given&quot;:&quot;Jean Edward&quot;,&quot;parse-names&quot;:false,&quot;dropping-particle&quot;:&quot;&quot;,&quot;non-dropping-particle&quot;:&quot;&quot;},{&quot;family&quot;:&quot;Cárdenas Flores&quot;,&quot;given&quot;:&quot;Kimberly Johana&quot;,&quot;parse-names&quot;:false,&quot;dropping-particle&quot;:&quot;&quot;,&quot;non-dropping-particle&quot;:&quot;&quot;},{&quot;family&quot;:&quot;Aguado Riveros&quot;,&quot;given&quot;:&quot;Uldarico Inocencio&quot;,&quot;parse-names&quot;:false,&quot;dropping-particle&quot;:&quot;&quot;,&quot;non-dropping-particle&quot;:&quot;&quot;},{&quot;family&quot;:&quot;Goyas Baldoceda&quot;,&quot;given&quot;:&quot;Ana María&quot;,&quot;parse-names&quot;:false,&quot;dropping-particle&quot;:&quot;&quot;,&quot;non-dropping-particle&quot;:&quot;&quot;},{&quot;family&quot;:&quot;Cayllahua Yarasca&quot;,&quot;given&quot;:&quot;Ubaldo&quot;,&quot;parse-names&quot;:false,&quot;dropping-particle&quot;:&quot;&quot;,&quot;non-dropping-particle&quot;:&quot;&quot;},{&quot;family&quot;:&quot;Salomé Maita&quot;,&quot;given&quot;:&quot;Gina Eliana&quot;,&quot;parse-names&quot;:false,&quot;dropping-particle&quot;:&quot;&quot;,&quot;non-dropping-particle&quot;:&quot;&quot;},{&quot;family&quot;:&quot;Molina Espinoza&quot;,&quot;given&quot;:&quot;Maruja Reyna&quot;,&quot;parse-names&quot;:false,&quot;dropping-particle&quot;:&quot;&quot;,&quot;non-dropping-particle&quot;:&quot;&quot;},{&quot;family&quot;:&quot;Inga Choque&quot;,&quot;given&quot;:&quot;Vilma&quot;,&quot;parse-names&quot;:false,&quot;dropping-particle&quot;:&quot;&quot;,&quot;non-dropping-particle&quot;:&quot;&quot;}],&quot;DOI&quot;:&quot;10.37885/978-65-5360-497-1&quot;,&quot;ISBN&quot;:&quot;9786553604971&quot;,&quot;issued&quot;:{&quot;date-parts&quot;:[[2023]]},&quot;publisher&quot;:&quot;Editora Científica Digital&quot;,&quot;container-title-short&quot;:&quot;&quot;},&quot;isTemporary&quot;:false,&quot;suppress-author&quot;:false,&quot;composite&quot;:false,&quot;author-only&quot;:false}]},{&quot;citationID&quot;:&quot;MENDELEY_CITATION_1af11d29-1e6f-4a22-a1b4-950a241682a7&quot;,&quot;properties&quot;:{&quot;noteIndex&quot;:0},&quot;isEdited&quot;:false,&quot;manualOverride&quot;:{&quot;isManuallyOverridden&quot;:false,&quot;citeprocText&quot;:&quot;(Cárdenas Valverde et al., 2023)&quot;,&quot;manualOverrideText&quot;:&quot;&quot;},&quot;citationTag&quot;:&quot;MENDELEY_CITATION_v3_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&quot;,&quot;citationItems&quot;:[{&quot;id&quot;:&quot;d04e47d1-b0b9-3e3f-8529-5fc3d4c692f9&quot;,&quot;itemData&quot;:{&quot;type&quot;:&quot;book&quot;,&quot;id&quot;:&quot;d04e47d1-b0b9-3e3f-8529-5fc3d4c692f9&quot;,&quot;title&quot;:&quot;Círculos de interaprendizaje para la redacción de cuestionarios sobre sobre evaluación&quot;,&quot;author&quot;:[{&quot;family&quot;:&quot;Cárdenas Valverde&quot;,&quot;given&quot;:&quot;Juan Carlos&quot;,&quot;parse-names&quot;:false,&quot;dropping-particle&quot;:&quot;&quot;,&quot;non-dropping-particle&quot;:&quot;&quot;},{&quot;family&quot;:&quot;Flores Poma&quot;,&quot;given&quot;:&quot;Irina Giovanna&quot;,&quot;parse-names&quot;:false,&quot;dropping-particle&quot;:&quot;&quot;,&quot;non-dropping-particle&quot;:&quot;&quot;},{&quot;family&quot;:&quot;Cárdenas Flores&quot;,&quot;given&quot;:&quot;Jean Edward&quot;,&quot;parse-names&quot;:false,&quot;dropping-particle&quot;:&quot;&quot;,&quot;non-dropping-particle&quot;:&quot;&quot;},{&quot;family&quot;:&quot;Cárdenas Flores&quot;,&quot;given&quot;:&quot;Kimberly Johana&quot;,&quot;parse-names&quot;:false,&quot;dropping-particle&quot;:&quot;&quot;,&quot;non-dropping-particle&quot;:&quot;&quot;},{&quot;family&quot;:&quot;Aguado Riveros&quot;,&quot;given&quot;:&quot;Uldarico Inocencio&quot;,&quot;parse-names&quot;:false,&quot;dropping-particle&quot;:&quot;&quot;,&quot;non-dropping-particle&quot;:&quot;&quot;},{&quot;family&quot;:&quot;Goyas Baldoceda&quot;,&quot;given&quot;:&quot;Ana María&quot;,&quot;parse-names&quot;:false,&quot;dropping-particle&quot;:&quot;&quot;,&quot;non-dropping-particle&quot;:&quot;&quot;},{&quot;family&quot;:&quot;Cayllahua Yarasca&quot;,&quot;given&quot;:&quot;Ubaldo&quot;,&quot;parse-names&quot;:false,&quot;dropping-particle&quot;:&quot;&quot;,&quot;non-dropping-particle&quot;:&quot;&quot;},{&quot;family&quot;:&quot;Salomé Maita&quot;,&quot;given&quot;:&quot;Gina Eliana&quot;,&quot;parse-names&quot;:false,&quot;dropping-particle&quot;:&quot;&quot;,&quot;non-dropping-particle&quot;:&quot;&quot;},{&quot;family&quot;:&quot;Molina Espinoza&quot;,&quot;given&quot;:&quot;Maruja Reyna&quot;,&quot;parse-names&quot;:false,&quot;dropping-particle&quot;:&quot;&quot;,&quot;non-dropping-particle&quot;:&quot;&quot;},{&quot;family&quot;:&quot;Inga Choque&quot;,&quot;given&quot;:&quot;Vilma&quot;,&quot;parse-names&quot;:false,&quot;dropping-particle&quot;:&quot;&quot;,&quot;non-dropping-particle&quot;:&quot;&quot;}],&quot;DOI&quot;:&quot;10.37885/978-65-5360-497-1&quot;,&quot;ISBN&quot;:&quot;9786553604971&quot;,&quot;issued&quot;:{&quot;date-parts&quot;:[[2023]]},&quot;publisher&quot;:&quot;Editora Científica Digital&quot;,&quot;container-title-short&quot;:&quot;&quot;},&quot;isTemporary&quot;:false,&quot;suppress-author&quot;:false,&quot;composite&quot;:false,&quot;author-only&quot;:false}]},{&quot;citationID&quot;:&quot;MENDELEY_CITATION_edd0cdd2-8183-4004-b7e7-4d1c71fee6ec&quot;,&quot;properties&quot;:{&quot;noteIndex&quot;:0},&quot;isEdited&quot;:false,&quot;manualOverride&quot;:{&quot;isManuallyOverridden&quot;:false,&quot;citeprocText&quot;:&quot;(Hinojosa Mamani et al., 2024)&quot;,&quot;manualOverrideText&quot;:&quot;&quot;},&quot;citationTag&quot;:&quot;MENDELEY_CITATION_v3_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&quot;,&quot;citationItems&quot;:[{&quot;id&quot;:&quot;1c4e978d-63a7-3ed5-824d-e737ef363308&quot;,&quot;itemData&quot;:{&quot;type&quot;:&quot;book&quot;,&quot;id&quot;:&quot;1c4e978d-63a7-3ed5-824d-e737ef363308&quot;,&quot;title&quot;:&quot;Proyecto de tesis: Guía práctica para investigación cuantitativa&quot;,&quot;author&quot;:[{&quot;family&quot;:&quot;Hinojosa Mamani&quot;,&quot;given&quot;:&quot;Jhonatan&quot;,&quot;parse-names&quot;:false,&quot;dropping-particle&quot;:&quot;&quot;,&quot;non-dropping-particle&quot;:&quot;&quot;},{&quot;family&quot;:&quot;Mamani Gamarra&quot;,&quot;given&quot;:&quot;Javier Elías&quot;,&quot;parse-names&quot;:false,&quot;dropping-particle&quot;:&quot;&quot;,&quot;non-dropping-particle&quot;:&quot;&quot;},{&quot;family&quot;:&quot;Catacora Lucana&quot;,&quot;given&quot;:&quot;Edison&quot;,&quot;parse-names&quot;:false,&quot;dropping-particle&quot;:&quot;&quot;,&quot;non-dropping-particle&quot;:&quot;&quot;}],&quot;DOI&quot;:&quot;10.37885/978-65-5360-556-5&quot;,&quot;ISBN&quot;:&quot;9786553605565&quot;,&quot;issued&quot;:{&quot;date-parts&quot;:[[2024]]},&quot;publisher&quot;:&quot;Editora Científica Digital&quot;,&quot;container-title-short&quot;:&quot;&quot;},&quot;isTemporary&quot;:false,&quot;suppress-author&quot;:false,&quot;composite&quot;:false,&quot;author-only&quot;:false}]},{&quot;citationID&quot;:&quot;MENDELEY_CITATION_92558869-4dbb-46cf-be1d-08a52649ba19&quot;,&quot;properties&quot;:{&quot;noteIndex&quot;:0},&quot;isEdited&quot;:false,&quot;manualOverride&quot;:{&quot;isManuallyOverridden&quot;:false,&quot;citeprocText&quot;:&quot;(Hinojosa Mamani et al., 2024)&quot;,&quot;manualOverrideText&quot;:&quot;&quot;},&quot;citationTag&quot;:&quot;MENDELEY_CITATION_v3_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&quot;,&quot;citationItems&quot;:[{&quot;id&quot;:&quot;1c4e978d-63a7-3ed5-824d-e737ef363308&quot;,&quot;itemData&quot;:{&quot;type&quot;:&quot;book&quot;,&quot;id&quot;:&quot;1c4e978d-63a7-3ed5-824d-e737ef363308&quot;,&quot;title&quot;:&quot;Proyecto de tesis: Guía práctica para investigación cuantitativa&quot;,&quot;author&quot;:[{&quot;family&quot;:&quot;Hinojosa Mamani&quot;,&quot;given&quot;:&quot;Jhonatan&quot;,&quot;parse-names&quot;:false,&quot;dropping-particle&quot;:&quot;&quot;,&quot;non-dropping-particle&quot;:&quot;&quot;},{&quot;family&quot;:&quot;Mamani Gamarra&quot;,&quot;given&quot;:&quot;Javier Elías&quot;,&quot;parse-names&quot;:false,&quot;dropping-particle&quot;:&quot;&quot;,&quot;non-dropping-particle&quot;:&quot;&quot;},{&quot;family&quot;:&quot;Catacora Lucana&quot;,&quot;given&quot;:&quot;Edison&quot;,&quot;parse-names&quot;:false,&quot;dropping-particle&quot;:&quot;&quot;,&quot;non-dropping-particle&quot;:&quot;&quot;}],&quot;DOI&quot;:&quot;10.37885/978-65-5360-556-5&quot;,&quot;ISBN&quot;:&quot;9786553605565&quot;,&quot;issued&quot;:{&quot;date-parts&quot;:[[2024]]},&quot;publisher&quot;:&quot;Editora Científica Digital&quot;,&quot;container-title-short&quot;:&quot;&quot;},&quot;isTemporary&quot;:false,&quot;suppress-author&quot;:false,&quot;composite&quot;:false,&quot;author-only&quot;:false}]},{&quot;citationID&quot;:&quot;MENDELEY_CITATION_8853fc4e-9425-4f5b-afb6-ce3e15792813&quot;,&quot;properties&quot;:{&quot;noteIndex&quot;:0,&quot;mode&quot;:&quot;composite&quot;},&quot;isEdited&quot;:false,&quot;manualOverride&quot;:{&quot;isManuallyOverridden&quot;:false,&quot;citeprocText&quot;:&quot;Bioversity International et al. (2013)&quot;,&quot;manualOverrideText&quot;:&quot;&quot;},&quot;citationTag&quot;:&quot;MENDELEY_CITATION_v3_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&quot;,&quot;citationItems&quot;:[{&quot;displayAs&quot;:&quot;composite&quot;,&quot;label&quot;:&quot;page&quot;,&quot;id&quot;:&quot;566879d4-31e2-3de5-9201-038f4fdb3367&quot;,&quot;itemData&quot;:{&quot;type&quot;:&quot;book&quot;,&quot;id&quot;:&quot;566879d4-31e2-3de5-9201-038f4fdb3367&quot;,&quot;title&quot;:&quot;Descriptores para quinua (&lt;i&gt;Chenopodium quinoa&lt;/i&gt; Willd.) y sus parientes silvestres.&quot;,&quot;author&quot;:[{&quot;family&quot;:&quot;Bioversity International&quot;,&quot;given&quot;:&quot;&quot;,&quot;parse-names&quot;:false,&quot;dropping-particle&quot;:&quot;&quot;,&quot;non-dropping-particle&quot;:&quot;&quot;},{&quot;family&quot;:&quot;FAO&quot;,&quot;given&quot;:&quot;&quot;,&quot;parse-names&quot;:false,&quot;dropping-particle&quot;:&quot;&quot;,&quot;non-dropping-particle&quot;:&quot;&quot;},{&quot;family&quot;:&quot;PROINPA&quot;,&quot;given&quot;:&quot;&quot;,&quot;parse-names&quot;:false,&quot;dropping-particle&quot;:&quot;&quot;,&quot;non-dropping-particle&quot;:&quot;&quot;},{&quot;family&quot;:&quot;INIAF&quot;,&quot;given&quot;:&quot;&quot;,&quot;parse-names&quot;:false,&quot;dropping-particle&quot;:&quot;&quot;,&quot;non-dropping-particle&quot;:&quot;&quot;},{&quot;family&quot;:&quot;FIDA&quot;,&quot;given&quot;:&quot;&quot;,&quot;parse-names&quot;:false,&quot;dropping-particle&quot;:&quot;&quot;,&quot;non-dropping-particle&quot;:&quot;&quot;}],&quot;editor&quot;:[{&quot;family&quot;:&quot;Bioversity International&quot;,&quot;given&quot;:&quot;&quot;,&quot;parse-names&quot;:false,&quot;dropping-particle&quot;:&quot;&quot;,&quot;non-dropping-particle&quot;:&quot;&quot;}],&quot;URL&quot;:&quot;https://www.fao.org/4/aq658s/aq658s.pdf&quot;,&quot;issued&quot;:{&quot;date-parts&quot;:[[2013]]},&quot;container-title-short&quot;:&quot;&quot;},&quot;isTemporary&quot;:false,&quot;suppress-author&quot;:false,&quot;composite&quot;:true,&quot;author-only&quot;:false}]},{&quot;citationID&quot;:&quot;MENDELEY_CITATION_7a505e57-136a-42b2-93ea-3f1673aacc59&quot;,&quot;properties&quot;:{&quot;noteIndex&quot;:0},&quot;isEdited&quot;:false,&quot;manualOverride&quot;:{&quot;isManuallyOverridden&quot;:false,&quot;citeprocText&quot;:&quot;(R Core Team, 2026)&quot;,&quot;manualOverrideText&quot;:&quot;&quot;},&quot;citationTag&quot;:&quot;MENDELEY_CITATION_v3_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&quot;,&quot;citationItems&quot;:[{&quot;id&quot;:&quot;7904c913-7538-3d04-920b-2865dabf747f&quot;,&quot;itemData&quot;:{&quot;type&quot;:&quot;article&quot;,&quot;id&quot;:&quot;7904c913-7538-3d04-920b-2865dabf747f&quot;,&quot;title&quot;:&quot;R: A language and environment for statistical computing&quot;,&quot;author&quot;:[{&quot;family&quot;:&quot;R Core Team&quot;,&quot;given&quot;:&quot;&quot;,&quot;parse-names&quot;:false,&quot;dropping-particle&quot;:&quot;&quot;,&quot;non-dropping-particle&quot;:&quot;&quot;}],&quot;number&quot;:&quot;Versión 4.4.3&quot;,&quot;issued&quot;:{&quot;date-parts&quot;:[[2026]]},&quot;publisher&quot;:&quot;R Foundation for Statistical Computing&quot;,&quot;container-title-short&quot;:&quot;&quot;},&quot;isTemporary&quot;:false,&quot;suppress-author&quot;:false,&quot;composite&quot;:false,&quot;author-only&quot;:false}]}]"/>
     <we:property name="MENDELEY_CITATIONS_STYLE" value="{&quot;id&quot;:&quot;https://www.zotero.org/styles/apa&quot;,&quot;title&quot;:&quot;APA Style 7th edition&quot;,&quot;format&quot;:&quot;author-date&quot;,&quot;defaultLocale&quot;:null,&quot;isLocaleCodeValid&quot;:true}"/>
   </we:properties>
   <we:bindings/>
